--- a/A-Documentacion/A-Inicio/Iteracion1-31_8-al-20_9/2-ListadoRequerimientos/eGradudos_Inicio_Iteracion1_RequerimientosPreliminares.docx
+++ b/A-Documentacion/A-Inicio/Iteracion1-31_8-al-20_9/2-ListadoRequerimientos/eGradudos_Inicio_Iteracion1_RequerimientosPreliminares.docx
@@ -2723,7 +2723,7 @@
               <w:pStyle w:val="PSI-Normal"/>
             </w:pPr>
             <w:r>
-              <w:t>Baja</w:t>
+              <w:t>Alta</w:t>
             </w:r>
           </w:p>
         </w:tc>
@@ -2879,10 +2879,10 @@
     </w:p>
     <w:p>
       <w:pPr>
-        <w:pStyle w:val="PSI-Ttulo2"/>
-      </w:pPr>
-      <w:r>
-        <w:t>Acceso al sistema</w:t>
+        <w:pStyle w:val="PSI-Normal"/>
+      </w:pPr>
+      <w:r>
+        <w:t>Login</w:t>
       </w:r>
     </w:p>
     <w:p>
@@ -2892,21 +2892,47 @@
           <w:ilvl w:val="0"/>
           <w:numId w:val="20"/>
         </w:numPr>
-      </w:pPr>
-      <w:r>
         <w:rPr>
           <w:b/>
           <w:bCs/>
-        </w:rPr>
-        <w:t xml:space="preserve">RF-01: </w:t>
-      </w:r>
-      <w:bookmarkStart w:id="19" w:name="_Toc240000036"/>
+          <w:sz w:val="24"/>
+          <w:szCs w:val="24"/>
+        </w:rPr>
+      </w:pPr>
       <w:r>
         <w:rPr>
           <w:b/>
           <w:bCs/>
         </w:rPr>
-        <w:t xml:space="preserve">El sistema debe </w:t>
+        <w:t>RF-01: Registro al sistema</w:t>
+      </w:r>
+    </w:p>
+    <w:p>
+      <w:pPr>
+        <w:pStyle w:val="PSI-Normal"/>
+        <w:ind w:left="720"/>
+        <w:rPr>
+          <w:b/>
+          <w:bCs/>
+        </w:rPr>
+      </w:pPr>
+      <w:r>
+        <w:t xml:space="preserve">El sistema debe permitir que un usuario se registre con un correo electrónico permitido. </w:t>
+      </w:r>
+      <w:r>
+        <w:rPr>
+          <w:b/>
+          <w:bCs/>
+        </w:rPr>
+        <w:t xml:space="preserve"> </w:t>
+      </w:r>
+    </w:p>
+    <w:p>
+      <w:pPr>
+        <w:pStyle w:val="PSI-Normal"/>
+      </w:pPr>
+      <w:r>
+        <w:t>Inicio</w:t>
       </w:r>
     </w:p>
     <w:p>
@@ -2916,7 +2942,1151 @@
           <w:ilvl w:val="0"/>
           <w:numId w:val="20"/>
         </w:numPr>
-      </w:pPr>
+        <w:rPr>
+          <w:sz w:val="24"/>
+          <w:szCs w:val="24"/>
+        </w:rPr>
+      </w:pPr>
+      <w:r>
+        <w:rPr>
+          <w:b/>
+          <w:bCs/>
+        </w:rPr>
+        <w:t>RF-02: Selección de módulo</w:t>
+      </w:r>
+    </w:p>
+    <w:p>
+      <w:pPr>
+        <w:pStyle w:val="PSI-Normal"/>
+        <w:ind w:left="720"/>
+      </w:pPr>
+      <w:r>
+        <w:t xml:space="preserve">El sistema debe mostrar y permitir el ingreso al usuario validado de los </w:t>
+      </w:r>
+      <w:r>
+        <w:t xml:space="preserve">siguientes </w:t>
+      </w:r>
+      <w:r>
+        <w:t>módulos disponibles: módulo de analíticos, módulo de graduados, módulo de estadísticas</w:t>
+      </w:r>
+      <w:r>
+        <w:t xml:space="preserve">, </w:t>
+      </w:r>
+      <w:r>
+        <w:t xml:space="preserve">módulo de graduados </w:t>
+      </w:r>
+      <w:r>
+        <w:t>con</w:t>
+      </w:r>
+      <w:r>
+        <w:t xml:space="preserve"> baja</w:t>
+      </w:r>
+      <w:r>
+        <w:t xml:space="preserve"> lógica</w:t>
+      </w:r>
+      <w:r>
+        <w:t>, módulo de transacciones y módulo de carga de datos.</w:t>
+      </w:r>
+    </w:p>
+    <w:p>
+      <w:pPr>
+        <w:pStyle w:val="PSI-Normal"/>
+        <w:rPr>
+          <w:sz w:val="24"/>
+          <w:szCs w:val="24"/>
+        </w:rPr>
+      </w:pPr>
+      <w:r>
+        <w:lastRenderedPageBreak/>
+        <w:t>Módulo</w:t>
+      </w:r>
+      <w:r>
+        <w:t xml:space="preserve"> de analíticos</w:t>
+      </w:r>
+    </w:p>
+    <w:p>
+      <w:pPr>
+        <w:pStyle w:val="PSI-Normal"/>
+        <w:numPr>
+          <w:ilvl w:val="0"/>
+          <w:numId w:val="20"/>
+        </w:numPr>
+      </w:pPr>
+      <w:r>
+        <w:rPr>
+          <w:b/>
+          <w:bCs/>
+        </w:rPr>
+        <w:t>RF-0</w:t>
+      </w:r>
+      <w:r>
+        <w:rPr>
+          <w:b/>
+          <w:bCs/>
+        </w:rPr>
+        <w:t>3</w:t>
+      </w:r>
+      <w:r>
+        <w:rPr>
+          <w:b/>
+          <w:bCs/>
+        </w:rPr>
+        <w:t xml:space="preserve">: </w:t>
+      </w:r>
+      <w:bookmarkStart w:id="19" w:name="_Toc240000036"/>
+      <w:r>
+        <w:rPr>
+          <w:b/>
+          <w:bCs/>
+        </w:rPr>
+        <w:t>Creación de analíticos</w:t>
+      </w:r>
+    </w:p>
+    <w:p>
+      <w:pPr>
+        <w:pStyle w:val="PSI-Normal"/>
+        <w:ind w:left="720"/>
+      </w:pPr>
+      <w:r>
+        <w:t xml:space="preserve">El sistema debe permitir la creación de </w:t>
+      </w:r>
+      <w:r>
+        <w:t>analíticos o títulos en trámite</w:t>
+      </w:r>
+      <w:r>
+        <w:t xml:space="preserve"> haciendo clic en el botón “generar” luego de</w:t>
+      </w:r>
+      <w:r>
+        <w:t>: la carga de un certificado Lincoln en formato Excel y la carga manual de los siguientes datos</w:t>
+      </w:r>
+      <w:r>
+        <w:t xml:space="preserve"> del graduado</w:t>
+      </w:r>
+      <w:r>
+        <w:t>: nombre/s, apellido/s, DNI, legajo, fecha (día/mes/año), ciudad y provincia de nacimiento; nacionalidad, título secundario (bachiller, título técnico); nombre, ciudad</w:t>
+      </w:r>
+      <w:r>
+        <w:t>,</w:t>
+      </w:r>
+      <w:r>
+        <w:t xml:space="preserve"> provincia</w:t>
+      </w:r>
+      <w:r>
+        <w:t xml:space="preserve"> y año de egreso</w:t>
+      </w:r>
+      <w:r>
+        <w:t xml:space="preserve"> del secundario</w:t>
+      </w:r>
+      <w:r>
+        <w:t>; año de ingreso a la UARG, carrera cursada, resoluciones institucionales y nacionales correspondientes a la carrera, incluyendo notas si corresponde; y año de egreso de la carrera.</w:t>
+      </w:r>
+      <w:r>
+        <w:t xml:space="preserve"> </w:t>
+      </w:r>
+    </w:p>
+    <w:p>
+      <w:pPr>
+        <w:pStyle w:val="PSI-Normal"/>
+        <w:numPr>
+          <w:ilvl w:val="0"/>
+          <w:numId w:val="20"/>
+        </w:numPr>
+      </w:pPr>
+      <w:r>
+        <w:rPr>
+          <w:b/>
+          <w:bCs/>
+        </w:rPr>
+        <w:t>RF-0</w:t>
+      </w:r>
+      <w:r>
+        <w:rPr>
+          <w:b/>
+          <w:bCs/>
+        </w:rPr>
+        <w:t>4</w:t>
+      </w:r>
+      <w:r>
+        <w:rPr>
+          <w:b/>
+          <w:bCs/>
+        </w:rPr>
+        <w:t xml:space="preserve">: </w:t>
+      </w:r>
+      <w:r>
+        <w:rPr>
+          <w:b/>
+          <w:bCs/>
+        </w:rPr>
+        <w:t>Validación de analítico creado</w:t>
+      </w:r>
+    </w:p>
+    <w:p>
+      <w:pPr>
+        <w:pStyle w:val="PSI-Normal"/>
+        <w:ind w:left="720"/>
+      </w:pPr>
+      <w:r>
+        <w:t>El sistema debe generar una vista preliminar del analítico</w:t>
+      </w:r>
+      <w:r>
+        <w:t xml:space="preserve"> o título en trámite</w:t>
+      </w:r>
+      <w:r>
+        <w:t xml:space="preserve"> que se desea generar y colocar un botón de “Validar” para que se haga efectiva la creación del analítico</w:t>
+      </w:r>
+      <w:r>
+        <w:t>.</w:t>
+      </w:r>
+    </w:p>
+    <w:p>
+      <w:pPr>
+        <w:pStyle w:val="PSI-Normal"/>
+        <w:numPr>
+          <w:ilvl w:val="0"/>
+          <w:numId w:val="20"/>
+        </w:numPr>
+      </w:pPr>
+      <w:r>
+        <w:rPr>
+          <w:b/>
+          <w:bCs/>
+        </w:rPr>
+        <w:t>RF-0</w:t>
+      </w:r>
+      <w:r>
+        <w:rPr>
+          <w:b/>
+          <w:bCs/>
+        </w:rPr>
+        <w:t>5</w:t>
+      </w:r>
+      <w:r>
+        <w:rPr>
+          <w:b/>
+          <w:bCs/>
+        </w:rPr>
+        <w:t xml:space="preserve">: </w:t>
+      </w:r>
+      <w:r>
+        <w:rPr>
+          <w:b/>
+          <w:bCs/>
+        </w:rPr>
+        <w:t>Creación del perfil</w:t>
+      </w:r>
+      <w:r>
+        <w:rPr>
+          <w:b/>
+          <w:bCs/>
+        </w:rPr>
+        <w:t xml:space="preserve"> de los datos del analítico</w:t>
+      </w:r>
+      <w:r>
+        <w:rPr>
+          <w:b/>
+          <w:bCs/>
+        </w:rPr>
+        <w:t xml:space="preserve"> validado</w:t>
+      </w:r>
+    </w:p>
+    <w:p>
+      <w:pPr>
+        <w:pStyle w:val="PSI-Normal"/>
+        <w:ind w:left="720"/>
+      </w:pPr>
+      <w:r>
+        <w:t>El sistema debe</w:t>
+      </w:r>
+      <w:r>
+        <w:t xml:space="preserve"> generar el perfil de un graduado luego de la validación de un analítico. El perfil debe contar con toda la información del graduado almacenada.</w:t>
+      </w:r>
+    </w:p>
+    <w:p>
+      <w:pPr>
+        <w:pStyle w:val="PSI-Normal"/>
+        <w:numPr>
+          <w:ilvl w:val="0"/>
+          <w:numId w:val="20"/>
+        </w:numPr>
+      </w:pPr>
+      <w:r>
+        <w:rPr>
+          <w:b/>
+          <w:bCs/>
+        </w:rPr>
+        <w:t xml:space="preserve">RF-06: </w:t>
+      </w:r>
+      <w:r>
+        <w:rPr>
+          <w:b/>
+          <w:bCs/>
+        </w:rPr>
+        <w:t>Descarga de analíticos</w:t>
+      </w:r>
+    </w:p>
+    <w:p>
+      <w:pPr>
+        <w:pStyle w:val="PSI-Normal"/>
+        <w:ind w:left="720"/>
+      </w:pPr>
+      <w:r>
+        <w:t>El sistema debe permitir que los analíticos o títulos en trámite generados se puedan descargar</w:t>
+      </w:r>
+      <w:r>
+        <w:t>.</w:t>
+      </w:r>
+    </w:p>
+    <w:p>
+      <w:pPr>
+        <w:pStyle w:val="PSI-Normal"/>
+      </w:pPr>
+      <w:r>
+        <w:t>Módulo de graduados</w:t>
+      </w:r>
+    </w:p>
+    <w:p>
+      <w:pPr>
+        <w:pStyle w:val="PSI-Normal"/>
+        <w:numPr>
+          <w:ilvl w:val="0"/>
+          <w:numId w:val="20"/>
+        </w:numPr>
+        <w:rPr>
+          <w:b/>
+          <w:bCs/>
+        </w:rPr>
+      </w:pPr>
+      <w:r>
+        <w:rPr>
+          <w:b/>
+          <w:bCs/>
+        </w:rPr>
+        <w:t>RF-0</w:t>
+      </w:r>
+      <w:r>
+        <w:rPr>
+          <w:b/>
+          <w:bCs/>
+        </w:rPr>
+        <w:t>7</w:t>
+      </w:r>
+      <w:r>
+        <w:rPr>
+          <w:b/>
+          <w:bCs/>
+        </w:rPr>
+        <w:t>: Listado de graduados</w:t>
+      </w:r>
+    </w:p>
+    <w:p>
+      <w:pPr>
+        <w:pStyle w:val="PSI-Normal"/>
+        <w:ind w:left="720"/>
+      </w:pPr>
+      <w:r>
+        <w:t xml:space="preserve">El sistema debe mostrar un listado de graduados con: legajo del graduado, nombre/s, apellido/s, nombre de la carrera de la </w:t>
+      </w:r>
+      <w:r>
+        <w:t>cual</w:t>
+      </w:r>
+      <w:r>
+        <w:t xml:space="preserve"> se graduaron y un botón “Ver más” para que puedan entrar al “perfil” del graduado.</w:t>
+      </w:r>
+    </w:p>
+    <w:p>
+      <w:pPr>
+        <w:pStyle w:val="PSI-Normal"/>
+        <w:numPr>
+          <w:ilvl w:val="0"/>
+          <w:numId w:val="20"/>
+        </w:numPr>
+      </w:pPr>
+      <w:r>
+        <w:rPr>
+          <w:b/>
+          <w:bCs/>
+        </w:rPr>
+        <w:t>RF-0</w:t>
+      </w:r>
+      <w:r>
+        <w:rPr>
+          <w:b/>
+          <w:bCs/>
+        </w:rPr>
+        <w:t>8</w:t>
+      </w:r>
+      <w:r>
+        <w:rPr>
+          <w:b/>
+          <w:bCs/>
+        </w:rPr>
+        <w:t>: Búsqueda de graduados por legajo, DNI y apellido</w:t>
+      </w:r>
+    </w:p>
+    <w:p>
+      <w:pPr>
+        <w:pStyle w:val="PSI-Normal"/>
+        <w:ind w:left="720"/>
+      </w:pPr>
+      <w:r>
+        <w:t>El sistema debe permitir de que se pueda buscar a un graduado y todos sus datos mediante el ingreso de legajo, DNI o apellido.</w:t>
+      </w:r>
+    </w:p>
+    <w:p>
+      <w:pPr>
+        <w:pStyle w:val="PSI-Normal"/>
+        <w:numPr>
+          <w:ilvl w:val="0"/>
+          <w:numId w:val="20"/>
+        </w:numPr>
+      </w:pPr>
+      <w:r>
+        <w:rPr>
+          <w:b/>
+          <w:bCs/>
+        </w:rPr>
+        <w:t>RF-09: Perfiles de graduados</w:t>
+      </w:r>
+    </w:p>
+    <w:p>
+      <w:pPr>
+        <w:pStyle w:val="PSI-Normal"/>
+        <w:ind w:left="720"/>
+      </w:pPr>
+      <w:r>
+        <w:t xml:space="preserve">El sistema debe permitir que el usuario vea un perfil del graduado con todos sus datos luego de hacerle clic al botón “Ver más” que aparece en el listado de graduados (RF-07). </w:t>
+      </w:r>
+    </w:p>
+    <w:p>
+      <w:pPr>
+        <w:pStyle w:val="PSI-Normal"/>
+        <w:numPr>
+          <w:ilvl w:val="0"/>
+          <w:numId w:val="20"/>
+        </w:numPr>
+      </w:pPr>
+      <w:r>
+        <w:rPr>
+          <w:b/>
+          <w:bCs/>
+        </w:rPr>
+        <w:t>RF-</w:t>
+      </w:r>
+      <w:r>
+        <w:rPr>
+          <w:b/>
+          <w:bCs/>
+        </w:rPr>
+        <w:t>10</w:t>
+      </w:r>
+      <w:r>
+        <w:rPr>
+          <w:b/>
+          <w:bCs/>
+        </w:rPr>
+        <w:t>: Modificación de datos de graduado</w:t>
+      </w:r>
+    </w:p>
+    <w:p>
+      <w:pPr>
+        <w:pStyle w:val="PSI-Normal"/>
+        <w:ind w:left="720"/>
+      </w:pPr>
+      <w:r>
+        <w:lastRenderedPageBreak/>
+        <w:t>El sistema debe permitir que se modifique y actualice cualquiera de los datos de un graduado</w:t>
+      </w:r>
+      <w:r>
+        <w:t xml:space="preserve"> mediante el acceso de su perfil.</w:t>
+      </w:r>
+    </w:p>
+    <w:p>
+      <w:pPr>
+        <w:pStyle w:val="PSI-Normal"/>
+        <w:numPr>
+          <w:ilvl w:val="0"/>
+          <w:numId w:val="20"/>
+        </w:numPr>
+      </w:pPr>
+      <w:r>
+        <w:rPr>
+          <w:b/>
+          <w:bCs/>
+        </w:rPr>
+        <w:t>RF-11: Persistencia de modificaciones en los datos de un graduado</w:t>
+      </w:r>
+    </w:p>
+    <w:p>
+      <w:pPr>
+        <w:pStyle w:val="PSI-Normal"/>
+        <w:ind w:left="720"/>
+      </w:pPr>
+      <w:r>
+        <w:t>El sistema debe guardar y reflejar en la base de datos las modificaciones realizadas en el perfil de un graduado para mantener los datos consistentes.</w:t>
+      </w:r>
+    </w:p>
+    <w:p>
+      <w:pPr>
+        <w:pStyle w:val="PSI-Normal"/>
+        <w:numPr>
+          <w:ilvl w:val="0"/>
+          <w:numId w:val="20"/>
+        </w:numPr>
+      </w:pPr>
+      <w:r>
+        <w:rPr>
+          <w:b/>
+          <w:bCs/>
+        </w:rPr>
+        <w:t>RF-</w:t>
+      </w:r>
+      <w:r>
+        <w:rPr>
+          <w:b/>
+          <w:bCs/>
+        </w:rPr>
+        <w:t>12</w:t>
+      </w:r>
+      <w:r>
+        <w:rPr>
+          <w:b/>
+          <w:bCs/>
+        </w:rPr>
+        <w:t>: Baja de graduados</w:t>
+      </w:r>
+    </w:p>
+    <w:p>
+      <w:pPr>
+        <w:pStyle w:val="PSI-Normal"/>
+        <w:ind w:left="720"/>
+      </w:pPr>
+      <w:r>
+        <w:t>El sistema debe permitir que se genere la baja lógica de un graduado</w:t>
+      </w:r>
+      <w:r>
+        <w:t xml:space="preserve"> mediante el perfil de un graduado o en el listado de graduados. </w:t>
+      </w:r>
+    </w:p>
+    <w:p>
+      <w:pPr>
+        <w:pStyle w:val="PSI-Normal"/>
+        <w:numPr>
+          <w:ilvl w:val="0"/>
+          <w:numId w:val="20"/>
+        </w:numPr>
+        <w:rPr>
+          <w:b/>
+          <w:bCs/>
+        </w:rPr>
+      </w:pPr>
+      <w:r>
+        <w:rPr>
+          <w:b/>
+          <w:bCs/>
+        </w:rPr>
+        <w:t>RF-13: Validación de la baja lógica</w:t>
+      </w:r>
+    </w:p>
+    <w:p>
+      <w:pPr>
+        <w:pStyle w:val="PSI-Normal"/>
+        <w:ind w:left="720"/>
+      </w:pPr>
+      <w:r>
+        <w:t xml:space="preserve">El sistema debe mostrarle al usuario un cartel al momento de que se desee realizar la baja lógica de un graduado. El cartel muestra una advertencia y solicita </w:t>
+      </w:r>
+      <w:r>
+        <w:t xml:space="preserve">una categoría de la baja: </w:t>
+      </w:r>
+      <w:r>
+        <w:t>“E</w:t>
+      </w:r>
+      <w:r>
+        <w:t>rror al ingresar los datos</w:t>
+      </w:r>
+      <w:r>
+        <w:t>” o</w:t>
+      </w:r>
+      <w:r>
+        <w:t xml:space="preserve"> </w:t>
+      </w:r>
+      <w:r>
+        <w:t>“C</w:t>
+      </w:r>
+      <w:r>
+        <w:t>uestiones de carácter administrativo</w:t>
+      </w:r>
+      <w:r>
+        <w:t>”</w:t>
+      </w:r>
+      <w:r>
+        <w:t xml:space="preserve">.  Además, se deberá rellenar un campo desarrollando </w:t>
+      </w:r>
+      <w:r>
+        <w:t>la justificación</w:t>
+      </w:r>
+      <w:r>
+        <w:t xml:space="preserve"> de la </w:t>
+      </w:r>
+      <w:r>
+        <w:t xml:space="preserve">baja de un graduado. </w:t>
+      </w:r>
+    </w:p>
+    <w:p>
+      <w:pPr>
+        <w:pStyle w:val="PSI-Normal"/>
+        <w:numPr>
+          <w:ilvl w:val="0"/>
+          <w:numId w:val="20"/>
+        </w:numPr>
+      </w:pPr>
+      <w:r>
+        <w:rPr>
+          <w:b/>
+          <w:bCs/>
+        </w:rPr>
+        <w:t>RF-</w:t>
+      </w:r>
+      <w:r>
+        <w:rPr>
+          <w:b/>
+          <w:bCs/>
+        </w:rPr>
+        <w:t>14</w:t>
+      </w:r>
+      <w:r>
+        <w:rPr>
+          <w:b/>
+          <w:bCs/>
+        </w:rPr>
+        <w:t>: Listado de graduados dados de baja</w:t>
+      </w:r>
+    </w:p>
+    <w:p>
+      <w:pPr>
+        <w:pStyle w:val="PSI-Normal"/>
+        <w:ind w:left="720"/>
+      </w:pPr>
+      <w:r>
+        <w:t>El sistema debe mantener un listado de todos los graduados dados de baja y su justificación como un guardado de respaldo.</w:t>
+      </w:r>
+    </w:p>
+    <w:p>
+      <w:pPr>
+        <w:pStyle w:val="PSI-Normal"/>
+        <w:numPr>
+          <w:ilvl w:val="0"/>
+          <w:numId w:val="20"/>
+        </w:numPr>
+      </w:pPr>
+      <w:r>
+        <w:rPr>
+          <w:b/>
+          <w:bCs/>
+        </w:rPr>
+        <w:t>RF-</w:t>
+      </w:r>
+      <w:r>
+        <w:rPr>
+          <w:b/>
+          <w:bCs/>
+        </w:rPr>
+        <w:t>15</w:t>
+      </w:r>
+      <w:r>
+        <w:rPr>
+          <w:b/>
+          <w:bCs/>
+        </w:rPr>
+        <w:t>: Eliminación definitiva de graduados</w:t>
+      </w:r>
+    </w:p>
+    <w:p>
+      <w:pPr>
+        <w:pStyle w:val="PSI-Normal"/>
+        <w:ind w:left="720"/>
+      </w:pPr>
+      <w:r>
+        <w:t>El sistema debe permitir que los datos de los alumnos que se encuentren en el listado de graduados dados de baja puedan eliminarse completamente del sistema.</w:t>
+      </w:r>
+    </w:p>
+    <w:p>
+      <w:pPr>
+        <w:pStyle w:val="PSI-Normal"/>
+      </w:pPr>
+      <w:r>
+        <w:t>Módulo de estadística</w:t>
+      </w:r>
+    </w:p>
+    <w:p>
+      <w:pPr>
+        <w:pStyle w:val="PSI-Normal"/>
+        <w:numPr>
+          <w:ilvl w:val="0"/>
+          <w:numId w:val="20"/>
+        </w:numPr>
+      </w:pPr>
+      <w:r>
+        <w:rPr>
+          <w:b/>
+          <w:bCs/>
+        </w:rPr>
+        <w:t>RF-</w:t>
+      </w:r>
+      <w:r>
+        <w:rPr>
+          <w:b/>
+          <w:bCs/>
+        </w:rPr>
+        <w:t>1</w:t>
+      </w:r>
+      <w:r>
+        <w:rPr>
+          <w:b/>
+          <w:bCs/>
+        </w:rPr>
+        <w:t>6</w:t>
+      </w:r>
+      <w:r>
+        <w:rPr>
+          <w:b/>
+          <w:bCs/>
+        </w:rPr>
+        <w:t xml:space="preserve">: </w:t>
+      </w:r>
+      <w:r>
+        <w:rPr>
+          <w:b/>
+          <w:bCs/>
+        </w:rPr>
+        <w:t>Cálculo del promedio histórico</w:t>
+      </w:r>
+      <w:r>
+        <w:rPr>
+          <w:b/>
+          <w:bCs/>
+        </w:rPr>
+        <w:t xml:space="preserve"> sin aplazo y con aplazo</w:t>
+      </w:r>
+    </w:p>
+    <w:p>
+      <w:pPr>
+        <w:pStyle w:val="PSI-Normal"/>
+        <w:ind w:left="720"/>
+      </w:pPr>
+      <w:r>
+        <w:t>El sistema debe</w:t>
+      </w:r>
+      <w:r>
+        <w:t xml:space="preserve"> permitir que se calcule el promedio</w:t>
+      </w:r>
+      <w:r>
+        <w:t xml:space="preserve"> histórico</w:t>
+      </w:r>
+      <w:r>
+        <w:t xml:space="preserve"> sin aplazo y con aplazo </w:t>
+      </w:r>
+      <w:r>
+        <w:t xml:space="preserve">de los graduados </w:t>
+      </w:r>
+      <w:r>
+        <w:t xml:space="preserve">ajustado por: </w:t>
+      </w:r>
+      <w:r>
+        <w:t>carrera, escuela</w:t>
+      </w:r>
+      <w:r>
+        <w:t>, año de ingreso, año de egreso, lapso determinado con fecha de inicio y fecha de cierre</w:t>
+      </w:r>
+      <w:r>
+        <w:t>.</w:t>
+      </w:r>
+    </w:p>
+    <w:p>
+      <w:pPr>
+        <w:pStyle w:val="PSI-Normal"/>
+        <w:numPr>
+          <w:ilvl w:val="0"/>
+          <w:numId w:val="20"/>
+        </w:numPr>
+      </w:pPr>
+      <w:r>
+        <w:rPr>
+          <w:b/>
+          <w:bCs/>
+        </w:rPr>
+        <w:t>RF-1</w:t>
+      </w:r>
+      <w:r>
+        <w:rPr>
+          <w:b/>
+          <w:bCs/>
+        </w:rPr>
+        <w:t>7: Cálculo de totales</w:t>
+      </w:r>
+      <w:r>
+        <w:rPr>
+          <w:b/>
+          <w:bCs/>
+        </w:rPr>
+        <w:t xml:space="preserve"> de graduados</w:t>
+      </w:r>
+    </w:p>
+    <w:p>
+      <w:pPr>
+        <w:pStyle w:val="PSI-Normal"/>
+        <w:ind w:left="720"/>
+      </w:pPr>
+      <w:r>
+        <w:t>El sistema debe calcula</w:t>
+      </w:r>
+      <w:r>
+        <w:t>r los totales de graduados ajustados por</w:t>
+      </w:r>
+      <w:r>
+        <w:t xml:space="preserve">: </w:t>
+      </w:r>
+      <w:r>
+        <w:t>escuela</w:t>
+      </w:r>
+      <w:r>
+        <w:t>, carrera,</w:t>
+      </w:r>
+      <w:r>
+        <w:t xml:space="preserve"> año</w:t>
+      </w:r>
+      <w:r>
+        <w:t xml:space="preserve"> </w:t>
+      </w:r>
+      <w:r>
+        <w:t>ingreso, año de egreso</w:t>
+      </w:r>
+      <w:r>
+        <w:t>,</w:t>
+      </w:r>
+      <w:r>
+        <w:t xml:space="preserve"> y</w:t>
+      </w:r>
+      <w:r>
+        <w:t xml:space="preserve"> lapso determinado con fecha de inicio y fecha de cierre.</w:t>
+      </w:r>
+    </w:p>
+    <w:p>
+      <w:pPr>
+        <w:pStyle w:val="PSI-Normal"/>
+        <w:numPr>
+          <w:ilvl w:val="0"/>
+          <w:numId w:val="20"/>
+        </w:numPr>
+      </w:pPr>
+      <w:r>
+        <w:rPr>
+          <w:b/>
+          <w:bCs/>
+        </w:rPr>
+        <w:t>RF-</w:t>
+      </w:r>
+      <w:r>
+        <w:rPr>
+          <w:b/>
+          <w:bCs/>
+        </w:rPr>
+        <w:t>18</w:t>
+      </w:r>
+      <w:r>
+        <w:rPr>
+          <w:b/>
+          <w:bCs/>
+        </w:rPr>
+        <w:t>: Cálculo de tiempo promedio de graduación</w:t>
+      </w:r>
+    </w:p>
+    <w:p>
+      <w:pPr>
+        <w:pStyle w:val="PSI-Normal"/>
+        <w:ind w:left="720"/>
+      </w:pPr>
+      <w:r>
+        <w:t>El sistema debe calcular el tiempo promedio de graduación por</w:t>
+      </w:r>
+      <w:r>
+        <w:t>:</w:t>
+      </w:r>
+      <w:r>
+        <w:t xml:space="preserve"> escuela, carrera, año de ingreso</w:t>
+      </w:r>
+      <w:r>
+        <w:t>, año de egreso, y lapso con fecha de inicio y fecha de cierre.</w:t>
+      </w:r>
+    </w:p>
+    <w:p>
+      <w:pPr>
+        <w:pStyle w:val="PSI-Normal"/>
+        <w:numPr>
+          <w:ilvl w:val="0"/>
+          <w:numId w:val="20"/>
+        </w:numPr>
+      </w:pPr>
+      <w:r>
+        <w:rPr>
+          <w:b/>
+          <w:bCs/>
+        </w:rPr>
+        <w:t>RF-</w:t>
+      </w:r>
+      <w:r>
+        <w:rPr>
+          <w:b/>
+          <w:bCs/>
+        </w:rPr>
+        <w:t>19</w:t>
+      </w:r>
+      <w:r>
+        <w:rPr>
+          <w:b/>
+          <w:bCs/>
+        </w:rPr>
+        <w:t xml:space="preserve">: </w:t>
+      </w:r>
+      <w:r>
+        <w:rPr>
+          <w:b/>
+          <w:bCs/>
+        </w:rPr>
+        <w:t>Cálculo</w:t>
+      </w:r>
+      <w:r>
+        <w:rPr>
+          <w:b/>
+          <w:bCs/>
+        </w:rPr>
+        <w:t xml:space="preserve"> de la evolución de graduados</w:t>
+      </w:r>
+    </w:p>
+    <w:p>
+      <w:pPr>
+        <w:pStyle w:val="PSI-Normal"/>
+        <w:ind w:left="720"/>
+      </w:pPr>
+      <w:r>
+        <w:lastRenderedPageBreak/>
+        <w:t xml:space="preserve">El sistema debe </w:t>
+      </w:r>
+      <w:r>
+        <w:t xml:space="preserve">calcular la evolución de graduados </w:t>
+      </w:r>
+      <w:r>
+        <w:t>ajustado por</w:t>
+      </w:r>
+      <w:r>
+        <w:t>: carrera, escuela</w:t>
+      </w:r>
+      <w:r>
+        <w:t xml:space="preserve">, año de ingreso, año de egreso, y lapso con fecha de inicio y fecha de cierre. </w:t>
+      </w:r>
+    </w:p>
+    <w:p>
+      <w:pPr>
+        <w:pStyle w:val="PSI-Normal"/>
+        <w:numPr>
+          <w:ilvl w:val="0"/>
+          <w:numId w:val="20"/>
+        </w:numPr>
+      </w:pPr>
+      <w:r>
+        <w:rPr>
+          <w:b/>
+          <w:bCs/>
+        </w:rPr>
+        <w:t>RF-2</w:t>
+      </w:r>
+      <w:r>
+        <w:rPr>
+          <w:b/>
+          <w:bCs/>
+        </w:rPr>
+        <w:t>0</w:t>
+      </w:r>
+      <w:r>
+        <w:rPr>
+          <w:b/>
+          <w:bCs/>
+        </w:rPr>
+        <w:t xml:space="preserve">: </w:t>
+      </w:r>
+      <w:r>
+        <w:rPr>
+          <w:b/>
+          <w:bCs/>
+        </w:rPr>
+        <w:t>Cálculo</w:t>
+      </w:r>
+      <w:r>
+        <w:rPr>
+          <w:b/>
+          <w:bCs/>
+        </w:rPr>
+        <w:t xml:space="preserve"> de la distribución de </w:t>
+      </w:r>
+      <w:r>
+        <w:rPr>
+          <w:b/>
+          <w:bCs/>
+        </w:rPr>
+        <w:t>promedios con y sin aplazo</w:t>
+      </w:r>
+    </w:p>
+    <w:p>
+      <w:pPr>
+        <w:pStyle w:val="PSI-Normal"/>
+        <w:ind w:left="720"/>
+      </w:pPr>
+      <w:r>
+        <w:t xml:space="preserve">El sistema debe </w:t>
+      </w:r>
+      <w:r>
+        <w:t>calcular la distribución</w:t>
+      </w:r>
+      <w:r>
+        <w:t xml:space="preserve"> de</w:t>
+      </w:r>
+      <w:r>
+        <w:t xml:space="preserve"> promedios con y sin aplazo ajustado por</w:t>
+      </w:r>
+      <w:r>
+        <w:t>:</w:t>
+      </w:r>
+      <w:r>
+        <w:t xml:space="preserve"> </w:t>
+      </w:r>
+      <w:r>
+        <w:t>carrera,</w:t>
+      </w:r>
+      <w:r>
+        <w:t xml:space="preserve"> </w:t>
+      </w:r>
+      <w:r>
+        <w:t>escuela,</w:t>
+      </w:r>
+      <w:r>
+        <w:t xml:space="preserve"> </w:t>
+      </w:r>
+      <w:r>
+        <w:t>año de ingreso, año de egreso</w:t>
+      </w:r>
+      <w:r>
+        <w:t>, y lapso con fecha de inicio y fecha de cierre</w:t>
+      </w:r>
+      <w:r>
+        <w:t>. Estos cálculos deben ser ajustables por lapso con una fecha de inicio y una fecha de cierre.</w:t>
+      </w:r>
+    </w:p>
+    <w:p>
+      <w:pPr>
+        <w:pStyle w:val="PSI-Normal"/>
+        <w:numPr>
+          <w:ilvl w:val="0"/>
+          <w:numId w:val="20"/>
+        </w:numPr>
+      </w:pPr>
+      <w:r>
+        <w:rPr>
+          <w:b/>
+          <w:bCs/>
+        </w:rPr>
+        <w:t>RF-</w:t>
+      </w:r>
+      <w:r>
+        <w:rPr>
+          <w:b/>
+          <w:bCs/>
+        </w:rPr>
+        <w:t>2</w:t>
+      </w:r>
+      <w:r>
+        <w:rPr>
+          <w:b/>
+          <w:bCs/>
+        </w:rPr>
+        <w:t>1</w:t>
+      </w:r>
+      <w:r>
+        <w:rPr>
+          <w:b/>
+          <w:bCs/>
+        </w:rPr>
+        <w:t xml:space="preserve">: </w:t>
+      </w:r>
+      <w:r>
+        <w:rPr>
+          <w:b/>
+          <w:bCs/>
+        </w:rPr>
+        <w:t>Representación de los cálculos</w:t>
+      </w:r>
+    </w:p>
+    <w:p>
+      <w:pPr>
+        <w:pStyle w:val="PSI-Normal"/>
+        <w:ind w:left="720"/>
+      </w:pPr>
+      <w:r>
+        <w:t>El sistema debe representar en, al menos, formato tabla/listado y representación gráfica a los cálculos de los siguientes requerimientos: RF-17,</w:t>
+      </w:r>
+      <w:r>
+        <w:t xml:space="preserve"> RF-18, RF-19</w:t>
+      </w:r>
+      <w:r>
+        <w:t xml:space="preserve"> y</w:t>
+      </w:r>
+      <w:r>
+        <w:t xml:space="preserve"> </w:t>
+      </w:r>
+      <w:r>
+        <w:t>RF-</w:t>
+      </w:r>
+      <w:r>
+        <w:t>20.</w:t>
+      </w:r>
+    </w:p>
+    <w:p>
+      <w:pPr>
+        <w:pStyle w:val="PSI-Normal"/>
+      </w:pPr>
+      <w:r>
+        <w:t>Módulo de graduados con baja lógica</w:t>
+      </w:r>
+    </w:p>
+    <w:p>
+      <w:pPr>
+        <w:pStyle w:val="PSI-Normal"/>
+        <w:numPr>
+          <w:ilvl w:val="0"/>
+          <w:numId w:val="20"/>
+        </w:numPr>
+      </w:pPr>
+      <w:r>
+        <w:rPr>
+          <w:b/>
+          <w:bCs/>
+        </w:rPr>
+        <w:t>RF-</w:t>
+      </w:r>
+      <w:r>
+        <w:rPr>
+          <w:b/>
+          <w:bCs/>
+        </w:rPr>
+        <w:t>22</w:t>
+      </w:r>
+      <w:r>
+        <w:rPr>
+          <w:b/>
+          <w:bCs/>
+        </w:rPr>
+        <w:t xml:space="preserve">: </w:t>
+      </w:r>
     </w:p>
     <w:p>
       <w:pPr>
@@ -2945,6 +4115,13 @@
         </w:rPr>
         <w:t>RNF-01:</w:t>
       </w:r>
+      <w:r>
+        <w:rPr>
+          <w:b/>
+          <w:bCs/>
+        </w:rPr>
+        <w:t xml:space="preserve"> Tipo de archivo del analítico</w:t>
+      </w:r>
     </w:p>
     <w:p>
       <w:pPr>
@@ -2952,7 +4129,55 @@
         <w:ind w:left="720"/>
       </w:pPr>
       <w:r>
-        <w:t>.</w:t>
+        <w:t>El sistema debe permitir que el analítico del graduado sea generado en formato PDF y formato docs.</w:t>
+      </w:r>
+    </w:p>
+    <w:p>
+      <w:pPr>
+        <w:pStyle w:val="PSI-Normal"/>
+        <w:numPr>
+          <w:ilvl w:val="0"/>
+          <w:numId w:val="21"/>
+        </w:numPr>
+      </w:pPr>
+      <w:r>
+        <w:rPr>
+          <w:b/>
+          <w:bCs/>
+        </w:rPr>
+        <w:t>RNF-02: Uso del framework UARGFlow</w:t>
+      </w:r>
+    </w:p>
+    <w:p>
+      <w:pPr>
+        <w:pStyle w:val="PSI-Normal"/>
+        <w:numPr>
+          <w:ilvl w:val="0"/>
+          <w:numId w:val="21"/>
+        </w:numPr>
+      </w:pPr>
+      <w:r>
+        <w:rPr>
+          <w:b/>
+          <w:bCs/>
+        </w:rPr>
+        <w:t>RNF-03: Acceso limitado</w:t>
+      </w:r>
+    </w:p>
+    <w:p>
+      <w:pPr>
+        <w:pStyle w:val="PSI-Normal"/>
+        <w:numPr>
+          <w:ilvl w:val="0"/>
+          <w:numId w:val="21"/>
+        </w:numPr>
+      </w:pPr>
+      <w:r>
+        <w:rPr>
+          <w:b/>
+          <w:bCs/>
+        </w:rPr>
+        <w:t xml:space="preserve">RNF-04: </w:t>
       </w:r>
     </w:p>
     <w:p>
@@ -2966,56 +4191,56 @@
       </w:pPr>
       <w:bookmarkStart w:id="20" w:name="_Toc240000037"/>
       <w:r>
+        <w:t>Supuestos e incertidumbres</w:t>
+      </w:r>
+      <w:bookmarkEnd w:id="20"/>
+    </w:p>
+    <w:p>
+      <w:pPr>
+        <w:pStyle w:val="PSI-Normal"/>
+      </w:pPr>
+      <w:r>
+        <w:t xml:space="preserve">Una vez completada la especificación de los requerimientos obtenidos, se </w:t>
+      </w:r>
+      <w:r>
+        <w:t>plantean las siguientes incertidumbres y supuestos</w:t>
+      </w:r>
+      <w:r>
+        <w:t xml:space="preserve"> con respecto a las funcionalidades y restricciones del sistema.</w:t>
+      </w:r>
+      <w:r>
+        <w:t xml:space="preserve"> Estas incertidumbres se originan del análisis de los requerimientos y los insumos</w:t>
+      </w:r>
+      <w:r>
+        <w:t xml:space="preserve"> </w:t>
+      </w:r>
+      <w:r>
+        <w:t xml:space="preserve">utilizados para la especificación de requerimientos. </w:t>
+      </w:r>
+    </w:p>
+    <w:p>
+      <w:pPr>
+        <w:pStyle w:val="PSI-Normal"/>
+      </w:pPr>
+      <w:r>
+        <w:t>Las incertidumbres abarcan cuestiones relacionadas a los procesos y cómo debe funcionar el sistema basándose en los objetivos del cliente. Para ello, se plantea una pregunta que no posee una respuesta clara y posibles soluciones a esa incertidumbre.</w:t>
+      </w:r>
+    </w:p>
+    <w:p>
+      <w:pPr>
+        <w:pStyle w:val="PSI-Normal"/>
+      </w:pPr>
+      <w:r>
+        <w:t>En el caso de los supuestos, se plantean ideas que se han nombrado en alguno de los insumos utilizados para el documento, pero que no han sido definidos. Los supuestos implican un tema parcialmente claro en el cuál se intenta suponer y buscar una solución.</w:t>
+      </w:r>
+    </w:p>
+    <w:p>
+      <w:pPr>
+        <w:pStyle w:val="PSI-Ttulo2"/>
+      </w:pPr>
+      <w:bookmarkStart w:id="21" w:name="_Toc240000038"/>
+      <w:r>
         <w:lastRenderedPageBreak/>
-        <w:t>Supuestos e incertidumbres</w:t>
-      </w:r>
-      <w:bookmarkEnd w:id="20"/>
-    </w:p>
-    <w:p>
-      <w:pPr>
-        <w:pStyle w:val="PSI-Normal"/>
-      </w:pPr>
-      <w:r>
-        <w:t xml:space="preserve">Una vez completada la especificación de los requerimientos obtenidos, se </w:t>
-      </w:r>
-      <w:r>
-        <w:t>plantean las siguientes incertidumbres y supuestos</w:t>
-      </w:r>
-      <w:r>
-        <w:t xml:space="preserve"> con respecto a las funcionalidades y restricciones del sistema.</w:t>
-      </w:r>
-      <w:r>
-        <w:t xml:space="preserve"> Estas incertidumbres se originan del análisis de los requerimientos y los insumos</w:t>
-      </w:r>
-      <w:r>
-        <w:t xml:space="preserve"> </w:t>
-      </w:r>
-      <w:r>
-        <w:t xml:space="preserve">utilizados para la especificación de requerimientos. </w:t>
-      </w:r>
-    </w:p>
-    <w:p>
-      <w:pPr>
-        <w:pStyle w:val="PSI-Normal"/>
-      </w:pPr>
-      <w:r>
-        <w:t>Las incertidumbres abarcan cuestiones relacionadas a los procesos y cómo debe funcionar el sistema basándose en los objetivos del cliente. Para ello, se plantea una pregunta que no posee una respuesta clara y posibles soluciones a esa incertidumbre.</w:t>
-      </w:r>
-    </w:p>
-    <w:p>
-      <w:pPr>
-        <w:pStyle w:val="PSI-Normal"/>
-      </w:pPr>
-      <w:r>
-        <w:t>En el caso de los supuestos, se plantean ideas que se han nombrado en alguno de los insumos utilizados para el documento, pero que no han sido definidos. Los supuestos implican un tema parcialmente claro en el cuál se intenta suponer y buscar una solución.</w:t>
-      </w:r>
-    </w:p>
-    <w:p>
-      <w:pPr>
-        <w:pStyle w:val="PSI-Ttulo2"/>
-      </w:pPr>
-      <w:bookmarkStart w:id="21" w:name="_Toc240000038"/>
-      <w:r>
         <w:t>Incertidumbres</w:t>
       </w:r>
       <w:bookmarkEnd w:id="21"/>
@@ -3198,7 +4423,6 @@
         <w:ind w:left="720"/>
       </w:pPr>
       <w:r>
-        <w:lastRenderedPageBreak/>
         <w:t xml:space="preserve">El hecho de si los comercios realmente les interesan dato estadístico es un punto que modifica la personalización de la interfaz y el entorno en el cuál se manejará un comercio adherido al programa de credenciales universitarias dentro del sistema. Las estadísticas pueden ser de utilidad, pero para el desarrollo del presente documento no se poseen insumos que correspondan a requerimientos obtenidos de los comercios adheridos. </w:t>
       </w:r>
     </w:p>
@@ -3233,6 +4457,7 @@
           <w:b/>
           <w:bCs/>
         </w:rPr>
+        <w:lastRenderedPageBreak/>
         <w:t>Solución 1</w:t>
       </w:r>
       <w:r>
@@ -3361,11 +4586,7 @@
         <w:t>en formato de hoja de cálculo o similares</w:t>
       </w:r>
       <w:r>
-        <w:t xml:space="preserve">, el sistema podría adaptar solicitar un formato específico para la </w:t>
-      </w:r>
-      <w:r>
-        <w:lastRenderedPageBreak/>
-        <w:t>carga de datos tanto de hojas de cálculo de Personal como los listados obtenidos del SIU Guaraní, permitiendo así una validación automática si se desea.</w:t>
+        <w:t>, el sistema podría adaptar solicitar un formato específico para la carga de datos tanto de hojas de cálculo de Personal como los listados obtenidos del SIU Guaraní, permitiendo así una validación automática si se desea.</w:t>
       </w:r>
     </w:p>
     <w:p>
@@ -3433,6 +4654,7 @@
       </w:pPr>
       <w:bookmarkStart w:id="22" w:name="_Toc240000039"/>
       <w:r>
+        <w:lastRenderedPageBreak/>
         <w:t>Supuestos</w:t>
       </w:r>
       <w:bookmarkEnd w:id="22"/>
@@ -3604,45 +4826,51 @@
           <w:b/>
           <w:bCs/>
         </w:rPr>
+        <w:t>Solución 3</w:t>
+      </w:r>
+      <w:r>
+        <w:t>:</w:t>
+      </w:r>
+      <w:r>
+        <w:t xml:space="preserve"> Esta última solución no plantea el uso de un QR, sino que p</w:t>
+      </w:r>
+      <w:r>
+        <w:t>ropone la utilización de un código OTP y un algoritmo TOTP (Time-Based One-Time Password). El beneficiario genera un código OTP de seis dígitos con un vencimiento de 2 minutos y se la pasa al comerciante, el cuál valida en el sistema el código ofrecido. Sin embargo, esta aplicación posee una gran complejidad matemática y algorítmica detrás, por lo que es poco factible de llevar a cabo.</w:t>
+      </w:r>
+    </w:p>
+    <w:p>
+      <w:pPr>
+        <w:pStyle w:val="PSI-Normal"/>
+      </w:pPr>
+    </w:p>
+    <w:p>
+      <w:pPr>
+        <w:pStyle w:val="PSI-Ttulo1"/>
+      </w:pPr>
+      <w:bookmarkStart w:id="23" w:name="_Toc240000040"/>
+      <w:r>
+        <w:t>Conclusión</w:t>
+      </w:r>
+      <w:bookmarkEnd w:id="23"/>
+    </w:p>
+    <w:p>
+      <w:pPr>
+        <w:rPr>
+          <w:lang w:val="es-AR"/>
+        </w:rPr>
+      </w:pPr>
+      <w:r>
+        <w:rPr>
+          <w:lang w:val="es-AR"/>
+        </w:rPr>
+        <w:t xml:space="preserve">El Sistema de Credenciales Universitarias Digitales reemplazará el circuito manual y fragmentado actual (Google Forms, Sheets, Excel, Word y Drive) por una plataforma web </w:t>
+      </w:r>
+      <w:r>
+        <w:rPr>
+          <w:lang w:val="es-AR"/>
+        </w:rPr>
         <w:lastRenderedPageBreak/>
-        <w:t>Solución 3</w:t>
-      </w:r>
-      <w:r>
-        <w:t>:</w:t>
-      </w:r>
-      <w:r>
-        <w:t xml:space="preserve"> Esta última solución no plantea el uso de un QR, sino que p</w:t>
-      </w:r>
-      <w:r>
-        <w:t>ropone la utilización de un código OTP y un algoritmo TOTP (Time-Based One-Time Password). El beneficiario genera un código OTP de seis dígitos con un vencimiento de 2 minutos y se la pasa al comerciante, el cuál valida en el sistema el código ofrecido. Sin embargo, esta aplicación posee una gran complejidad matemática y algorítmica detrás, por lo que es poco factible de llevar a cabo.</w:t>
-      </w:r>
-    </w:p>
-    <w:p>
-      <w:pPr>
-        <w:pStyle w:val="PSI-Normal"/>
-      </w:pPr>
-    </w:p>
-    <w:p>
-      <w:pPr>
-        <w:pStyle w:val="PSI-Ttulo1"/>
-      </w:pPr>
-      <w:bookmarkStart w:id="23" w:name="_Toc240000040"/>
-      <w:r>
-        <w:t>Conclusión</w:t>
-      </w:r>
-      <w:bookmarkEnd w:id="23"/>
-    </w:p>
-    <w:p>
-      <w:pPr>
-        <w:rPr>
-          <w:lang w:val="es-AR"/>
-        </w:rPr>
-      </w:pPr>
-      <w:r>
-        <w:rPr>
-          <w:lang w:val="es-AR"/>
-        </w:rPr>
-        <w:t>El Sistema de Credenciales Universitarias Digitales reemplazará el circuito manual y fragmentado actual (Google Forms, Sheets, Excel, Word y Drive) por una plataforma web unificada y alojada en servidores propios de la universidad. Esto optimizará los tiempos de emisión, evitará la falsificación de archivos PDF y protegerá los datos sensibles de los usuarios.</w:t>
+        <w:t>unificada y alojada en servidores propios de la universidad. Esto optimizará los tiempos de emisión, evitará la falsificación de archivos PDF y protegerá los datos sensibles de los usuarios.</w:t>
       </w:r>
     </w:p>
     <w:p>

--- a/A-Documentacion/A-Inicio/Iteracion1-31_8-al-20_9/2-ListadoRequerimientos/eGradudos_Inicio_Iteracion1_RequerimientosPreliminares.docx
+++ b/A-Documentacion/A-Inicio/Iteracion1-31_8-al-20_9/2-ListadoRequerimientos/eGradudos_Inicio_Iteracion1_RequerimientosPreliminares.docx
@@ -3285,13 +3285,10 @@
         <w:ind w:left="720"/>
       </w:pPr>
       <w:r>
-        <w:t xml:space="preserve">El sistema debe mostrar un listado de graduados con: legajo del graduado, nombre/s, apellido/s, nombre de la carrera de la </w:t>
-      </w:r>
-      <w:r>
-        <w:t>cual</w:t>
-      </w:r>
-      <w:r>
-        <w:t xml:space="preserve"> se graduaron y un botón “Ver más” para que puedan entrar al “perfil” del graduado.</w:t>
+        <w:t>El sistema debe mostrar un listado de graduados con: legajo del graduado, nombre/s, apellido/s, nombre de la carrera de la cual se graduaron y un botón “Ver más” para que puedan entrar al “perfil” del graduado.</w:t>
+      </w:r>
+      <w:r>
+        <w:t xml:space="preserve"> Este listado podrá ser personalizado en función de los datos que se soliciten y descargado en formato Excel.</w:t>
       </w:r>
     </w:p>
     <w:p>
@@ -3536,6 +3533,14 @@
     <w:p>
       <w:pPr>
         <w:pStyle w:val="PSI-Normal"/>
+      </w:pPr>
+      <w:r>
+        <w:t>Módulo de estadística</w:t>
+      </w:r>
+    </w:p>
+    <w:p>
+      <w:pPr>
+        <w:pStyle w:val="PSI-Normal"/>
         <w:numPr>
           <w:ilvl w:val="0"/>
           <w:numId w:val="20"/>
@@ -3553,7 +3558,504 @@
           <w:b/>
           <w:bCs/>
         </w:rPr>
-        <w:t>14</w:t>
+        <w:t>1</w:t>
+      </w:r>
+      <w:r>
+        <w:rPr>
+          <w:b/>
+          <w:bCs/>
+        </w:rPr>
+        <w:t>4</w:t>
+      </w:r>
+      <w:r>
+        <w:rPr>
+          <w:b/>
+          <w:bCs/>
+        </w:rPr>
+        <w:t xml:space="preserve">: </w:t>
+      </w:r>
+      <w:r>
+        <w:rPr>
+          <w:b/>
+          <w:bCs/>
+        </w:rPr>
+        <w:t>Cálculo del promedio histórico</w:t>
+      </w:r>
+      <w:r>
+        <w:rPr>
+          <w:b/>
+          <w:bCs/>
+        </w:rPr>
+        <w:t xml:space="preserve"> sin aplazo y con aplazo</w:t>
+      </w:r>
+    </w:p>
+    <w:p>
+      <w:pPr>
+        <w:pStyle w:val="PSI-Normal"/>
+        <w:ind w:left="720"/>
+      </w:pPr>
+      <w:r>
+        <w:t>El sistema debe</w:t>
+      </w:r>
+      <w:r>
+        <w:t xml:space="preserve"> permitir que se calcule el promedio</w:t>
+      </w:r>
+      <w:r>
+        <w:t xml:space="preserve"> histórico</w:t>
+      </w:r>
+      <w:r>
+        <w:t xml:space="preserve"> sin aplazo y con aplazo </w:t>
+      </w:r>
+      <w:r>
+        <w:t xml:space="preserve">de los graduados </w:t>
+      </w:r>
+      <w:r>
+        <w:t xml:space="preserve">ajustado por: </w:t>
+      </w:r>
+      <w:r>
+        <w:t>carrera, escuela</w:t>
+      </w:r>
+      <w:r>
+        <w:t>, año de ingreso, año de egreso, lapso determinado con fecha de inicio y fecha de cierre</w:t>
+      </w:r>
+      <w:r>
+        <w:t>.</w:t>
+      </w:r>
+    </w:p>
+    <w:p>
+      <w:pPr>
+        <w:pStyle w:val="PSI-Normal"/>
+        <w:numPr>
+          <w:ilvl w:val="0"/>
+          <w:numId w:val="20"/>
+        </w:numPr>
+      </w:pPr>
+      <w:r>
+        <w:rPr>
+          <w:b/>
+          <w:bCs/>
+        </w:rPr>
+        <w:t>RF-1</w:t>
+      </w:r>
+      <w:r>
+        <w:rPr>
+          <w:b/>
+          <w:bCs/>
+        </w:rPr>
+        <w:t>5</w:t>
+      </w:r>
+      <w:r>
+        <w:rPr>
+          <w:b/>
+          <w:bCs/>
+        </w:rPr>
+        <w:t>: Cálculo de totales</w:t>
+      </w:r>
+      <w:r>
+        <w:rPr>
+          <w:b/>
+          <w:bCs/>
+        </w:rPr>
+        <w:t xml:space="preserve"> de graduados</w:t>
+      </w:r>
+    </w:p>
+    <w:p>
+      <w:pPr>
+        <w:pStyle w:val="PSI-Normal"/>
+        <w:ind w:left="720"/>
+      </w:pPr>
+      <w:r>
+        <w:t>El sistema debe calcula</w:t>
+      </w:r>
+      <w:r>
+        <w:t>r los totales de graduados ajustados por</w:t>
+      </w:r>
+      <w:r>
+        <w:t xml:space="preserve">: </w:t>
+      </w:r>
+      <w:r>
+        <w:t>escuela</w:t>
+      </w:r>
+      <w:r>
+        <w:t>, carrera,</w:t>
+      </w:r>
+      <w:r>
+        <w:t xml:space="preserve"> año</w:t>
+      </w:r>
+      <w:r>
+        <w:t xml:space="preserve"> </w:t>
+      </w:r>
+      <w:r>
+        <w:t>ingreso, año de egreso</w:t>
+      </w:r>
+      <w:r>
+        <w:t>,</w:t>
+      </w:r>
+      <w:r>
+        <w:t xml:space="preserve"> y</w:t>
+      </w:r>
+      <w:r>
+        <w:t xml:space="preserve"> lapso determinado con fecha de inicio y fecha de cierre.</w:t>
+      </w:r>
+    </w:p>
+    <w:p>
+      <w:pPr>
+        <w:pStyle w:val="PSI-Normal"/>
+        <w:numPr>
+          <w:ilvl w:val="0"/>
+          <w:numId w:val="20"/>
+        </w:numPr>
+      </w:pPr>
+      <w:r>
+        <w:rPr>
+          <w:b/>
+          <w:bCs/>
+        </w:rPr>
+        <w:t>RF-</w:t>
+      </w:r>
+      <w:r>
+        <w:rPr>
+          <w:b/>
+          <w:bCs/>
+        </w:rPr>
+        <w:t>1</w:t>
+      </w:r>
+      <w:r>
+        <w:rPr>
+          <w:b/>
+          <w:bCs/>
+        </w:rPr>
+        <w:t>6</w:t>
+      </w:r>
+      <w:r>
+        <w:rPr>
+          <w:b/>
+          <w:bCs/>
+        </w:rPr>
+        <w:t>: Cálculo de tiempo promedio de graduación</w:t>
+      </w:r>
+    </w:p>
+    <w:p>
+      <w:pPr>
+        <w:pStyle w:val="PSI-Normal"/>
+        <w:ind w:left="720"/>
+      </w:pPr>
+      <w:r>
+        <w:t>El sistema debe calcular el tiempo promedio de graduación por</w:t>
+      </w:r>
+      <w:r>
+        <w:t>:</w:t>
+      </w:r>
+      <w:r>
+        <w:t xml:space="preserve"> escuela, carrera, año de ingreso</w:t>
+      </w:r>
+      <w:r>
+        <w:t>, año de egreso, y lapso con fecha de inicio y fecha de cierre.</w:t>
+      </w:r>
+    </w:p>
+    <w:p>
+      <w:pPr>
+        <w:pStyle w:val="PSI-Normal"/>
+        <w:numPr>
+          <w:ilvl w:val="0"/>
+          <w:numId w:val="20"/>
+        </w:numPr>
+      </w:pPr>
+      <w:r>
+        <w:rPr>
+          <w:b/>
+          <w:bCs/>
+        </w:rPr>
+        <w:t>RF-</w:t>
+      </w:r>
+      <w:r>
+        <w:rPr>
+          <w:b/>
+          <w:bCs/>
+        </w:rPr>
+        <w:t>1</w:t>
+      </w:r>
+      <w:r>
+        <w:rPr>
+          <w:b/>
+          <w:bCs/>
+        </w:rPr>
+        <w:t>7</w:t>
+      </w:r>
+      <w:r>
+        <w:rPr>
+          <w:b/>
+          <w:bCs/>
+        </w:rPr>
+        <w:t xml:space="preserve">: </w:t>
+      </w:r>
+      <w:r>
+        <w:rPr>
+          <w:b/>
+          <w:bCs/>
+        </w:rPr>
+        <w:t>Cálculo</w:t>
+      </w:r>
+      <w:r>
+        <w:rPr>
+          <w:b/>
+          <w:bCs/>
+        </w:rPr>
+        <w:t xml:space="preserve"> de la evolución de graduados</w:t>
+      </w:r>
+    </w:p>
+    <w:p>
+      <w:pPr>
+        <w:pStyle w:val="PSI-Normal"/>
+        <w:ind w:left="720"/>
+      </w:pPr>
+      <w:r>
+        <w:t xml:space="preserve">El sistema debe </w:t>
+      </w:r>
+      <w:r>
+        <w:t xml:space="preserve">calcular la evolución de graduados </w:t>
+      </w:r>
+      <w:r>
+        <w:t>ajustado por</w:t>
+      </w:r>
+      <w:r>
+        <w:t>: carrera, escuela</w:t>
+      </w:r>
+      <w:r>
+        <w:t xml:space="preserve">, año de ingreso, año de egreso, y lapso con fecha de inicio y fecha de cierre. </w:t>
+      </w:r>
+    </w:p>
+    <w:p>
+      <w:pPr>
+        <w:pStyle w:val="PSI-Normal"/>
+        <w:numPr>
+          <w:ilvl w:val="0"/>
+          <w:numId w:val="20"/>
+        </w:numPr>
+      </w:pPr>
+      <w:r>
+        <w:rPr>
+          <w:b/>
+          <w:bCs/>
+        </w:rPr>
+        <w:t>RF-</w:t>
+      </w:r>
+      <w:r>
+        <w:rPr>
+          <w:b/>
+          <w:bCs/>
+        </w:rPr>
+        <w:t>18</w:t>
+      </w:r>
+      <w:r>
+        <w:rPr>
+          <w:b/>
+          <w:bCs/>
+        </w:rPr>
+        <w:t xml:space="preserve">: </w:t>
+      </w:r>
+      <w:r>
+        <w:rPr>
+          <w:b/>
+          <w:bCs/>
+        </w:rPr>
+        <w:t>Cálculo</w:t>
+      </w:r>
+      <w:r>
+        <w:rPr>
+          <w:b/>
+          <w:bCs/>
+        </w:rPr>
+        <w:t xml:space="preserve"> de la distribución de </w:t>
+      </w:r>
+      <w:r>
+        <w:rPr>
+          <w:b/>
+          <w:bCs/>
+        </w:rPr>
+        <w:t>promedios con y sin aplazo</w:t>
+      </w:r>
+    </w:p>
+    <w:p>
+      <w:pPr>
+        <w:pStyle w:val="PSI-Normal"/>
+        <w:ind w:left="720"/>
+      </w:pPr>
+      <w:r>
+        <w:t xml:space="preserve">El sistema debe </w:t>
+      </w:r>
+      <w:r>
+        <w:t>calcular la distribución</w:t>
+      </w:r>
+      <w:r>
+        <w:t xml:space="preserve"> de</w:t>
+      </w:r>
+      <w:r>
+        <w:t xml:space="preserve"> promedios con y sin aplazo ajustado por</w:t>
+      </w:r>
+      <w:r>
+        <w:t>:</w:t>
+      </w:r>
+      <w:r>
+        <w:t xml:space="preserve"> </w:t>
+      </w:r>
+      <w:r>
+        <w:t>carrera,</w:t>
+      </w:r>
+      <w:r>
+        <w:t xml:space="preserve"> </w:t>
+      </w:r>
+      <w:r>
+        <w:t>escuela,</w:t>
+      </w:r>
+      <w:r>
+        <w:t xml:space="preserve"> </w:t>
+      </w:r>
+      <w:r>
+        <w:t>año de ingreso, año de egreso</w:t>
+      </w:r>
+      <w:r>
+        <w:t>, y lapso con fecha de inicio y fecha de cierre</w:t>
+      </w:r>
+      <w:r>
+        <w:t>. Estos cálculos deben ser ajustables por lapso con una fecha de inicio y una fecha de cierre.</w:t>
+      </w:r>
+    </w:p>
+    <w:p>
+      <w:pPr>
+        <w:pStyle w:val="PSI-Normal"/>
+        <w:numPr>
+          <w:ilvl w:val="0"/>
+          <w:numId w:val="20"/>
+        </w:numPr>
+      </w:pPr>
+      <w:r>
+        <w:rPr>
+          <w:b/>
+          <w:bCs/>
+        </w:rPr>
+        <w:lastRenderedPageBreak/>
+        <w:t>RF-19: Cálculo de graduados en varias carreras</w:t>
+      </w:r>
+    </w:p>
+    <w:p>
+      <w:pPr>
+        <w:pStyle w:val="PSI-Normal"/>
+        <w:ind w:left="720"/>
+      </w:pPr>
+      <w:r>
+        <w:t>El sistema debe calcular el total de graduados en: dos o más carreras y dos o más escuelas.</w:t>
+      </w:r>
+    </w:p>
+    <w:p>
+      <w:pPr>
+        <w:pStyle w:val="PSI-Normal"/>
+        <w:numPr>
+          <w:ilvl w:val="0"/>
+          <w:numId w:val="20"/>
+        </w:numPr>
+      </w:pPr>
+      <w:r>
+        <w:rPr>
+          <w:b/>
+          <w:bCs/>
+        </w:rPr>
+        <w:t>RF-</w:t>
+      </w:r>
+      <w:r>
+        <w:rPr>
+          <w:b/>
+          <w:bCs/>
+        </w:rPr>
+        <w:t>20</w:t>
+      </w:r>
+      <w:r>
+        <w:rPr>
+          <w:b/>
+          <w:bCs/>
+        </w:rPr>
+        <w:t xml:space="preserve">: </w:t>
+      </w:r>
+      <w:r>
+        <w:rPr>
+          <w:b/>
+          <w:bCs/>
+        </w:rPr>
+        <w:t>Representación de los cálculos</w:t>
+      </w:r>
+    </w:p>
+    <w:p>
+      <w:pPr>
+        <w:pStyle w:val="PSI-Normal"/>
+        <w:ind w:left="720"/>
+      </w:pPr>
+      <w:r>
+        <w:t>El sistema debe representar en, al menos, formato tabla/listado y representación gráfica a los cálculos de los siguientes requerimientos: RF-1</w:t>
+      </w:r>
+      <w:r>
+        <w:t>5</w:t>
+      </w:r>
+      <w:r>
+        <w:t>,</w:t>
+      </w:r>
+      <w:r>
+        <w:t xml:space="preserve"> RF-1</w:t>
+      </w:r>
+      <w:r>
+        <w:t>6</w:t>
+      </w:r>
+      <w:r>
+        <w:t>, RF-1</w:t>
+      </w:r>
+      <w:r>
+        <w:t>7,</w:t>
+      </w:r>
+      <w:r>
+        <w:t xml:space="preserve"> </w:t>
+      </w:r>
+      <w:r>
+        <w:t>RF-</w:t>
+      </w:r>
+      <w:r>
+        <w:t>18 y RF-19</w:t>
+      </w:r>
+    </w:p>
+    <w:p>
+      <w:pPr>
+        <w:pStyle w:val="PSI-Normal"/>
+      </w:pPr>
+      <w:r>
+        <w:t>Módulo de graduados con baja lógica</w:t>
+      </w:r>
+    </w:p>
+    <w:p>
+      <w:pPr>
+        <w:pStyle w:val="PSI-Normal"/>
+        <w:numPr>
+          <w:ilvl w:val="0"/>
+          <w:numId w:val="20"/>
+        </w:numPr>
+      </w:pPr>
+      <w:r>
+        <w:rPr>
+          <w:b/>
+          <w:bCs/>
+        </w:rPr>
+        <w:t>RF-</w:t>
+      </w:r>
+      <w:r>
+        <w:rPr>
+          <w:b/>
+          <w:bCs/>
+        </w:rPr>
+        <w:t>2</w:t>
+      </w:r>
+      <w:r>
+        <w:rPr>
+          <w:b/>
+          <w:bCs/>
+        </w:rPr>
+        <w:t>1</w:t>
       </w:r>
       <w:r>
         <w:rPr>
@@ -3569,7 +4071,19 @@
         <w:ind w:left="720"/>
       </w:pPr>
       <w:r>
-        <w:t>El sistema debe mantener un listado de todos los graduados dados de baja y su justificación como un guardado de respaldo.</w:t>
+        <w:t xml:space="preserve">El sistema debe mantener un listado de todos los graduados dados de baja </w:t>
+      </w:r>
+      <w:r>
+        <w:t xml:space="preserve">con la </w:t>
+      </w:r>
+      <w:r>
+        <w:t>justificación</w:t>
+      </w:r>
+      <w:r>
+        <w:t xml:space="preserve"> de su baja</w:t>
+      </w:r>
+      <w:r>
+        <w:t xml:space="preserve"> como un guardado de respaldo.</w:t>
       </w:r>
     </w:p>
     <w:p>
@@ -3592,7 +4106,14 @@
           <w:b/>
           <w:bCs/>
         </w:rPr>
-        <w:t>15</w:t>
+        <w:t>2</w:t>
+      </w:r>
+      <w:r>
+        <w:rPr>
+          <w:b/>
+          <w:bCs/>
+        </w:rPr>
+        <w:t>2</w:t>
       </w:r>
       <w:r>
         <w:rPr>
@@ -3614,14 +4135,6 @@
     <w:p>
       <w:pPr>
         <w:pStyle w:val="PSI-Normal"/>
-      </w:pPr>
-      <w:r>
-        <w:t>Módulo de estadística</w:t>
-      </w:r>
-    </w:p>
-    <w:p>
-      <w:pPr>
-        <w:pStyle w:val="PSI-Normal"/>
         <w:numPr>
           <w:ilvl w:val="0"/>
           <w:numId w:val="20"/>
@@ -3632,21 +4145,587 @@
           <w:b/>
           <w:bCs/>
         </w:rPr>
-        <w:t>RF-</w:t>
+        <w:t>RF-2</w:t>
       </w:r>
       <w:r>
         <w:rPr>
           <w:b/>
           <w:bCs/>
         </w:rPr>
-        <w:t>1</w:t>
+        <w:t>3</w:t>
       </w:r>
       <w:r>
         <w:rPr>
           <w:b/>
           <w:bCs/>
         </w:rPr>
-        <w:t>6</w:t>
+        <w:t>: Alta de graduados con baja lógica</w:t>
+      </w:r>
+    </w:p>
+    <w:p>
+      <w:pPr>
+        <w:pStyle w:val="PSI-Normal"/>
+        <w:ind w:left="720"/>
+      </w:pPr>
+      <w:r>
+        <w:t>El sistema debe permitir que los alumnos que se encuentren en el listado de graduados de baja puedan darse de alta nuevamente e incorporarse al listado de graduados</w:t>
+      </w:r>
+    </w:p>
+    <w:p>
+      <w:pPr>
+        <w:pStyle w:val="PSI-Normal"/>
+        <w:numPr>
+          <w:ilvl w:val="0"/>
+          <w:numId w:val="20"/>
+        </w:numPr>
+      </w:pPr>
+      <w:r>
+        <w:rPr>
+          <w:b/>
+          <w:bCs/>
+        </w:rPr>
+        <w:t>RF-2</w:t>
+      </w:r>
+      <w:r>
+        <w:rPr>
+          <w:b/>
+          <w:bCs/>
+        </w:rPr>
+        <w:t>4</w:t>
+      </w:r>
+      <w:r>
+        <w:rPr>
+          <w:b/>
+          <w:bCs/>
+        </w:rPr>
+        <w:t>: Modificación de graduados con baja lógica</w:t>
+      </w:r>
+    </w:p>
+    <w:p>
+      <w:pPr>
+        <w:pStyle w:val="PSI-Normal"/>
+        <w:ind w:left="720"/>
+      </w:pPr>
+      <w:r>
+        <w:t xml:space="preserve">El sistema debe permitir que se modifiquen los datos de los alumnos que se encuentren en el listado de graduados de baja. </w:t>
+      </w:r>
+    </w:p>
+    <w:p>
+      <w:pPr>
+        <w:pStyle w:val="PSI-Normal"/>
+      </w:pPr>
+      <w:r>
+        <w:t>Módulo</w:t>
+      </w:r>
+      <w:r>
+        <w:t xml:space="preserve"> de carga de datos</w:t>
+      </w:r>
+    </w:p>
+    <w:p>
+      <w:pPr>
+        <w:pStyle w:val="PSI-Normal"/>
+        <w:numPr>
+          <w:ilvl w:val="0"/>
+          <w:numId w:val="20"/>
+        </w:numPr>
+      </w:pPr>
+      <w:r>
+        <w:rPr>
+          <w:b/>
+          <w:bCs/>
+        </w:rPr>
+        <w:t>RF-25: Carga de graduados por Excel</w:t>
+      </w:r>
+    </w:p>
+    <w:p>
+      <w:pPr>
+        <w:pStyle w:val="PSI-Normal"/>
+        <w:ind w:left="720"/>
+      </w:pPr>
+      <w:r>
+        <w:t xml:space="preserve">El sistema debe permitir que se carguen nuevos graduados a través la carga de un Excel que cuente con la siguiente estructura: </w:t>
+      </w:r>
+      <w:r>
+        <w:t xml:space="preserve">legajo del graduado, </w:t>
+      </w:r>
+      <w:r>
+        <w:t xml:space="preserve">apellidos del graduado, nombres del graduado, </w:t>
+      </w:r>
+      <w:r>
+        <w:t>código de la carrera, promedio sin aplazo, promedio con aplazo, fecha de ingreso a la carrera, fecha de egreso de la carrera.</w:t>
+      </w:r>
+    </w:p>
+    <w:p>
+      <w:pPr>
+        <w:pStyle w:val="PSI-Normal"/>
+        <w:numPr>
+          <w:ilvl w:val="0"/>
+          <w:numId w:val="20"/>
+        </w:numPr>
+      </w:pPr>
+      <w:r>
+        <w:rPr>
+          <w:b/>
+          <w:bCs/>
+        </w:rPr>
+        <w:t>RF-26: Carga de certificado Lincoln</w:t>
+      </w:r>
+    </w:p>
+    <w:p>
+      <w:pPr>
+        <w:pStyle w:val="PSI-Normal"/>
+        <w:ind w:left="720"/>
+      </w:pPr>
+      <w:r>
+        <w:t>El sistema debe permitir que se cargue el certificado Lincoln de un graduado en formato Excel para que el sistema pueda realizar el seguimiento de los exámenes, materias de graduados ya cargados en el sistema o crear nuevos graduados a partir de los datos del certificado</w:t>
+      </w:r>
+    </w:p>
+    <w:p>
+      <w:pPr>
+        <w:pStyle w:val="PSI-Normal"/>
+        <w:numPr>
+          <w:ilvl w:val="0"/>
+          <w:numId w:val="20"/>
+        </w:numPr>
+      </w:pPr>
+      <w:r>
+        <w:rPr>
+          <w:b/>
+          <w:bCs/>
+        </w:rPr>
+        <w:t>RF-27: Actualización de datos de graduados con carga de datos</w:t>
+      </w:r>
+      <w:r>
+        <w:t xml:space="preserve"> </w:t>
+      </w:r>
+    </w:p>
+    <w:p>
+      <w:pPr>
+        <w:pStyle w:val="PSI-Normal"/>
+        <w:ind w:left="720"/>
+      </w:pPr>
+      <w:r>
+        <w:lastRenderedPageBreak/>
+        <w:t xml:space="preserve">El sistema debe validar si, al momento de la carga de archivos, el legajo de un graduado se encuentra en el sistema. Si no se encuentra se debe consultar mediante opciones (si/no) si se desea cargar al nuevo graduado, en caso contrario se debe consultar mediante opciones (si/no) si desea actualizar/modificar datos de un graduado ya existente. </w:t>
+      </w:r>
+    </w:p>
+    <w:p>
+      <w:pPr>
+        <w:pStyle w:val="PSI-Normal"/>
+        <w:numPr>
+          <w:ilvl w:val="0"/>
+          <w:numId w:val="20"/>
+        </w:numPr>
+      </w:pPr>
+      <w:r>
+        <w:rPr>
+          <w:b/>
+          <w:bCs/>
+        </w:rPr>
+        <w:t>RF-28: Carga de datos de becas</w:t>
+      </w:r>
+    </w:p>
+    <w:p>
+      <w:pPr>
+        <w:pStyle w:val="PSI-Normal"/>
+        <w:ind w:left="720"/>
+      </w:pPr>
+      <w:r>
+        <w:t xml:space="preserve">El sistema debe permitir la carga de archivos Excel con información de la beca de los graduados. </w:t>
+      </w:r>
+    </w:p>
+    <w:p>
+      <w:pPr>
+        <w:pStyle w:val="PSI-Normal"/>
+      </w:pPr>
+      <w:r>
+        <w:t>Módulo de transacciones</w:t>
+      </w:r>
+    </w:p>
+    <w:p>
+      <w:pPr>
+        <w:pStyle w:val="PSI-Normal"/>
+        <w:numPr>
+          <w:ilvl w:val="0"/>
+          <w:numId w:val="20"/>
+        </w:numPr>
+      </w:pPr>
+      <w:r>
+        <w:rPr>
+          <w:b/>
+          <w:bCs/>
+        </w:rPr>
+        <w:t>RF-29: Registro de operaciones</w:t>
+      </w:r>
+    </w:p>
+    <w:p>
+      <w:pPr>
+        <w:pStyle w:val="PSI-Normal"/>
+        <w:ind w:left="720"/>
+      </w:pPr>
+      <w:r>
+        <w:t xml:space="preserve">El sistema debe registrar las siguientes operaciones en un listado: inserción de graduado (por analítico o por carga de datos), modificación de los datos de un graduado, baja lógica de un graduado, alta de un alumno con baja lógica, modificación de datos de un </w:t>
+      </w:r>
+      <w:r>
+        <w:t>alumno</w:t>
+      </w:r>
+      <w:r>
+        <w:t xml:space="preserve"> con baja lógica</w:t>
+      </w:r>
+      <w:r>
+        <w:t xml:space="preserve"> y</w:t>
+      </w:r>
+      <w:r>
+        <w:t xml:space="preserve"> </w:t>
+      </w:r>
+      <w:r>
+        <w:t xml:space="preserve">eliminación de alumno con baja lógica. </w:t>
+      </w:r>
+    </w:p>
+    <w:p>
+      <w:pPr>
+        <w:pStyle w:val="PSI-Normal"/>
+        <w:numPr>
+          <w:ilvl w:val="0"/>
+          <w:numId w:val="20"/>
+        </w:numPr>
+      </w:pPr>
+      <w:r>
+        <w:rPr>
+          <w:b/>
+          <w:bCs/>
+        </w:rPr>
+        <w:t>RF-30: Información de operaciones</w:t>
+      </w:r>
+    </w:p>
+    <w:p>
+      <w:pPr>
+        <w:pStyle w:val="PSI-Normal"/>
+        <w:ind w:left="720"/>
+      </w:pPr>
+      <w:r>
+        <w:t xml:space="preserve">El sistema debe registrar la siguiente información de cada operación: fecha de la operación, usuario que realiza la operación, legajo del graduado y una observación sobre la operación. </w:t>
+      </w:r>
+    </w:p>
+    <w:p>
+      <w:pPr>
+        <w:pStyle w:val="PSI-Ttulo2"/>
+      </w:pPr>
+      <w:r>
+        <w:t xml:space="preserve">Requerimientos no </w:t>
+      </w:r>
+      <w:r>
+        <w:t>funcionales</w:t>
+      </w:r>
+      <w:bookmarkEnd w:id="19"/>
+    </w:p>
+    <w:p>
+      <w:pPr>
+        <w:pStyle w:val="PSI-Normal"/>
+      </w:pPr>
+      <w:r>
+        <w:t>Inicio</w:t>
+      </w:r>
+    </w:p>
+    <w:p>
+      <w:pPr>
+        <w:pStyle w:val="PSI-Normal"/>
+        <w:numPr>
+          <w:ilvl w:val="0"/>
+          <w:numId w:val="20"/>
+        </w:numPr>
+      </w:pPr>
+      <w:r>
+        <w:rPr>
+          <w:b/>
+          <w:bCs/>
+        </w:rPr>
+        <w:t>RFN-01: Interfaz del inicio</w:t>
+      </w:r>
+    </w:p>
+    <w:p>
+      <w:pPr>
+        <w:pStyle w:val="PSI-Normal"/>
+        <w:ind w:left="720"/>
+      </w:pPr>
+      <w:r>
+        <w:t>El sistema debe tener una pantalla de inicio minimalista, grande e intuitiva.</w:t>
+      </w:r>
+    </w:p>
+    <w:p>
+      <w:pPr>
+        <w:pStyle w:val="PSI-Normal"/>
+        <w:numPr>
+          <w:ilvl w:val="0"/>
+          <w:numId w:val="20"/>
+        </w:numPr>
+      </w:pPr>
+      <w:r>
+        <w:rPr>
+          <w:b/>
+          <w:bCs/>
+        </w:rPr>
+        <w:t>RNF-02: Navegación entre apartados</w:t>
+      </w:r>
+    </w:p>
+    <w:p>
+      <w:pPr>
+        <w:pStyle w:val="PSI-Normal"/>
+        <w:ind w:left="720"/>
+      </w:pPr>
+      <w:r>
+        <w:t xml:space="preserve">El sistema debe garantizar que un usuario navegue entre cada una de las distintas pantallas con un retraso no mayor a 2 segundos. </w:t>
+      </w:r>
+    </w:p>
+    <w:p>
+      <w:pPr>
+        <w:pStyle w:val="PSI-Normal"/>
+        <w:numPr>
+          <w:ilvl w:val="0"/>
+          <w:numId w:val="21"/>
+        </w:numPr>
+      </w:pPr>
+      <w:r>
+        <w:rPr>
+          <w:b/>
+          <w:bCs/>
+        </w:rPr>
+        <w:t>RNF-0</w:t>
+      </w:r>
+      <w:r>
+        <w:rPr>
+          <w:b/>
+          <w:bCs/>
+        </w:rPr>
+        <w:t>3</w:t>
+      </w:r>
+      <w:r>
+        <w:rPr>
+          <w:b/>
+          <w:bCs/>
+        </w:rPr>
+        <w:t>: Uso del framework UARGFlow</w:t>
+      </w:r>
+    </w:p>
+    <w:p>
+      <w:pPr>
+        <w:pStyle w:val="PSI-Normal"/>
+        <w:ind w:left="720"/>
+      </w:pPr>
+      <w:r>
+        <w:t>El sistema debe utilizar el framework UARGFlow para la autenticación de usuarios</w:t>
+      </w:r>
+      <w:r>
+        <w:t>.</w:t>
+      </w:r>
+    </w:p>
+    <w:p>
+      <w:pPr>
+        <w:pStyle w:val="PSI-Normal"/>
+      </w:pPr>
+      <w:r>
+        <w:t>Módulo de analíticos</w:t>
+      </w:r>
+    </w:p>
+    <w:p>
+      <w:pPr>
+        <w:pStyle w:val="PSI-Normal"/>
+        <w:numPr>
+          <w:ilvl w:val="0"/>
+          <w:numId w:val="21"/>
+        </w:numPr>
+      </w:pPr>
+      <w:r>
+        <w:rPr>
+          <w:b/>
+          <w:bCs/>
+        </w:rPr>
+        <w:t>RNF-0</w:t>
+      </w:r>
+      <w:r>
+        <w:rPr>
+          <w:b/>
+          <w:bCs/>
+        </w:rPr>
+        <w:t>4</w:t>
+      </w:r>
+      <w:r>
+        <w:rPr>
+          <w:b/>
+          <w:bCs/>
+        </w:rPr>
+        <w:t>:</w:t>
+      </w:r>
+      <w:r>
+        <w:rPr>
+          <w:b/>
+          <w:bCs/>
+        </w:rPr>
+        <w:t xml:space="preserve"> Tipo de archivo del analítico</w:t>
+      </w:r>
+    </w:p>
+    <w:p>
+      <w:pPr>
+        <w:pStyle w:val="PSI-Normal"/>
+        <w:ind w:left="720"/>
+      </w:pPr>
+      <w:r>
+        <w:t xml:space="preserve">El sistema debe </w:t>
+      </w:r>
+      <w:r>
+        <w:t>generar</w:t>
+      </w:r>
+      <w:r>
+        <w:t xml:space="preserve"> el analítico del graduado</w:t>
+      </w:r>
+      <w:r>
+        <w:t xml:space="preserve"> o título en trámite</w:t>
+      </w:r>
+      <w:r>
+        <w:t xml:space="preserve"> en formato PDF </w:t>
+      </w:r>
+      <w:r>
+        <w:t>o</w:t>
+      </w:r>
+      <w:r>
+        <w:t xml:space="preserve"> docs.</w:t>
+      </w:r>
+    </w:p>
+    <w:p>
+      <w:pPr>
+        <w:pStyle w:val="PSI-Normal"/>
+        <w:numPr>
+          <w:ilvl w:val="0"/>
+          <w:numId w:val="21"/>
+        </w:numPr>
+      </w:pPr>
+      <w:r>
+        <w:rPr>
+          <w:b/>
+          <w:bCs/>
+        </w:rPr>
+        <w:t>RNF-0</w:t>
+      </w:r>
+      <w:r>
+        <w:rPr>
+          <w:b/>
+          <w:bCs/>
+        </w:rPr>
+        <w:t>5</w:t>
+      </w:r>
+      <w:r>
+        <w:rPr>
+          <w:b/>
+          <w:bCs/>
+        </w:rPr>
+        <w:t>: Sugerencias de la creación del analítico</w:t>
+      </w:r>
+    </w:p>
+    <w:p>
+      <w:pPr>
+        <w:pStyle w:val="PSI-Normal"/>
+        <w:ind w:left="720"/>
+      </w:pPr>
+      <w:r>
+        <w:lastRenderedPageBreak/>
+        <w:t>El sistema debe sugerir las resoluciones correspondientes por la asignatura para facilitar la creación del analítico. Asimismo, estas resoluciones sugeridas pueden ser modificadas.</w:t>
+      </w:r>
+    </w:p>
+    <w:p>
+      <w:pPr>
+        <w:pStyle w:val="PSI-Normal"/>
+      </w:pPr>
+      <w:r>
+        <w:t>Módulo de estadística</w:t>
+      </w:r>
+    </w:p>
+    <w:p>
+      <w:pPr>
+        <w:pStyle w:val="PSI-Normal"/>
+        <w:numPr>
+          <w:ilvl w:val="0"/>
+          <w:numId w:val="21"/>
+        </w:numPr>
+      </w:pPr>
+      <w:r>
+        <w:rPr>
+          <w:b/>
+          <w:bCs/>
+        </w:rPr>
+        <w:t>RNF-06: Descarga de estadísticas</w:t>
+      </w:r>
+    </w:p>
+    <w:p>
+      <w:pPr>
+        <w:pStyle w:val="PSI-Normal"/>
+        <w:ind w:left="720"/>
+      </w:pPr>
+      <w:r>
+        <w:t xml:space="preserve">El sistema debe permitir que se descarguen las representaciones de la estadística en formato PDF, PNG y JPG. </w:t>
+      </w:r>
+    </w:p>
+    <w:p>
+      <w:pPr>
+        <w:pStyle w:val="PSI-Normal"/>
+      </w:pPr>
+      <w:r>
+        <w:t>Módulo de carga de datos</w:t>
+      </w:r>
+    </w:p>
+    <w:p>
+      <w:pPr>
+        <w:pStyle w:val="PSI-Normal"/>
+        <w:numPr>
+          <w:ilvl w:val="0"/>
+          <w:numId w:val="21"/>
+        </w:numPr>
+      </w:pPr>
+      <w:r>
+        <w:rPr>
+          <w:b/>
+          <w:bCs/>
+        </w:rPr>
+        <w:t>RNF-07: Tipos de archivo en la carga de datos</w:t>
+      </w:r>
+    </w:p>
+    <w:p>
+      <w:pPr>
+        <w:pStyle w:val="PSI-Normal"/>
+        <w:ind w:left="720"/>
+      </w:pPr>
+      <w:r>
+        <w:t>El sistema sólo debe permitir la carga de datos en formato Excel y con la estructura indicada.</w:t>
+      </w:r>
+    </w:p>
+    <w:p>
+      <w:pPr>
+        <w:pStyle w:val="PSI-Normal"/>
+      </w:pPr>
+      <w:r>
+        <w:t>Módulo de transacciones</w:t>
+      </w:r>
+    </w:p>
+    <w:p>
+      <w:pPr>
+        <w:pStyle w:val="PSI-Normal"/>
+        <w:numPr>
+          <w:ilvl w:val="0"/>
+          <w:numId w:val="21"/>
+        </w:numPr>
+      </w:pPr>
+      <w:r>
+        <w:rPr>
+          <w:b/>
+          <w:bCs/>
+        </w:rPr>
+        <w:t>RNF-0</w:t>
+      </w:r>
+      <w:r>
+        <w:rPr>
+          <w:b/>
+          <w:bCs/>
+        </w:rPr>
+        <w:t>8</w:t>
       </w:r>
       <w:r>
         <w:rPr>
@@ -3660,14 +4739,32 @@
           <w:b/>
           <w:bCs/>
         </w:rPr>
-        <w:t>Cálculo del promedio histórico</w:t>
-      </w:r>
+        <w:t>Registro permanente de transacciones</w:t>
+      </w:r>
+    </w:p>
+    <w:p>
+      <w:pPr>
+        <w:pStyle w:val="PSI-Normal"/>
+        <w:ind w:left="720"/>
+      </w:pPr>
+      <w:r>
+        <w:t>El sistema debe garantizar que cada operación se registre con un máximo de 2 segundos de atraso luego de realizada la operación</w:t>
+      </w:r>
+    </w:p>
+    <w:p>
+      <w:pPr>
+        <w:pStyle w:val="PSI-Normal"/>
+        <w:numPr>
+          <w:ilvl w:val="0"/>
+          <w:numId w:val="21"/>
+        </w:numPr>
+      </w:pPr>
       <w:r>
         <w:rPr>
           <w:b/>
           <w:bCs/>
         </w:rPr>
-        <w:t xml:space="preserve"> sin aplazo y con aplazo</w:t>
+        <w:t>RNF-09: Ejecución de operación</w:t>
       </w:r>
     </w:p>
     <w:p>
@@ -3676,31 +4773,7 @@
         <w:ind w:left="720"/>
       </w:pPr>
       <w:r>
-        <w:t>El sistema debe</w:t>
-      </w:r>
-      <w:r>
-        <w:t xml:space="preserve"> permitir que se calcule el promedio</w:t>
-      </w:r>
-      <w:r>
-        <w:t xml:space="preserve"> histórico</w:t>
-      </w:r>
-      <w:r>
-        <w:t xml:space="preserve"> sin aplazo y con aplazo </w:t>
-      </w:r>
-      <w:r>
-        <w:t xml:space="preserve">de los graduados </w:t>
-      </w:r>
-      <w:r>
-        <w:t xml:space="preserve">ajustado por: </w:t>
-      </w:r>
-      <w:r>
-        <w:t>carrera, escuela</w:t>
-      </w:r>
-      <w:r>
-        <w:t>, año de ingreso, año de egreso, lapso determinado con fecha de inicio y fecha de cierre</w:t>
-      </w:r>
-      <w:r>
-        <w:t>.</w:t>
+        <w:t>El sistema debe garantizar que cada operación se refleje en el sistema con un máximo de 2 segundos de atraso luego de realizada la operación.</w:t>
       </w:r>
     </w:p>
     <w:p>
@@ -3708,7 +4781,7 @@
         <w:pStyle w:val="PSI-Normal"/>
         <w:numPr>
           <w:ilvl w:val="0"/>
-          <w:numId w:val="20"/>
+          <w:numId w:val="21"/>
         </w:numPr>
       </w:pPr>
       <w:r>
@@ -3716,21 +4789,108 @@
           <w:b/>
           <w:bCs/>
         </w:rPr>
-        <w:t>RF-1</w:t>
+        <w:t xml:space="preserve">RNF-10: </w:t>
       </w:r>
       <w:r>
         <w:rPr>
           <w:b/>
           <w:bCs/>
         </w:rPr>
-        <w:t>7: Cálculo de totales</w:t>
-      </w:r>
+        <w:t>Lenguaje de programación</w:t>
+      </w:r>
+    </w:p>
+    <w:p>
+      <w:pPr>
+        <w:pStyle w:val="PSI-Normal"/>
+        <w:ind w:left="720"/>
+      </w:pPr>
+      <w:r>
+        <w:t>El sistema de</w:t>
+      </w:r>
+      <w:r>
+        <w:t xml:space="preserve">be desarrollarse en el lenguaje Python para un manejo más simple y eficiente de los datos. </w:t>
+      </w:r>
+    </w:p>
+    <w:p>
+      <w:pPr>
+        <w:pStyle w:val="PSI-Ttulo1"/>
+      </w:pPr>
+      <w:bookmarkStart w:id="20" w:name="_Toc240000037"/>
+      <w:r>
+        <w:t>Supuestos e incertidumbres</w:t>
+      </w:r>
+      <w:bookmarkEnd w:id="20"/>
+    </w:p>
+    <w:p>
+      <w:pPr>
+        <w:pStyle w:val="PSI-Normal"/>
+      </w:pPr>
+      <w:r>
+        <w:t xml:space="preserve">Una vez completada la especificación de los requerimientos obtenidos, se </w:t>
+      </w:r>
+      <w:r>
+        <w:t>plantean las siguientes incertidumbres y supuestos</w:t>
+      </w:r>
+      <w:r>
+        <w:t xml:space="preserve"> con respecto a las funcionalidades y restricciones del sistema.</w:t>
+      </w:r>
+      <w:r>
+        <w:t xml:space="preserve"> Estas incertidumbres se originan del análisis de los requerimientos y los insumos</w:t>
+      </w:r>
+      <w:r>
+        <w:t xml:space="preserve"> </w:t>
+      </w:r>
+      <w:r>
+        <w:t xml:space="preserve">utilizados para la especificación de requerimientos. </w:t>
+      </w:r>
+    </w:p>
+    <w:p>
+      <w:pPr>
+        <w:pStyle w:val="PSI-Normal"/>
+      </w:pPr>
+      <w:r>
+        <w:t>Las incertidumbres abarcan cuestiones relacionadas a los procesos y cómo debe funcionar el sistema basándose en los objetivos del cliente. Para ello, se plantea una pregunta que no posee una respuesta clara y posibles soluciones a esa incertidumbre.</w:t>
+      </w:r>
+    </w:p>
+    <w:p>
+      <w:pPr>
+        <w:pStyle w:val="PSI-Normal"/>
+      </w:pPr>
+      <w:r>
+        <w:t xml:space="preserve">En el caso de los supuestos, se plantean ideas que se han nombrado en alguno de los insumos utilizados para el documento, pero que no han sido definidos. Los supuestos implican un tema parcialmente claro en el </w:t>
+      </w:r>
+      <w:r>
+        <w:t>cual</w:t>
+      </w:r>
+      <w:r>
+        <w:t xml:space="preserve"> se intenta suponer y buscar una solución.</w:t>
+      </w:r>
+    </w:p>
+    <w:p>
+      <w:pPr>
+        <w:pStyle w:val="PSI-Ttulo2"/>
+      </w:pPr>
+      <w:bookmarkStart w:id="21" w:name="_Toc240000038"/>
+      <w:r>
+        <w:lastRenderedPageBreak/>
+        <w:t>Incertidumbres</w:t>
+      </w:r>
+      <w:bookmarkEnd w:id="21"/>
+    </w:p>
+    <w:p>
+      <w:pPr>
+        <w:pStyle w:val="PSI-Normal"/>
+        <w:numPr>
+          <w:ilvl w:val="0"/>
+          <w:numId w:val="22"/>
+        </w:numPr>
+      </w:pPr>
       <w:r>
         <w:rPr>
           <w:b/>
           <w:bCs/>
         </w:rPr>
-        <w:t xml:space="preserve"> de graduados</w:t>
+        <w:t>Becas</w:t>
       </w:r>
     </w:p>
     <w:p>
@@ -3739,922 +4899,15 @@
         <w:ind w:left="720"/>
       </w:pPr>
       <w:r>
-        <w:t>El sistema debe calcula</w:t>
-      </w:r>
-      <w:r>
-        <w:t>r los totales de graduados ajustados por</w:t>
-      </w:r>
-      <w:r>
-        <w:t xml:space="preserve">: </w:t>
-      </w:r>
-      <w:r>
-        <w:t>escuela</w:t>
-      </w:r>
-      <w:r>
-        <w:t>, carrera,</w:t>
-      </w:r>
-      <w:r>
-        <w:t xml:space="preserve"> año</w:t>
-      </w:r>
-      <w:r>
-        <w:t xml:space="preserve"> </w:t>
-      </w:r>
-      <w:r>
-        <w:t>ingreso, año de egreso</w:t>
-      </w:r>
-      <w:r>
-        <w:t>,</w:t>
-      </w:r>
-      <w:r>
-        <w:t xml:space="preserve"> y</w:t>
-      </w:r>
-      <w:r>
-        <w:t xml:space="preserve"> lapso determinado con fecha de inicio y fecha de cierre.</w:t>
-      </w:r>
-    </w:p>
-    <w:p>
-      <w:pPr>
-        <w:pStyle w:val="PSI-Normal"/>
-        <w:numPr>
-          <w:ilvl w:val="0"/>
-          <w:numId w:val="20"/>
-        </w:numPr>
-      </w:pPr>
-      <w:r>
-        <w:rPr>
-          <w:b/>
-          <w:bCs/>
-        </w:rPr>
-        <w:t>RF-</w:t>
-      </w:r>
-      <w:r>
-        <w:rPr>
-          <w:b/>
-          <w:bCs/>
-        </w:rPr>
-        <w:t>18</w:t>
-      </w:r>
-      <w:r>
-        <w:rPr>
-          <w:b/>
-          <w:bCs/>
-        </w:rPr>
-        <w:t>: Cálculo de tiempo promedio de graduación</w:t>
-      </w:r>
-    </w:p>
-    <w:p>
-      <w:pPr>
-        <w:pStyle w:val="PSI-Normal"/>
-        <w:ind w:left="720"/>
-      </w:pPr>
-      <w:r>
-        <w:t>El sistema debe calcular el tiempo promedio de graduación por</w:t>
-      </w:r>
-      <w:r>
-        <w:t>:</w:t>
-      </w:r>
-      <w:r>
-        <w:t xml:space="preserve"> escuela, carrera, año de ingreso</w:t>
-      </w:r>
-      <w:r>
-        <w:t>, año de egreso, y lapso con fecha de inicio y fecha de cierre.</w:t>
-      </w:r>
-    </w:p>
-    <w:p>
-      <w:pPr>
-        <w:pStyle w:val="PSI-Normal"/>
-        <w:numPr>
-          <w:ilvl w:val="0"/>
-          <w:numId w:val="20"/>
-        </w:numPr>
-      </w:pPr>
-      <w:r>
-        <w:rPr>
-          <w:b/>
-          <w:bCs/>
-        </w:rPr>
-        <w:t>RF-</w:t>
-      </w:r>
-      <w:r>
-        <w:rPr>
-          <w:b/>
-          <w:bCs/>
-        </w:rPr>
-        <w:t>19</w:t>
-      </w:r>
-      <w:r>
-        <w:rPr>
-          <w:b/>
-          <w:bCs/>
-        </w:rPr>
-        <w:t xml:space="preserve">: </w:t>
-      </w:r>
-      <w:r>
-        <w:rPr>
-          <w:b/>
-          <w:bCs/>
-        </w:rPr>
-        <w:t>Cálculo</w:t>
-      </w:r>
-      <w:r>
-        <w:rPr>
-          <w:b/>
-          <w:bCs/>
-        </w:rPr>
-        <w:t xml:space="preserve"> de la evolución de graduados</w:t>
-      </w:r>
-    </w:p>
-    <w:p>
-      <w:pPr>
-        <w:pStyle w:val="PSI-Normal"/>
-        <w:ind w:left="720"/>
-      </w:pPr>
-      <w:r>
-        <w:lastRenderedPageBreak/>
-        <w:t xml:space="preserve">El sistema debe </w:t>
-      </w:r>
-      <w:r>
-        <w:t xml:space="preserve">calcular la evolución de graduados </w:t>
-      </w:r>
-      <w:r>
-        <w:t>ajustado por</w:t>
-      </w:r>
-      <w:r>
-        <w:t>: carrera, escuela</w:t>
-      </w:r>
-      <w:r>
-        <w:t xml:space="preserve">, año de ingreso, año de egreso, y lapso con fecha de inicio y fecha de cierre. </w:t>
-      </w:r>
-    </w:p>
-    <w:p>
-      <w:pPr>
-        <w:pStyle w:val="PSI-Normal"/>
-        <w:numPr>
-          <w:ilvl w:val="0"/>
-          <w:numId w:val="20"/>
-        </w:numPr>
-      </w:pPr>
-      <w:r>
-        <w:rPr>
-          <w:b/>
-          <w:bCs/>
-        </w:rPr>
-        <w:t>RF-2</w:t>
-      </w:r>
-      <w:r>
-        <w:rPr>
-          <w:b/>
-          <w:bCs/>
-        </w:rPr>
-        <w:t>0</w:t>
-      </w:r>
-      <w:r>
-        <w:rPr>
-          <w:b/>
-          <w:bCs/>
-        </w:rPr>
-        <w:t xml:space="preserve">: </w:t>
-      </w:r>
-      <w:r>
-        <w:rPr>
-          <w:b/>
-          <w:bCs/>
-        </w:rPr>
-        <w:t>Cálculo</w:t>
-      </w:r>
-      <w:r>
-        <w:rPr>
-          <w:b/>
-          <w:bCs/>
-        </w:rPr>
-        <w:t xml:space="preserve"> de la distribución de </w:t>
-      </w:r>
-      <w:r>
-        <w:rPr>
-          <w:b/>
-          <w:bCs/>
-        </w:rPr>
-        <w:t>promedios con y sin aplazo</w:t>
-      </w:r>
-    </w:p>
-    <w:p>
-      <w:pPr>
-        <w:pStyle w:val="PSI-Normal"/>
-        <w:ind w:left="720"/>
-      </w:pPr>
-      <w:r>
-        <w:t xml:space="preserve">El sistema debe </w:t>
-      </w:r>
-      <w:r>
-        <w:t>calcular la distribución</w:t>
-      </w:r>
-      <w:r>
-        <w:t xml:space="preserve"> de</w:t>
-      </w:r>
-      <w:r>
-        <w:t xml:space="preserve"> promedios con y sin aplazo ajustado por</w:t>
-      </w:r>
-      <w:r>
-        <w:t>:</w:t>
-      </w:r>
-      <w:r>
-        <w:t xml:space="preserve"> </w:t>
-      </w:r>
-      <w:r>
-        <w:t>carrera,</w:t>
-      </w:r>
-      <w:r>
-        <w:t xml:space="preserve"> </w:t>
-      </w:r>
-      <w:r>
-        <w:t>escuela,</w:t>
-      </w:r>
-      <w:r>
-        <w:t xml:space="preserve"> </w:t>
-      </w:r>
-      <w:r>
-        <w:t>año de ingreso, año de egreso</w:t>
-      </w:r>
-      <w:r>
-        <w:t>, y lapso con fecha de inicio y fecha de cierre</w:t>
-      </w:r>
-      <w:r>
-        <w:t>. Estos cálculos deben ser ajustables por lapso con una fecha de inicio y una fecha de cierre.</w:t>
-      </w:r>
-    </w:p>
-    <w:p>
-      <w:pPr>
-        <w:pStyle w:val="PSI-Normal"/>
-        <w:numPr>
-          <w:ilvl w:val="0"/>
-          <w:numId w:val="20"/>
-        </w:numPr>
-      </w:pPr>
-      <w:r>
-        <w:rPr>
-          <w:b/>
-          <w:bCs/>
-        </w:rPr>
-        <w:t>RF-</w:t>
-      </w:r>
-      <w:r>
-        <w:rPr>
-          <w:b/>
-          <w:bCs/>
-        </w:rPr>
-        <w:t>2</w:t>
-      </w:r>
-      <w:r>
-        <w:rPr>
-          <w:b/>
-          <w:bCs/>
-        </w:rPr>
-        <w:t>1</w:t>
-      </w:r>
-      <w:r>
-        <w:rPr>
-          <w:b/>
-          <w:bCs/>
-        </w:rPr>
-        <w:t xml:space="preserve">: </w:t>
-      </w:r>
-      <w:r>
-        <w:rPr>
-          <w:b/>
-          <w:bCs/>
-        </w:rPr>
-        <w:t>Representación de los cálculos</w:t>
-      </w:r>
-    </w:p>
-    <w:p>
-      <w:pPr>
-        <w:pStyle w:val="PSI-Normal"/>
-        <w:ind w:left="720"/>
-      </w:pPr>
-      <w:r>
-        <w:t>El sistema debe representar en, al menos, formato tabla/listado y representación gráfica a los cálculos de los siguientes requerimientos: RF-17,</w:t>
-      </w:r>
-      <w:r>
-        <w:t xml:space="preserve"> RF-18, RF-19</w:t>
-      </w:r>
-      <w:r>
-        <w:t xml:space="preserve"> y</w:t>
-      </w:r>
-      <w:r>
-        <w:t xml:space="preserve"> </w:t>
-      </w:r>
-      <w:r>
-        <w:t>RF-</w:t>
-      </w:r>
-      <w:r>
-        <w:t>20.</w:t>
-      </w:r>
-    </w:p>
-    <w:p>
-      <w:pPr>
-        <w:pStyle w:val="PSI-Normal"/>
-      </w:pPr>
-      <w:r>
-        <w:t>Módulo de graduados con baja lógica</w:t>
-      </w:r>
-    </w:p>
-    <w:p>
-      <w:pPr>
-        <w:pStyle w:val="PSI-Normal"/>
-        <w:numPr>
-          <w:ilvl w:val="0"/>
-          <w:numId w:val="20"/>
-        </w:numPr>
-      </w:pPr>
-      <w:r>
-        <w:rPr>
-          <w:b/>
-          <w:bCs/>
-        </w:rPr>
-        <w:t>RF-</w:t>
-      </w:r>
-      <w:r>
-        <w:rPr>
-          <w:b/>
-          <w:bCs/>
-        </w:rPr>
-        <w:t>22</w:t>
-      </w:r>
-      <w:r>
-        <w:rPr>
-          <w:b/>
-          <w:bCs/>
-        </w:rPr>
-        <w:t xml:space="preserve">: </w:t>
+        <w:t xml:space="preserve">Actualmente no se ha definido la estructura del Excel que debe seguir la carga de becas debido a que no se conoce la información necesaria y relevante para las becas. </w:t>
       </w:r>
     </w:p>
     <w:p>
       <w:pPr>
         <w:pStyle w:val="PSI-Ttulo2"/>
       </w:pPr>
-      <w:r>
-        <w:t xml:space="preserve">Requerimientos no </w:t>
-      </w:r>
-      <w:r>
-        <w:t>funcionales</w:t>
-      </w:r>
-      <w:bookmarkEnd w:id="19"/>
-    </w:p>
-    <w:p>
-      <w:pPr>
-        <w:pStyle w:val="PSI-Normal"/>
-        <w:numPr>
-          <w:ilvl w:val="0"/>
-          <w:numId w:val="21"/>
-        </w:numPr>
-      </w:pPr>
-      <w:r>
-        <w:rPr>
-          <w:b/>
-          <w:bCs/>
-        </w:rPr>
-        <w:t>RNF-01:</w:t>
-      </w:r>
-      <w:r>
-        <w:rPr>
-          <w:b/>
-          <w:bCs/>
-        </w:rPr>
-        <w:t xml:space="preserve"> Tipo de archivo del analítico</w:t>
-      </w:r>
-    </w:p>
-    <w:p>
-      <w:pPr>
-        <w:pStyle w:val="PSI-Normal"/>
-        <w:ind w:left="720"/>
-      </w:pPr>
-      <w:r>
-        <w:t>El sistema debe permitir que el analítico del graduado sea generado en formato PDF y formato docs.</w:t>
-      </w:r>
-    </w:p>
-    <w:p>
-      <w:pPr>
-        <w:pStyle w:val="PSI-Normal"/>
-        <w:numPr>
-          <w:ilvl w:val="0"/>
-          <w:numId w:val="21"/>
-        </w:numPr>
-      </w:pPr>
-      <w:r>
-        <w:rPr>
-          <w:b/>
-          <w:bCs/>
-        </w:rPr>
-        <w:t>RNF-02: Uso del framework UARGFlow</w:t>
-      </w:r>
-    </w:p>
-    <w:p>
-      <w:pPr>
-        <w:pStyle w:val="PSI-Normal"/>
-        <w:numPr>
-          <w:ilvl w:val="0"/>
-          <w:numId w:val="21"/>
-        </w:numPr>
-      </w:pPr>
-      <w:r>
-        <w:rPr>
-          <w:b/>
-          <w:bCs/>
-        </w:rPr>
-        <w:t>RNF-03: Acceso limitado</w:t>
-      </w:r>
-    </w:p>
-    <w:p>
-      <w:pPr>
-        <w:pStyle w:val="PSI-Normal"/>
-        <w:numPr>
-          <w:ilvl w:val="0"/>
-          <w:numId w:val="21"/>
-        </w:numPr>
-      </w:pPr>
-      <w:r>
-        <w:rPr>
-          <w:b/>
-          <w:bCs/>
-        </w:rPr>
-        <w:t xml:space="preserve">RNF-04: </w:t>
-      </w:r>
-    </w:p>
-    <w:p>
-      <w:pPr>
-        <w:pStyle w:val="PSI-Normal"/>
-      </w:pPr>
-    </w:p>
-    <w:p>
-      <w:pPr>
-        <w:pStyle w:val="PSI-Ttulo1"/>
-      </w:pPr>
-      <w:bookmarkStart w:id="20" w:name="_Toc240000037"/>
-      <w:r>
-        <w:t>Supuestos e incertidumbres</w:t>
-      </w:r>
-      <w:bookmarkEnd w:id="20"/>
-    </w:p>
-    <w:p>
-      <w:pPr>
-        <w:pStyle w:val="PSI-Normal"/>
-      </w:pPr>
-      <w:r>
-        <w:t xml:space="preserve">Una vez completada la especificación de los requerimientos obtenidos, se </w:t>
-      </w:r>
-      <w:r>
-        <w:t>plantean las siguientes incertidumbres y supuestos</w:t>
-      </w:r>
-      <w:r>
-        <w:t xml:space="preserve"> con respecto a las funcionalidades y restricciones del sistema.</w:t>
-      </w:r>
-      <w:r>
-        <w:t xml:space="preserve"> Estas incertidumbres se originan del análisis de los requerimientos y los insumos</w:t>
-      </w:r>
-      <w:r>
-        <w:t xml:space="preserve"> </w:t>
-      </w:r>
-      <w:r>
-        <w:t xml:space="preserve">utilizados para la especificación de requerimientos. </w:t>
-      </w:r>
-    </w:p>
-    <w:p>
-      <w:pPr>
-        <w:pStyle w:val="PSI-Normal"/>
-      </w:pPr>
-      <w:r>
-        <w:t>Las incertidumbres abarcan cuestiones relacionadas a los procesos y cómo debe funcionar el sistema basándose en los objetivos del cliente. Para ello, se plantea una pregunta que no posee una respuesta clara y posibles soluciones a esa incertidumbre.</w:t>
-      </w:r>
-    </w:p>
-    <w:p>
-      <w:pPr>
-        <w:pStyle w:val="PSI-Normal"/>
-      </w:pPr>
-      <w:r>
-        <w:t>En el caso de los supuestos, se plantean ideas que se han nombrado en alguno de los insumos utilizados para el documento, pero que no han sido definidos. Los supuestos implican un tema parcialmente claro en el cuál se intenta suponer y buscar una solución.</w:t>
-      </w:r>
-    </w:p>
-    <w:p>
-      <w:pPr>
-        <w:pStyle w:val="PSI-Ttulo2"/>
-      </w:pPr>
-      <w:bookmarkStart w:id="21" w:name="_Toc240000038"/>
-      <w:r>
-        <w:lastRenderedPageBreak/>
-        <w:t>Incertidumbres</w:t>
-      </w:r>
-      <w:bookmarkEnd w:id="21"/>
-    </w:p>
-    <w:p>
-      <w:pPr>
-        <w:pStyle w:val="PSI-Normal"/>
-        <w:numPr>
-          <w:ilvl w:val="0"/>
-          <w:numId w:val="22"/>
-        </w:numPr>
-        <w:rPr>
-          <w:b/>
-          <w:bCs/>
-        </w:rPr>
-      </w:pPr>
-      <w:r>
-        <w:rPr>
-          <w:b/>
-          <w:bCs/>
-        </w:rPr>
-        <w:t>Proceso de inscripción y renovación de la credencial universitaria</w:t>
-      </w:r>
-    </w:p>
-    <w:p>
-      <w:pPr>
-        <w:pStyle w:val="PSI-Normal"/>
-        <w:ind w:left="720"/>
-      </w:pPr>
-      <w:r>
-        <w:t xml:space="preserve">El entrevistado ha dejado en claro que realizar una </w:t>
-      </w:r>
-      <w:r>
-        <w:t>inscripción o renovación</w:t>
-      </w:r>
-      <w:r>
-        <w:t xml:space="preserve"> es un proceso </w:t>
-      </w:r>
-      <w:r>
-        <w:t xml:space="preserve">que </w:t>
-      </w:r>
-      <w:r>
-        <w:t>debe realizarse de manera presencial en la Secretaría de Apoyo, Permanencia y Bienestar Universitario. Est</w:t>
-      </w:r>
-      <w:r>
-        <w:t>o con un</w:t>
-      </w:r>
-      <w:r>
-        <w:t xml:space="preserve"> doble </w:t>
-      </w:r>
-      <w:r>
-        <w:t>o</w:t>
-      </w:r>
-      <w:r>
-        <w:t xml:space="preserve">bjetivo </w:t>
-      </w:r>
-      <w:r>
-        <w:t>detrás: la</w:t>
-      </w:r>
-      <w:r>
-        <w:t xml:space="preserve"> integración de los alumnos dentro de la comunidad universitaria mediante la comunicación presencial</w:t>
-      </w:r>
-      <w:r>
-        <w:t>,</w:t>
-      </w:r>
-      <w:r>
-        <w:t xml:space="preserve"> y dar a conocer otras actividades que lleva a cabo la Dirección de Apoyo, Permanencia y Bienestar Universitario. </w:t>
-      </w:r>
-    </w:p>
-    <w:p>
-      <w:pPr>
-        <w:pStyle w:val="PSI-Normal"/>
-        <w:ind w:left="720"/>
-      </w:pPr>
-      <w:r>
-        <w:t>En base a esto, el sistema debe tomar una decisión crítica para su diseño: adaptar la inscripción y renovación de los alumnos regulares a estos objetivos o modificar los objetivos para permitir una inscripción y una renovación remota</w:t>
-      </w:r>
-      <w:r>
-        <w:t xml:space="preserve">. </w:t>
-      </w:r>
-    </w:p>
-    <w:p>
-      <w:pPr>
-        <w:pStyle w:val="PSI-Normal"/>
-        <w:ind w:left="720"/>
-      </w:pPr>
-      <w:r>
-        <w:rPr>
-          <w:b/>
-          <w:bCs/>
-        </w:rPr>
-        <w:t>Solución 1</w:t>
-      </w:r>
-      <w:r>
-        <w:t>: si se busca dar a conocer actividades bajo el mando de la Dirección de Apoyo, Permanencia y Bienestar Universitario, se puede ingresar publicidad sobre las actividades de la Dirección dentro del sistema. Sin embargo, el objetivo de la “integración de los alumnos dentro de la comunidad universitaria mediante la comunicación presencial” debería de abordarse de manera distinta</w:t>
-      </w:r>
-      <w:r>
-        <w:t>,</w:t>
-      </w:r>
-      <w:r>
-        <w:t xml:space="preserve"> y</w:t>
-      </w:r>
-      <w:r>
-        <w:t xml:space="preserve"> la forma de abordarse debe</w:t>
-      </w:r>
-      <w:r>
-        <w:t xml:space="preserve"> validarse con e</w:t>
-      </w:r>
-      <w:r>
-        <w:t>l Licenciado Carulli</w:t>
-      </w:r>
-      <w:r>
-        <w:t xml:space="preserve">. </w:t>
-      </w:r>
-      <w:r>
-        <w:t>La fortaleza de esta</w:t>
-      </w:r>
-      <w:r>
-        <w:t xml:space="preserve"> solución </w:t>
-      </w:r>
-      <w:r>
-        <w:t xml:space="preserve">es que </w:t>
-      </w:r>
-      <w:r>
-        <w:t>permite inscripciones y renovaciones de manera remota.</w:t>
-      </w:r>
-    </w:p>
-    <w:p>
-      <w:pPr>
-        <w:pStyle w:val="PSI-Normal"/>
-        <w:ind w:left="720"/>
-      </w:pPr>
-      <w:r>
-        <w:rPr>
-          <w:b/>
-          <w:bCs/>
-        </w:rPr>
-        <w:t>Solución 2</w:t>
-      </w:r>
-      <w:r>
-        <w:t>:</w:t>
-      </w:r>
-      <w:r>
-        <w:t xml:space="preserve"> en caso de que los objetivos planteados sean inamovibles y sea un requisito indispensable la presencialidad, se deben adaptar los procesos de inscripciones y renovaciones del sistema a un formato presencial y que ocurra mayormente en el entorno de la Secretaría de Apoyo, Permanencia y Bienestar Universitario.  </w:t>
-      </w:r>
-      <w:r>
-        <w:t>La fortaleza de esta solución es que se encuentra completamente apegada a los objetivos perseguidos por la Dirección de Apoyo, Permanencia y Bienestar Universitario.</w:t>
-      </w:r>
-    </w:p>
-    <w:p>
-      <w:pPr>
-        <w:pStyle w:val="PSI-Normal"/>
-        <w:numPr>
-          <w:ilvl w:val="0"/>
-          <w:numId w:val="22"/>
-        </w:numPr>
-        <w:rPr>
-          <w:b/>
-          <w:bCs/>
-        </w:rPr>
-      </w:pPr>
-      <w:r>
-        <w:rPr>
-          <w:b/>
-          <w:bCs/>
-        </w:rPr>
-        <w:t>Estadísticas dirigidas</w:t>
-      </w:r>
-      <w:r>
-        <w:rPr>
-          <w:b/>
-          <w:bCs/>
-        </w:rPr>
-        <w:t xml:space="preserve"> a comercios adheridos al programa</w:t>
-      </w:r>
-    </w:p>
-    <w:p>
-      <w:pPr>
-        <w:pStyle w:val="PSI-Normal"/>
-        <w:ind w:left="720"/>
-      </w:pPr>
-      <w:r>
-        <w:t xml:space="preserve">El hecho de si los comercios realmente les interesan dato estadístico es un punto que modifica la personalización de la interfaz y el entorno en el cuál se manejará un comercio adherido al programa de credenciales universitarias dentro del sistema. Las estadísticas pueden ser de utilidad, pero para el desarrollo del presente documento no se poseen insumos que correspondan a requerimientos obtenidos de los comercios adheridos. </w:t>
-      </w:r>
-    </w:p>
-    <w:p>
-      <w:pPr>
-        <w:pStyle w:val="PSI-Normal"/>
-        <w:ind w:left="720"/>
-      </w:pPr>
-      <w:r>
-        <w:t xml:space="preserve">Este punto es importante, porque </w:t>
-      </w:r>
-      <w:r>
-        <w:t>es una cuestión que influye directamente en cómo se registrarán las transacciones</w:t>
-      </w:r>
-      <w:r>
-        <w:t xml:space="preserve"> y que datos se extraerán de ellas</w:t>
-      </w:r>
-      <w:r>
-        <w:t>. Si los comercios requieren de estadísticas, se deben modelar las estadísticas que son de interés para los comercios y crear mecanismos de registro de transacciones que ayuden a obtener los datos de interés para los comercios sin exponer datos sensibles de los beneficiarios</w:t>
-      </w:r>
-      <w:r>
-        <w:t>.</w:t>
-      </w:r>
-    </w:p>
-    <w:p>
-      <w:pPr>
-        <w:pStyle w:val="PSI-Normal"/>
-        <w:ind w:left="720"/>
-      </w:pPr>
-      <w:r>
-        <w:rPr>
-          <w:b/>
-          <w:bCs/>
-        </w:rPr>
-        <w:lastRenderedPageBreak/>
-        <w:t>Solución 1</w:t>
-      </w:r>
-      <w:r>
-        <w:t>: generar estadísticas</w:t>
-      </w:r>
-      <w:r>
-        <w:t xml:space="preserve"> genéricas</w:t>
-      </w:r>
-      <w:r>
-        <w:t xml:space="preserve"> </w:t>
-      </w:r>
-      <w:r>
-        <w:t xml:space="preserve">sin la necesidad de un sondeo a los comercios adheridos al programa de credenciales </w:t>
-      </w:r>
-      <w:r>
-        <w:t>universitarias</w:t>
-      </w:r>
-      <w:r>
-        <w:t xml:space="preserve"> puede ser una solución que permita definir de manera temprana el mecanismo de seguridad utilizado para el registro de transacciones. Sin embargo, esta solución implica que el sistema no podrá ofrecer estadísticas que realmente sean de interés, sino que estarán basadas en supuestos del equipo CODVANTA.</w:t>
-      </w:r>
-    </w:p>
-    <w:p>
-      <w:pPr>
-        <w:pStyle w:val="PSI-Normal"/>
-        <w:ind w:left="720"/>
-      </w:pPr>
-      <w:r>
-        <w:rPr>
-          <w:b/>
-          <w:bCs/>
-        </w:rPr>
-        <w:t>Solución 2</w:t>
-      </w:r>
-      <w:r>
-        <w:t>:</w:t>
-      </w:r>
-      <w:r>
-        <w:t xml:space="preserve"> </w:t>
-      </w:r>
-      <w:r>
-        <w:t xml:space="preserve">para poder realizar estadísticas acordes a lo que requieren los comercios, se pueden realizar relevamientos con cuestiones, entrevistas u observación directa con los responsables de los comercios adheridos al programa de credenciales universitarias. Sin embargo, esta solución también implica un leve atraso del proyecto para el diseño de un formulario, la solicitud de autorización por parte de los docentes de la asignatura Laboratorio de Desarrollo de Software y el Licenciado Carulli Lucas Martín, representante de la Dirección de Apoyo, Permanencia y Bienestar Universitario en el contexto de la asignatura. </w:t>
-      </w:r>
-    </w:p>
-    <w:p>
-      <w:pPr>
-        <w:pStyle w:val="PSI-Normal"/>
-        <w:numPr>
-          <w:ilvl w:val="0"/>
-          <w:numId w:val="22"/>
-        </w:numPr>
-        <w:rPr>
-          <w:b/>
-          <w:bCs/>
-        </w:rPr>
-      </w:pPr>
-      <w:r>
-        <w:rPr>
-          <w:b/>
-          <w:bCs/>
-        </w:rPr>
-        <w:t>Validación de la regularidad de los alumnos</w:t>
-      </w:r>
-    </w:p>
-    <w:p>
-      <w:pPr>
-        <w:pStyle w:val="PSI-Normal"/>
-        <w:ind w:left="720"/>
-      </w:pPr>
-      <w:r>
-        <w:t xml:space="preserve">Un eje central del sistema es la validación de la regularidad de los alumnos, proceso que actualmente se realiza manualmente buscando alumno por alumno en el sistema SIU Guaraní. </w:t>
-      </w:r>
-      <w:r>
-        <w:t xml:space="preserve">Como punto de partida, también se debe considerar que del área de Personal envía </w:t>
-      </w:r>
-      <w:r>
-        <w:t>archivos Excel</w:t>
-      </w:r>
-      <w:r>
-        <w:t xml:space="preserve"> con las designaciones a la Dirección de Apoyo, Permanencia y Bienestar Universitario, por lo que, de base, el sistema debería contemplar la opción de permitir cargar hojas de cálculo con un formato definido. Sin embargo, y e</w:t>
-      </w:r>
-      <w:r>
-        <w:t>n base a los insumos, se sabe que</w:t>
-      </w:r>
-      <w:r>
-        <w:t xml:space="preserve"> el SIU Guaraní posee la capacidad de gener</w:t>
-      </w:r>
-      <w:r>
-        <w:t>ar, por lo menos, el listado de alumnos en una carrera</w:t>
-      </w:r>
-      <w:r>
-        <w:t xml:space="preserve">, pero se desconoce el formato y la facilidad con que esto se realiza. </w:t>
-      </w:r>
-      <w:r>
-        <w:t xml:space="preserve">Esto genera una incertidumbre en cómo se cargarán los datos de los alumnos regulares. </w:t>
-      </w:r>
-    </w:p>
-    <w:p>
-      <w:pPr>
-        <w:pStyle w:val="PSI-Normal"/>
-        <w:ind w:left="720"/>
-      </w:pPr>
-      <w:r>
-        <w:rPr>
-          <w:b/>
-          <w:bCs/>
-        </w:rPr>
-        <w:t>S</w:t>
-      </w:r>
-      <w:r>
-        <w:rPr>
-          <w:b/>
-          <w:bCs/>
-        </w:rPr>
-        <w:t>olución 1</w:t>
-      </w:r>
-      <w:r>
-        <w:t xml:space="preserve">: Si el proceso </w:t>
-      </w:r>
-      <w:r>
-        <w:t xml:space="preserve">para exportar listados de alumnos por carreras desde el Siu Guaraní </w:t>
-      </w:r>
-      <w:r>
-        <w:t xml:space="preserve">es sencillo de llevar a cabo y se pueden producir listados </w:t>
-      </w:r>
-      <w:r>
-        <w:t>en formato de hoja de cálculo o similares</w:t>
-      </w:r>
-      <w:r>
-        <w:t>, el sistema podría adaptar solicitar un formato específico para la carga de datos tanto de hojas de cálculo de Personal como los listados obtenidos del SIU Guaraní, permitiendo así una validación automática si se desea.</w:t>
-      </w:r>
-    </w:p>
-    <w:p>
-      <w:pPr>
-        <w:pStyle w:val="PSI-Normal"/>
-        <w:ind w:left="720"/>
-      </w:pPr>
-      <w:r>
-        <w:rPr>
-          <w:b/>
-          <w:bCs/>
-        </w:rPr>
-        <w:t>Solución 2</w:t>
-      </w:r>
-      <w:r>
-        <w:t>:</w:t>
-      </w:r>
-      <w:r>
-        <w:t xml:space="preserve"> Si </w:t>
-      </w:r>
-      <w:r>
-        <w:t xml:space="preserve">el proceso es sencillo de llevar a cabo, pero los listados no son generados en un formato estándar, o son generados en otros formatos como PDF, se puede proponer el escaneo de los PDF para la extracción de datos. Sin embargo, esta solución es técnicamente compleja para el equipo de desarrollo y </w:t>
-      </w:r>
-      <w:r>
-        <w:t>los plazos del proyect</w:t>
-      </w:r>
-      <w:r>
-        <w:t>o, por lo que podría ser factible la validación manual. Sin embargo, esto último implica un mayor esfuerzo para el usuario que gestiona el sistema.</w:t>
-      </w:r>
-    </w:p>
-    <w:p>
-      <w:pPr>
-        <w:pStyle w:val="PSI-Normal"/>
-        <w:ind w:left="720"/>
-      </w:pPr>
-      <w:r>
-        <w:rPr>
-          <w:b/>
-          <w:bCs/>
-        </w:rPr>
-        <w:t>Solución 3</w:t>
-      </w:r>
-      <w:r>
-        <w:t>:</w:t>
-      </w:r>
-      <w:r>
-        <w:t xml:space="preserve"> Si el proceso es engorros</w:t>
-      </w:r>
-      <w:r>
-        <w:t>o</w:t>
-      </w:r>
-      <w:r>
-        <w:t xml:space="preserve"> y complejo de llevar a cabo, se podría proponer la validación manual como </w:t>
-      </w:r>
-      <w:r>
-        <w:t>alternativa a la carga de datos en formato de hoja de cálculo</w:t>
-      </w:r>
-      <w:r>
-        <w:t xml:space="preserve">. Esta solución es técnicamente alcanzable por el equipo de desarrollo debido a su sencillez, pero implica un mayor esfuerzo para el usuario que gestiona el sistema. </w:t>
-      </w:r>
-    </w:p>
-    <w:p>
-      <w:pPr>
-        <w:pStyle w:val="PSI-Ttulo2"/>
-      </w:pPr>
       <w:bookmarkStart w:id="22" w:name="_Toc240000039"/>
       <w:r>
-        <w:lastRenderedPageBreak/>
         <w:t>Supuestos</w:t>
       </w:r>
       <w:bookmarkEnd w:id="22"/>
@@ -4676,7 +4929,7 @@
           <w:b/>
           <w:bCs/>
         </w:rPr>
-        <w:t>Mecanismo de seguridad, validación y registro de transacciones</w:t>
+        <w:t>Formato de archivos</w:t>
       </w:r>
     </w:p>
     <w:p>
@@ -4685,158 +4938,2972 @@
         <w:ind w:left="720"/>
       </w:pPr>
       <w:r>
-        <w:t xml:space="preserve">En base a los insumos, se conoce que es de interés un mecanismo de seguridad y validación que otorgue robustez a cada una de las credenciales, evitando la falsificación de </w:t>
-      </w:r>
-      <w:r>
-        <w:t>estas</w:t>
-      </w:r>
-      <w:r>
-        <w:t xml:space="preserve">. </w:t>
-      </w:r>
-      <w:r>
-        <w:t>Sin embargo, no se ha especificado cuál es el método que se desea, aunque sí se mencionó la idea de un QR</w:t>
-      </w:r>
-      <w:r>
-        <w:t>.</w:t>
-      </w:r>
-    </w:p>
-    <w:p>
-      <w:pPr>
-        <w:pStyle w:val="PSI-Normal"/>
-        <w:ind w:left="720"/>
-      </w:pPr>
-      <w:r>
-        <w:t>Este mecanismo, depende de cómo se aplique, puede ser técnicamente alcanzable por el equipo de desarrollo, por lo que se plantean dos soluciones.</w:t>
-      </w:r>
-    </w:p>
-    <w:p>
-      <w:pPr>
-        <w:pStyle w:val="PSI-Normal"/>
-        <w:ind w:left="720"/>
-      </w:pPr>
-      <w:r>
-        <w:rPr>
-          <w:b/>
-          <w:bCs/>
-        </w:rPr>
-        <w:t>Solución 1</w:t>
-      </w:r>
-      <w:r>
-        <w:t>: Cada beneficiario posee un QR</w:t>
-      </w:r>
-      <w:r>
-        <w:t xml:space="preserve"> estático</w:t>
-      </w:r>
-      <w:r>
-        <w:t xml:space="preserve"> que debe ser validado por el comerciante </w:t>
-      </w:r>
-      <w:r>
-        <w:t>con un escaneo del QR a través de su cuenta de “comercio” en el sistema CREDU</w:t>
-      </w:r>
-      <w:r>
-        <w:t>. En esta solución, la credencial iría acompañada de un QR</w:t>
-      </w:r>
-      <w:r>
-        <w:t xml:space="preserve"> estático</w:t>
-      </w:r>
-      <w:r>
-        <w:t xml:space="preserve">, por lo que </w:t>
-      </w:r>
-      <w:r>
-        <w:t>el comerciante debería de escanear el QR del beneficiario con el sistema. Al momento de realizar el escaneo, el sistema valida si es un beneficiario activo o no</w:t>
-      </w:r>
-      <w:r>
-        <w:t>, y re</w:t>
-      </w:r>
-      <w:r>
-        <w:t>aliza un registro de la transacción</w:t>
-      </w:r>
-      <w:r>
-        <w:t xml:space="preserve">. Si el beneficiario se encuentra activo, se guarda </w:t>
-      </w:r>
-      <w:r>
-        <w:t>la transacción</w:t>
-      </w:r>
-      <w:r>
-        <w:t xml:space="preserve"> realizad</w:t>
-      </w:r>
-      <w:r>
-        <w:t>a</w:t>
-      </w:r>
-      <w:r>
-        <w:t xml:space="preserve"> con la información de: tipo de beneficiario, DNI del beneficiario y comercio en el que se realiza el escaneo. </w:t>
-      </w:r>
-      <w:r>
-        <w:t>Aunque esta</w:t>
-      </w:r>
-      <w:r>
-        <w:t xml:space="preserve"> solución puede traer distintas dificultades. </w:t>
-      </w:r>
-    </w:p>
-    <w:p>
-      <w:pPr>
-        <w:pStyle w:val="PSI-Normal"/>
-        <w:ind w:left="720"/>
-      </w:pPr>
-      <w:r>
-        <w:t>Primero, el QR de un beneficiario podría ser capturado vía imagen, lo que puede generar falsificaciones. Una solució</w:t>
-      </w:r>
-      <w:r>
-        <w:t>n a esta cuestión es que los comercios soliciten el DNI y validen los datos otorgados por la aplicación con los datos del DNI</w:t>
-      </w:r>
-      <w:r>
-        <w:t>. Otra solución más es que los beneficiarios utilicen un QR dinámico, aunque esto aumenta la complejidad técnica del sistema.</w:t>
-      </w:r>
-    </w:p>
-    <w:p>
-      <w:pPr>
-        <w:pStyle w:val="PSI-Normal"/>
-        <w:ind w:left="720"/>
-      </w:pPr>
-      <w:r>
-        <w:rPr>
-          <w:b/>
-          <w:bCs/>
-        </w:rPr>
-        <w:t>Solución 2</w:t>
-      </w:r>
-      <w:r>
-        <w:t>:</w:t>
-      </w:r>
-      <w:r>
-        <w:t xml:space="preserve"> Otra solución que emplea un QR, es que el comercio posea un </w:t>
-      </w:r>
-      <w:r>
-        <w:t>QR estático y sea el beneficiario el que realiza el escaneo. Este cambio de roles implica que sólo aquellos beneficiarios activos posean la opción de escanear los QRs estáticos.</w:t>
-      </w:r>
-      <w:r>
-        <w:t xml:space="preserve"> Sin embargo, esta opción obliga a que los beneficiarios tengan datos móviles para realizar el escaneo. </w:t>
-      </w:r>
-      <w:r>
-        <w:t xml:space="preserve">  </w:t>
-      </w:r>
-    </w:p>
-    <w:p>
-      <w:pPr>
-        <w:pStyle w:val="PSI-Normal"/>
-        <w:ind w:left="720"/>
-      </w:pPr>
-      <w:r>
-        <w:rPr>
-          <w:b/>
-          <w:bCs/>
-        </w:rPr>
-        <w:t>Solución 3</w:t>
-      </w:r>
-      <w:r>
-        <w:t>:</w:t>
-      </w:r>
-      <w:r>
-        <w:t xml:space="preserve"> Esta última solución no plantea el uso de un QR, sino que p</w:t>
-      </w:r>
-      <w:r>
-        <w:t>ropone la utilización de un código OTP y un algoritmo TOTP (Time-Based One-Time Password). El beneficiario genera un código OTP de seis dígitos con un vencimiento de 2 minutos y se la pasa al comerciante, el cuál valida en el sistema el código ofrecido. Sin embargo, esta aplicación posee una gran complejidad matemática y algorítmica detrás, por lo que es poco factible de llevar a cabo.</w:t>
-      </w:r>
+        <w:t xml:space="preserve">En base a </w:t>
+      </w:r>
+      <w:r>
+        <w:t>los insumos, se realizan los requerimientos en base al supuesto de que el equipo del Departamento de Títulos y el área de Secretaría Académica tiene libre acceso a la herramienta Excel 2010 o alguna de sus versiones.</w:t>
+      </w:r>
+    </w:p>
+    <w:p>
+      <w:pPr>
+        <w:pStyle w:val="PSI-Normal"/>
+      </w:pPr>
+    </w:p>
+    <w:p>
+      <w:pPr>
+        <w:pStyle w:val="PSI-Ttulo1"/>
+      </w:pPr>
+      <w:r>
+        <w:t>Casos de uso</w:t>
+      </w:r>
+    </w:p>
+    <w:p>
+      <w:pPr>
+        <w:pStyle w:val="PSI-Ttulo1"/>
+      </w:pPr>
+    </w:p>
+    <w:tbl>
+      <w:tblPr>
+        <w:tblStyle w:val="Tablaconcuadrcula"/>
+        <w:tblW w:w="0" w:type="auto"/>
+        <w:tblInd w:w="38" w:type="dxa"/>
+        <w:tblLook w:val="04A0" w:firstRow="1" w:lastRow="0" w:firstColumn="1" w:lastColumn="0" w:noHBand="0" w:noVBand="1"/>
+      </w:tblPr>
+      <w:tblGrid>
+        <w:gridCol w:w="2809"/>
+        <w:gridCol w:w="805"/>
+        <w:gridCol w:w="5068"/>
+      </w:tblGrid>
+      <w:tr>
+        <w:tc>
+          <w:tcPr>
+            <w:tcW w:w="2809" w:type="dxa"/>
+            <w:shd w:val="clear" w:color="auto" w:fill="9BBB59" w:themeFill="accent3"/>
+          </w:tcPr>
+          <w:p>
+            <w:pPr>
+              <w:pStyle w:val="PSI-Normal"/>
+            </w:pPr>
+            <w:r>
+              <w:t>CU-01</w:t>
+            </w:r>
+          </w:p>
+        </w:tc>
+        <w:tc>
+          <w:tcPr>
+            <w:tcW w:w="5873" w:type="dxa"/>
+            <w:gridSpan w:val="2"/>
+          </w:tcPr>
+          <w:p>
+            <w:pPr>
+              <w:pStyle w:val="PSI-Normal"/>
+            </w:pPr>
+            <w:r>
+              <w:t>Entrada al sistema</w:t>
+            </w:r>
+          </w:p>
+        </w:tc>
+      </w:tr>
+      <w:tr>
+        <w:trPr>
+          <w:trHeight w:val="186"/>
+        </w:trPr>
+        <w:tc>
+          <w:tcPr>
+            <w:tcW w:w="2809" w:type="dxa"/>
+            <w:shd w:val="clear" w:color="auto" w:fill="9BBB59" w:themeFill="accent3"/>
+          </w:tcPr>
+          <w:p>
+            <w:pPr>
+              <w:pStyle w:val="PSI-Normal"/>
+            </w:pPr>
+            <w:r>
+              <w:t>Actores</w:t>
+            </w:r>
+          </w:p>
+        </w:tc>
+        <w:tc>
+          <w:tcPr>
+            <w:tcW w:w="5873" w:type="dxa"/>
+            <w:gridSpan w:val="2"/>
+          </w:tcPr>
+          <w:p>
+            <w:pPr>
+              <w:pStyle w:val="PSI-Normal"/>
+            </w:pPr>
+            <w:r>
+              <w:t>Usuario</w:t>
+            </w:r>
+          </w:p>
+        </w:tc>
+      </w:tr>
+      <w:tr>
+        <w:tc>
+          <w:tcPr>
+            <w:tcW w:w="2809" w:type="dxa"/>
+            <w:shd w:val="clear" w:color="auto" w:fill="9BBB59" w:themeFill="accent3"/>
+          </w:tcPr>
+          <w:p>
+            <w:pPr>
+              <w:pStyle w:val="PSI-Normal"/>
+            </w:pPr>
+            <w:r>
+              <w:t>Precondiciones</w:t>
+            </w:r>
+          </w:p>
+        </w:tc>
+        <w:tc>
+          <w:tcPr>
+            <w:tcW w:w="5873" w:type="dxa"/>
+            <w:gridSpan w:val="2"/>
+          </w:tcPr>
+          <w:p>
+            <w:pPr>
+              <w:pStyle w:val="PSI-Normal"/>
+            </w:pPr>
+            <w:r>
+              <w:t>El usuario ingresa al sistema</w:t>
+            </w:r>
+          </w:p>
+        </w:tc>
+      </w:tr>
+      <w:tr>
+        <w:tc>
+          <w:tcPr>
+            <w:tcW w:w="2809" w:type="dxa"/>
+            <w:shd w:val="clear" w:color="auto" w:fill="9BBB59" w:themeFill="accent3"/>
+          </w:tcPr>
+          <w:p>
+            <w:pPr>
+              <w:pStyle w:val="PSI-Normal"/>
+            </w:pPr>
+            <w:r>
+              <w:t>Postcondiciones</w:t>
+            </w:r>
+          </w:p>
+        </w:tc>
+        <w:tc>
+          <w:tcPr>
+            <w:tcW w:w="5873" w:type="dxa"/>
+            <w:gridSpan w:val="2"/>
+          </w:tcPr>
+          <w:p>
+            <w:pPr>
+              <w:pStyle w:val="PSI-Normal"/>
+            </w:pPr>
+            <w:r>
+              <w:t>-</w:t>
+            </w:r>
+          </w:p>
+        </w:tc>
+      </w:tr>
+      <w:tr>
+        <w:tc>
+          <w:tcPr>
+            <w:tcW w:w="2809" w:type="dxa"/>
+            <w:vMerge w:val="restart"/>
+            <w:shd w:val="clear" w:color="auto" w:fill="9BBB59" w:themeFill="accent3"/>
+          </w:tcPr>
+          <w:p>
+            <w:pPr>
+              <w:pStyle w:val="PSI-Normal"/>
+            </w:pPr>
+            <w:r>
+              <w:t>Flujo normal</w:t>
+            </w:r>
+          </w:p>
+        </w:tc>
+        <w:tc>
+          <w:tcPr>
+            <w:tcW w:w="805" w:type="dxa"/>
+          </w:tcPr>
+          <w:p>
+            <w:pPr>
+              <w:pStyle w:val="PSI-Normal"/>
+            </w:pPr>
+            <w:r>
+              <w:t>Pasos</w:t>
+            </w:r>
+          </w:p>
+        </w:tc>
+        <w:tc>
+          <w:tcPr>
+            <w:tcW w:w="5068" w:type="dxa"/>
+          </w:tcPr>
+          <w:p>
+            <w:pPr>
+              <w:pStyle w:val="PSI-Normal"/>
+            </w:pPr>
+            <w:r>
+              <w:t>Acciones</w:t>
+            </w:r>
+          </w:p>
+        </w:tc>
+      </w:tr>
+      <w:tr>
+        <w:tc>
+          <w:tcPr>
+            <w:tcW w:w="2809" w:type="dxa"/>
+            <w:vMerge/>
+            <w:shd w:val="clear" w:color="auto" w:fill="9BBB59" w:themeFill="accent3"/>
+          </w:tcPr>
+          <w:p>
+            <w:pPr>
+              <w:pStyle w:val="PSI-Normal"/>
+            </w:pPr>
+          </w:p>
+        </w:tc>
+        <w:tc>
+          <w:tcPr>
+            <w:tcW w:w="805" w:type="dxa"/>
+          </w:tcPr>
+          <w:p>
+            <w:pPr>
+              <w:pStyle w:val="PSI-Normal"/>
+            </w:pPr>
+            <w:r>
+              <w:t>1</w:t>
+            </w:r>
+          </w:p>
+        </w:tc>
+        <w:tc>
+          <w:tcPr>
+            <w:tcW w:w="5068" w:type="dxa"/>
+          </w:tcPr>
+          <w:p>
+            <w:pPr>
+              <w:pStyle w:val="PSI-Normal"/>
+            </w:pPr>
+            <w:r>
+              <w:t xml:space="preserve">El sistema despliega la pantalla de inicio con las siguientes opciones: </w:t>
+            </w:r>
+          </w:p>
+          <w:p>
+            <w:pPr>
+              <w:pStyle w:val="PSI-Normal"/>
+            </w:pPr>
+            <w:r>
+              <w:t>a-Creación de analíticos</w:t>
+            </w:r>
+          </w:p>
+          <w:p>
+            <w:pPr>
+              <w:pStyle w:val="PSI-Normal"/>
+            </w:pPr>
+            <w:r>
+              <w:t>b-Listado de graduados</w:t>
+            </w:r>
+          </w:p>
+          <w:p>
+            <w:pPr>
+              <w:pStyle w:val="PSI-Normal"/>
+            </w:pPr>
+            <w:r>
+              <w:t>c-Listado de graduados dados de baja</w:t>
+            </w:r>
+          </w:p>
+          <w:p>
+            <w:pPr>
+              <w:pStyle w:val="PSI-Normal"/>
+            </w:pPr>
+            <w:r>
+              <w:t>d-Estadísticas</w:t>
+            </w:r>
+          </w:p>
+          <w:p>
+            <w:pPr>
+              <w:pStyle w:val="PSI-Normal"/>
+            </w:pPr>
+            <w:r>
+              <w:t>e-Carga de datos</w:t>
+            </w:r>
+          </w:p>
+          <w:p>
+            <w:pPr>
+              <w:pStyle w:val="PSI-Normal"/>
+            </w:pPr>
+            <w:r>
+              <w:t>f-Registro de operaciones</w:t>
+            </w:r>
+          </w:p>
+          <w:p>
+            <w:pPr>
+              <w:pStyle w:val="PSI-Normal"/>
+            </w:pPr>
+            <w:r>
+              <w:t>g-Salir del sistema</w:t>
+            </w:r>
+          </w:p>
+        </w:tc>
+      </w:tr>
+      <w:tr>
+        <w:tc>
+          <w:tcPr>
+            <w:tcW w:w="2809" w:type="dxa"/>
+            <w:vMerge/>
+            <w:shd w:val="clear" w:color="auto" w:fill="9BBB59" w:themeFill="accent3"/>
+          </w:tcPr>
+          <w:p>
+            <w:pPr>
+              <w:pStyle w:val="PSI-Normal"/>
+            </w:pPr>
+          </w:p>
+        </w:tc>
+        <w:tc>
+          <w:tcPr>
+            <w:tcW w:w="805" w:type="dxa"/>
+          </w:tcPr>
+          <w:p>
+            <w:pPr>
+              <w:pStyle w:val="PSI-Normal"/>
+            </w:pPr>
+            <w:r>
+              <w:t>2</w:t>
+            </w:r>
+          </w:p>
+        </w:tc>
+        <w:tc>
+          <w:tcPr>
+            <w:tcW w:w="5068" w:type="dxa"/>
+          </w:tcPr>
+          <w:p>
+            <w:pPr>
+              <w:pStyle w:val="PSI-Normal"/>
+            </w:pPr>
+            <w:r>
+              <w:t>El usuario selecciona la opción g-Salir del sistema</w:t>
+            </w:r>
+          </w:p>
+        </w:tc>
+      </w:tr>
+      <w:tr>
+        <w:tc>
+          <w:tcPr>
+            <w:tcW w:w="2809" w:type="dxa"/>
+            <w:vMerge/>
+            <w:shd w:val="clear" w:color="auto" w:fill="9BBB59" w:themeFill="accent3"/>
+          </w:tcPr>
+          <w:p>
+            <w:pPr>
+              <w:pStyle w:val="PSI-Normal"/>
+            </w:pPr>
+          </w:p>
+        </w:tc>
+        <w:tc>
+          <w:tcPr>
+            <w:tcW w:w="805" w:type="dxa"/>
+          </w:tcPr>
+          <w:p>
+            <w:pPr>
+              <w:pStyle w:val="PSI-Normal"/>
+            </w:pPr>
+            <w:r>
+              <w:t>3</w:t>
+            </w:r>
+          </w:p>
+        </w:tc>
+        <w:tc>
+          <w:tcPr>
+            <w:tcW w:w="5068" w:type="dxa"/>
+          </w:tcPr>
+          <w:p>
+            <w:pPr>
+              <w:pStyle w:val="PSI-Normal"/>
+            </w:pPr>
+            <w:r>
+              <w:t>El usuario sale del sistema</w:t>
+            </w:r>
+          </w:p>
+        </w:tc>
+      </w:tr>
+      <w:tr>
+        <w:tc>
+          <w:tcPr>
+            <w:tcW w:w="2809" w:type="dxa"/>
+            <w:vMerge/>
+            <w:shd w:val="clear" w:color="auto" w:fill="9BBB59" w:themeFill="accent3"/>
+          </w:tcPr>
+          <w:p>
+            <w:pPr>
+              <w:pStyle w:val="PSI-Normal"/>
+            </w:pPr>
+          </w:p>
+        </w:tc>
+        <w:tc>
+          <w:tcPr>
+            <w:tcW w:w="805" w:type="dxa"/>
+          </w:tcPr>
+          <w:p>
+            <w:pPr>
+              <w:pStyle w:val="PSI-Normal"/>
+            </w:pPr>
+            <w:r>
+              <w:t>-</w:t>
+            </w:r>
+          </w:p>
+        </w:tc>
+        <w:tc>
+          <w:tcPr>
+            <w:tcW w:w="5068" w:type="dxa"/>
+          </w:tcPr>
+          <w:p>
+            <w:pPr>
+              <w:pStyle w:val="PSI-Normal"/>
+            </w:pPr>
+            <w:r>
+              <w:t>El flujo sigue en el CU01-paso 1</w:t>
+            </w:r>
+          </w:p>
+        </w:tc>
+      </w:tr>
+      <w:tr>
+        <w:tc>
+          <w:tcPr>
+            <w:tcW w:w="8682" w:type="dxa"/>
+            <w:gridSpan w:val="3"/>
+            <w:shd w:val="clear" w:color="auto" w:fill="76923C" w:themeFill="accent3" w:themeFillShade="BF"/>
+          </w:tcPr>
+          <w:p>
+            <w:pPr>
+              <w:pStyle w:val="PSI-Normal"/>
+            </w:pPr>
+          </w:p>
+        </w:tc>
+      </w:tr>
+      <w:tr>
+        <w:tc>
+          <w:tcPr>
+            <w:tcW w:w="2809" w:type="dxa"/>
+            <w:vMerge w:val="restart"/>
+            <w:shd w:val="clear" w:color="auto" w:fill="9BBB59" w:themeFill="accent3"/>
+          </w:tcPr>
+          <w:p>
+            <w:pPr>
+              <w:pStyle w:val="PSI-Normal"/>
+            </w:pPr>
+            <w:r>
+              <w:t>Flujo alternativo</w:t>
+            </w:r>
+          </w:p>
+        </w:tc>
+        <w:tc>
+          <w:tcPr>
+            <w:tcW w:w="805" w:type="dxa"/>
+          </w:tcPr>
+          <w:p>
+            <w:pPr>
+              <w:pStyle w:val="PSI-Normal"/>
+              <w:rPr>
+                <w:b/>
+                <w:bCs/>
+              </w:rPr>
+            </w:pPr>
+            <w:r>
+              <w:rPr>
+                <w:b/>
+                <w:bCs/>
+              </w:rPr>
+              <w:t>1a</w:t>
+            </w:r>
+          </w:p>
+        </w:tc>
+        <w:tc>
+          <w:tcPr>
+            <w:tcW w:w="5068" w:type="dxa"/>
+          </w:tcPr>
+          <w:p>
+            <w:pPr>
+              <w:pStyle w:val="PSI-Normal"/>
+            </w:pPr>
+            <w:r>
+              <w:t>El usuario selecciona la opción a-Creación de analíticos</w:t>
+            </w:r>
+          </w:p>
+        </w:tc>
+      </w:tr>
+      <w:tr>
+        <w:tc>
+          <w:tcPr>
+            <w:tcW w:w="2809" w:type="dxa"/>
+            <w:vMerge/>
+            <w:shd w:val="clear" w:color="auto" w:fill="9BBB59" w:themeFill="accent3"/>
+          </w:tcPr>
+          <w:p>
+            <w:pPr>
+              <w:pStyle w:val="PSI-Normal"/>
+            </w:pPr>
+          </w:p>
+        </w:tc>
+        <w:tc>
+          <w:tcPr>
+            <w:tcW w:w="805" w:type="dxa"/>
+          </w:tcPr>
+          <w:p>
+            <w:pPr>
+              <w:pStyle w:val="PSI-Normal"/>
+            </w:pPr>
+            <w:r>
+              <w:t>1</w:t>
+            </w:r>
+            <w:r>
+              <w:t>a1</w:t>
+            </w:r>
+          </w:p>
+        </w:tc>
+        <w:tc>
+          <w:tcPr>
+            <w:tcW w:w="5068" w:type="dxa"/>
+          </w:tcPr>
+          <w:p>
+            <w:pPr>
+              <w:pStyle w:val="PSI-Normal"/>
+            </w:pPr>
+            <w:r>
+              <w:t>El sistema despliega la pantalla Creación de analíticos</w:t>
+            </w:r>
+          </w:p>
+        </w:tc>
+      </w:tr>
+      <w:tr>
+        <w:tc>
+          <w:tcPr>
+            <w:tcW w:w="2809" w:type="dxa"/>
+            <w:vMerge/>
+            <w:shd w:val="clear" w:color="auto" w:fill="9BBB59" w:themeFill="accent3"/>
+          </w:tcPr>
+          <w:p>
+            <w:pPr>
+              <w:pStyle w:val="PSI-Normal"/>
+            </w:pPr>
+          </w:p>
+        </w:tc>
+        <w:tc>
+          <w:tcPr>
+            <w:tcW w:w="805" w:type="dxa"/>
+          </w:tcPr>
+          <w:p>
+            <w:pPr>
+              <w:pStyle w:val="PSI-Normal"/>
+            </w:pPr>
+            <w:r>
+              <w:t>-</w:t>
+            </w:r>
+          </w:p>
+        </w:tc>
+        <w:tc>
+          <w:tcPr>
+            <w:tcW w:w="5068" w:type="dxa"/>
+          </w:tcPr>
+          <w:p>
+            <w:pPr>
+              <w:pStyle w:val="PSI-Normal"/>
+            </w:pPr>
+            <w:r>
+              <w:t>El flujo sigue en el CU02-paso 1</w:t>
+            </w:r>
+          </w:p>
+        </w:tc>
+      </w:tr>
+      <w:tr>
+        <w:tc>
+          <w:tcPr>
+            <w:tcW w:w="2809" w:type="dxa"/>
+            <w:vMerge/>
+            <w:shd w:val="clear" w:color="auto" w:fill="9BBB59" w:themeFill="accent3"/>
+          </w:tcPr>
+          <w:p>
+            <w:pPr>
+              <w:pStyle w:val="PSI-Normal"/>
+            </w:pPr>
+          </w:p>
+        </w:tc>
+        <w:tc>
+          <w:tcPr>
+            <w:tcW w:w="805" w:type="dxa"/>
+          </w:tcPr>
+          <w:p>
+            <w:pPr>
+              <w:pStyle w:val="PSI-Normal"/>
+              <w:rPr>
+                <w:b/>
+                <w:bCs/>
+              </w:rPr>
+            </w:pPr>
+            <w:r>
+              <w:rPr>
+                <w:b/>
+                <w:bCs/>
+              </w:rPr>
+              <w:t>1b</w:t>
+            </w:r>
+          </w:p>
+        </w:tc>
+        <w:tc>
+          <w:tcPr>
+            <w:tcW w:w="5068" w:type="dxa"/>
+          </w:tcPr>
+          <w:p>
+            <w:pPr>
+              <w:pStyle w:val="PSI-Normal"/>
+            </w:pPr>
+            <w:r>
+              <w:t>El usuario selecciona la opción b-Listado de graduados</w:t>
+            </w:r>
+          </w:p>
+        </w:tc>
+      </w:tr>
+      <w:tr>
+        <w:tc>
+          <w:tcPr>
+            <w:tcW w:w="2809" w:type="dxa"/>
+            <w:vMerge/>
+            <w:shd w:val="clear" w:color="auto" w:fill="9BBB59" w:themeFill="accent3"/>
+          </w:tcPr>
+          <w:p>
+            <w:pPr>
+              <w:pStyle w:val="PSI-Normal"/>
+            </w:pPr>
+          </w:p>
+        </w:tc>
+        <w:tc>
+          <w:tcPr>
+            <w:tcW w:w="805" w:type="dxa"/>
+          </w:tcPr>
+          <w:p>
+            <w:pPr>
+              <w:pStyle w:val="PSI-Normal"/>
+            </w:pPr>
+            <w:r>
+              <w:t>1</w:t>
+            </w:r>
+            <w:r>
+              <w:t>b1</w:t>
+            </w:r>
+          </w:p>
+        </w:tc>
+        <w:tc>
+          <w:tcPr>
+            <w:tcW w:w="5068" w:type="dxa"/>
+          </w:tcPr>
+          <w:p>
+            <w:pPr>
+              <w:pStyle w:val="PSI-Normal"/>
+            </w:pPr>
+            <w:r>
+              <w:t>El sistema despliega la pantalla Listado de graduados</w:t>
+            </w:r>
+          </w:p>
+        </w:tc>
+      </w:tr>
+      <w:tr>
+        <w:tc>
+          <w:tcPr>
+            <w:tcW w:w="2809" w:type="dxa"/>
+            <w:vMerge/>
+            <w:shd w:val="clear" w:color="auto" w:fill="9BBB59" w:themeFill="accent3"/>
+          </w:tcPr>
+          <w:p>
+            <w:pPr>
+              <w:pStyle w:val="PSI-Normal"/>
+            </w:pPr>
+          </w:p>
+        </w:tc>
+        <w:tc>
+          <w:tcPr>
+            <w:tcW w:w="805" w:type="dxa"/>
+          </w:tcPr>
+          <w:p>
+            <w:pPr>
+              <w:pStyle w:val="PSI-Normal"/>
+            </w:pPr>
+            <w:r>
+              <w:t>-</w:t>
+            </w:r>
+          </w:p>
+        </w:tc>
+        <w:tc>
+          <w:tcPr>
+            <w:tcW w:w="5068" w:type="dxa"/>
+          </w:tcPr>
+          <w:p>
+            <w:pPr>
+              <w:pStyle w:val="PSI-Normal"/>
+            </w:pPr>
+            <w:r>
+              <w:t>El flujo sigue en el CU03-paso 1</w:t>
+            </w:r>
+          </w:p>
+        </w:tc>
+      </w:tr>
+      <w:tr>
+        <w:tc>
+          <w:tcPr>
+            <w:tcW w:w="2809" w:type="dxa"/>
+            <w:vMerge/>
+            <w:shd w:val="clear" w:color="auto" w:fill="9BBB59" w:themeFill="accent3"/>
+          </w:tcPr>
+          <w:p>
+            <w:pPr>
+              <w:pStyle w:val="PSI-Normal"/>
+            </w:pPr>
+          </w:p>
+        </w:tc>
+        <w:tc>
+          <w:tcPr>
+            <w:tcW w:w="805" w:type="dxa"/>
+          </w:tcPr>
+          <w:p>
+            <w:pPr>
+              <w:pStyle w:val="PSI-Normal"/>
+              <w:rPr>
+                <w:b/>
+                <w:bCs/>
+              </w:rPr>
+            </w:pPr>
+            <w:r>
+              <w:rPr>
+                <w:b/>
+                <w:bCs/>
+              </w:rPr>
+              <w:t>1c</w:t>
+            </w:r>
+          </w:p>
+        </w:tc>
+        <w:tc>
+          <w:tcPr>
+            <w:tcW w:w="5068" w:type="dxa"/>
+          </w:tcPr>
+          <w:p>
+            <w:pPr>
+              <w:pStyle w:val="PSI-Normal"/>
+            </w:pPr>
+            <w:r>
+              <w:t>El usuario selecciona la opción c-Listado de graduados dados de baja</w:t>
+            </w:r>
+          </w:p>
+        </w:tc>
+      </w:tr>
+      <w:tr>
+        <w:tc>
+          <w:tcPr>
+            <w:tcW w:w="2809" w:type="dxa"/>
+            <w:vMerge/>
+            <w:shd w:val="clear" w:color="auto" w:fill="9BBB59" w:themeFill="accent3"/>
+          </w:tcPr>
+          <w:p>
+            <w:pPr>
+              <w:pStyle w:val="PSI-Normal"/>
+            </w:pPr>
+          </w:p>
+        </w:tc>
+        <w:tc>
+          <w:tcPr>
+            <w:tcW w:w="805" w:type="dxa"/>
+          </w:tcPr>
+          <w:p>
+            <w:pPr>
+              <w:pStyle w:val="PSI-Normal"/>
+            </w:pPr>
+            <w:r>
+              <w:t>1</w:t>
+            </w:r>
+            <w:r>
+              <w:t>c1</w:t>
+            </w:r>
+          </w:p>
+        </w:tc>
+        <w:tc>
+          <w:tcPr>
+            <w:tcW w:w="5068" w:type="dxa"/>
+          </w:tcPr>
+          <w:p>
+            <w:pPr>
+              <w:pStyle w:val="PSI-Normal"/>
+            </w:pPr>
+            <w:r>
+              <w:t>El sistema despliega la pantalla Listado de graduados dados de baja</w:t>
+            </w:r>
+          </w:p>
+        </w:tc>
+      </w:tr>
+      <w:tr>
+        <w:tc>
+          <w:tcPr>
+            <w:tcW w:w="2809" w:type="dxa"/>
+            <w:vMerge/>
+            <w:shd w:val="clear" w:color="auto" w:fill="9BBB59" w:themeFill="accent3"/>
+          </w:tcPr>
+          <w:p>
+            <w:pPr>
+              <w:pStyle w:val="PSI-Normal"/>
+            </w:pPr>
+          </w:p>
+        </w:tc>
+        <w:tc>
+          <w:tcPr>
+            <w:tcW w:w="805" w:type="dxa"/>
+          </w:tcPr>
+          <w:p>
+            <w:pPr>
+              <w:pStyle w:val="PSI-Normal"/>
+            </w:pPr>
+            <w:r>
+              <w:t>-</w:t>
+            </w:r>
+          </w:p>
+        </w:tc>
+        <w:tc>
+          <w:tcPr>
+            <w:tcW w:w="5068" w:type="dxa"/>
+          </w:tcPr>
+          <w:p>
+            <w:pPr>
+              <w:pStyle w:val="PSI-Normal"/>
+            </w:pPr>
+            <w:r>
+              <w:t>El flujo sigue en el CU04-paso 1</w:t>
+            </w:r>
+          </w:p>
+        </w:tc>
+      </w:tr>
+      <w:tr>
+        <w:tc>
+          <w:tcPr>
+            <w:tcW w:w="2809" w:type="dxa"/>
+            <w:vMerge/>
+            <w:shd w:val="clear" w:color="auto" w:fill="9BBB59" w:themeFill="accent3"/>
+          </w:tcPr>
+          <w:p>
+            <w:pPr>
+              <w:pStyle w:val="PSI-Normal"/>
+            </w:pPr>
+          </w:p>
+        </w:tc>
+        <w:tc>
+          <w:tcPr>
+            <w:tcW w:w="805" w:type="dxa"/>
+          </w:tcPr>
+          <w:p>
+            <w:pPr>
+              <w:pStyle w:val="PSI-Normal"/>
+            </w:pPr>
+            <w:r>
+              <w:t>1d</w:t>
+            </w:r>
+          </w:p>
+        </w:tc>
+        <w:tc>
+          <w:tcPr>
+            <w:tcW w:w="5068" w:type="dxa"/>
+          </w:tcPr>
+          <w:p>
+            <w:pPr>
+              <w:pStyle w:val="PSI-Normal"/>
+            </w:pPr>
+            <w:r>
+              <w:t>El usuario selecciona la opción d-Estadísticas</w:t>
+            </w:r>
+          </w:p>
+        </w:tc>
+      </w:tr>
+      <w:tr>
+        <w:tc>
+          <w:tcPr>
+            <w:tcW w:w="2809" w:type="dxa"/>
+            <w:vMerge/>
+            <w:shd w:val="clear" w:color="auto" w:fill="9BBB59" w:themeFill="accent3"/>
+          </w:tcPr>
+          <w:p>
+            <w:pPr>
+              <w:pStyle w:val="PSI-Normal"/>
+            </w:pPr>
+          </w:p>
+        </w:tc>
+        <w:tc>
+          <w:tcPr>
+            <w:tcW w:w="805" w:type="dxa"/>
+          </w:tcPr>
+          <w:p>
+            <w:pPr>
+              <w:pStyle w:val="PSI-Normal"/>
+            </w:pPr>
+            <w:r>
+              <w:t>1</w:t>
+            </w:r>
+            <w:r>
+              <w:t>d1</w:t>
+            </w:r>
+          </w:p>
+        </w:tc>
+        <w:tc>
+          <w:tcPr>
+            <w:tcW w:w="5068" w:type="dxa"/>
+          </w:tcPr>
+          <w:p>
+            <w:pPr>
+              <w:pStyle w:val="PSI-Normal"/>
+            </w:pPr>
+            <w:r>
+              <w:t>El sistema despliega la pantalla Estadísticas</w:t>
+            </w:r>
+          </w:p>
+        </w:tc>
+      </w:tr>
+      <w:tr>
+        <w:tc>
+          <w:tcPr>
+            <w:tcW w:w="2809" w:type="dxa"/>
+            <w:vMerge/>
+            <w:shd w:val="clear" w:color="auto" w:fill="9BBB59" w:themeFill="accent3"/>
+          </w:tcPr>
+          <w:p>
+            <w:pPr>
+              <w:pStyle w:val="PSI-Normal"/>
+            </w:pPr>
+          </w:p>
+        </w:tc>
+        <w:tc>
+          <w:tcPr>
+            <w:tcW w:w="805" w:type="dxa"/>
+          </w:tcPr>
+          <w:p>
+            <w:pPr>
+              <w:pStyle w:val="PSI-Normal"/>
+            </w:pPr>
+            <w:r>
+              <w:t>-</w:t>
+            </w:r>
+          </w:p>
+        </w:tc>
+        <w:tc>
+          <w:tcPr>
+            <w:tcW w:w="5068" w:type="dxa"/>
+          </w:tcPr>
+          <w:p>
+            <w:pPr>
+              <w:pStyle w:val="PSI-Normal"/>
+            </w:pPr>
+            <w:r>
+              <w:t>El flujo sigue en el CU05-paso 1</w:t>
+            </w:r>
+          </w:p>
+        </w:tc>
+      </w:tr>
+      <w:tr>
+        <w:tc>
+          <w:tcPr>
+            <w:tcW w:w="2809" w:type="dxa"/>
+            <w:vMerge/>
+            <w:shd w:val="clear" w:color="auto" w:fill="9BBB59" w:themeFill="accent3"/>
+          </w:tcPr>
+          <w:p>
+            <w:pPr>
+              <w:pStyle w:val="PSI-Normal"/>
+            </w:pPr>
+          </w:p>
+        </w:tc>
+        <w:tc>
+          <w:tcPr>
+            <w:tcW w:w="805" w:type="dxa"/>
+          </w:tcPr>
+          <w:p>
+            <w:pPr>
+              <w:pStyle w:val="PSI-Normal"/>
+            </w:pPr>
+            <w:r>
+              <w:t>1e</w:t>
+            </w:r>
+          </w:p>
+        </w:tc>
+        <w:tc>
+          <w:tcPr>
+            <w:tcW w:w="5068" w:type="dxa"/>
+          </w:tcPr>
+          <w:p>
+            <w:pPr>
+              <w:pStyle w:val="PSI-Normal"/>
+            </w:pPr>
+            <w:r>
+              <w:t>El usuario selecciona la opción e-Carga de datos</w:t>
+            </w:r>
+          </w:p>
+        </w:tc>
+      </w:tr>
+      <w:tr>
+        <w:tc>
+          <w:tcPr>
+            <w:tcW w:w="2809" w:type="dxa"/>
+            <w:vMerge/>
+            <w:shd w:val="clear" w:color="auto" w:fill="9BBB59" w:themeFill="accent3"/>
+          </w:tcPr>
+          <w:p>
+            <w:pPr>
+              <w:pStyle w:val="PSI-Normal"/>
+            </w:pPr>
+          </w:p>
+        </w:tc>
+        <w:tc>
+          <w:tcPr>
+            <w:tcW w:w="805" w:type="dxa"/>
+          </w:tcPr>
+          <w:p>
+            <w:pPr>
+              <w:pStyle w:val="PSI-Normal"/>
+              <w:rPr>
+                <w:b/>
+                <w:bCs/>
+              </w:rPr>
+            </w:pPr>
+            <w:r>
+              <w:rPr>
+                <w:b/>
+                <w:bCs/>
+              </w:rPr>
+              <w:t>1</w:t>
+            </w:r>
+            <w:r>
+              <w:rPr>
+                <w:b/>
+                <w:bCs/>
+              </w:rPr>
+              <w:t>e1</w:t>
+            </w:r>
+          </w:p>
+        </w:tc>
+        <w:tc>
+          <w:tcPr>
+            <w:tcW w:w="5068" w:type="dxa"/>
+          </w:tcPr>
+          <w:p>
+            <w:pPr>
+              <w:pStyle w:val="PSI-Normal"/>
+            </w:pPr>
+            <w:r>
+              <w:t>El sistema despliega la pantalla de Carga de Datos</w:t>
+            </w:r>
+          </w:p>
+        </w:tc>
+      </w:tr>
+      <w:tr>
+        <w:tc>
+          <w:tcPr>
+            <w:tcW w:w="2809" w:type="dxa"/>
+            <w:vMerge/>
+            <w:shd w:val="clear" w:color="auto" w:fill="9BBB59" w:themeFill="accent3"/>
+          </w:tcPr>
+          <w:p>
+            <w:pPr>
+              <w:pStyle w:val="PSI-Normal"/>
+            </w:pPr>
+          </w:p>
+        </w:tc>
+        <w:tc>
+          <w:tcPr>
+            <w:tcW w:w="805" w:type="dxa"/>
+          </w:tcPr>
+          <w:p>
+            <w:pPr>
+              <w:pStyle w:val="PSI-Normal"/>
+              <w:rPr>
+                <w:b/>
+                <w:bCs/>
+              </w:rPr>
+            </w:pPr>
+            <w:r>
+              <w:rPr>
+                <w:b/>
+                <w:bCs/>
+              </w:rPr>
+              <w:t>-</w:t>
+            </w:r>
+          </w:p>
+        </w:tc>
+        <w:tc>
+          <w:tcPr>
+            <w:tcW w:w="5068" w:type="dxa"/>
+          </w:tcPr>
+          <w:p>
+            <w:pPr>
+              <w:pStyle w:val="PSI-Normal"/>
+            </w:pPr>
+            <w:r>
+              <w:t>El flujo sigue en el CU06-paso 1</w:t>
+            </w:r>
+          </w:p>
+        </w:tc>
+      </w:tr>
+      <w:tr>
+        <w:tc>
+          <w:tcPr>
+            <w:tcW w:w="2809" w:type="dxa"/>
+            <w:vMerge/>
+            <w:shd w:val="clear" w:color="auto" w:fill="9BBB59" w:themeFill="accent3"/>
+          </w:tcPr>
+          <w:p>
+            <w:pPr>
+              <w:pStyle w:val="PSI-Normal"/>
+            </w:pPr>
+          </w:p>
+        </w:tc>
+        <w:tc>
+          <w:tcPr>
+            <w:tcW w:w="805" w:type="dxa"/>
+          </w:tcPr>
+          <w:p>
+            <w:pPr>
+              <w:pStyle w:val="PSI-Normal"/>
+              <w:rPr>
+                <w:b/>
+                <w:bCs/>
+              </w:rPr>
+            </w:pPr>
+            <w:r>
+              <w:rPr>
+                <w:b/>
+                <w:bCs/>
+              </w:rPr>
+              <w:t>1f</w:t>
+            </w:r>
+          </w:p>
+        </w:tc>
+        <w:tc>
+          <w:tcPr>
+            <w:tcW w:w="5068" w:type="dxa"/>
+          </w:tcPr>
+          <w:p>
+            <w:pPr>
+              <w:pStyle w:val="PSI-Normal"/>
+            </w:pPr>
+            <w:r>
+              <w:t>El usuario selecciona la opción f-Registro de operaciones</w:t>
+            </w:r>
+          </w:p>
+        </w:tc>
+      </w:tr>
+      <w:tr>
+        <w:tc>
+          <w:tcPr>
+            <w:tcW w:w="2809" w:type="dxa"/>
+            <w:vMerge/>
+            <w:shd w:val="clear" w:color="auto" w:fill="9BBB59" w:themeFill="accent3"/>
+          </w:tcPr>
+          <w:p>
+            <w:pPr>
+              <w:pStyle w:val="PSI-Normal"/>
+            </w:pPr>
+          </w:p>
+        </w:tc>
+        <w:tc>
+          <w:tcPr>
+            <w:tcW w:w="805" w:type="dxa"/>
+          </w:tcPr>
+          <w:p>
+            <w:pPr>
+              <w:pStyle w:val="PSI-Normal"/>
+            </w:pPr>
+            <w:r>
+              <w:t>1</w:t>
+            </w:r>
+            <w:r>
+              <w:t>f1</w:t>
+            </w:r>
+          </w:p>
+        </w:tc>
+        <w:tc>
+          <w:tcPr>
+            <w:tcW w:w="5068" w:type="dxa"/>
+          </w:tcPr>
+          <w:p>
+            <w:pPr>
+              <w:pStyle w:val="PSI-Normal"/>
+            </w:pPr>
+            <w:r>
+              <w:t>El sistema despliega la pantalla de Registro de Operaciones</w:t>
+            </w:r>
+          </w:p>
+        </w:tc>
+      </w:tr>
+      <w:tr>
+        <w:tc>
+          <w:tcPr>
+            <w:tcW w:w="2809" w:type="dxa"/>
+            <w:vMerge/>
+            <w:shd w:val="clear" w:color="auto" w:fill="9BBB59" w:themeFill="accent3"/>
+          </w:tcPr>
+          <w:p>
+            <w:pPr>
+              <w:pStyle w:val="PSI-Normal"/>
+            </w:pPr>
+          </w:p>
+        </w:tc>
+        <w:tc>
+          <w:tcPr>
+            <w:tcW w:w="805" w:type="dxa"/>
+          </w:tcPr>
+          <w:p>
+            <w:pPr>
+              <w:pStyle w:val="PSI-Normal"/>
+            </w:pPr>
+            <w:r>
+              <w:t>-</w:t>
+            </w:r>
+          </w:p>
+        </w:tc>
+        <w:tc>
+          <w:tcPr>
+            <w:tcW w:w="5068" w:type="dxa"/>
+          </w:tcPr>
+          <w:p>
+            <w:pPr>
+              <w:pStyle w:val="PSI-Normal"/>
+            </w:pPr>
+            <w:r>
+              <w:t>El flujo sigue en el CU07-paso 1</w:t>
+            </w:r>
+          </w:p>
+        </w:tc>
+      </w:tr>
+    </w:tbl>
+    <w:p>
+      <w:pPr>
+        <w:pStyle w:val="PSI-Normal"/>
+      </w:pPr>
+    </w:p>
+    <w:tbl>
+      <w:tblPr>
+        <w:tblStyle w:val="Tablaconcuadrcula"/>
+        <w:tblW w:w="0" w:type="auto"/>
+        <w:tblInd w:w="38" w:type="dxa"/>
+        <w:tblLook w:val="04A0" w:firstRow="1" w:lastRow="0" w:firstColumn="1" w:lastColumn="0" w:noHBand="0" w:noVBand="1"/>
+      </w:tblPr>
+      <w:tblGrid>
+        <w:gridCol w:w="2809"/>
+        <w:gridCol w:w="805"/>
+        <w:gridCol w:w="5068"/>
+      </w:tblGrid>
+      <w:tr>
+        <w:tc>
+          <w:tcPr>
+            <w:tcW w:w="2809" w:type="dxa"/>
+            <w:shd w:val="clear" w:color="auto" w:fill="9BBB59" w:themeFill="accent3"/>
+          </w:tcPr>
+          <w:p>
+            <w:pPr>
+              <w:pStyle w:val="PSI-Normal"/>
+            </w:pPr>
+            <w:r>
+              <w:t>CU-0</w:t>
+            </w:r>
+            <w:r>
+              <w:t>2</w:t>
+            </w:r>
+          </w:p>
+        </w:tc>
+        <w:tc>
+          <w:tcPr>
+            <w:tcW w:w="5873" w:type="dxa"/>
+            <w:gridSpan w:val="2"/>
+          </w:tcPr>
+          <w:p>
+            <w:pPr>
+              <w:pStyle w:val="PSI-Normal"/>
+            </w:pPr>
+            <w:r>
+              <w:t>Creación de analíticos</w:t>
+            </w:r>
+          </w:p>
+        </w:tc>
+      </w:tr>
+      <w:tr>
+        <w:trPr>
+          <w:trHeight w:val="186"/>
+        </w:trPr>
+        <w:tc>
+          <w:tcPr>
+            <w:tcW w:w="2809" w:type="dxa"/>
+            <w:shd w:val="clear" w:color="auto" w:fill="9BBB59" w:themeFill="accent3"/>
+          </w:tcPr>
+          <w:p>
+            <w:pPr>
+              <w:pStyle w:val="PSI-Normal"/>
+            </w:pPr>
+            <w:r>
+              <w:t>Actores</w:t>
+            </w:r>
+          </w:p>
+        </w:tc>
+        <w:tc>
+          <w:tcPr>
+            <w:tcW w:w="5873" w:type="dxa"/>
+            <w:gridSpan w:val="2"/>
+          </w:tcPr>
+          <w:p>
+            <w:pPr>
+              <w:pStyle w:val="PSI-Normal"/>
+            </w:pPr>
+            <w:r>
+              <w:t>Usuario</w:t>
+            </w:r>
+            <w:r>
+              <w:t>, BBDD</w:t>
+            </w:r>
+          </w:p>
+        </w:tc>
+      </w:tr>
+      <w:tr>
+        <w:tc>
+          <w:tcPr>
+            <w:tcW w:w="2809" w:type="dxa"/>
+            <w:shd w:val="clear" w:color="auto" w:fill="9BBB59" w:themeFill="accent3"/>
+          </w:tcPr>
+          <w:p>
+            <w:pPr>
+              <w:pStyle w:val="PSI-Normal"/>
+            </w:pPr>
+            <w:r>
+              <w:t>Precondiciones</w:t>
+            </w:r>
+          </w:p>
+        </w:tc>
+        <w:tc>
+          <w:tcPr>
+            <w:tcW w:w="5873" w:type="dxa"/>
+            <w:gridSpan w:val="2"/>
+          </w:tcPr>
+          <w:p>
+            <w:pPr>
+              <w:pStyle w:val="PSI-Normal"/>
+            </w:pPr>
+            <w:r>
+              <w:t>El usuario ingresa al sistema</w:t>
+            </w:r>
+          </w:p>
+        </w:tc>
+      </w:tr>
+      <w:tr>
+        <w:tc>
+          <w:tcPr>
+            <w:tcW w:w="2809" w:type="dxa"/>
+            <w:shd w:val="clear" w:color="auto" w:fill="9BBB59" w:themeFill="accent3"/>
+          </w:tcPr>
+          <w:p>
+            <w:pPr>
+              <w:pStyle w:val="PSI-Normal"/>
+            </w:pPr>
+            <w:r>
+              <w:t>Postcondiciones</w:t>
+            </w:r>
+          </w:p>
+        </w:tc>
+        <w:tc>
+          <w:tcPr>
+            <w:tcW w:w="5873" w:type="dxa"/>
+            <w:gridSpan w:val="2"/>
+          </w:tcPr>
+          <w:p>
+            <w:pPr>
+              <w:pStyle w:val="PSI-Normal"/>
+            </w:pPr>
+            <w:r>
+              <w:t>Se genera el registro de un nuevo graduado</w:t>
+            </w:r>
+          </w:p>
+        </w:tc>
+      </w:tr>
+      <w:tr>
+        <w:tc>
+          <w:tcPr>
+            <w:tcW w:w="2809" w:type="dxa"/>
+            <w:vMerge w:val="restart"/>
+            <w:shd w:val="clear" w:color="auto" w:fill="9BBB59" w:themeFill="accent3"/>
+          </w:tcPr>
+          <w:p>
+            <w:pPr>
+              <w:pStyle w:val="PSI-Normal"/>
+            </w:pPr>
+            <w:r>
+              <w:t>Flujo normal</w:t>
+            </w:r>
+          </w:p>
+        </w:tc>
+        <w:tc>
+          <w:tcPr>
+            <w:tcW w:w="805" w:type="dxa"/>
+          </w:tcPr>
+          <w:p>
+            <w:pPr>
+              <w:pStyle w:val="PSI-Normal"/>
+            </w:pPr>
+            <w:r>
+              <w:t>Pasos</w:t>
+            </w:r>
+          </w:p>
+        </w:tc>
+        <w:tc>
+          <w:tcPr>
+            <w:tcW w:w="5068" w:type="dxa"/>
+          </w:tcPr>
+          <w:p>
+            <w:pPr>
+              <w:pStyle w:val="PSI-Normal"/>
+            </w:pPr>
+            <w:r>
+              <w:t>Acciones</w:t>
+            </w:r>
+          </w:p>
+        </w:tc>
+      </w:tr>
+      <w:tr>
+        <w:tc>
+          <w:tcPr>
+            <w:tcW w:w="2809" w:type="dxa"/>
+            <w:vMerge/>
+            <w:shd w:val="clear" w:color="auto" w:fill="9BBB59" w:themeFill="accent3"/>
+          </w:tcPr>
+          <w:p>
+            <w:pPr>
+              <w:pStyle w:val="PSI-Normal"/>
+            </w:pPr>
+          </w:p>
+        </w:tc>
+        <w:tc>
+          <w:tcPr>
+            <w:tcW w:w="805" w:type="dxa"/>
+          </w:tcPr>
+          <w:p>
+            <w:pPr>
+              <w:pStyle w:val="PSI-Normal"/>
+            </w:pPr>
+            <w:r>
+              <w:t>1</w:t>
+            </w:r>
+          </w:p>
+        </w:tc>
+        <w:tc>
+          <w:tcPr>
+            <w:tcW w:w="5068" w:type="dxa"/>
+          </w:tcPr>
+          <w:p>
+            <w:pPr>
+              <w:pStyle w:val="PSI-Normal"/>
+            </w:pPr>
+            <w:r>
+              <w:t>El sistema despliega un menú con dos opciones:</w:t>
+            </w:r>
+          </w:p>
+          <w:p>
+            <w:pPr>
+              <w:pStyle w:val="PSI-Normal"/>
+            </w:pPr>
+            <w:r>
+              <w:t>a-Generar analítico</w:t>
+            </w:r>
+          </w:p>
+          <w:p>
+            <w:pPr>
+              <w:pStyle w:val="PSI-Normal"/>
+            </w:pPr>
+            <w:r>
+              <w:t>b-Generar título en trámite</w:t>
+            </w:r>
+          </w:p>
+        </w:tc>
+      </w:tr>
+      <w:tr>
+        <w:tc>
+          <w:tcPr>
+            <w:tcW w:w="2809" w:type="dxa"/>
+            <w:vMerge/>
+            <w:shd w:val="clear" w:color="auto" w:fill="9BBB59" w:themeFill="accent3"/>
+          </w:tcPr>
+          <w:p>
+            <w:pPr>
+              <w:pStyle w:val="PSI-Normal"/>
+            </w:pPr>
+          </w:p>
+        </w:tc>
+        <w:tc>
+          <w:tcPr>
+            <w:tcW w:w="805" w:type="dxa"/>
+          </w:tcPr>
+          <w:p>
+            <w:pPr>
+              <w:pStyle w:val="PSI-Normal"/>
+            </w:pPr>
+            <w:r>
+              <w:t>2</w:t>
+            </w:r>
+          </w:p>
+        </w:tc>
+        <w:tc>
+          <w:tcPr>
+            <w:tcW w:w="5068" w:type="dxa"/>
+          </w:tcPr>
+          <w:p>
+            <w:pPr>
+              <w:pStyle w:val="PSI-Normal"/>
+            </w:pPr>
+            <w:r>
+              <w:t>El usuario selección la opción a-Generar analítico</w:t>
+            </w:r>
+          </w:p>
+        </w:tc>
+      </w:tr>
+      <w:tr>
+        <w:tc>
+          <w:tcPr>
+            <w:tcW w:w="2809" w:type="dxa"/>
+            <w:vMerge/>
+            <w:shd w:val="clear" w:color="auto" w:fill="9BBB59" w:themeFill="accent3"/>
+          </w:tcPr>
+          <w:p>
+            <w:pPr>
+              <w:pStyle w:val="PSI-Normal"/>
+            </w:pPr>
+          </w:p>
+        </w:tc>
+        <w:tc>
+          <w:tcPr>
+            <w:tcW w:w="805" w:type="dxa"/>
+          </w:tcPr>
+          <w:p>
+            <w:pPr>
+              <w:pStyle w:val="PSI-Normal"/>
+            </w:pPr>
+            <w:r>
+              <w:t>3</w:t>
+            </w:r>
+          </w:p>
+        </w:tc>
+        <w:tc>
+          <w:tcPr>
+            <w:tcW w:w="5068" w:type="dxa"/>
+          </w:tcPr>
+          <w:p>
+            <w:pPr>
+              <w:pStyle w:val="PSI-Normal"/>
+            </w:pPr>
+            <w:r>
+              <w:t>El sistema despliega la opción de seleccionar carrera</w:t>
+            </w:r>
+          </w:p>
+        </w:tc>
+      </w:tr>
+      <w:tr>
+        <w:tc>
+          <w:tcPr>
+            <w:tcW w:w="2809" w:type="dxa"/>
+            <w:vMerge/>
+            <w:shd w:val="clear" w:color="auto" w:fill="9BBB59" w:themeFill="accent3"/>
+          </w:tcPr>
+          <w:p>
+            <w:pPr>
+              <w:pStyle w:val="PSI-Normal"/>
+            </w:pPr>
+          </w:p>
+        </w:tc>
+        <w:tc>
+          <w:tcPr>
+            <w:tcW w:w="805" w:type="dxa"/>
+          </w:tcPr>
+          <w:p>
+            <w:pPr>
+              <w:pStyle w:val="PSI-Normal"/>
+            </w:pPr>
+            <w:r>
+              <w:t>4</w:t>
+            </w:r>
+          </w:p>
+        </w:tc>
+        <w:tc>
+          <w:tcPr>
+            <w:tcW w:w="5068" w:type="dxa"/>
+          </w:tcPr>
+          <w:p>
+            <w:pPr>
+              <w:pStyle w:val="PSI-Normal"/>
+            </w:pPr>
+            <w:r>
+              <w:t>El usuario selecciona la carrera del graduado</w:t>
+            </w:r>
+          </w:p>
+        </w:tc>
+      </w:tr>
+      <w:tr>
+        <w:tc>
+          <w:tcPr>
+            <w:tcW w:w="2809" w:type="dxa"/>
+            <w:vMerge/>
+            <w:shd w:val="clear" w:color="auto" w:fill="9BBB59" w:themeFill="accent3"/>
+          </w:tcPr>
+          <w:p>
+            <w:pPr>
+              <w:pStyle w:val="PSI-Normal"/>
+            </w:pPr>
+          </w:p>
+        </w:tc>
+        <w:tc>
+          <w:tcPr>
+            <w:tcW w:w="805" w:type="dxa"/>
+          </w:tcPr>
+          <w:p>
+            <w:pPr>
+              <w:pStyle w:val="PSI-Normal"/>
+            </w:pPr>
+            <w:r>
+              <w:t>5</w:t>
+            </w:r>
+          </w:p>
+        </w:tc>
+        <w:tc>
+          <w:tcPr>
+            <w:tcW w:w="5068" w:type="dxa"/>
+          </w:tcPr>
+          <w:p>
+            <w:pPr>
+              <w:pStyle w:val="PSI-Normal"/>
+            </w:pPr>
+            <w:r>
+              <w:t>El sistema despliega la opción de cargar el certificado Lincoln en formato Excel y los campos a rellenar</w:t>
+            </w:r>
+          </w:p>
+        </w:tc>
+      </w:tr>
+      <w:tr>
+        <w:tc>
+          <w:tcPr>
+            <w:tcW w:w="2809" w:type="dxa"/>
+            <w:vMerge/>
+            <w:shd w:val="clear" w:color="auto" w:fill="9BBB59" w:themeFill="accent3"/>
+          </w:tcPr>
+          <w:p>
+            <w:pPr>
+              <w:pStyle w:val="PSI-Normal"/>
+            </w:pPr>
+          </w:p>
+        </w:tc>
+        <w:tc>
+          <w:tcPr>
+            <w:tcW w:w="805" w:type="dxa"/>
+          </w:tcPr>
+          <w:p>
+            <w:pPr>
+              <w:pStyle w:val="PSI-Normal"/>
+            </w:pPr>
+            <w:r>
+              <w:t>6</w:t>
+            </w:r>
+          </w:p>
+        </w:tc>
+        <w:tc>
+          <w:tcPr>
+            <w:tcW w:w="5068" w:type="dxa"/>
+          </w:tcPr>
+          <w:p>
+            <w:pPr>
+              <w:pStyle w:val="PSI-Normal"/>
+            </w:pPr>
+            <w:r>
+              <w:t>El usuario carga el certificado Lincoln y rellena los campos (RF-03). Luego, el usuario selecciona en qué tipo de archivo generar el analítico (PDF/Word)</w:t>
+            </w:r>
+          </w:p>
+        </w:tc>
+      </w:tr>
+      <w:tr>
+        <w:tc>
+          <w:tcPr>
+            <w:tcW w:w="2809" w:type="dxa"/>
+            <w:vMerge/>
+            <w:shd w:val="clear" w:color="auto" w:fill="9BBB59" w:themeFill="accent3"/>
+          </w:tcPr>
+          <w:p>
+            <w:pPr>
+              <w:pStyle w:val="PSI-Normal"/>
+            </w:pPr>
+          </w:p>
+        </w:tc>
+        <w:tc>
+          <w:tcPr>
+            <w:tcW w:w="805" w:type="dxa"/>
+          </w:tcPr>
+          <w:p>
+            <w:pPr>
+              <w:pStyle w:val="PSI-Normal"/>
+            </w:pPr>
+            <w:r>
+              <w:t>7</w:t>
+            </w:r>
+          </w:p>
+        </w:tc>
+        <w:tc>
+          <w:tcPr>
+            <w:tcW w:w="5068" w:type="dxa"/>
+          </w:tcPr>
+          <w:p>
+            <w:pPr>
+              <w:pStyle w:val="PSI-Normal"/>
+            </w:pPr>
+            <w:r>
+              <w:t xml:space="preserve">El sistema genera una previsualización del analítico en el formato solicitado </w:t>
+            </w:r>
+          </w:p>
+        </w:tc>
+      </w:tr>
+      <w:tr>
+        <w:tc>
+          <w:tcPr>
+            <w:tcW w:w="2809" w:type="dxa"/>
+            <w:vMerge/>
+            <w:shd w:val="clear" w:color="auto" w:fill="9BBB59" w:themeFill="accent3"/>
+          </w:tcPr>
+          <w:p>
+            <w:pPr>
+              <w:pStyle w:val="PSI-Normal"/>
+            </w:pPr>
+          </w:p>
+        </w:tc>
+        <w:tc>
+          <w:tcPr>
+            <w:tcW w:w="805" w:type="dxa"/>
+          </w:tcPr>
+          <w:p>
+            <w:pPr>
+              <w:pStyle w:val="PSI-Normal"/>
+            </w:pPr>
+            <w:r>
+              <w:t>8</w:t>
+            </w:r>
+          </w:p>
+        </w:tc>
+        <w:tc>
+          <w:tcPr>
+            <w:tcW w:w="5068" w:type="dxa"/>
+          </w:tcPr>
+          <w:p>
+            <w:pPr>
+              <w:pStyle w:val="PSI-Normal"/>
+            </w:pPr>
+            <w:r>
+              <w:t>El usuario da clic en el botón “Validar certificado”</w:t>
+            </w:r>
+          </w:p>
+        </w:tc>
+      </w:tr>
+      <w:tr>
+        <w:tc>
+          <w:tcPr>
+            <w:tcW w:w="2809" w:type="dxa"/>
+            <w:vMerge/>
+            <w:shd w:val="clear" w:color="auto" w:fill="9BBB59" w:themeFill="accent3"/>
+          </w:tcPr>
+          <w:p>
+            <w:pPr>
+              <w:pStyle w:val="PSI-Normal"/>
+            </w:pPr>
+          </w:p>
+        </w:tc>
+        <w:tc>
+          <w:tcPr>
+            <w:tcW w:w="805" w:type="dxa"/>
+          </w:tcPr>
+          <w:p>
+            <w:pPr>
+              <w:pStyle w:val="PSI-Normal"/>
+            </w:pPr>
+            <w:r>
+              <w:t>9</w:t>
+            </w:r>
+          </w:p>
+        </w:tc>
+        <w:tc>
+          <w:tcPr>
+            <w:tcW w:w="5068" w:type="dxa"/>
+          </w:tcPr>
+          <w:p>
+            <w:pPr>
+              <w:pStyle w:val="PSI-Normal"/>
+            </w:pPr>
+            <w:r>
+              <w:t>El sistema guarda en la BD los datos ingresados para la generación del analítico y habilita la opción de descargarlo</w:t>
+            </w:r>
+          </w:p>
+        </w:tc>
+      </w:tr>
+      <w:tr>
+        <w:tc>
+          <w:tcPr>
+            <w:tcW w:w="2809" w:type="dxa"/>
+            <w:vMerge/>
+            <w:shd w:val="clear" w:color="auto" w:fill="9BBB59" w:themeFill="accent3"/>
+          </w:tcPr>
+          <w:p>
+            <w:pPr>
+              <w:pStyle w:val="PSI-Normal"/>
+            </w:pPr>
+          </w:p>
+        </w:tc>
+        <w:tc>
+          <w:tcPr>
+            <w:tcW w:w="805" w:type="dxa"/>
+          </w:tcPr>
+          <w:p>
+            <w:pPr>
+              <w:pStyle w:val="PSI-Normal"/>
+            </w:pPr>
+            <w:r>
+              <w:t>10</w:t>
+            </w:r>
+          </w:p>
+        </w:tc>
+        <w:tc>
+          <w:tcPr>
+            <w:tcW w:w="5068" w:type="dxa"/>
+          </w:tcPr>
+          <w:p>
+            <w:pPr>
+              <w:pStyle w:val="PSI-Normal"/>
+            </w:pPr>
+            <w:r>
+              <w:t>El usuario descarga el analítico y da clic en el botón “Continuar”</w:t>
+            </w:r>
+          </w:p>
+        </w:tc>
+      </w:tr>
+      <w:tr>
+        <w:tc>
+          <w:tcPr>
+            <w:tcW w:w="2809" w:type="dxa"/>
+            <w:vMerge/>
+            <w:shd w:val="clear" w:color="auto" w:fill="9BBB59" w:themeFill="accent3"/>
+          </w:tcPr>
+          <w:p>
+            <w:pPr>
+              <w:pStyle w:val="PSI-Normal"/>
+            </w:pPr>
+          </w:p>
+        </w:tc>
+        <w:tc>
+          <w:tcPr>
+            <w:tcW w:w="805" w:type="dxa"/>
+          </w:tcPr>
+          <w:p>
+            <w:pPr>
+              <w:pStyle w:val="PSI-Normal"/>
+            </w:pPr>
+            <w:r>
+              <w:t>-</w:t>
+            </w:r>
+          </w:p>
+        </w:tc>
+        <w:tc>
+          <w:tcPr>
+            <w:tcW w:w="5068" w:type="dxa"/>
+          </w:tcPr>
+          <w:p>
+            <w:pPr>
+              <w:pStyle w:val="PSI-Normal"/>
+            </w:pPr>
+            <w:r>
+              <w:t>El flujo sigue en el CU-02 paso 1</w:t>
+            </w:r>
+          </w:p>
+        </w:tc>
+      </w:tr>
+      <w:tr>
+        <w:tc>
+          <w:tcPr>
+            <w:tcW w:w="8682" w:type="dxa"/>
+            <w:gridSpan w:val="3"/>
+            <w:shd w:val="clear" w:color="auto" w:fill="76923C" w:themeFill="accent3" w:themeFillShade="BF"/>
+          </w:tcPr>
+          <w:p>
+            <w:pPr>
+              <w:pStyle w:val="PSI-Normal"/>
+            </w:pPr>
+          </w:p>
+        </w:tc>
+      </w:tr>
+      <w:tr>
+        <w:tc>
+          <w:tcPr>
+            <w:tcW w:w="2809" w:type="dxa"/>
+            <w:vMerge w:val="restart"/>
+            <w:shd w:val="clear" w:color="auto" w:fill="9BBB59" w:themeFill="accent3"/>
+          </w:tcPr>
+          <w:p>
+            <w:pPr>
+              <w:pStyle w:val="PSI-Normal"/>
+            </w:pPr>
+            <w:r>
+              <w:t>Flujo alternativo</w:t>
+            </w:r>
+          </w:p>
+        </w:tc>
+        <w:tc>
+          <w:tcPr>
+            <w:tcW w:w="805" w:type="dxa"/>
+          </w:tcPr>
+          <w:p>
+            <w:pPr>
+              <w:pStyle w:val="PSI-Normal"/>
+              <w:rPr>
+                <w:b/>
+                <w:bCs/>
+              </w:rPr>
+            </w:pPr>
+            <w:r>
+              <w:rPr>
+                <w:b/>
+                <w:bCs/>
+              </w:rPr>
+              <w:t>1a</w:t>
+            </w:r>
+          </w:p>
+        </w:tc>
+        <w:tc>
+          <w:tcPr>
+            <w:tcW w:w="5068" w:type="dxa"/>
+          </w:tcPr>
+          <w:p>
+            <w:pPr>
+              <w:pStyle w:val="PSI-Normal"/>
+            </w:pPr>
+            <w:r>
+              <w:t>El usuario selecciona la opción b-Generar título en trámite</w:t>
+            </w:r>
+          </w:p>
+        </w:tc>
+      </w:tr>
+      <w:tr>
+        <w:tc>
+          <w:tcPr>
+            <w:tcW w:w="2809" w:type="dxa"/>
+            <w:vMerge/>
+            <w:shd w:val="clear" w:color="auto" w:fill="9BBB59" w:themeFill="accent3"/>
+          </w:tcPr>
+          <w:p>
+            <w:pPr>
+              <w:pStyle w:val="PSI-Normal"/>
+            </w:pPr>
+          </w:p>
+        </w:tc>
+        <w:tc>
+          <w:tcPr>
+            <w:tcW w:w="805" w:type="dxa"/>
+          </w:tcPr>
+          <w:p>
+            <w:pPr>
+              <w:pStyle w:val="PSI-Normal"/>
+            </w:pPr>
+            <w:r>
+              <w:t>1a1</w:t>
+            </w:r>
+          </w:p>
+        </w:tc>
+        <w:tc>
+          <w:tcPr>
+            <w:tcW w:w="5068" w:type="dxa"/>
+          </w:tcPr>
+          <w:p>
+            <w:pPr>
+              <w:pStyle w:val="PSI-Normal"/>
+            </w:pPr>
+            <w:r>
+              <w:t xml:space="preserve">El sistema despliega un campo para que se ingrese el legajo del graduado </w:t>
+            </w:r>
+          </w:p>
+        </w:tc>
+      </w:tr>
+      <w:tr>
+        <w:tc>
+          <w:tcPr>
+            <w:tcW w:w="2809" w:type="dxa"/>
+            <w:vMerge/>
+            <w:shd w:val="clear" w:color="auto" w:fill="9BBB59" w:themeFill="accent3"/>
+          </w:tcPr>
+          <w:p>
+            <w:pPr>
+              <w:pStyle w:val="PSI-Normal"/>
+            </w:pPr>
+          </w:p>
+        </w:tc>
+        <w:tc>
+          <w:tcPr>
+            <w:tcW w:w="805" w:type="dxa"/>
+          </w:tcPr>
+          <w:p>
+            <w:pPr>
+              <w:pStyle w:val="PSI-Normal"/>
+            </w:pPr>
+            <w:r>
+              <w:t>1a2</w:t>
+            </w:r>
+          </w:p>
+        </w:tc>
+        <w:tc>
+          <w:tcPr>
+            <w:tcW w:w="5068" w:type="dxa"/>
+          </w:tcPr>
+          <w:p>
+            <w:pPr>
+              <w:pStyle w:val="PSI-Normal"/>
+            </w:pPr>
+            <w:r>
+              <w:t>El usuario ingresa el legajo del graduado</w:t>
+            </w:r>
+          </w:p>
+        </w:tc>
+      </w:tr>
+      <w:tr>
+        <w:tc>
+          <w:tcPr>
+            <w:tcW w:w="2809" w:type="dxa"/>
+            <w:vMerge/>
+            <w:shd w:val="clear" w:color="auto" w:fill="9BBB59" w:themeFill="accent3"/>
+          </w:tcPr>
+          <w:p>
+            <w:pPr>
+              <w:pStyle w:val="PSI-Normal"/>
+            </w:pPr>
+          </w:p>
+        </w:tc>
+        <w:tc>
+          <w:tcPr>
+            <w:tcW w:w="805" w:type="dxa"/>
+          </w:tcPr>
+          <w:p>
+            <w:pPr>
+              <w:pStyle w:val="PSI-Normal"/>
+              <w:rPr>
+                <w:b/>
+                <w:bCs/>
+              </w:rPr>
+            </w:pPr>
+            <w:r>
+              <w:rPr>
+                <w:b/>
+                <w:bCs/>
+              </w:rPr>
+              <w:t>1a3</w:t>
+            </w:r>
+          </w:p>
+        </w:tc>
+        <w:tc>
+          <w:tcPr>
+            <w:tcW w:w="5068" w:type="dxa"/>
+          </w:tcPr>
+          <w:p>
+            <w:pPr>
+              <w:pStyle w:val="PSI-Normal"/>
+            </w:pPr>
+            <w:r>
+              <w:t>Si el legajo del graduado existe</w:t>
+            </w:r>
+          </w:p>
+          <w:p>
+            <w:pPr>
+              <w:pStyle w:val="PSI-Normal"/>
+            </w:pPr>
+            <w:r>
+              <w:t xml:space="preserve">    El sistema genera la previsualización del título en trámite y habilita la opción de descargar</w:t>
+            </w:r>
+          </w:p>
+          <w:p>
+            <w:pPr>
+              <w:pStyle w:val="PSI-Normal"/>
+            </w:pPr>
+            <w:r>
+              <w:t>Si el legajo del graduado no existe</w:t>
+            </w:r>
+          </w:p>
+          <w:p>
+            <w:pPr>
+              <w:pStyle w:val="PSI-Normal"/>
+            </w:pPr>
+            <w:r>
+              <w:t xml:space="preserve">    El sistema genera un cartel que dice “El título en trámite que se desea generar no corresponde a ningún graduado almacenado en el sistema” </w:t>
+            </w:r>
+          </w:p>
+        </w:tc>
+      </w:tr>
+      <w:tr>
+        <w:tc>
+          <w:tcPr>
+            <w:tcW w:w="2809" w:type="dxa"/>
+            <w:vMerge/>
+            <w:shd w:val="clear" w:color="auto" w:fill="9BBB59" w:themeFill="accent3"/>
+          </w:tcPr>
+          <w:p>
+            <w:pPr>
+              <w:pStyle w:val="PSI-Normal"/>
+            </w:pPr>
+          </w:p>
+        </w:tc>
+        <w:tc>
+          <w:tcPr>
+            <w:tcW w:w="805" w:type="dxa"/>
+          </w:tcPr>
+          <w:p>
+            <w:pPr>
+              <w:pStyle w:val="PSI-Normal"/>
+            </w:pPr>
+            <w:r>
+              <w:t>-</w:t>
+            </w:r>
+          </w:p>
+        </w:tc>
+        <w:tc>
+          <w:tcPr>
+            <w:tcW w:w="5068" w:type="dxa"/>
+          </w:tcPr>
+          <w:p>
+            <w:pPr>
+              <w:pStyle w:val="PSI-Normal"/>
+            </w:pPr>
+            <w:r>
+              <w:t>El flujo sigue en el CU02-paso 1</w:t>
+            </w:r>
+          </w:p>
+        </w:tc>
+      </w:tr>
+      <w:tr>
+        <w:tc>
+          <w:tcPr>
+            <w:tcW w:w="2809" w:type="dxa"/>
+            <w:vMerge/>
+            <w:shd w:val="clear" w:color="auto" w:fill="9BBB59" w:themeFill="accent3"/>
+          </w:tcPr>
+          <w:p>
+            <w:pPr>
+              <w:pStyle w:val="PSI-Normal"/>
+            </w:pPr>
+          </w:p>
+        </w:tc>
+        <w:tc>
+          <w:tcPr>
+            <w:tcW w:w="805" w:type="dxa"/>
+          </w:tcPr>
+          <w:p>
+            <w:pPr>
+              <w:pStyle w:val="PSI-Normal"/>
+            </w:pPr>
+            <w:r>
+              <w:t>6a</w:t>
+            </w:r>
+          </w:p>
+        </w:tc>
+        <w:tc>
+          <w:tcPr>
+            <w:tcW w:w="5068" w:type="dxa"/>
+          </w:tcPr>
+          <w:p>
+            <w:pPr>
+              <w:pStyle w:val="PSI-Normal"/>
+            </w:pPr>
+            <w:r>
+              <w:t>El usuario ingresa el legajo y carrera de un graduado ya existente en el sistema</w:t>
+            </w:r>
+          </w:p>
+        </w:tc>
+      </w:tr>
+      <w:tr>
+        <w:tc>
+          <w:tcPr>
+            <w:tcW w:w="2809" w:type="dxa"/>
+            <w:vMerge/>
+            <w:shd w:val="clear" w:color="auto" w:fill="9BBB59" w:themeFill="accent3"/>
+          </w:tcPr>
+          <w:p>
+            <w:pPr>
+              <w:pStyle w:val="PSI-Normal"/>
+            </w:pPr>
+          </w:p>
+        </w:tc>
+        <w:tc>
+          <w:tcPr>
+            <w:tcW w:w="805" w:type="dxa"/>
+          </w:tcPr>
+          <w:p>
+            <w:pPr>
+              <w:pStyle w:val="PSI-Normal"/>
+              <w:rPr>
+                <w:b/>
+                <w:bCs/>
+              </w:rPr>
+            </w:pPr>
+            <w:r>
+              <w:rPr>
+                <w:b/>
+                <w:bCs/>
+              </w:rPr>
+              <w:t>6a1</w:t>
+            </w:r>
+          </w:p>
+        </w:tc>
+        <w:tc>
+          <w:tcPr>
+            <w:tcW w:w="5068" w:type="dxa"/>
+          </w:tcPr>
+          <w:p>
+            <w:pPr>
+              <w:pStyle w:val="PSI-Normal"/>
+            </w:pPr>
+            <w:r>
+              <w:t>El sistema despliega un mensaje de advertencia “El analítico que deseas generar ya figura en el sistema. La generación del nuevo analítico modificará los datos” y la opción (Volver/Avanzar)</w:t>
+            </w:r>
+          </w:p>
+        </w:tc>
+      </w:tr>
+      <w:tr>
+        <w:tc>
+          <w:tcPr>
+            <w:tcW w:w="2809" w:type="dxa"/>
+            <w:vMerge/>
+            <w:shd w:val="clear" w:color="auto" w:fill="9BBB59" w:themeFill="accent3"/>
+          </w:tcPr>
+          <w:p>
+            <w:pPr>
+              <w:pStyle w:val="PSI-Normal"/>
+            </w:pPr>
+          </w:p>
+        </w:tc>
+        <w:tc>
+          <w:tcPr>
+            <w:tcW w:w="805" w:type="dxa"/>
+          </w:tcPr>
+          <w:p>
+            <w:pPr>
+              <w:pStyle w:val="PSI-Normal"/>
+            </w:pPr>
+            <w:r>
+              <w:t>6a2</w:t>
+            </w:r>
+          </w:p>
+        </w:tc>
+        <w:tc>
+          <w:tcPr>
+            <w:tcW w:w="5068" w:type="dxa"/>
+          </w:tcPr>
+          <w:p>
+            <w:pPr>
+              <w:pStyle w:val="PSI-Normal"/>
+            </w:pPr>
+            <w:r>
+              <w:t>Si el usuario selecciona la opción Avanzar</w:t>
+            </w:r>
+          </w:p>
+          <w:p>
+            <w:pPr>
+              <w:pStyle w:val="PSI-Normal"/>
+            </w:pPr>
+            <w:r>
+              <w:t xml:space="preserve">    El flujo sigue en el CU02-paso 6</w:t>
+            </w:r>
+          </w:p>
+          <w:p>
+            <w:pPr>
+              <w:pStyle w:val="PSI-Normal"/>
+            </w:pPr>
+            <w:r>
+              <w:t>Si el usuario selecciona la opción Volver</w:t>
+            </w:r>
+          </w:p>
+          <w:p>
+            <w:pPr>
+              <w:pStyle w:val="PSI-Normal"/>
+            </w:pPr>
+            <w:r>
+              <w:t xml:space="preserve">    El flujo sigue en el CU02-paso 4</w:t>
+            </w:r>
+          </w:p>
+        </w:tc>
+      </w:tr>
+    </w:tbl>
+    <w:p>
+      <w:pPr>
+        <w:pStyle w:val="PSI-Normal"/>
+      </w:pPr>
+    </w:p>
+    <w:tbl>
+      <w:tblPr>
+        <w:tblStyle w:val="Tablaconcuadrcula"/>
+        <w:tblW w:w="0" w:type="auto"/>
+        <w:tblInd w:w="38" w:type="dxa"/>
+        <w:tblLook w:val="04A0" w:firstRow="1" w:lastRow="0" w:firstColumn="1" w:lastColumn="0" w:noHBand="0" w:noVBand="1"/>
+      </w:tblPr>
+      <w:tblGrid>
+        <w:gridCol w:w="2809"/>
+        <w:gridCol w:w="805"/>
+        <w:gridCol w:w="5068"/>
+      </w:tblGrid>
+      <w:tr>
+        <w:tc>
+          <w:tcPr>
+            <w:tcW w:w="2809" w:type="dxa"/>
+            <w:shd w:val="clear" w:color="auto" w:fill="9BBB59" w:themeFill="accent3"/>
+          </w:tcPr>
+          <w:p>
+            <w:pPr>
+              <w:pStyle w:val="PSI-Normal"/>
+            </w:pPr>
+            <w:r>
+              <w:t>CU-0</w:t>
+            </w:r>
+            <w:r>
+              <w:t>3</w:t>
+            </w:r>
+          </w:p>
+        </w:tc>
+        <w:tc>
+          <w:tcPr>
+            <w:tcW w:w="5873" w:type="dxa"/>
+            <w:gridSpan w:val="2"/>
+          </w:tcPr>
+          <w:p>
+            <w:pPr>
+              <w:pStyle w:val="PSI-Normal"/>
+            </w:pPr>
+            <w:r>
+              <w:t>Listar graduados</w:t>
+            </w:r>
+          </w:p>
+        </w:tc>
+      </w:tr>
+      <w:tr>
+        <w:trPr>
+          <w:trHeight w:val="186"/>
+        </w:trPr>
+        <w:tc>
+          <w:tcPr>
+            <w:tcW w:w="2809" w:type="dxa"/>
+            <w:shd w:val="clear" w:color="auto" w:fill="9BBB59" w:themeFill="accent3"/>
+          </w:tcPr>
+          <w:p>
+            <w:pPr>
+              <w:pStyle w:val="PSI-Normal"/>
+            </w:pPr>
+            <w:r>
+              <w:t>Actores</w:t>
+            </w:r>
+          </w:p>
+        </w:tc>
+        <w:tc>
+          <w:tcPr>
+            <w:tcW w:w="5873" w:type="dxa"/>
+            <w:gridSpan w:val="2"/>
+          </w:tcPr>
+          <w:p>
+            <w:pPr>
+              <w:pStyle w:val="PSI-Normal"/>
+            </w:pPr>
+            <w:r>
+              <w:t>Usuario, BBDD</w:t>
+            </w:r>
+          </w:p>
+        </w:tc>
+      </w:tr>
+      <w:tr>
+        <w:tc>
+          <w:tcPr>
+            <w:tcW w:w="2809" w:type="dxa"/>
+            <w:shd w:val="clear" w:color="auto" w:fill="9BBB59" w:themeFill="accent3"/>
+          </w:tcPr>
+          <w:p>
+            <w:pPr>
+              <w:pStyle w:val="PSI-Normal"/>
+            </w:pPr>
+            <w:r>
+              <w:t>Precondiciones</w:t>
+            </w:r>
+          </w:p>
+        </w:tc>
+        <w:tc>
+          <w:tcPr>
+            <w:tcW w:w="5873" w:type="dxa"/>
+            <w:gridSpan w:val="2"/>
+          </w:tcPr>
+          <w:p>
+            <w:pPr>
+              <w:pStyle w:val="PSI-Normal"/>
+            </w:pPr>
+            <w:r>
+              <w:t>E</w:t>
+            </w:r>
+            <w:r>
+              <w:t>l usuario ingresa al sistema</w:t>
+            </w:r>
+          </w:p>
+        </w:tc>
+      </w:tr>
+      <w:tr>
+        <w:tc>
+          <w:tcPr>
+            <w:tcW w:w="2809" w:type="dxa"/>
+            <w:shd w:val="clear" w:color="auto" w:fill="9BBB59" w:themeFill="accent3"/>
+          </w:tcPr>
+          <w:p>
+            <w:pPr>
+              <w:pStyle w:val="PSI-Normal"/>
+            </w:pPr>
+            <w:r>
+              <w:t>Postcondiciones</w:t>
+            </w:r>
+          </w:p>
+        </w:tc>
+        <w:tc>
+          <w:tcPr>
+            <w:tcW w:w="5873" w:type="dxa"/>
+            <w:gridSpan w:val="2"/>
+          </w:tcPr>
+          <w:p>
+            <w:pPr>
+              <w:pStyle w:val="PSI-Normal"/>
+            </w:pPr>
+          </w:p>
+        </w:tc>
+      </w:tr>
+      <w:tr>
+        <w:tc>
+          <w:tcPr>
+            <w:tcW w:w="2809" w:type="dxa"/>
+            <w:vMerge w:val="restart"/>
+            <w:shd w:val="clear" w:color="auto" w:fill="9BBB59" w:themeFill="accent3"/>
+          </w:tcPr>
+          <w:p>
+            <w:pPr>
+              <w:pStyle w:val="PSI-Normal"/>
+            </w:pPr>
+            <w:r>
+              <w:t>Flujo normal</w:t>
+            </w:r>
+          </w:p>
+        </w:tc>
+        <w:tc>
+          <w:tcPr>
+            <w:tcW w:w="805" w:type="dxa"/>
+          </w:tcPr>
+          <w:p>
+            <w:pPr>
+              <w:pStyle w:val="PSI-Normal"/>
+            </w:pPr>
+            <w:r>
+              <w:t>Pasos</w:t>
+            </w:r>
+          </w:p>
+        </w:tc>
+        <w:tc>
+          <w:tcPr>
+            <w:tcW w:w="5068" w:type="dxa"/>
+          </w:tcPr>
+          <w:p>
+            <w:pPr>
+              <w:pStyle w:val="PSI-Normal"/>
+            </w:pPr>
+            <w:r>
+              <w:t>Acciones</w:t>
+            </w:r>
+          </w:p>
+        </w:tc>
+      </w:tr>
+      <w:tr>
+        <w:tc>
+          <w:tcPr>
+            <w:tcW w:w="2809" w:type="dxa"/>
+            <w:vMerge/>
+            <w:shd w:val="clear" w:color="auto" w:fill="9BBB59" w:themeFill="accent3"/>
+          </w:tcPr>
+          <w:p>
+            <w:pPr>
+              <w:pStyle w:val="PSI-Normal"/>
+            </w:pPr>
+          </w:p>
+        </w:tc>
+        <w:tc>
+          <w:tcPr>
+            <w:tcW w:w="805" w:type="dxa"/>
+          </w:tcPr>
+          <w:p>
+            <w:pPr>
+              <w:pStyle w:val="PSI-Normal"/>
+            </w:pPr>
+            <w:r>
+              <w:t>1</w:t>
+            </w:r>
+          </w:p>
+        </w:tc>
+        <w:tc>
+          <w:tcPr>
+            <w:tcW w:w="5068" w:type="dxa"/>
+          </w:tcPr>
+          <w:p>
+            <w:pPr>
+              <w:pStyle w:val="PSI-Normal"/>
+            </w:pPr>
+            <w:r>
+              <w:t>El sistema despliega el listado completo de graduados con: legajo, apellido, nombre, fecha de ingreso</w:t>
+            </w:r>
+            <w:r>
+              <w:t xml:space="preserve"> a la carrera</w:t>
+            </w:r>
+            <w:r>
+              <w:t>, fecha de egreso,</w:t>
+            </w:r>
+            <w:r>
+              <w:t xml:space="preserve"> código de la carrera, nombre de la carrera</w:t>
+            </w:r>
+            <w:r>
+              <w:t xml:space="preserve"> promedio sin aplazo</w:t>
+            </w:r>
+            <w:r>
+              <w:t xml:space="preserve"> y</w:t>
+            </w:r>
+            <w:r>
+              <w:t xml:space="preserve"> promedio con aplazo</w:t>
+            </w:r>
+            <w:r>
+              <w:t>; ordenado por orden alfabético del apellido</w:t>
+            </w:r>
+          </w:p>
+        </w:tc>
+      </w:tr>
+      <w:tr>
+        <w:tc>
+          <w:tcPr>
+            <w:tcW w:w="2809" w:type="dxa"/>
+            <w:vMerge/>
+            <w:shd w:val="clear" w:color="auto" w:fill="9BBB59" w:themeFill="accent3"/>
+          </w:tcPr>
+          <w:p>
+            <w:pPr>
+              <w:pStyle w:val="PSI-Normal"/>
+            </w:pPr>
+          </w:p>
+        </w:tc>
+        <w:tc>
+          <w:tcPr>
+            <w:tcW w:w="805" w:type="dxa"/>
+          </w:tcPr>
+          <w:p>
+            <w:pPr>
+              <w:pStyle w:val="PSI-Normal"/>
+            </w:pPr>
+            <w:r>
+              <w:t>2</w:t>
+            </w:r>
+          </w:p>
+        </w:tc>
+        <w:tc>
+          <w:tcPr>
+            <w:tcW w:w="5068" w:type="dxa"/>
+          </w:tcPr>
+          <w:p>
+            <w:pPr>
+              <w:pStyle w:val="PSI-Normal"/>
+            </w:pPr>
+            <w:r>
+              <w:t>El usuario descarga el listado en formato Excel</w:t>
+            </w:r>
+          </w:p>
+        </w:tc>
+      </w:tr>
+      <w:tr>
+        <w:tc>
+          <w:tcPr>
+            <w:tcW w:w="2809" w:type="dxa"/>
+            <w:vMerge/>
+            <w:shd w:val="clear" w:color="auto" w:fill="9BBB59" w:themeFill="accent3"/>
+          </w:tcPr>
+          <w:p>
+            <w:pPr>
+              <w:pStyle w:val="PSI-Normal"/>
+            </w:pPr>
+          </w:p>
+        </w:tc>
+        <w:tc>
+          <w:tcPr>
+            <w:tcW w:w="805" w:type="dxa"/>
+          </w:tcPr>
+          <w:p>
+            <w:pPr>
+              <w:pStyle w:val="PSI-Normal"/>
+            </w:pPr>
+            <w:r>
+              <w:t>-</w:t>
+            </w:r>
+          </w:p>
+        </w:tc>
+        <w:tc>
+          <w:tcPr>
+            <w:tcW w:w="5068" w:type="dxa"/>
+          </w:tcPr>
+          <w:p>
+            <w:pPr>
+              <w:pStyle w:val="PSI-Normal"/>
+            </w:pPr>
+            <w:r>
+              <w:t>El flujo sigue en el CU03-Paso 1</w:t>
+            </w:r>
+          </w:p>
+        </w:tc>
+      </w:tr>
+      <w:tr>
+        <w:tc>
+          <w:tcPr>
+            <w:tcW w:w="8682" w:type="dxa"/>
+            <w:gridSpan w:val="3"/>
+            <w:shd w:val="clear" w:color="auto" w:fill="76923C" w:themeFill="accent3" w:themeFillShade="BF"/>
+          </w:tcPr>
+          <w:p>
+            <w:pPr>
+              <w:pStyle w:val="PSI-Normal"/>
+            </w:pPr>
+          </w:p>
+        </w:tc>
+      </w:tr>
+      <w:tr>
+        <w:tc>
+          <w:tcPr>
+            <w:tcW w:w="2809" w:type="dxa"/>
+            <w:vMerge w:val="restart"/>
+            <w:shd w:val="clear" w:color="auto" w:fill="9BBB59" w:themeFill="accent3"/>
+          </w:tcPr>
+          <w:p>
+            <w:pPr>
+              <w:pStyle w:val="PSI-Normal"/>
+            </w:pPr>
+            <w:r>
+              <w:t>Flujo alternativo</w:t>
+            </w:r>
+          </w:p>
+        </w:tc>
+        <w:tc>
+          <w:tcPr>
+            <w:tcW w:w="805" w:type="dxa"/>
+          </w:tcPr>
+          <w:p>
+            <w:pPr>
+              <w:pStyle w:val="PSI-Normal"/>
+              <w:rPr>
+                <w:b/>
+                <w:bCs/>
+              </w:rPr>
+            </w:pPr>
+            <w:r>
+              <w:rPr>
+                <w:b/>
+                <w:bCs/>
+              </w:rPr>
+              <w:t>1a</w:t>
+            </w:r>
+          </w:p>
+        </w:tc>
+        <w:tc>
+          <w:tcPr>
+            <w:tcW w:w="5068" w:type="dxa"/>
+          </w:tcPr>
+          <w:p>
+            <w:pPr>
+              <w:pStyle w:val="PSI-Normal"/>
+            </w:pPr>
+            <w:r>
+              <w:t>El usuario selecciona ocultar columnas</w:t>
+            </w:r>
+          </w:p>
+        </w:tc>
+      </w:tr>
+      <w:tr>
+        <w:tc>
+          <w:tcPr>
+            <w:tcW w:w="2809" w:type="dxa"/>
+            <w:vMerge/>
+            <w:shd w:val="clear" w:color="auto" w:fill="9BBB59" w:themeFill="accent3"/>
+          </w:tcPr>
+          <w:p>
+            <w:pPr>
+              <w:pStyle w:val="PSI-Normal"/>
+            </w:pPr>
+          </w:p>
+        </w:tc>
+        <w:tc>
+          <w:tcPr>
+            <w:tcW w:w="805" w:type="dxa"/>
+          </w:tcPr>
+          <w:p>
+            <w:pPr>
+              <w:pStyle w:val="PSI-Normal"/>
+            </w:pPr>
+            <w:r>
+              <w:t>1a1</w:t>
+            </w:r>
+          </w:p>
+        </w:tc>
+        <w:tc>
+          <w:tcPr>
+            <w:tcW w:w="5068" w:type="dxa"/>
+          </w:tcPr>
+          <w:p>
+            <w:pPr>
+              <w:pStyle w:val="PSI-Normal"/>
+            </w:pPr>
+            <w:r>
+              <w:t>El usuario selecciona las columnas a ocultar</w:t>
+            </w:r>
+          </w:p>
+        </w:tc>
+      </w:tr>
+      <w:tr>
+        <w:tc>
+          <w:tcPr>
+            <w:tcW w:w="2809" w:type="dxa"/>
+            <w:vMerge/>
+            <w:shd w:val="clear" w:color="auto" w:fill="9BBB59" w:themeFill="accent3"/>
+          </w:tcPr>
+          <w:p>
+            <w:pPr>
+              <w:pStyle w:val="PSI-Normal"/>
+            </w:pPr>
+          </w:p>
+        </w:tc>
+        <w:tc>
+          <w:tcPr>
+            <w:tcW w:w="805" w:type="dxa"/>
+          </w:tcPr>
+          <w:p>
+            <w:pPr>
+              <w:pStyle w:val="PSI-Normal"/>
+            </w:pPr>
+            <w:r>
+              <w:t>1a2</w:t>
+            </w:r>
+          </w:p>
+        </w:tc>
+        <w:tc>
+          <w:tcPr>
+            <w:tcW w:w="5068" w:type="dxa"/>
+          </w:tcPr>
+          <w:p>
+            <w:pPr>
+              <w:pStyle w:val="PSI-Normal"/>
+            </w:pPr>
+            <w:r>
+              <w:t>El sistema genera el listado nuevamente ocultando las columnas seleccionadas</w:t>
+            </w:r>
+          </w:p>
+        </w:tc>
+      </w:tr>
+      <w:tr>
+        <w:tc>
+          <w:tcPr>
+            <w:tcW w:w="2809" w:type="dxa"/>
+            <w:vMerge/>
+            <w:shd w:val="clear" w:color="auto" w:fill="9BBB59" w:themeFill="accent3"/>
+          </w:tcPr>
+          <w:p>
+            <w:pPr>
+              <w:pStyle w:val="PSI-Normal"/>
+            </w:pPr>
+          </w:p>
+        </w:tc>
+        <w:tc>
+          <w:tcPr>
+            <w:tcW w:w="805" w:type="dxa"/>
+          </w:tcPr>
+          <w:p>
+            <w:pPr>
+              <w:pStyle w:val="PSI-Normal"/>
+            </w:pPr>
+            <w:r>
+              <w:t>1a3</w:t>
+            </w:r>
+          </w:p>
+        </w:tc>
+        <w:tc>
+          <w:tcPr>
+            <w:tcW w:w="5068" w:type="dxa"/>
+          </w:tcPr>
+          <w:p>
+            <w:pPr>
+              <w:pStyle w:val="PSI-Normal"/>
+            </w:pPr>
+            <w:r>
+              <w:t>El flujo sigue en el CU03-paso 2</w:t>
+            </w:r>
+          </w:p>
+        </w:tc>
+      </w:tr>
+      <w:tr>
+        <w:tc>
+          <w:tcPr>
+            <w:tcW w:w="2809" w:type="dxa"/>
+            <w:vMerge/>
+            <w:shd w:val="clear" w:color="auto" w:fill="9BBB59" w:themeFill="accent3"/>
+          </w:tcPr>
+          <w:p>
+            <w:pPr>
+              <w:pStyle w:val="PSI-Normal"/>
+            </w:pPr>
+          </w:p>
+        </w:tc>
+        <w:tc>
+          <w:tcPr>
+            <w:tcW w:w="805" w:type="dxa"/>
+          </w:tcPr>
+          <w:p>
+            <w:pPr>
+              <w:pStyle w:val="PSI-Normal"/>
+              <w:rPr>
+                <w:b/>
+                <w:bCs/>
+              </w:rPr>
+            </w:pPr>
+            <w:r>
+              <w:rPr>
+                <w:b/>
+                <w:bCs/>
+              </w:rPr>
+              <w:t>1b</w:t>
+            </w:r>
+          </w:p>
+        </w:tc>
+        <w:tc>
+          <w:tcPr>
+            <w:tcW w:w="5068" w:type="dxa"/>
+          </w:tcPr>
+          <w:p>
+            <w:pPr>
+              <w:pStyle w:val="PSI-Normal"/>
+            </w:pPr>
+            <w:r>
+              <w:t>El usuario selecciona mostrar columnas</w:t>
+            </w:r>
+          </w:p>
+        </w:tc>
+      </w:tr>
+      <w:tr>
+        <w:tc>
+          <w:tcPr>
+            <w:tcW w:w="2809" w:type="dxa"/>
+            <w:vMerge/>
+            <w:shd w:val="clear" w:color="auto" w:fill="9BBB59" w:themeFill="accent3"/>
+          </w:tcPr>
+          <w:p>
+            <w:pPr>
+              <w:pStyle w:val="PSI-Normal"/>
+            </w:pPr>
+          </w:p>
+        </w:tc>
+        <w:tc>
+          <w:tcPr>
+            <w:tcW w:w="805" w:type="dxa"/>
+          </w:tcPr>
+          <w:p>
+            <w:pPr>
+              <w:pStyle w:val="PSI-Normal"/>
+            </w:pPr>
+            <w:r>
+              <w:t>1b1</w:t>
+            </w:r>
+          </w:p>
+        </w:tc>
+        <w:tc>
+          <w:tcPr>
+            <w:tcW w:w="5068" w:type="dxa"/>
+          </w:tcPr>
+          <w:p>
+            <w:pPr>
+              <w:pStyle w:val="PSI-Normal"/>
+            </w:pPr>
+            <w:r>
+              <w:t>El usuario selecciona más columnas para mostrar (título, nombre del secundario, plan con el que se egresó, etc.)</w:t>
+            </w:r>
+          </w:p>
+        </w:tc>
+      </w:tr>
+      <w:tr>
+        <w:tc>
+          <w:tcPr>
+            <w:tcW w:w="2809" w:type="dxa"/>
+            <w:vMerge/>
+            <w:shd w:val="clear" w:color="auto" w:fill="9BBB59" w:themeFill="accent3"/>
+          </w:tcPr>
+          <w:p>
+            <w:pPr>
+              <w:pStyle w:val="PSI-Normal"/>
+            </w:pPr>
+          </w:p>
+        </w:tc>
+        <w:tc>
+          <w:tcPr>
+            <w:tcW w:w="805" w:type="dxa"/>
+          </w:tcPr>
+          <w:p>
+            <w:pPr>
+              <w:pStyle w:val="PSI-Normal"/>
+            </w:pPr>
+            <w:r>
+              <w:t>1b2</w:t>
+            </w:r>
+          </w:p>
+        </w:tc>
+        <w:tc>
+          <w:tcPr>
+            <w:tcW w:w="5068" w:type="dxa"/>
+          </w:tcPr>
+          <w:p>
+            <w:pPr>
+              <w:pStyle w:val="PSI-Normal"/>
+            </w:pPr>
+            <w:r>
+              <w:t>El sistema genera el listado nuevamente mostrando las columnas seleccionadas</w:t>
+            </w:r>
+          </w:p>
+        </w:tc>
+      </w:tr>
+      <w:tr>
+        <w:tc>
+          <w:tcPr>
+            <w:tcW w:w="2809" w:type="dxa"/>
+            <w:vMerge/>
+            <w:shd w:val="clear" w:color="auto" w:fill="9BBB59" w:themeFill="accent3"/>
+          </w:tcPr>
+          <w:p>
+            <w:pPr>
+              <w:pStyle w:val="PSI-Normal"/>
+            </w:pPr>
+          </w:p>
+        </w:tc>
+        <w:tc>
+          <w:tcPr>
+            <w:tcW w:w="805" w:type="dxa"/>
+          </w:tcPr>
+          <w:p>
+            <w:pPr>
+              <w:pStyle w:val="PSI-Normal"/>
+            </w:pPr>
+            <w:r>
+              <w:t>1b3</w:t>
+            </w:r>
+          </w:p>
+        </w:tc>
+        <w:tc>
+          <w:tcPr>
+            <w:tcW w:w="5068" w:type="dxa"/>
+          </w:tcPr>
+          <w:p>
+            <w:pPr>
+              <w:pStyle w:val="PSI-Normal"/>
+            </w:pPr>
+            <w:r>
+              <w:t>El flujo sigue en el CU03-paso 2</w:t>
+            </w:r>
+          </w:p>
+        </w:tc>
+      </w:tr>
+    </w:tbl>
+    <w:p>
+      <w:pPr>
+        <w:pStyle w:val="PSI-Normal"/>
+      </w:pPr>
     </w:p>
     <w:p>
       <w:pPr>
@@ -4863,90 +7930,38 @@
         <w:rPr>
           <w:lang w:val="es-AR"/>
         </w:rPr>
-        <w:t xml:space="preserve">El Sistema de Credenciales Universitarias Digitales reemplazará el circuito manual y fragmentado actual (Google Forms, Sheets, Excel, Word y Drive) por una plataforma web </w:t>
-      </w:r>
+        <w:t xml:space="preserve">El Sistema de </w:t>
+      </w:r>
+      <w:r>
+        <w:rPr>
+          <w:lang w:val="es-AR"/>
+        </w:rPr>
+        <w:t>eGraduados busca reemplazar</w:t>
+      </w:r>
+      <w:r>
+        <w:rPr>
+          <w:lang w:val="es-AR"/>
+        </w:rPr>
+        <w:t xml:space="preserve"> el circuito manual y fragmentado actual (Google Forms, Sheets, Excel, Word y Drive) por una plataforma web unificada y alojada en servidores propios de la universidad. Esto optimizará los tiempos de emisión</w:t>
+      </w:r>
+      <w:r>
+        <w:rPr>
+          <w:lang w:val="es-AR"/>
+        </w:rPr>
+        <w:t xml:space="preserve"> de analíticos, organizará y unificará la información de graduados, y permitirá obtener estadísticas útiles para la toma de decisiones de la Secretaría Académica. </w:t>
+      </w:r>
+    </w:p>
+    <w:p>
+      <w:pPr>
+        <w:rPr>
+          <w:lang w:val="es-AR"/>
+        </w:rPr>
+      </w:pPr>
       <w:r>
         <w:rPr>
           <w:lang w:val="es-AR"/>
         </w:rPr>
         <w:lastRenderedPageBreak/>
-        <w:t>unificada y alojada en servidores propios de la universidad. Esto optimizará los tiempos de emisión, evitará la falsificación de archivos PDF y protegerá los datos sensibles de los usuarios.</w:t>
-      </w:r>
-    </w:p>
-    <w:p>
-      <w:pPr>
-        <w:rPr>
-          <w:lang w:val="es-AR"/>
-        </w:rPr>
-      </w:pPr>
-      <w:r>
-        <w:rPr>
-          <w:lang w:val="es-AR"/>
-        </w:rPr>
-        <w:t>Para garantizar la factibilidad del desarrollo, la propuesta pondera las siguientes incertidumbres y supuestos clave:</w:t>
-      </w:r>
-    </w:p>
-    <w:p>
-      <w:pPr>
-        <w:numPr>
-          <w:ilvl w:val="0"/>
-          <w:numId w:val="25"/>
-        </w:numPr>
-        <w:rPr>
-          <w:lang w:val="es-AR"/>
-        </w:rPr>
-      </w:pPr>
-      <w:r>
-        <w:rPr>
-          <w:lang w:val="es-AR"/>
-        </w:rPr>
-        <w:t>Validación académica y laboral: Ante la variabilidad cuatrimestral y la carga de exportar datos de las 23 carreras del SIU Guaraní y las nóminas de Personal, se define una importación masiva de padrones combinada con un mecanismo de habilitación manual por excepción para resolver casos especiales.</w:t>
-      </w:r>
-    </w:p>
-    <w:p>
-      <w:pPr>
-        <w:numPr>
-          <w:ilvl w:val="0"/>
-          <w:numId w:val="25"/>
-        </w:numPr>
-        <w:rPr>
-          <w:lang w:val="es-AR"/>
-        </w:rPr>
-      </w:pPr>
-      <w:r>
-        <w:rPr>
-          <w:lang w:val="es-AR"/>
-        </w:rPr>
-        <w:t>Mecanismo de seguridad: Para evitar la complejidad técnica de desarrollar códigos QR dinámicos, se establece la emisión de un código QR único que consulta la base de datos central en tiempo real, respaldado por el cotejo visual del DNI físico en el punto de venta.</w:t>
-      </w:r>
-    </w:p>
-    <w:p>
-      <w:pPr>
-        <w:numPr>
-          <w:ilvl w:val="0"/>
-          <w:numId w:val="25"/>
-        </w:numPr>
-        <w:rPr>
-          <w:lang w:val="es-AR"/>
-        </w:rPr>
-      </w:pPr>
-      <w:r>
-        <w:rPr>
-          <w:lang w:val="es-AR"/>
-        </w:rPr>
-        <w:t>Captura de métricas: La recolección de estadísticas estará supeditada a mantener una baja fricción operativa para los comerciantes, priorizando la facilidad de uso sobre la exigencia de autenticaciones complejas.</w:t>
-      </w:r>
-    </w:p>
-    <w:p>
-      <w:pPr>
-        <w:rPr>
-          <w:lang w:val="es-AR"/>
-        </w:rPr>
-      </w:pPr>
-      <w:r>
-        <w:rPr>
-          <w:lang w:val="es-AR"/>
-        </w:rPr>
         <w:t>En conjunto, la plataforma se proyecta como una solución técnicamente factible y estratégica para fortalecer el acompañamiento y el bienestar de la comunidad universitaria</w:t>
       </w:r>
     </w:p>
@@ -6858,7 +9873,7 @@
   <w:abstractNum w:abstractNumId="11" w15:restartNumberingAfterBreak="0">
     <w:nsid w:val="1ED871CB"/>
     <w:multiLevelType w:val="multilevel"/>
-    <w:tmpl w:val="725A5E00"/>
+    <w:tmpl w:val="7BCE2A50"/>
     <w:lvl w:ilvl="0">
       <w:start w:val="1"/>
       <w:numFmt w:val="bullet"/>
@@ -6875,36 +9890,28 @@
         <w:sz w:val="20"/>
       </w:rPr>
     </w:lvl>
-    <w:lvl w:ilvl="1" w:tentative="1">
-      <w:start w:val="1"/>
-      <w:numFmt w:val="bullet"/>
-      <w:lvlText w:val="o"/>
-      <w:lvlJc w:val="left"/>
-      <w:pPr>
-        <w:tabs>
-          <w:tab w:val="num" w:pos="1440"/>
-        </w:tabs>
+    <w:lvl w:ilvl="1">
+      <w:start w:val="1"/>
+      <w:numFmt w:val="upperLetter"/>
+      <w:lvlText w:val="%2)"/>
+      <w:lvlJc w:val="left"/>
+      <w:pPr>
         <w:ind w:left="1440" w:hanging="360"/>
       </w:pPr>
       <w:rPr>
-        <w:rFonts w:ascii="Courier New" w:hAnsi="Courier New" w:hint="default"/>
-        <w:sz w:val="20"/>
-      </w:rPr>
-    </w:lvl>
-    <w:lvl w:ilvl="2" w:tentative="1">
-      <w:start w:val="1"/>
-      <w:numFmt w:val="bullet"/>
-      <w:lvlText w:val=""/>
-      <w:lvlJc w:val="left"/>
-      <w:pPr>
-        <w:tabs>
-          <w:tab w:val="num" w:pos="2160"/>
-        </w:tabs>
+        <w:rFonts w:hint="default"/>
+      </w:rPr>
+    </w:lvl>
+    <w:lvl w:ilvl="2">
+      <w:start w:val="1"/>
+      <w:numFmt w:val="lowerLetter"/>
+      <w:lvlText w:val="%3)"/>
+      <w:lvlJc w:val="left"/>
+      <w:pPr>
         <w:ind w:left="2160" w:hanging="360"/>
       </w:pPr>
       <w:rPr>
-        <w:rFonts w:ascii="Wingdings" w:hAnsi="Wingdings" w:hint="default"/>
-        <w:sz w:val="20"/>
+        <w:rFonts w:hint="default"/>
       </w:rPr>
     </w:lvl>
     <w:lvl w:ilvl="3" w:tentative="1">

--- a/A-Documentacion/A-Inicio/Iteracion1-31_8-al-20_9/2-ListadoRequerimientos/eGradudos_Inicio_Iteracion1_RequerimientosPreliminares.docx
+++ b/A-Documentacion/A-Inicio/Iteracion1-31_8-al-20_9/2-ListadoRequerimientos/eGradudos_Inicio_Iteracion1_RequerimientosPreliminares.docx
@@ -4041,7 +4041,46 @@
           <w:b/>
           <w:bCs/>
         </w:rPr>
-        <w:t>RF-</w:t>
+        <w:t>RF-2</w:t>
+      </w:r>
+      <w:r>
+        <w:rPr>
+          <w:b/>
+          <w:bCs/>
+        </w:rPr>
+        <w:t>1</w:t>
+      </w:r>
+      <w:r>
+        <w:rPr>
+          <w:b/>
+          <w:bCs/>
+        </w:rPr>
+        <w:t>: Listado de graduados dados de baja</w:t>
+      </w:r>
+    </w:p>
+    <w:p>
+      <w:pPr>
+        <w:pStyle w:val="PSI-Normal"/>
+        <w:ind w:left="720"/>
+      </w:pPr>
+      <w:r>
+        <w:t>El sistema debe mantener un listado de todos los graduados dados de baja con la justificación de su baja como un guardado de respaldo.</w:t>
+      </w:r>
+    </w:p>
+    <w:p>
+      <w:pPr>
+        <w:pStyle w:val="PSI-Normal"/>
+        <w:numPr>
+          <w:ilvl w:val="0"/>
+          <w:numId w:val="20"/>
+        </w:numPr>
+      </w:pPr>
+      <w:r>
+        <w:rPr>
+          <w:b/>
+          <w:bCs/>
+        </w:rPr>
+        <w:t>RF-2</w:t>
       </w:r>
       <w:r>
         <w:rPr>
@@ -4055,14 +4094,7 @@
           <w:b/>
           <w:bCs/>
         </w:rPr>
-        <w:t>1</w:t>
-      </w:r>
-      <w:r>
-        <w:rPr>
-          <w:b/>
-          <w:bCs/>
-        </w:rPr>
-        <w:t>: Listado de graduados dados de baja</w:t>
+        <w:t>: Eliminación definitiva de graduados</w:t>
       </w:r>
     </w:p>
     <w:p>
@@ -4071,19 +4103,7 @@
         <w:ind w:left="720"/>
       </w:pPr>
       <w:r>
-        <w:t xml:space="preserve">El sistema debe mantener un listado de todos los graduados dados de baja </w:t>
-      </w:r>
-      <w:r>
-        <w:t xml:space="preserve">con la </w:t>
-      </w:r>
-      <w:r>
-        <w:t>justificación</w:t>
-      </w:r>
-      <w:r>
-        <w:t xml:space="preserve"> de su baja</w:t>
-      </w:r>
-      <w:r>
-        <w:t xml:space="preserve"> como un guardado de respaldo.</w:t>
+        <w:t>El sistema debe permitir que los datos de los alumnos que se encuentren en el listado de graduados dados de baja puedan eliminarse completamente del sistema.</w:t>
       </w:r>
     </w:p>
     <w:p>
@@ -4099,28 +4119,21 @@
           <w:b/>
           <w:bCs/>
         </w:rPr>
-        <w:t>RF-</w:t>
+        <w:t>RF-2</w:t>
       </w:r>
       <w:r>
         <w:rPr>
           <w:b/>
           <w:bCs/>
         </w:rPr>
-        <w:t>2</w:t>
+        <w:t>3</w:t>
       </w:r>
       <w:r>
         <w:rPr>
           <w:b/>
           <w:bCs/>
         </w:rPr>
-        <w:t>2</w:t>
-      </w:r>
-      <w:r>
-        <w:rPr>
-          <w:b/>
-          <w:bCs/>
-        </w:rPr>
-        <w:t>: Eliminación definitiva de graduados</w:t>
+        <w:t>: Alta de graduados con baja lógica</w:t>
       </w:r>
     </w:p>
     <w:p>
@@ -4129,7 +4142,7 @@
         <w:ind w:left="720"/>
       </w:pPr>
       <w:r>
-        <w:t>El sistema debe permitir que los datos de los alumnos que se encuentren en el listado de graduados dados de baja puedan eliminarse completamente del sistema.</w:t>
+        <w:t>El sistema debe permitir que los alumnos que se encuentren en el listado de graduados de baja puedan darse de alta nuevamente e incorporarse al listado de graduados</w:t>
       </w:r>
     </w:p>
     <w:p>
@@ -4152,14 +4165,14 @@
           <w:b/>
           <w:bCs/>
         </w:rPr>
-        <w:t>3</w:t>
+        <w:t>4</w:t>
       </w:r>
       <w:r>
         <w:rPr>
           <w:b/>
           <w:bCs/>
         </w:rPr>
-        <w:t>: Alta de graduados con baja lógica</w:t>
+        <w:t>: Modificación de graduados con baja lógica</w:t>
       </w:r>
     </w:p>
     <w:p>
@@ -4168,7 +4181,18 @@
         <w:ind w:left="720"/>
       </w:pPr>
       <w:r>
-        <w:t>El sistema debe permitir que los alumnos que se encuentren en el listado de graduados de baja puedan darse de alta nuevamente e incorporarse al listado de graduados</w:t>
+        <w:t xml:space="preserve">El sistema debe permitir que se modifiquen los datos de los alumnos que se encuentren en el listado de graduados de baja. </w:t>
+      </w:r>
+    </w:p>
+    <w:p>
+      <w:pPr>
+        <w:pStyle w:val="PSI-Normal"/>
+      </w:pPr>
+      <w:r>
+        <w:t>Módulo</w:t>
+      </w:r>
+      <w:r>
+        <w:t xml:space="preserve"> de carga de datos</w:t>
       </w:r>
     </w:p>
     <w:p>
@@ -4184,7 +4208,299 @@
           <w:b/>
           <w:bCs/>
         </w:rPr>
-        <w:t>RF-2</w:t>
+        <w:t>RF-25: Carga de graduados por Excel</w:t>
+      </w:r>
+    </w:p>
+    <w:p>
+      <w:pPr>
+        <w:pStyle w:val="PSI-Normal"/>
+        <w:ind w:left="720"/>
+      </w:pPr>
+      <w:r>
+        <w:t xml:space="preserve">El sistema debe permitir que se carguen nuevos graduados a través la carga de un Excel que cuente con la siguiente estructura: </w:t>
+      </w:r>
+      <w:r>
+        <w:t xml:space="preserve">legajo del graduado, </w:t>
+      </w:r>
+      <w:r>
+        <w:t xml:space="preserve">apellidos del graduado, nombres del graduado, </w:t>
+      </w:r>
+      <w:r>
+        <w:t>código de la carrera, promedio sin aplazo, promedio con aplazo, fecha de ingreso a la carrera, fecha de egreso de la carrera.</w:t>
+      </w:r>
+    </w:p>
+    <w:p>
+      <w:pPr>
+        <w:pStyle w:val="PSI-Normal"/>
+        <w:numPr>
+          <w:ilvl w:val="0"/>
+          <w:numId w:val="20"/>
+        </w:numPr>
+      </w:pPr>
+      <w:r>
+        <w:rPr>
+          <w:b/>
+          <w:bCs/>
+        </w:rPr>
+        <w:t>RF-26: Carga de certificado Lincoln</w:t>
+      </w:r>
+    </w:p>
+    <w:p>
+      <w:pPr>
+        <w:pStyle w:val="PSI-Normal"/>
+        <w:ind w:left="720"/>
+      </w:pPr>
+      <w:r>
+        <w:t>El sistema debe permitir que se cargue el certificado Lincoln de un graduado en formato Excel para que el sistema pueda realizar el seguimiento de los exámenes, materias de graduados ya cargados en el sistema o crear nuevos graduados a partir de los datos del certificado</w:t>
+      </w:r>
+    </w:p>
+    <w:p>
+      <w:pPr>
+        <w:pStyle w:val="PSI-Normal"/>
+        <w:numPr>
+          <w:ilvl w:val="0"/>
+          <w:numId w:val="20"/>
+        </w:numPr>
+      </w:pPr>
+      <w:r>
+        <w:rPr>
+          <w:b/>
+          <w:bCs/>
+        </w:rPr>
+        <w:t>RF-27: Actualización de datos de graduados con carga de datos</w:t>
+      </w:r>
+      <w:r>
+        <w:t xml:space="preserve"> </w:t>
+      </w:r>
+    </w:p>
+    <w:p>
+      <w:pPr>
+        <w:pStyle w:val="PSI-Normal"/>
+        <w:ind w:left="720"/>
+      </w:pPr>
+      <w:r>
+        <w:lastRenderedPageBreak/>
+        <w:t xml:space="preserve">El sistema debe validar si, al momento de la carga de archivos, el legajo de un graduado se encuentra en el sistema. Si no se encuentra se debe consultar mediante opciones (si/no) si se desea cargar al nuevo graduado, en caso contrario se debe consultar mediante opciones (si/no) si desea actualizar/modificar datos de un graduado ya existente. </w:t>
+      </w:r>
+    </w:p>
+    <w:p>
+      <w:pPr>
+        <w:pStyle w:val="PSI-Normal"/>
+        <w:numPr>
+          <w:ilvl w:val="0"/>
+          <w:numId w:val="20"/>
+        </w:numPr>
+      </w:pPr>
+      <w:r>
+        <w:rPr>
+          <w:b/>
+          <w:bCs/>
+        </w:rPr>
+        <w:t>RF-28: Carga de datos de becas</w:t>
+      </w:r>
+    </w:p>
+    <w:p>
+      <w:pPr>
+        <w:pStyle w:val="PSI-Normal"/>
+        <w:ind w:left="720"/>
+      </w:pPr>
+      <w:r>
+        <w:t xml:space="preserve">El sistema debe permitir la carga de archivos Excel con información de la beca de los graduados. </w:t>
+      </w:r>
+    </w:p>
+    <w:p>
+      <w:pPr>
+        <w:pStyle w:val="PSI-Normal"/>
+      </w:pPr>
+      <w:r>
+        <w:t>Módulo de transacciones</w:t>
+      </w:r>
+    </w:p>
+    <w:p>
+      <w:pPr>
+        <w:pStyle w:val="PSI-Normal"/>
+        <w:numPr>
+          <w:ilvl w:val="0"/>
+          <w:numId w:val="20"/>
+        </w:numPr>
+      </w:pPr>
+      <w:r>
+        <w:rPr>
+          <w:b/>
+          <w:bCs/>
+        </w:rPr>
+        <w:t>RF-29: Registro de operaciones</w:t>
+      </w:r>
+    </w:p>
+    <w:p>
+      <w:pPr>
+        <w:pStyle w:val="PSI-Normal"/>
+        <w:ind w:left="720"/>
+      </w:pPr>
+      <w:r>
+        <w:t xml:space="preserve">El sistema debe registrar las siguientes operaciones en un listado: inserción de graduado (por analítico o por carga de datos), modificación de los datos de un graduado, baja lógica de un graduado, alta de un alumno con baja lógica, modificación de datos de un </w:t>
+      </w:r>
+      <w:r>
+        <w:t>alumno</w:t>
+      </w:r>
+      <w:r>
+        <w:t xml:space="preserve"> con baja lógica</w:t>
+      </w:r>
+      <w:r>
+        <w:t xml:space="preserve"> y</w:t>
+      </w:r>
+      <w:r>
+        <w:t xml:space="preserve"> </w:t>
+      </w:r>
+      <w:r>
+        <w:t xml:space="preserve">eliminación de alumno con baja lógica. </w:t>
+      </w:r>
+    </w:p>
+    <w:p>
+      <w:pPr>
+        <w:pStyle w:val="PSI-Normal"/>
+        <w:numPr>
+          <w:ilvl w:val="0"/>
+          <w:numId w:val="20"/>
+        </w:numPr>
+      </w:pPr>
+      <w:r>
+        <w:rPr>
+          <w:b/>
+          <w:bCs/>
+        </w:rPr>
+        <w:t>RF-30: Información de operaciones</w:t>
+      </w:r>
+    </w:p>
+    <w:p>
+      <w:pPr>
+        <w:pStyle w:val="PSI-Normal"/>
+        <w:ind w:left="720"/>
+      </w:pPr>
+      <w:r>
+        <w:t xml:space="preserve">El sistema debe registrar la siguiente información de cada operación: fecha de la operación, usuario que realiza la operación, legajo del graduado y una observación sobre la operación. </w:t>
+      </w:r>
+    </w:p>
+    <w:p>
+      <w:pPr>
+        <w:pStyle w:val="PSI-Ttulo2"/>
+      </w:pPr>
+      <w:r>
+        <w:t xml:space="preserve">Requerimientos no </w:t>
+      </w:r>
+      <w:r>
+        <w:t>funcionales</w:t>
+      </w:r>
+      <w:bookmarkEnd w:id="19"/>
+    </w:p>
+    <w:p>
+      <w:pPr>
+        <w:pStyle w:val="PSI-Normal"/>
+      </w:pPr>
+      <w:r>
+        <w:t>Inicio</w:t>
+      </w:r>
+    </w:p>
+    <w:p>
+      <w:pPr>
+        <w:pStyle w:val="PSI-Normal"/>
+        <w:numPr>
+          <w:ilvl w:val="0"/>
+          <w:numId w:val="20"/>
+        </w:numPr>
+      </w:pPr>
+      <w:r>
+        <w:rPr>
+          <w:b/>
+          <w:bCs/>
+        </w:rPr>
+        <w:t>RFN-01: Interfaz del inicio</w:t>
+      </w:r>
+    </w:p>
+    <w:p>
+      <w:pPr>
+        <w:pStyle w:val="PSI-Normal"/>
+        <w:ind w:left="720"/>
+      </w:pPr>
+      <w:r>
+        <w:t>El sistema debe tener una pantalla de inicio minimalista, grande e intuitiva.</w:t>
+      </w:r>
+    </w:p>
+    <w:p>
+      <w:pPr>
+        <w:pStyle w:val="PSI-Normal"/>
+        <w:numPr>
+          <w:ilvl w:val="0"/>
+          <w:numId w:val="20"/>
+        </w:numPr>
+      </w:pPr>
+      <w:r>
+        <w:rPr>
+          <w:b/>
+          <w:bCs/>
+        </w:rPr>
+        <w:t>RNF-02: Navegación entre apartados</w:t>
+      </w:r>
+    </w:p>
+    <w:p>
+      <w:pPr>
+        <w:pStyle w:val="PSI-Normal"/>
+        <w:ind w:left="720"/>
+      </w:pPr>
+      <w:r>
+        <w:t xml:space="preserve">El sistema debe garantizar que un usuario navegue entre cada una de las distintas pantallas con un retraso no mayor a 2 segundos. </w:t>
+      </w:r>
+    </w:p>
+    <w:p>
+      <w:pPr>
+        <w:pStyle w:val="PSI-Normal"/>
+        <w:numPr>
+          <w:ilvl w:val="0"/>
+          <w:numId w:val="21"/>
+        </w:numPr>
+      </w:pPr>
+      <w:r>
+        <w:rPr>
+          <w:b/>
+          <w:bCs/>
+        </w:rPr>
+        <w:t>RNF-03: Uso del framework UARGFlow</w:t>
+      </w:r>
+    </w:p>
+    <w:p>
+      <w:pPr>
+        <w:pStyle w:val="PSI-Normal"/>
+        <w:ind w:left="720"/>
+      </w:pPr>
+      <w:r>
+        <w:t>El sistema debe utilizar el framework UARGFlow para la autenticación de usuarios</w:t>
+      </w:r>
+      <w:r>
+        <w:t>.</w:t>
+      </w:r>
+    </w:p>
+    <w:p>
+      <w:pPr>
+        <w:pStyle w:val="PSI-Normal"/>
+      </w:pPr>
+      <w:r>
+        <w:t>Módulo de analíticos</w:t>
+      </w:r>
+    </w:p>
+    <w:p>
+      <w:pPr>
+        <w:pStyle w:val="PSI-Normal"/>
+        <w:numPr>
+          <w:ilvl w:val="0"/>
+          <w:numId w:val="21"/>
+        </w:numPr>
+      </w:pPr>
+      <w:r>
+        <w:rPr>
+          <w:b/>
+          <w:bCs/>
+        </w:rPr>
+        <w:t>RNF-0</w:t>
       </w:r>
       <w:r>
         <w:rPr>
@@ -4198,362 +4514,6 @@
           <w:b/>
           <w:bCs/>
         </w:rPr>
-        <w:t>: Modificación de graduados con baja lógica</w:t>
-      </w:r>
-    </w:p>
-    <w:p>
-      <w:pPr>
-        <w:pStyle w:val="PSI-Normal"/>
-        <w:ind w:left="720"/>
-      </w:pPr>
-      <w:r>
-        <w:t xml:space="preserve">El sistema debe permitir que se modifiquen los datos de los alumnos que se encuentren en el listado de graduados de baja. </w:t>
-      </w:r>
-    </w:p>
-    <w:p>
-      <w:pPr>
-        <w:pStyle w:val="PSI-Normal"/>
-      </w:pPr>
-      <w:r>
-        <w:t>Módulo</w:t>
-      </w:r>
-      <w:r>
-        <w:t xml:space="preserve"> de carga de datos</w:t>
-      </w:r>
-    </w:p>
-    <w:p>
-      <w:pPr>
-        <w:pStyle w:val="PSI-Normal"/>
-        <w:numPr>
-          <w:ilvl w:val="0"/>
-          <w:numId w:val="20"/>
-        </w:numPr>
-      </w:pPr>
-      <w:r>
-        <w:rPr>
-          <w:b/>
-          <w:bCs/>
-        </w:rPr>
-        <w:t>RF-25: Carga de graduados por Excel</w:t>
-      </w:r>
-    </w:p>
-    <w:p>
-      <w:pPr>
-        <w:pStyle w:val="PSI-Normal"/>
-        <w:ind w:left="720"/>
-      </w:pPr>
-      <w:r>
-        <w:t xml:space="preserve">El sistema debe permitir que se carguen nuevos graduados a través la carga de un Excel que cuente con la siguiente estructura: </w:t>
-      </w:r>
-      <w:r>
-        <w:t xml:space="preserve">legajo del graduado, </w:t>
-      </w:r>
-      <w:r>
-        <w:t xml:space="preserve">apellidos del graduado, nombres del graduado, </w:t>
-      </w:r>
-      <w:r>
-        <w:t>código de la carrera, promedio sin aplazo, promedio con aplazo, fecha de ingreso a la carrera, fecha de egreso de la carrera.</w:t>
-      </w:r>
-    </w:p>
-    <w:p>
-      <w:pPr>
-        <w:pStyle w:val="PSI-Normal"/>
-        <w:numPr>
-          <w:ilvl w:val="0"/>
-          <w:numId w:val="20"/>
-        </w:numPr>
-      </w:pPr>
-      <w:r>
-        <w:rPr>
-          <w:b/>
-          <w:bCs/>
-        </w:rPr>
-        <w:t>RF-26: Carga de certificado Lincoln</w:t>
-      </w:r>
-    </w:p>
-    <w:p>
-      <w:pPr>
-        <w:pStyle w:val="PSI-Normal"/>
-        <w:ind w:left="720"/>
-      </w:pPr>
-      <w:r>
-        <w:t>El sistema debe permitir que se cargue el certificado Lincoln de un graduado en formato Excel para que el sistema pueda realizar el seguimiento de los exámenes, materias de graduados ya cargados en el sistema o crear nuevos graduados a partir de los datos del certificado</w:t>
-      </w:r>
-    </w:p>
-    <w:p>
-      <w:pPr>
-        <w:pStyle w:val="PSI-Normal"/>
-        <w:numPr>
-          <w:ilvl w:val="0"/>
-          <w:numId w:val="20"/>
-        </w:numPr>
-      </w:pPr>
-      <w:r>
-        <w:rPr>
-          <w:b/>
-          <w:bCs/>
-        </w:rPr>
-        <w:t>RF-27: Actualización de datos de graduados con carga de datos</w:t>
-      </w:r>
-      <w:r>
-        <w:t xml:space="preserve"> </w:t>
-      </w:r>
-    </w:p>
-    <w:p>
-      <w:pPr>
-        <w:pStyle w:val="PSI-Normal"/>
-        <w:ind w:left="720"/>
-      </w:pPr>
-      <w:r>
-        <w:lastRenderedPageBreak/>
-        <w:t xml:space="preserve">El sistema debe validar si, al momento de la carga de archivos, el legajo de un graduado se encuentra en el sistema. Si no se encuentra se debe consultar mediante opciones (si/no) si se desea cargar al nuevo graduado, en caso contrario se debe consultar mediante opciones (si/no) si desea actualizar/modificar datos de un graduado ya existente. </w:t>
-      </w:r>
-    </w:p>
-    <w:p>
-      <w:pPr>
-        <w:pStyle w:val="PSI-Normal"/>
-        <w:numPr>
-          <w:ilvl w:val="0"/>
-          <w:numId w:val="20"/>
-        </w:numPr>
-      </w:pPr>
-      <w:r>
-        <w:rPr>
-          <w:b/>
-          <w:bCs/>
-        </w:rPr>
-        <w:t>RF-28: Carga de datos de becas</w:t>
-      </w:r>
-    </w:p>
-    <w:p>
-      <w:pPr>
-        <w:pStyle w:val="PSI-Normal"/>
-        <w:ind w:left="720"/>
-      </w:pPr>
-      <w:r>
-        <w:t xml:space="preserve">El sistema debe permitir la carga de archivos Excel con información de la beca de los graduados. </w:t>
-      </w:r>
-    </w:p>
-    <w:p>
-      <w:pPr>
-        <w:pStyle w:val="PSI-Normal"/>
-      </w:pPr>
-      <w:r>
-        <w:t>Módulo de transacciones</w:t>
-      </w:r>
-    </w:p>
-    <w:p>
-      <w:pPr>
-        <w:pStyle w:val="PSI-Normal"/>
-        <w:numPr>
-          <w:ilvl w:val="0"/>
-          <w:numId w:val="20"/>
-        </w:numPr>
-      </w:pPr>
-      <w:r>
-        <w:rPr>
-          <w:b/>
-          <w:bCs/>
-        </w:rPr>
-        <w:t>RF-29: Registro de operaciones</w:t>
-      </w:r>
-    </w:p>
-    <w:p>
-      <w:pPr>
-        <w:pStyle w:val="PSI-Normal"/>
-        <w:ind w:left="720"/>
-      </w:pPr>
-      <w:r>
-        <w:t xml:space="preserve">El sistema debe registrar las siguientes operaciones en un listado: inserción de graduado (por analítico o por carga de datos), modificación de los datos de un graduado, baja lógica de un graduado, alta de un alumno con baja lógica, modificación de datos de un </w:t>
-      </w:r>
-      <w:r>
-        <w:t>alumno</w:t>
-      </w:r>
-      <w:r>
-        <w:t xml:space="preserve"> con baja lógica</w:t>
-      </w:r>
-      <w:r>
-        <w:t xml:space="preserve"> y</w:t>
-      </w:r>
-      <w:r>
-        <w:t xml:space="preserve"> </w:t>
-      </w:r>
-      <w:r>
-        <w:t xml:space="preserve">eliminación de alumno con baja lógica. </w:t>
-      </w:r>
-    </w:p>
-    <w:p>
-      <w:pPr>
-        <w:pStyle w:val="PSI-Normal"/>
-        <w:numPr>
-          <w:ilvl w:val="0"/>
-          <w:numId w:val="20"/>
-        </w:numPr>
-      </w:pPr>
-      <w:r>
-        <w:rPr>
-          <w:b/>
-          <w:bCs/>
-        </w:rPr>
-        <w:t>RF-30: Información de operaciones</w:t>
-      </w:r>
-    </w:p>
-    <w:p>
-      <w:pPr>
-        <w:pStyle w:val="PSI-Normal"/>
-        <w:ind w:left="720"/>
-      </w:pPr>
-      <w:r>
-        <w:t xml:space="preserve">El sistema debe registrar la siguiente información de cada operación: fecha de la operación, usuario que realiza la operación, legajo del graduado y una observación sobre la operación. </w:t>
-      </w:r>
-    </w:p>
-    <w:p>
-      <w:pPr>
-        <w:pStyle w:val="PSI-Ttulo2"/>
-      </w:pPr>
-      <w:r>
-        <w:t xml:space="preserve">Requerimientos no </w:t>
-      </w:r>
-      <w:r>
-        <w:t>funcionales</w:t>
-      </w:r>
-      <w:bookmarkEnd w:id="19"/>
-    </w:p>
-    <w:p>
-      <w:pPr>
-        <w:pStyle w:val="PSI-Normal"/>
-      </w:pPr>
-      <w:r>
-        <w:t>Inicio</w:t>
-      </w:r>
-    </w:p>
-    <w:p>
-      <w:pPr>
-        <w:pStyle w:val="PSI-Normal"/>
-        <w:numPr>
-          <w:ilvl w:val="0"/>
-          <w:numId w:val="20"/>
-        </w:numPr>
-      </w:pPr>
-      <w:r>
-        <w:rPr>
-          <w:b/>
-          <w:bCs/>
-        </w:rPr>
-        <w:t>RFN-01: Interfaz del inicio</w:t>
-      </w:r>
-    </w:p>
-    <w:p>
-      <w:pPr>
-        <w:pStyle w:val="PSI-Normal"/>
-        <w:ind w:left="720"/>
-      </w:pPr>
-      <w:r>
-        <w:t>El sistema debe tener una pantalla de inicio minimalista, grande e intuitiva.</w:t>
-      </w:r>
-    </w:p>
-    <w:p>
-      <w:pPr>
-        <w:pStyle w:val="PSI-Normal"/>
-        <w:numPr>
-          <w:ilvl w:val="0"/>
-          <w:numId w:val="20"/>
-        </w:numPr>
-      </w:pPr>
-      <w:r>
-        <w:rPr>
-          <w:b/>
-          <w:bCs/>
-        </w:rPr>
-        <w:t>RNF-02: Navegación entre apartados</w:t>
-      </w:r>
-    </w:p>
-    <w:p>
-      <w:pPr>
-        <w:pStyle w:val="PSI-Normal"/>
-        <w:ind w:left="720"/>
-      </w:pPr>
-      <w:r>
-        <w:t xml:space="preserve">El sistema debe garantizar que un usuario navegue entre cada una de las distintas pantallas con un retraso no mayor a 2 segundos. </w:t>
-      </w:r>
-    </w:p>
-    <w:p>
-      <w:pPr>
-        <w:pStyle w:val="PSI-Normal"/>
-        <w:numPr>
-          <w:ilvl w:val="0"/>
-          <w:numId w:val="21"/>
-        </w:numPr>
-      </w:pPr>
-      <w:r>
-        <w:rPr>
-          <w:b/>
-          <w:bCs/>
-        </w:rPr>
-        <w:t>RNF-0</w:t>
-      </w:r>
-      <w:r>
-        <w:rPr>
-          <w:b/>
-          <w:bCs/>
-        </w:rPr>
-        <w:t>3</w:t>
-      </w:r>
-      <w:r>
-        <w:rPr>
-          <w:b/>
-          <w:bCs/>
-        </w:rPr>
-        <w:t>: Uso del framework UARGFlow</w:t>
-      </w:r>
-    </w:p>
-    <w:p>
-      <w:pPr>
-        <w:pStyle w:val="PSI-Normal"/>
-        <w:ind w:left="720"/>
-      </w:pPr>
-      <w:r>
-        <w:t>El sistema debe utilizar el framework UARGFlow para la autenticación de usuarios</w:t>
-      </w:r>
-      <w:r>
-        <w:t>.</w:t>
-      </w:r>
-    </w:p>
-    <w:p>
-      <w:pPr>
-        <w:pStyle w:val="PSI-Normal"/>
-      </w:pPr>
-      <w:r>
-        <w:t>Módulo de analíticos</w:t>
-      </w:r>
-    </w:p>
-    <w:p>
-      <w:pPr>
-        <w:pStyle w:val="PSI-Normal"/>
-        <w:numPr>
-          <w:ilvl w:val="0"/>
-          <w:numId w:val="21"/>
-        </w:numPr>
-      </w:pPr>
-      <w:r>
-        <w:rPr>
-          <w:b/>
-          <w:bCs/>
-        </w:rPr>
-        <w:t>RNF-0</w:t>
-      </w:r>
-      <w:r>
-        <w:rPr>
-          <w:b/>
-          <w:bCs/>
-        </w:rPr>
-        <w:t>4</w:t>
-      </w:r>
-      <w:r>
-        <w:rPr>
-          <w:b/>
-          <w:bCs/>
-        </w:rPr>
         <w:t>:</w:t>
       </w:r>
       <w:r>
@@ -4570,25 +4530,7 @@
         <w:ind w:left="720"/>
       </w:pPr>
       <w:r>
-        <w:t xml:space="preserve">El sistema debe </w:t>
-      </w:r>
-      <w:r>
-        <w:t>generar</w:t>
-      </w:r>
-      <w:r>
-        <w:t xml:space="preserve"> el analítico del graduado</w:t>
-      </w:r>
-      <w:r>
-        <w:t xml:space="preserve"> o título en trámite</w:t>
-      </w:r>
-      <w:r>
-        <w:t xml:space="preserve"> en formato PDF </w:t>
-      </w:r>
-      <w:r>
-        <w:t>o</w:t>
-      </w:r>
-      <w:r>
-        <w:t xml:space="preserve"> docs.</w:t>
+        <w:t>El sistema debe generar el analítico del graduado o título en trámite en formato PDF o docs.</w:t>
       </w:r>
     </w:p>
     <w:p>
@@ -4958,9 +4900,204 @@
       </w:r>
     </w:p>
     <w:p>
+      <w:r>
+        <w:t>En este apartado se listan los Casos de Uso detectados para el sistema eGraduados</w:t>
+      </w:r>
+      <w:r>
+        <w:t xml:space="preserve"> y se otorga una breve descripción de ellos</w:t>
+      </w:r>
+    </w:p>
+    <w:p>
+      <w:pPr>
+        <w:pStyle w:val="Prrafodelista"/>
+        <w:numPr>
+          <w:ilvl w:val="0"/>
+          <w:numId w:val="27"/>
+        </w:numPr>
+      </w:pPr>
+      <w:r>
+        <w:t>Ingresar al sistema</w:t>
+      </w:r>
+    </w:p>
+    <w:p>
+      <w:pPr>
+        <w:pStyle w:val="Prrafodelista"/>
+        <w:numPr>
+          <w:ilvl w:val="0"/>
+          <w:numId w:val="27"/>
+        </w:numPr>
+      </w:pPr>
+      <w:r>
+        <w:t>Crear analíticos</w:t>
+      </w:r>
+    </w:p>
+    <w:p>
+      <w:pPr>
+        <w:pStyle w:val="Prrafodelista"/>
+        <w:numPr>
+          <w:ilvl w:val="0"/>
+          <w:numId w:val="27"/>
+        </w:numPr>
+      </w:pPr>
+      <w:r>
+        <w:t>Registrar graduados</w:t>
+      </w:r>
+    </w:p>
+    <w:p>
+      <w:pPr>
+        <w:pStyle w:val="Prrafodelista"/>
+        <w:numPr>
+          <w:ilvl w:val="0"/>
+          <w:numId w:val="27"/>
+        </w:numPr>
+      </w:pPr>
+      <w:r>
+        <w:t>Generar títulos en trámite</w:t>
+      </w:r>
+    </w:p>
+    <w:p>
+      <w:pPr>
+        <w:pStyle w:val="Prrafodelista"/>
+        <w:numPr>
+          <w:ilvl w:val="0"/>
+          <w:numId w:val="27"/>
+        </w:numPr>
+      </w:pPr>
+      <w:r>
+        <w:t>Descargar analíticos y títulos en trámite</w:t>
+      </w:r>
+    </w:p>
+    <w:p>
+      <w:pPr>
+        <w:pStyle w:val="Prrafodelista"/>
+        <w:numPr>
+          <w:ilvl w:val="0"/>
+          <w:numId w:val="27"/>
+        </w:numPr>
+      </w:pPr>
+      <w:r>
+        <w:t>Descargar listado de graduados</w:t>
+      </w:r>
+    </w:p>
+    <w:p>
+      <w:pPr>
+        <w:pStyle w:val="Prrafodelista"/>
+        <w:numPr>
+          <w:ilvl w:val="0"/>
+          <w:numId w:val="27"/>
+        </w:numPr>
+      </w:pPr>
+      <w:r>
+        <w:t>Filtrar el listado de graduados</w:t>
+      </w:r>
+    </w:p>
+    <w:p>
+      <w:pPr>
+        <w:pStyle w:val="Prrafodelista"/>
+        <w:numPr>
+          <w:ilvl w:val="0"/>
+          <w:numId w:val="27"/>
+        </w:numPr>
+      </w:pPr>
+      <w:r>
+        <w:t xml:space="preserve">Buscar graduado </w:t>
+      </w:r>
+    </w:p>
+    <w:p>
+      <w:pPr>
+        <w:pStyle w:val="Prrafodelista"/>
+        <w:numPr>
+          <w:ilvl w:val="0"/>
+          <w:numId w:val="27"/>
+        </w:numPr>
+      </w:pPr>
+      <w:r>
+        <w:t>Gestionar graduado</w:t>
+      </w:r>
+    </w:p>
+    <w:p>
+      <w:pPr>
+        <w:pStyle w:val="Prrafodelista"/>
+        <w:numPr>
+          <w:ilvl w:val="0"/>
+          <w:numId w:val="27"/>
+        </w:numPr>
+      </w:pPr>
+      <w:r>
+        <w:t xml:space="preserve">Consultar </w:t>
+      </w:r>
+      <w:r>
+        <w:t>tablero</w:t>
+      </w:r>
+      <w:r>
+        <w:t xml:space="preserve"> de estadística</w:t>
+      </w:r>
+    </w:p>
+    <w:p>
+      <w:pPr>
+        <w:pStyle w:val="Prrafodelista"/>
+        <w:numPr>
+          <w:ilvl w:val="0"/>
+          <w:numId w:val="27"/>
+        </w:numPr>
+      </w:pPr>
+      <w:r>
+        <w:t>Ajustar estadística</w:t>
+      </w:r>
+    </w:p>
+    <w:p>
+      <w:pPr>
+        <w:pStyle w:val="Prrafodelista"/>
+        <w:numPr>
+          <w:ilvl w:val="0"/>
+          <w:numId w:val="27"/>
+        </w:numPr>
+      </w:pPr>
+      <w:r>
+        <w:t>Gestionar graduados con baja lógica</w:t>
+      </w:r>
+    </w:p>
+    <w:p>
+      <w:pPr>
+        <w:pStyle w:val="Prrafodelista"/>
+        <w:numPr>
+          <w:ilvl w:val="0"/>
+          <w:numId w:val="27"/>
+        </w:numPr>
+      </w:pPr>
+      <w:r>
+        <w:t>Registrar operaciones</w:t>
+      </w:r>
+    </w:p>
+    <w:p>
+      <w:pPr>
+        <w:pStyle w:val="Prrafodelista"/>
+        <w:numPr>
+          <w:ilvl w:val="0"/>
+          <w:numId w:val="27"/>
+        </w:numPr>
+      </w:pPr>
+      <w:r>
+        <w:t>Cargar listado en formato de hoja de cálculo (becas/gradu</w:t>
+      </w:r>
+      <w:r>
+        <w:t>a</w:t>
+      </w:r>
+      <w:r>
+        <w:t>dos/</w:t>
+      </w:r>
+      <w:r>
+        <w:t>certificado Lincoln)</w:t>
+      </w:r>
+    </w:p>
+    <w:p/>
+    <w:p>
       <w:pPr>
         <w:pStyle w:val="PSI-Ttulo1"/>
       </w:pPr>
+      <w:r>
+        <w:t>Especificación de Casos de Uso</w:t>
+      </w:r>
     </w:p>
     <w:tbl>
       <w:tblPr>
@@ -4999,7 +5136,7 @@
               <w:pStyle w:val="PSI-Normal"/>
             </w:pPr>
             <w:r>
-              <w:t>Entrada al sistema</w:t>
+              <w:t>Entrar al sistema</w:t>
             </w:r>
           </w:p>
         </w:tc>
@@ -5207,6 +5344,7 @@
               <w:pStyle w:val="PSI-Normal"/>
             </w:pPr>
             <w:r>
+              <w:lastRenderedPageBreak/>
               <w:t>d-Estadísticas</w:t>
             </w:r>
           </w:p>
@@ -6192,10 +6330,7 @@
               <w:pStyle w:val="PSI-Normal"/>
             </w:pPr>
             <w:r>
-              <w:t>CU-0</w:t>
-            </w:r>
-            <w:r>
-              <w:t>2</w:t>
+              <w:t>CU-02</w:t>
             </w:r>
           </w:p>
         </w:tc>
@@ -6209,7 +6344,7 @@
               <w:pStyle w:val="PSI-Normal"/>
             </w:pPr>
             <w:r>
-              <w:t>Creación de analíticos</w:t>
+              <w:t>Crear analíticos</w:t>
             </w:r>
           </w:p>
         </w:tc>
@@ -6242,10 +6377,7 @@
               <w:pStyle w:val="PSI-Normal"/>
             </w:pPr>
             <w:r>
-              <w:t>Usuario</w:t>
-            </w:r>
-            <w:r>
-              <w:t>, BBDD</w:t>
+              <w:t>Usuario, BBDD</w:t>
             </w:r>
           </w:p>
         </w:tc>
@@ -6644,7 +6776,11 @@
               <w:pStyle w:val="PSI-Normal"/>
             </w:pPr>
             <w:r>
-              <w:t xml:space="preserve">El sistema genera una previsualización del analítico en el formato solicitado </w:t>
+              <w:t xml:space="preserve">El sistema genera una previsualización del analítico en </w:t>
+            </w:r>
+            <w:r>
+              <w:lastRenderedPageBreak/>
+              <w:t xml:space="preserve">el formato solicitado </w:t>
             </w:r>
           </w:p>
         </w:tc>
@@ -6724,7 +6860,10 @@
               <w:pStyle w:val="PSI-Normal"/>
             </w:pPr>
             <w:r>
-              <w:t>El sistema guarda en la BD los datos ingresados para la generación del analítico y habilita la opción de descargarlo</w:t>
+              <w:t xml:space="preserve">El sistema </w:t>
+            </w:r>
+            <w:r>
+              <w:t>ejecuta el CU-04 Paso 1 y luego habilita la opción de descargar el analítico</w:t>
             </w:r>
           </w:p>
         </w:tc>
@@ -7086,46 +7225,6 @@
           <w:p>
             <w:pPr>
               <w:pStyle w:val="PSI-Normal"/>
-            </w:pPr>
-            <w:r>
-              <w:t>6a</w:t>
-            </w:r>
-          </w:p>
-        </w:tc>
-        <w:tc>
-          <w:tcPr>
-            <w:tcW w:w="5068" w:type="dxa"/>
-          </w:tcPr>
-          <w:p>
-            <w:pPr>
-              <w:pStyle w:val="PSI-Normal"/>
-            </w:pPr>
-            <w:r>
-              <w:t>El usuario ingresa el legajo y carrera de un graduado ya existente en el sistema</w:t>
-            </w:r>
-          </w:p>
-        </w:tc>
-      </w:tr>
-      <w:tr>
-        <w:tc>
-          <w:tcPr>
-            <w:tcW w:w="2809" w:type="dxa"/>
-            <w:vMerge/>
-            <w:shd w:val="clear" w:color="auto" w:fill="9BBB59" w:themeFill="accent3"/>
-          </w:tcPr>
-          <w:p>
-            <w:pPr>
-              <w:pStyle w:val="PSI-Normal"/>
-            </w:pPr>
-          </w:p>
-        </w:tc>
-        <w:tc>
-          <w:tcPr>
-            <w:tcW w:w="805" w:type="dxa"/>
-          </w:tcPr>
-          <w:p>
-            <w:pPr>
-              <w:pStyle w:val="PSI-Normal"/>
               <w:rPr>
                 <w:b/>
                 <w:bCs/>
@@ -7136,6 +7235,50 @@
                 <w:b/>
                 <w:bCs/>
               </w:rPr>
+              <w:t>6a</w:t>
+            </w:r>
+          </w:p>
+        </w:tc>
+        <w:tc>
+          <w:tcPr>
+            <w:tcW w:w="5068" w:type="dxa"/>
+          </w:tcPr>
+          <w:p>
+            <w:pPr>
+              <w:pStyle w:val="PSI-Normal"/>
+            </w:pPr>
+            <w:r>
+              <w:t>El usuario ingresa el legajo y carrera de un graduado ya existente en el sistema</w:t>
+            </w:r>
+          </w:p>
+        </w:tc>
+      </w:tr>
+      <w:tr>
+        <w:tc>
+          <w:tcPr>
+            <w:tcW w:w="2809" w:type="dxa"/>
+            <w:vMerge/>
+            <w:shd w:val="clear" w:color="auto" w:fill="9BBB59" w:themeFill="accent3"/>
+          </w:tcPr>
+          <w:p>
+            <w:pPr>
+              <w:pStyle w:val="PSI-Normal"/>
+            </w:pPr>
+          </w:p>
+        </w:tc>
+        <w:tc>
+          <w:tcPr>
+            <w:tcW w:w="805" w:type="dxa"/>
+          </w:tcPr>
+          <w:p>
+            <w:pPr>
+              <w:pStyle w:val="PSI-Normal"/>
+              <w:rPr>
+                <w:sz w:val="16"/>
+                <w:szCs w:val="16"/>
+              </w:rPr>
+            </w:pPr>
+            <w:r>
               <w:t>6a1</w:t>
             </w:r>
           </w:p>
@@ -7149,7 +7292,13 @@
               <w:pStyle w:val="PSI-Normal"/>
             </w:pPr>
             <w:r>
-              <w:t>El sistema despliega un mensaje de advertencia “El analítico que deseas generar ya figura en el sistema. La generación del nuevo analítico modificará los datos” y la opción (Volver/Avanzar)</w:t>
+              <w:t>El sistema despliega un mensaje de advertencia “El analítico que deseas generar ya figura en el sistema. La generación del nuevo analítico modificará los datos</w:t>
+            </w:r>
+            <w:r>
+              <w:t xml:space="preserve"> del anterior</w:t>
+            </w:r>
+            <w:r>
+              <w:t>” y la opción (Volver/Avanzar)</w:t>
             </w:r>
           </w:p>
         </w:tc>
@@ -7247,10 +7396,7 @@
               <w:pStyle w:val="PSI-Normal"/>
             </w:pPr>
             <w:r>
-              <w:t>CU-0</w:t>
-            </w:r>
-            <w:r>
-              <w:t>3</w:t>
+              <w:t>CU-03</w:t>
             </w:r>
           </w:p>
         </w:tc>
@@ -7264,7 +7410,10 @@
               <w:pStyle w:val="PSI-Normal"/>
             </w:pPr>
             <w:r>
-              <w:t>Listar graduados</w:t>
+              <w:t>Descargar listado de</w:t>
+            </w:r>
+            <w:r>
+              <w:t xml:space="preserve"> graduados</w:t>
             </w:r>
           </w:p>
         </w:tc>
@@ -7359,6 +7508,9 @@
             <w:pPr>
               <w:pStyle w:val="PSI-Normal"/>
             </w:pPr>
+            <w:r>
+              <w:t>Ninguno</w:t>
+            </w:r>
           </w:p>
         </w:tc>
       </w:tr>
@@ -7905,6 +8057,3326 @@
         <w:pStyle w:val="PSI-Normal"/>
       </w:pPr>
     </w:p>
+    <w:tbl>
+      <w:tblPr>
+        <w:tblStyle w:val="Tablaconcuadrcula"/>
+        <w:tblW w:w="0" w:type="auto"/>
+        <w:tblInd w:w="38" w:type="dxa"/>
+        <w:tblLook w:val="04A0" w:firstRow="1" w:lastRow="0" w:firstColumn="1" w:lastColumn="0" w:noHBand="0" w:noVBand="1"/>
+      </w:tblPr>
+      <w:tblGrid>
+        <w:gridCol w:w="2809"/>
+        <w:gridCol w:w="805"/>
+        <w:gridCol w:w="5068"/>
+      </w:tblGrid>
+      <w:tr>
+        <w:tc>
+          <w:tcPr>
+            <w:tcW w:w="2809" w:type="dxa"/>
+            <w:shd w:val="clear" w:color="auto" w:fill="9BBB59" w:themeFill="accent3"/>
+          </w:tcPr>
+          <w:p>
+            <w:pPr>
+              <w:pStyle w:val="PSI-Normal"/>
+            </w:pPr>
+            <w:r>
+              <w:t>CU-0</w:t>
+            </w:r>
+            <w:r>
+              <w:t>4</w:t>
+            </w:r>
+          </w:p>
+        </w:tc>
+        <w:tc>
+          <w:tcPr>
+            <w:tcW w:w="5873" w:type="dxa"/>
+            <w:gridSpan w:val="2"/>
+          </w:tcPr>
+          <w:p>
+            <w:pPr>
+              <w:pStyle w:val="PSI-Normal"/>
+            </w:pPr>
+            <w:r>
+              <w:t>Registrar graduados</w:t>
+            </w:r>
+          </w:p>
+        </w:tc>
+      </w:tr>
+      <w:tr>
+        <w:trPr>
+          <w:trHeight w:val="186"/>
+        </w:trPr>
+        <w:tc>
+          <w:tcPr>
+            <w:tcW w:w="2809" w:type="dxa"/>
+            <w:shd w:val="clear" w:color="auto" w:fill="9BBB59" w:themeFill="accent3"/>
+          </w:tcPr>
+          <w:p>
+            <w:pPr>
+              <w:pStyle w:val="PSI-Normal"/>
+            </w:pPr>
+            <w:r>
+              <w:t>Actores</w:t>
+            </w:r>
+          </w:p>
+        </w:tc>
+        <w:tc>
+          <w:tcPr>
+            <w:tcW w:w="5873" w:type="dxa"/>
+            <w:gridSpan w:val="2"/>
+          </w:tcPr>
+          <w:p>
+            <w:pPr>
+              <w:pStyle w:val="PSI-Normal"/>
+            </w:pPr>
+            <w:r>
+              <w:t>Usuario, BBDD</w:t>
+            </w:r>
+          </w:p>
+        </w:tc>
+      </w:tr>
+      <w:tr>
+        <w:tc>
+          <w:tcPr>
+            <w:tcW w:w="2809" w:type="dxa"/>
+            <w:shd w:val="clear" w:color="auto" w:fill="9BBB59" w:themeFill="accent3"/>
+          </w:tcPr>
+          <w:p>
+            <w:pPr>
+              <w:pStyle w:val="PSI-Normal"/>
+            </w:pPr>
+            <w:r>
+              <w:t>Precondiciones</w:t>
+            </w:r>
+          </w:p>
+        </w:tc>
+        <w:tc>
+          <w:tcPr>
+            <w:tcW w:w="5873" w:type="dxa"/>
+            <w:gridSpan w:val="2"/>
+          </w:tcPr>
+          <w:p>
+            <w:pPr>
+              <w:pStyle w:val="PSI-Normal"/>
+            </w:pPr>
+            <w:r>
+              <w:t>Se valida un analítico generado</w:t>
+            </w:r>
+          </w:p>
+        </w:tc>
+      </w:tr>
+      <w:tr>
+        <w:tc>
+          <w:tcPr>
+            <w:tcW w:w="2809" w:type="dxa"/>
+            <w:shd w:val="clear" w:color="auto" w:fill="9BBB59" w:themeFill="accent3"/>
+          </w:tcPr>
+          <w:p>
+            <w:pPr>
+              <w:pStyle w:val="PSI-Normal"/>
+            </w:pPr>
+            <w:r>
+              <w:t>Postcondiciones</w:t>
+            </w:r>
+          </w:p>
+        </w:tc>
+        <w:tc>
+          <w:tcPr>
+            <w:tcW w:w="5873" w:type="dxa"/>
+            <w:gridSpan w:val="2"/>
+          </w:tcPr>
+          <w:p>
+            <w:pPr>
+              <w:pStyle w:val="PSI-Normal"/>
+            </w:pPr>
+            <w:r>
+              <w:t>Se genera el registro de un nuevo graduado</w:t>
+            </w:r>
+          </w:p>
+        </w:tc>
+      </w:tr>
+      <w:tr>
+        <w:tc>
+          <w:tcPr>
+            <w:tcW w:w="2809" w:type="dxa"/>
+            <w:vMerge w:val="restart"/>
+            <w:shd w:val="clear" w:color="auto" w:fill="9BBB59" w:themeFill="accent3"/>
+          </w:tcPr>
+          <w:p>
+            <w:pPr>
+              <w:pStyle w:val="PSI-Normal"/>
+            </w:pPr>
+            <w:r>
+              <w:t>Flujo normal</w:t>
+            </w:r>
+          </w:p>
+        </w:tc>
+        <w:tc>
+          <w:tcPr>
+            <w:tcW w:w="805" w:type="dxa"/>
+          </w:tcPr>
+          <w:p>
+            <w:pPr>
+              <w:pStyle w:val="PSI-Normal"/>
+            </w:pPr>
+            <w:r>
+              <w:t>Pasos</w:t>
+            </w:r>
+          </w:p>
+        </w:tc>
+        <w:tc>
+          <w:tcPr>
+            <w:tcW w:w="5068" w:type="dxa"/>
+          </w:tcPr>
+          <w:p>
+            <w:pPr>
+              <w:pStyle w:val="PSI-Normal"/>
+            </w:pPr>
+            <w:r>
+              <w:t>Acciones</w:t>
+            </w:r>
+          </w:p>
+        </w:tc>
+      </w:tr>
+      <w:tr>
+        <w:tc>
+          <w:tcPr>
+            <w:tcW w:w="2809" w:type="dxa"/>
+            <w:vMerge/>
+            <w:shd w:val="clear" w:color="auto" w:fill="9BBB59" w:themeFill="accent3"/>
+          </w:tcPr>
+          <w:p>
+            <w:pPr>
+              <w:pStyle w:val="PSI-Normal"/>
+            </w:pPr>
+          </w:p>
+        </w:tc>
+        <w:tc>
+          <w:tcPr>
+            <w:tcW w:w="805" w:type="dxa"/>
+          </w:tcPr>
+          <w:p>
+            <w:pPr>
+              <w:pStyle w:val="PSI-Normal"/>
+            </w:pPr>
+            <w:r>
+              <w:t>1</w:t>
+            </w:r>
+          </w:p>
+        </w:tc>
+        <w:tc>
+          <w:tcPr>
+            <w:tcW w:w="5068" w:type="dxa"/>
+          </w:tcPr>
+          <w:p>
+            <w:pPr>
+              <w:pStyle w:val="PSI-Normal"/>
+            </w:pPr>
+            <w:r>
+              <w:t xml:space="preserve">El </w:t>
+            </w:r>
+            <w:r>
+              <w:t xml:space="preserve">usuario </w:t>
+            </w:r>
+            <w:r>
+              <w:t>ingresa un nuevo graduado</w:t>
+            </w:r>
+          </w:p>
+        </w:tc>
+      </w:tr>
+      <w:tr>
+        <w:tc>
+          <w:tcPr>
+            <w:tcW w:w="2809" w:type="dxa"/>
+            <w:vMerge/>
+            <w:shd w:val="clear" w:color="auto" w:fill="9BBB59" w:themeFill="accent3"/>
+          </w:tcPr>
+          <w:p>
+            <w:pPr>
+              <w:pStyle w:val="PSI-Normal"/>
+            </w:pPr>
+          </w:p>
+        </w:tc>
+        <w:tc>
+          <w:tcPr>
+            <w:tcW w:w="805" w:type="dxa"/>
+          </w:tcPr>
+          <w:p>
+            <w:pPr>
+              <w:pStyle w:val="PSI-Normal"/>
+            </w:pPr>
+            <w:r>
+              <w:t>2</w:t>
+            </w:r>
+          </w:p>
+        </w:tc>
+        <w:tc>
+          <w:tcPr>
+            <w:tcW w:w="5068" w:type="dxa"/>
+          </w:tcPr>
+          <w:p>
+            <w:pPr>
+              <w:pStyle w:val="PSI-Normal"/>
+            </w:pPr>
+            <w:r>
+              <w:t>El sistema registra el nuevo graduado</w:t>
+            </w:r>
+            <w:r>
+              <w:t xml:space="preserve"> y ejecuta el CU-07 Paso 1</w:t>
+            </w:r>
+            <w:r>
+              <w:t>, lo inserta en la lista de graduados y devuelve un mensaje de “Ingreso exitoso” al usuario</w:t>
+            </w:r>
+          </w:p>
+        </w:tc>
+      </w:tr>
+    </w:tbl>
+    <w:p>
+      <w:pPr>
+        <w:pStyle w:val="PSI-Normal"/>
+      </w:pPr>
+    </w:p>
+    <w:tbl>
+      <w:tblPr>
+        <w:tblStyle w:val="Tablaconcuadrcula"/>
+        <w:tblW w:w="0" w:type="auto"/>
+        <w:tblInd w:w="38" w:type="dxa"/>
+        <w:tblLook w:val="04A0" w:firstRow="1" w:lastRow="0" w:firstColumn="1" w:lastColumn="0" w:noHBand="0" w:noVBand="1"/>
+      </w:tblPr>
+      <w:tblGrid>
+        <w:gridCol w:w="2809"/>
+        <w:gridCol w:w="805"/>
+        <w:gridCol w:w="5068"/>
+      </w:tblGrid>
+      <w:tr>
+        <w:tc>
+          <w:tcPr>
+            <w:tcW w:w="2809" w:type="dxa"/>
+            <w:shd w:val="clear" w:color="auto" w:fill="9BBB59" w:themeFill="accent3"/>
+          </w:tcPr>
+          <w:p>
+            <w:pPr>
+              <w:pStyle w:val="PSI-Normal"/>
+            </w:pPr>
+            <w:r>
+              <w:t>CU-0</w:t>
+            </w:r>
+            <w:r>
+              <w:t>5</w:t>
+            </w:r>
+          </w:p>
+        </w:tc>
+        <w:tc>
+          <w:tcPr>
+            <w:tcW w:w="5873" w:type="dxa"/>
+            <w:gridSpan w:val="2"/>
+          </w:tcPr>
+          <w:p>
+            <w:pPr>
+              <w:pStyle w:val="PSI-Normal"/>
+            </w:pPr>
+            <w:r>
+              <w:t>Buscar graduado</w:t>
+            </w:r>
+          </w:p>
+        </w:tc>
+      </w:tr>
+      <w:tr>
+        <w:trPr>
+          <w:trHeight w:val="186"/>
+        </w:trPr>
+        <w:tc>
+          <w:tcPr>
+            <w:tcW w:w="2809" w:type="dxa"/>
+            <w:shd w:val="clear" w:color="auto" w:fill="9BBB59" w:themeFill="accent3"/>
+          </w:tcPr>
+          <w:p>
+            <w:pPr>
+              <w:pStyle w:val="PSI-Normal"/>
+            </w:pPr>
+            <w:r>
+              <w:t>Actores</w:t>
+            </w:r>
+          </w:p>
+        </w:tc>
+        <w:tc>
+          <w:tcPr>
+            <w:tcW w:w="5873" w:type="dxa"/>
+            <w:gridSpan w:val="2"/>
+          </w:tcPr>
+          <w:p>
+            <w:pPr>
+              <w:pStyle w:val="PSI-Normal"/>
+            </w:pPr>
+            <w:r>
+              <w:t>Usuario, BBDD</w:t>
+            </w:r>
+          </w:p>
+        </w:tc>
+      </w:tr>
+      <w:tr>
+        <w:tc>
+          <w:tcPr>
+            <w:tcW w:w="2809" w:type="dxa"/>
+            <w:shd w:val="clear" w:color="auto" w:fill="9BBB59" w:themeFill="accent3"/>
+          </w:tcPr>
+          <w:p>
+            <w:pPr>
+              <w:pStyle w:val="PSI-Normal"/>
+            </w:pPr>
+            <w:r>
+              <w:t>Precondiciones</w:t>
+            </w:r>
+          </w:p>
+        </w:tc>
+        <w:tc>
+          <w:tcPr>
+            <w:tcW w:w="5873" w:type="dxa"/>
+            <w:gridSpan w:val="2"/>
+          </w:tcPr>
+          <w:p>
+            <w:pPr>
+              <w:pStyle w:val="PSI-Normal"/>
+            </w:pPr>
+            <w:r>
+              <w:t>El usuario se encuentra en el panel de listado de graduados</w:t>
+            </w:r>
+          </w:p>
+        </w:tc>
+      </w:tr>
+      <w:tr>
+        <w:tc>
+          <w:tcPr>
+            <w:tcW w:w="2809" w:type="dxa"/>
+            <w:shd w:val="clear" w:color="auto" w:fill="9BBB59" w:themeFill="accent3"/>
+          </w:tcPr>
+          <w:p>
+            <w:pPr>
+              <w:pStyle w:val="PSI-Normal"/>
+            </w:pPr>
+            <w:r>
+              <w:t>Postcondiciones</w:t>
+            </w:r>
+          </w:p>
+        </w:tc>
+        <w:tc>
+          <w:tcPr>
+            <w:tcW w:w="5873" w:type="dxa"/>
+            <w:gridSpan w:val="2"/>
+          </w:tcPr>
+          <w:p>
+            <w:pPr>
+              <w:pStyle w:val="PSI-Normal"/>
+            </w:pPr>
+            <w:r>
+              <w:t>Se devuelven las coincidencias con lo buscado</w:t>
+            </w:r>
+          </w:p>
+        </w:tc>
+      </w:tr>
+      <w:tr>
+        <w:tc>
+          <w:tcPr>
+            <w:tcW w:w="2809" w:type="dxa"/>
+            <w:vMerge w:val="restart"/>
+            <w:shd w:val="clear" w:color="auto" w:fill="9BBB59" w:themeFill="accent3"/>
+          </w:tcPr>
+          <w:p>
+            <w:pPr>
+              <w:pStyle w:val="PSI-Normal"/>
+            </w:pPr>
+            <w:r>
+              <w:t>Flujo normal</w:t>
+            </w:r>
+          </w:p>
+        </w:tc>
+        <w:tc>
+          <w:tcPr>
+            <w:tcW w:w="805" w:type="dxa"/>
+          </w:tcPr>
+          <w:p>
+            <w:pPr>
+              <w:pStyle w:val="PSI-Normal"/>
+            </w:pPr>
+            <w:r>
+              <w:t>Pasos</w:t>
+            </w:r>
+          </w:p>
+        </w:tc>
+        <w:tc>
+          <w:tcPr>
+            <w:tcW w:w="5068" w:type="dxa"/>
+          </w:tcPr>
+          <w:p>
+            <w:pPr>
+              <w:pStyle w:val="PSI-Normal"/>
+            </w:pPr>
+            <w:r>
+              <w:t>Acciones</w:t>
+            </w:r>
+          </w:p>
+        </w:tc>
+      </w:tr>
+      <w:tr>
+        <w:tc>
+          <w:tcPr>
+            <w:tcW w:w="2809" w:type="dxa"/>
+            <w:vMerge/>
+            <w:shd w:val="clear" w:color="auto" w:fill="9BBB59" w:themeFill="accent3"/>
+          </w:tcPr>
+          <w:p>
+            <w:pPr>
+              <w:pStyle w:val="PSI-Normal"/>
+            </w:pPr>
+          </w:p>
+        </w:tc>
+        <w:tc>
+          <w:tcPr>
+            <w:tcW w:w="805" w:type="dxa"/>
+          </w:tcPr>
+          <w:p>
+            <w:pPr>
+              <w:pStyle w:val="PSI-Normal"/>
+            </w:pPr>
+            <w:r>
+              <w:t>1</w:t>
+            </w:r>
+          </w:p>
+        </w:tc>
+        <w:tc>
+          <w:tcPr>
+            <w:tcW w:w="5068" w:type="dxa"/>
+          </w:tcPr>
+          <w:p>
+            <w:pPr>
+              <w:pStyle w:val="PSI-Normal"/>
+            </w:pPr>
+            <w:r>
+              <w:t xml:space="preserve">El usuario </w:t>
+            </w:r>
+            <w:r>
+              <w:t>ingresa un DNI, legajo o apellido para buscar en la lista de graduados</w:t>
+            </w:r>
+          </w:p>
+        </w:tc>
+      </w:tr>
+      <w:tr>
+        <w:tc>
+          <w:tcPr>
+            <w:tcW w:w="2809" w:type="dxa"/>
+            <w:vMerge/>
+            <w:shd w:val="clear" w:color="auto" w:fill="9BBB59" w:themeFill="accent3"/>
+          </w:tcPr>
+          <w:p>
+            <w:pPr>
+              <w:pStyle w:val="PSI-Normal"/>
+            </w:pPr>
+          </w:p>
+        </w:tc>
+        <w:tc>
+          <w:tcPr>
+            <w:tcW w:w="805" w:type="dxa"/>
+          </w:tcPr>
+          <w:p>
+            <w:pPr>
+              <w:pStyle w:val="PSI-Normal"/>
+            </w:pPr>
+            <w:r>
+              <w:t>2</w:t>
+            </w:r>
+          </w:p>
+        </w:tc>
+        <w:tc>
+          <w:tcPr>
+            <w:tcW w:w="5068" w:type="dxa"/>
+          </w:tcPr>
+          <w:p>
+            <w:pPr>
+              <w:pStyle w:val="PSI-Normal"/>
+            </w:pPr>
+            <w:r>
+              <w:t>El sistema devuelve las coincidencias totales o parciales que cumplen con la búsqueda</w:t>
+            </w:r>
+          </w:p>
+        </w:tc>
+      </w:tr>
+      <w:tr>
+        <w:tc>
+          <w:tcPr>
+            <w:tcW w:w="2809" w:type="dxa"/>
+            <w:vMerge/>
+            <w:shd w:val="clear" w:color="auto" w:fill="9BBB59" w:themeFill="accent3"/>
+          </w:tcPr>
+          <w:p>
+            <w:pPr>
+              <w:pStyle w:val="PSI-Normal"/>
+            </w:pPr>
+          </w:p>
+        </w:tc>
+        <w:tc>
+          <w:tcPr>
+            <w:tcW w:w="805" w:type="dxa"/>
+          </w:tcPr>
+          <w:p>
+            <w:pPr>
+              <w:pStyle w:val="PSI-Normal"/>
+            </w:pPr>
+            <w:r>
+              <w:t>3</w:t>
+            </w:r>
+          </w:p>
+        </w:tc>
+        <w:tc>
+          <w:tcPr>
+            <w:tcW w:w="5068" w:type="dxa"/>
+          </w:tcPr>
+          <w:p>
+            <w:pPr>
+              <w:pStyle w:val="PSI-Normal"/>
+            </w:pPr>
+            <w:r>
+              <w:t>El usuario accede al perfil del graduado</w:t>
+            </w:r>
+          </w:p>
+        </w:tc>
+      </w:tr>
+      <w:tr>
+        <w:tc>
+          <w:tcPr>
+            <w:tcW w:w="2809" w:type="dxa"/>
+            <w:vMerge/>
+            <w:shd w:val="clear" w:color="auto" w:fill="9BBB59" w:themeFill="accent3"/>
+          </w:tcPr>
+          <w:p>
+            <w:pPr>
+              <w:pStyle w:val="PSI-Normal"/>
+            </w:pPr>
+          </w:p>
+        </w:tc>
+        <w:tc>
+          <w:tcPr>
+            <w:tcW w:w="805" w:type="dxa"/>
+          </w:tcPr>
+          <w:p>
+            <w:pPr>
+              <w:pStyle w:val="PSI-Normal"/>
+            </w:pPr>
+            <w:r>
+              <w:t>-</w:t>
+            </w:r>
+          </w:p>
+        </w:tc>
+        <w:tc>
+          <w:tcPr>
+            <w:tcW w:w="5068" w:type="dxa"/>
+          </w:tcPr>
+          <w:p>
+            <w:pPr>
+              <w:pStyle w:val="PSI-Normal"/>
+            </w:pPr>
+            <w:r>
+              <w:t>El flujo sigue en el CU-06 Paso 1</w:t>
+            </w:r>
+          </w:p>
+        </w:tc>
+      </w:tr>
+    </w:tbl>
+    <w:p>
+      <w:pPr>
+        <w:pStyle w:val="PSI-Normal"/>
+      </w:pPr>
+    </w:p>
+    <w:tbl>
+      <w:tblPr>
+        <w:tblStyle w:val="Tablaconcuadrcula"/>
+        <w:tblW w:w="0" w:type="auto"/>
+        <w:tblInd w:w="38" w:type="dxa"/>
+        <w:tblLook w:val="04A0" w:firstRow="1" w:lastRow="0" w:firstColumn="1" w:lastColumn="0" w:noHBand="0" w:noVBand="1"/>
+      </w:tblPr>
+      <w:tblGrid>
+        <w:gridCol w:w="2809"/>
+        <w:gridCol w:w="805"/>
+        <w:gridCol w:w="5068"/>
+      </w:tblGrid>
+      <w:tr>
+        <w:tc>
+          <w:tcPr>
+            <w:tcW w:w="2809" w:type="dxa"/>
+            <w:shd w:val="clear" w:color="auto" w:fill="9BBB59" w:themeFill="accent3"/>
+          </w:tcPr>
+          <w:p>
+            <w:pPr>
+              <w:pStyle w:val="PSI-Normal"/>
+            </w:pPr>
+            <w:r>
+              <w:t>CU-0</w:t>
+            </w:r>
+            <w:r>
+              <w:t>6</w:t>
+            </w:r>
+          </w:p>
+        </w:tc>
+        <w:tc>
+          <w:tcPr>
+            <w:tcW w:w="5873" w:type="dxa"/>
+            <w:gridSpan w:val="2"/>
+          </w:tcPr>
+          <w:p>
+            <w:pPr>
+              <w:pStyle w:val="PSI-Normal"/>
+            </w:pPr>
+            <w:r>
+              <w:t>Ver perfil de graduado</w:t>
+            </w:r>
+          </w:p>
+        </w:tc>
+      </w:tr>
+      <w:tr>
+        <w:trPr>
+          <w:trHeight w:val="186"/>
+        </w:trPr>
+        <w:tc>
+          <w:tcPr>
+            <w:tcW w:w="2809" w:type="dxa"/>
+            <w:shd w:val="clear" w:color="auto" w:fill="9BBB59" w:themeFill="accent3"/>
+          </w:tcPr>
+          <w:p>
+            <w:pPr>
+              <w:pStyle w:val="PSI-Normal"/>
+            </w:pPr>
+            <w:r>
+              <w:t>Actores</w:t>
+            </w:r>
+          </w:p>
+        </w:tc>
+        <w:tc>
+          <w:tcPr>
+            <w:tcW w:w="5873" w:type="dxa"/>
+            <w:gridSpan w:val="2"/>
+          </w:tcPr>
+          <w:p>
+            <w:pPr>
+              <w:pStyle w:val="PSI-Normal"/>
+            </w:pPr>
+            <w:r>
+              <w:t>Usuario, BBDD</w:t>
+            </w:r>
+          </w:p>
+        </w:tc>
+      </w:tr>
+      <w:tr>
+        <w:tc>
+          <w:tcPr>
+            <w:tcW w:w="2809" w:type="dxa"/>
+            <w:shd w:val="clear" w:color="auto" w:fill="9BBB59" w:themeFill="accent3"/>
+          </w:tcPr>
+          <w:p>
+            <w:pPr>
+              <w:pStyle w:val="PSI-Normal"/>
+            </w:pPr>
+            <w:r>
+              <w:t>Precondiciones</w:t>
+            </w:r>
+          </w:p>
+        </w:tc>
+        <w:tc>
+          <w:tcPr>
+            <w:tcW w:w="5873" w:type="dxa"/>
+            <w:gridSpan w:val="2"/>
+          </w:tcPr>
+          <w:p>
+            <w:pPr>
+              <w:pStyle w:val="PSI-Normal"/>
+            </w:pPr>
+            <w:r>
+              <w:t>El usuario hace clic sobre el nombre de un graduado</w:t>
+            </w:r>
+          </w:p>
+        </w:tc>
+      </w:tr>
+      <w:tr>
+        <w:tc>
+          <w:tcPr>
+            <w:tcW w:w="2809" w:type="dxa"/>
+            <w:shd w:val="clear" w:color="auto" w:fill="9BBB59" w:themeFill="accent3"/>
+          </w:tcPr>
+          <w:p>
+            <w:pPr>
+              <w:pStyle w:val="PSI-Normal"/>
+            </w:pPr>
+            <w:r>
+              <w:t>Postcondiciones</w:t>
+            </w:r>
+          </w:p>
+        </w:tc>
+        <w:tc>
+          <w:tcPr>
+            <w:tcW w:w="5873" w:type="dxa"/>
+            <w:gridSpan w:val="2"/>
+          </w:tcPr>
+          <w:p>
+            <w:pPr>
+              <w:pStyle w:val="PSI-Normal"/>
+            </w:pPr>
+            <w:r>
+              <w:t>Ninguno</w:t>
+            </w:r>
+          </w:p>
+        </w:tc>
+      </w:tr>
+      <w:tr>
+        <w:tc>
+          <w:tcPr>
+            <w:tcW w:w="2809" w:type="dxa"/>
+            <w:vMerge w:val="restart"/>
+            <w:shd w:val="clear" w:color="auto" w:fill="9BBB59" w:themeFill="accent3"/>
+          </w:tcPr>
+          <w:p>
+            <w:pPr>
+              <w:pStyle w:val="PSI-Normal"/>
+            </w:pPr>
+            <w:r>
+              <w:t>Flujo normal</w:t>
+            </w:r>
+          </w:p>
+        </w:tc>
+        <w:tc>
+          <w:tcPr>
+            <w:tcW w:w="805" w:type="dxa"/>
+          </w:tcPr>
+          <w:p>
+            <w:pPr>
+              <w:pStyle w:val="PSI-Normal"/>
+            </w:pPr>
+            <w:r>
+              <w:t>Pasos</w:t>
+            </w:r>
+          </w:p>
+        </w:tc>
+        <w:tc>
+          <w:tcPr>
+            <w:tcW w:w="5068" w:type="dxa"/>
+          </w:tcPr>
+          <w:p>
+            <w:pPr>
+              <w:pStyle w:val="PSI-Normal"/>
+            </w:pPr>
+            <w:r>
+              <w:t>Acciones</w:t>
+            </w:r>
+          </w:p>
+        </w:tc>
+      </w:tr>
+      <w:tr>
+        <w:tc>
+          <w:tcPr>
+            <w:tcW w:w="2809" w:type="dxa"/>
+            <w:vMerge/>
+            <w:shd w:val="clear" w:color="auto" w:fill="9BBB59" w:themeFill="accent3"/>
+          </w:tcPr>
+          <w:p>
+            <w:pPr>
+              <w:pStyle w:val="PSI-Normal"/>
+            </w:pPr>
+          </w:p>
+        </w:tc>
+        <w:tc>
+          <w:tcPr>
+            <w:tcW w:w="805" w:type="dxa"/>
+          </w:tcPr>
+          <w:p>
+            <w:pPr>
+              <w:pStyle w:val="PSI-Normal"/>
+            </w:pPr>
+            <w:r>
+              <w:t>1</w:t>
+            </w:r>
+          </w:p>
+        </w:tc>
+        <w:tc>
+          <w:tcPr>
+            <w:tcW w:w="5068" w:type="dxa"/>
+          </w:tcPr>
+          <w:p>
+            <w:pPr>
+              <w:pStyle w:val="PSI-Normal"/>
+            </w:pPr>
+            <w:r>
+              <w:t>El sistema despliega la pantalla de perfil de graduado donde aparecen todos los datos recolectados sobre ese graduado</w:t>
+            </w:r>
+          </w:p>
+        </w:tc>
+      </w:tr>
+      <w:tr>
+        <w:tc>
+          <w:tcPr>
+            <w:tcW w:w="2809" w:type="dxa"/>
+            <w:vMerge/>
+            <w:shd w:val="clear" w:color="auto" w:fill="9BBB59" w:themeFill="accent3"/>
+          </w:tcPr>
+          <w:p>
+            <w:pPr>
+              <w:pStyle w:val="PSI-Normal"/>
+            </w:pPr>
+          </w:p>
+        </w:tc>
+        <w:tc>
+          <w:tcPr>
+            <w:tcW w:w="805" w:type="dxa"/>
+          </w:tcPr>
+          <w:p>
+            <w:pPr>
+              <w:pStyle w:val="PSI-Normal"/>
+            </w:pPr>
+            <w:r>
+              <w:t>2</w:t>
+            </w:r>
+          </w:p>
+        </w:tc>
+        <w:tc>
+          <w:tcPr>
+            <w:tcW w:w="5068" w:type="dxa"/>
+          </w:tcPr>
+          <w:p>
+            <w:pPr>
+              <w:pStyle w:val="PSI-Normal"/>
+            </w:pPr>
+            <w:r>
+              <w:t>El usuario modifica (o no) dato/s del graduado</w:t>
+            </w:r>
+          </w:p>
+        </w:tc>
+      </w:tr>
+      <w:tr>
+        <w:tc>
+          <w:tcPr>
+            <w:tcW w:w="2809" w:type="dxa"/>
+            <w:vMerge/>
+            <w:shd w:val="clear" w:color="auto" w:fill="9BBB59" w:themeFill="accent3"/>
+          </w:tcPr>
+          <w:p>
+            <w:pPr>
+              <w:pStyle w:val="PSI-Normal"/>
+            </w:pPr>
+          </w:p>
+        </w:tc>
+        <w:tc>
+          <w:tcPr>
+            <w:tcW w:w="805" w:type="dxa"/>
+          </w:tcPr>
+          <w:p>
+            <w:pPr>
+              <w:pStyle w:val="PSI-Normal"/>
+            </w:pPr>
+            <w:r>
+              <w:t>3</w:t>
+            </w:r>
+          </w:p>
+        </w:tc>
+        <w:tc>
+          <w:tcPr>
+            <w:tcW w:w="5068" w:type="dxa"/>
+          </w:tcPr>
+          <w:p>
+            <w:pPr>
+              <w:pStyle w:val="PSI-Normal"/>
+            </w:pPr>
+            <w:r>
+              <w:t>El sistema actualiza los datos del graduado. Se ejecuta el CU07-Paso 1</w:t>
+            </w:r>
+          </w:p>
+        </w:tc>
+      </w:tr>
+    </w:tbl>
+    <w:p>
+      <w:pPr>
+        <w:pStyle w:val="PSI-Normal"/>
+      </w:pPr>
+    </w:p>
+    <w:tbl>
+      <w:tblPr>
+        <w:tblStyle w:val="Tablaconcuadrcula"/>
+        <w:tblW w:w="0" w:type="auto"/>
+        <w:tblInd w:w="38" w:type="dxa"/>
+        <w:tblLook w:val="04A0" w:firstRow="1" w:lastRow="0" w:firstColumn="1" w:lastColumn="0" w:noHBand="0" w:noVBand="1"/>
+      </w:tblPr>
+      <w:tblGrid>
+        <w:gridCol w:w="2809"/>
+        <w:gridCol w:w="805"/>
+        <w:gridCol w:w="5068"/>
+      </w:tblGrid>
+      <w:tr>
+        <w:tc>
+          <w:tcPr>
+            <w:tcW w:w="2809" w:type="dxa"/>
+            <w:shd w:val="clear" w:color="auto" w:fill="9BBB59" w:themeFill="accent3"/>
+          </w:tcPr>
+          <w:p>
+            <w:pPr>
+              <w:pStyle w:val="PSI-Normal"/>
+            </w:pPr>
+            <w:r>
+              <w:t>CU-0</w:t>
+            </w:r>
+            <w:r>
+              <w:t>7</w:t>
+            </w:r>
+          </w:p>
+        </w:tc>
+        <w:tc>
+          <w:tcPr>
+            <w:tcW w:w="5873" w:type="dxa"/>
+            <w:gridSpan w:val="2"/>
+          </w:tcPr>
+          <w:p>
+            <w:pPr>
+              <w:pStyle w:val="PSI-Normal"/>
+            </w:pPr>
+            <w:r>
+              <w:t>Registrar operación</w:t>
+            </w:r>
+          </w:p>
+        </w:tc>
+      </w:tr>
+      <w:tr>
+        <w:trPr>
+          <w:trHeight w:val="186"/>
+        </w:trPr>
+        <w:tc>
+          <w:tcPr>
+            <w:tcW w:w="2809" w:type="dxa"/>
+            <w:shd w:val="clear" w:color="auto" w:fill="9BBB59" w:themeFill="accent3"/>
+          </w:tcPr>
+          <w:p>
+            <w:pPr>
+              <w:pStyle w:val="PSI-Normal"/>
+            </w:pPr>
+            <w:r>
+              <w:t>Actores</w:t>
+            </w:r>
+          </w:p>
+        </w:tc>
+        <w:tc>
+          <w:tcPr>
+            <w:tcW w:w="5873" w:type="dxa"/>
+            <w:gridSpan w:val="2"/>
+          </w:tcPr>
+          <w:p>
+            <w:pPr>
+              <w:pStyle w:val="PSI-Normal"/>
+            </w:pPr>
+            <w:r>
+              <w:t>Usuario, BBDD</w:t>
+            </w:r>
+          </w:p>
+        </w:tc>
+      </w:tr>
+      <w:tr>
+        <w:tc>
+          <w:tcPr>
+            <w:tcW w:w="2809" w:type="dxa"/>
+            <w:shd w:val="clear" w:color="auto" w:fill="9BBB59" w:themeFill="accent3"/>
+          </w:tcPr>
+          <w:p>
+            <w:pPr>
+              <w:pStyle w:val="PSI-Normal"/>
+            </w:pPr>
+            <w:r>
+              <w:t>Precondiciones</w:t>
+            </w:r>
+          </w:p>
+        </w:tc>
+        <w:tc>
+          <w:tcPr>
+            <w:tcW w:w="5873" w:type="dxa"/>
+            <w:gridSpan w:val="2"/>
+          </w:tcPr>
+          <w:p>
+            <w:pPr>
+              <w:pStyle w:val="PSI-Normal"/>
+            </w:pPr>
+            <w:r>
+              <w:t xml:space="preserve">El usuario realiza alguna operación (alta, baja y modificación) </w:t>
+            </w:r>
+            <w:r>
+              <w:lastRenderedPageBreak/>
+              <w:t>sobre alguno de los siguientes elementos: graduado, carrera, graduado con baja lógica</w:t>
+            </w:r>
+          </w:p>
+        </w:tc>
+      </w:tr>
+      <w:tr>
+        <w:tc>
+          <w:tcPr>
+            <w:tcW w:w="2809" w:type="dxa"/>
+            <w:shd w:val="clear" w:color="auto" w:fill="9BBB59" w:themeFill="accent3"/>
+          </w:tcPr>
+          <w:p>
+            <w:pPr>
+              <w:pStyle w:val="PSI-Normal"/>
+            </w:pPr>
+            <w:r>
+              <w:lastRenderedPageBreak/>
+              <w:t>Postcondiciones</w:t>
+            </w:r>
+          </w:p>
+        </w:tc>
+        <w:tc>
+          <w:tcPr>
+            <w:tcW w:w="5873" w:type="dxa"/>
+            <w:gridSpan w:val="2"/>
+          </w:tcPr>
+          <w:p>
+            <w:pPr>
+              <w:pStyle w:val="PSI-Normal"/>
+            </w:pPr>
+            <w:r>
+              <w:t>Ninguno</w:t>
+            </w:r>
+          </w:p>
+        </w:tc>
+      </w:tr>
+      <w:tr>
+        <w:tc>
+          <w:tcPr>
+            <w:tcW w:w="2809" w:type="dxa"/>
+            <w:vMerge w:val="restart"/>
+            <w:shd w:val="clear" w:color="auto" w:fill="9BBB59" w:themeFill="accent3"/>
+          </w:tcPr>
+          <w:p>
+            <w:pPr>
+              <w:pStyle w:val="PSI-Normal"/>
+            </w:pPr>
+            <w:r>
+              <w:t>Flujo normal</w:t>
+            </w:r>
+          </w:p>
+        </w:tc>
+        <w:tc>
+          <w:tcPr>
+            <w:tcW w:w="805" w:type="dxa"/>
+          </w:tcPr>
+          <w:p>
+            <w:pPr>
+              <w:pStyle w:val="PSI-Normal"/>
+            </w:pPr>
+            <w:r>
+              <w:t>Pasos</w:t>
+            </w:r>
+          </w:p>
+        </w:tc>
+        <w:tc>
+          <w:tcPr>
+            <w:tcW w:w="5068" w:type="dxa"/>
+          </w:tcPr>
+          <w:p>
+            <w:pPr>
+              <w:pStyle w:val="PSI-Normal"/>
+            </w:pPr>
+            <w:r>
+              <w:t>Acciones</w:t>
+            </w:r>
+          </w:p>
+        </w:tc>
+      </w:tr>
+      <w:tr>
+        <w:tc>
+          <w:tcPr>
+            <w:tcW w:w="2809" w:type="dxa"/>
+            <w:vMerge/>
+            <w:shd w:val="clear" w:color="auto" w:fill="9BBB59" w:themeFill="accent3"/>
+          </w:tcPr>
+          <w:p>
+            <w:pPr>
+              <w:pStyle w:val="PSI-Normal"/>
+            </w:pPr>
+          </w:p>
+        </w:tc>
+        <w:tc>
+          <w:tcPr>
+            <w:tcW w:w="805" w:type="dxa"/>
+          </w:tcPr>
+          <w:p>
+            <w:pPr>
+              <w:pStyle w:val="PSI-Normal"/>
+            </w:pPr>
+            <w:r>
+              <w:t>1</w:t>
+            </w:r>
+          </w:p>
+        </w:tc>
+        <w:tc>
+          <w:tcPr>
+            <w:tcW w:w="5068" w:type="dxa"/>
+          </w:tcPr>
+          <w:p>
+            <w:pPr>
+              <w:pStyle w:val="PSI-Normal"/>
+            </w:pPr>
+            <w:r>
+              <w:t>El usuario realiza alguna operación</w:t>
+            </w:r>
+          </w:p>
+        </w:tc>
+      </w:tr>
+      <w:tr>
+        <w:tc>
+          <w:tcPr>
+            <w:tcW w:w="2809" w:type="dxa"/>
+            <w:vMerge/>
+            <w:shd w:val="clear" w:color="auto" w:fill="9BBB59" w:themeFill="accent3"/>
+          </w:tcPr>
+          <w:p>
+            <w:pPr>
+              <w:pStyle w:val="PSI-Normal"/>
+            </w:pPr>
+          </w:p>
+        </w:tc>
+        <w:tc>
+          <w:tcPr>
+            <w:tcW w:w="805" w:type="dxa"/>
+          </w:tcPr>
+          <w:p>
+            <w:pPr>
+              <w:pStyle w:val="PSI-Normal"/>
+            </w:pPr>
+            <w:r>
+              <w:t>2</w:t>
+            </w:r>
+          </w:p>
+        </w:tc>
+        <w:tc>
+          <w:tcPr>
+            <w:tcW w:w="5068" w:type="dxa"/>
+          </w:tcPr>
+          <w:p>
+            <w:pPr>
+              <w:pStyle w:val="PSI-Normal"/>
+            </w:pPr>
+            <w:r>
+              <w:t>El sistema</w:t>
+            </w:r>
+            <w:r>
+              <w:t xml:space="preserve"> ejecuta la operación </w:t>
+            </w:r>
+            <w:r>
+              <w:t>y genera</w:t>
+            </w:r>
+            <w:r>
+              <w:t xml:space="preserve"> un registro con la fecha, hora, operación y usuario que realizó la operación. El sistema envía un mensaje de “(Tipo de operación) exitosa”</w:t>
+            </w:r>
+          </w:p>
+        </w:tc>
+      </w:tr>
+    </w:tbl>
+    <w:p>
+      <w:pPr>
+        <w:pStyle w:val="PSI-Normal"/>
+      </w:pPr>
+    </w:p>
+    <w:tbl>
+      <w:tblPr>
+        <w:tblStyle w:val="Tablaconcuadrcula"/>
+        <w:tblW w:w="0" w:type="auto"/>
+        <w:tblInd w:w="38" w:type="dxa"/>
+        <w:tblLook w:val="04A0" w:firstRow="1" w:lastRow="0" w:firstColumn="1" w:lastColumn="0" w:noHBand="0" w:noVBand="1"/>
+      </w:tblPr>
+      <w:tblGrid>
+        <w:gridCol w:w="2809"/>
+        <w:gridCol w:w="805"/>
+        <w:gridCol w:w="5068"/>
+      </w:tblGrid>
+      <w:tr>
+        <w:tc>
+          <w:tcPr>
+            <w:tcW w:w="2809" w:type="dxa"/>
+            <w:shd w:val="clear" w:color="auto" w:fill="9BBB59" w:themeFill="accent3"/>
+          </w:tcPr>
+          <w:p>
+            <w:pPr>
+              <w:pStyle w:val="PSI-Normal"/>
+            </w:pPr>
+            <w:r>
+              <w:t>CU-0</w:t>
+            </w:r>
+            <w:r>
+              <w:t>8</w:t>
+            </w:r>
+          </w:p>
+        </w:tc>
+        <w:tc>
+          <w:tcPr>
+            <w:tcW w:w="5873" w:type="dxa"/>
+            <w:gridSpan w:val="2"/>
+          </w:tcPr>
+          <w:p>
+            <w:pPr>
+              <w:pStyle w:val="PSI-Normal"/>
+            </w:pPr>
+            <w:r>
+              <w:t>Gestionar graduado</w:t>
+            </w:r>
+          </w:p>
+        </w:tc>
+      </w:tr>
+      <w:tr>
+        <w:trPr>
+          <w:trHeight w:val="186"/>
+        </w:trPr>
+        <w:tc>
+          <w:tcPr>
+            <w:tcW w:w="2809" w:type="dxa"/>
+            <w:shd w:val="clear" w:color="auto" w:fill="9BBB59" w:themeFill="accent3"/>
+          </w:tcPr>
+          <w:p>
+            <w:pPr>
+              <w:pStyle w:val="PSI-Normal"/>
+            </w:pPr>
+            <w:r>
+              <w:t>Actores</w:t>
+            </w:r>
+          </w:p>
+        </w:tc>
+        <w:tc>
+          <w:tcPr>
+            <w:tcW w:w="5873" w:type="dxa"/>
+            <w:gridSpan w:val="2"/>
+          </w:tcPr>
+          <w:p>
+            <w:pPr>
+              <w:pStyle w:val="PSI-Normal"/>
+            </w:pPr>
+            <w:r>
+              <w:t>Usuario, BBDD</w:t>
+            </w:r>
+          </w:p>
+        </w:tc>
+      </w:tr>
+      <w:tr>
+        <w:tc>
+          <w:tcPr>
+            <w:tcW w:w="2809" w:type="dxa"/>
+            <w:shd w:val="clear" w:color="auto" w:fill="9BBB59" w:themeFill="accent3"/>
+          </w:tcPr>
+          <w:p>
+            <w:pPr>
+              <w:pStyle w:val="PSI-Normal"/>
+            </w:pPr>
+            <w:r>
+              <w:t>Precondiciones</w:t>
+            </w:r>
+          </w:p>
+        </w:tc>
+        <w:tc>
+          <w:tcPr>
+            <w:tcW w:w="5873" w:type="dxa"/>
+            <w:gridSpan w:val="2"/>
+          </w:tcPr>
+          <w:p>
+            <w:pPr>
+              <w:pStyle w:val="PSI-Normal"/>
+            </w:pPr>
+            <w:r>
+              <w:t>El usuario ha ingresado al panel de listado de graduados</w:t>
+            </w:r>
+          </w:p>
+        </w:tc>
+      </w:tr>
+      <w:tr>
+        <w:tc>
+          <w:tcPr>
+            <w:tcW w:w="2809" w:type="dxa"/>
+            <w:shd w:val="clear" w:color="auto" w:fill="9BBB59" w:themeFill="accent3"/>
+          </w:tcPr>
+          <w:p>
+            <w:pPr>
+              <w:pStyle w:val="PSI-Normal"/>
+            </w:pPr>
+            <w:r>
+              <w:t>Postcondiciones</w:t>
+            </w:r>
+          </w:p>
+        </w:tc>
+        <w:tc>
+          <w:tcPr>
+            <w:tcW w:w="5873" w:type="dxa"/>
+            <w:gridSpan w:val="2"/>
+          </w:tcPr>
+          <w:p>
+            <w:pPr>
+              <w:pStyle w:val="PSI-Normal"/>
+            </w:pPr>
+            <w:r>
+              <w:t>Ninguno</w:t>
+            </w:r>
+          </w:p>
+        </w:tc>
+      </w:tr>
+      <w:tr>
+        <w:tc>
+          <w:tcPr>
+            <w:tcW w:w="2809" w:type="dxa"/>
+            <w:vMerge w:val="restart"/>
+            <w:shd w:val="clear" w:color="auto" w:fill="9BBB59" w:themeFill="accent3"/>
+          </w:tcPr>
+          <w:p>
+            <w:pPr>
+              <w:pStyle w:val="PSI-Normal"/>
+            </w:pPr>
+            <w:r>
+              <w:t>Flujo normal</w:t>
+            </w:r>
+          </w:p>
+        </w:tc>
+        <w:tc>
+          <w:tcPr>
+            <w:tcW w:w="805" w:type="dxa"/>
+          </w:tcPr>
+          <w:p>
+            <w:pPr>
+              <w:pStyle w:val="PSI-Normal"/>
+            </w:pPr>
+            <w:r>
+              <w:t>Pasos</w:t>
+            </w:r>
+          </w:p>
+        </w:tc>
+        <w:tc>
+          <w:tcPr>
+            <w:tcW w:w="5068" w:type="dxa"/>
+          </w:tcPr>
+          <w:p>
+            <w:pPr>
+              <w:pStyle w:val="PSI-Normal"/>
+            </w:pPr>
+            <w:r>
+              <w:t>Acciones</w:t>
+            </w:r>
+          </w:p>
+        </w:tc>
+      </w:tr>
+      <w:tr>
+        <w:tc>
+          <w:tcPr>
+            <w:tcW w:w="2809" w:type="dxa"/>
+            <w:vMerge/>
+            <w:shd w:val="clear" w:color="auto" w:fill="9BBB59" w:themeFill="accent3"/>
+          </w:tcPr>
+          <w:p>
+            <w:pPr>
+              <w:pStyle w:val="PSI-Normal"/>
+            </w:pPr>
+          </w:p>
+        </w:tc>
+        <w:tc>
+          <w:tcPr>
+            <w:tcW w:w="805" w:type="dxa"/>
+          </w:tcPr>
+          <w:p>
+            <w:pPr>
+              <w:pStyle w:val="PSI-Normal"/>
+            </w:pPr>
+            <w:r>
+              <w:t>1</w:t>
+            </w:r>
+          </w:p>
+        </w:tc>
+        <w:tc>
+          <w:tcPr>
+            <w:tcW w:w="5068" w:type="dxa"/>
+          </w:tcPr>
+          <w:p>
+            <w:pPr>
+              <w:pStyle w:val="PSI-Normal"/>
+            </w:pPr>
+            <w:r>
+              <w:t xml:space="preserve">El sistema despliega la pantalla de </w:t>
+            </w:r>
+            <w:r>
+              <w:t>listado de graduados</w:t>
+            </w:r>
+          </w:p>
+        </w:tc>
+      </w:tr>
+      <w:tr>
+        <w:tc>
+          <w:tcPr>
+            <w:tcW w:w="2809" w:type="dxa"/>
+            <w:vMerge/>
+            <w:shd w:val="clear" w:color="auto" w:fill="9BBB59" w:themeFill="accent3"/>
+          </w:tcPr>
+          <w:p>
+            <w:pPr>
+              <w:pStyle w:val="PSI-Normal"/>
+            </w:pPr>
+          </w:p>
+        </w:tc>
+        <w:tc>
+          <w:tcPr>
+            <w:tcW w:w="805" w:type="dxa"/>
+          </w:tcPr>
+          <w:p>
+            <w:pPr>
+              <w:pStyle w:val="PSI-Normal"/>
+            </w:pPr>
+            <w:r>
+              <w:t>2</w:t>
+            </w:r>
+          </w:p>
+        </w:tc>
+        <w:tc>
+          <w:tcPr>
+            <w:tcW w:w="5068" w:type="dxa"/>
+          </w:tcPr>
+          <w:p>
+            <w:pPr>
+              <w:pStyle w:val="PSI-Normal"/>
+            </w:pPr>
+            <w:r>
+              <w:t>El usuario selecciona la opción de ingresar un nuevo graduado</w:t>
+            </w:r>
+          </w:p>
+        </w:tc>
+      </w:tr>
+      <w:tr>
+        <w:tc>
+          <w:tcPr>
+            <w:tcW w:w="2809" w:type="dxa"/>
+            <w:vMerge/>
+            <w:shd w:val="clear" w:color="auto" w:fill="9BBB59" w:themeFill="accent3"/>
+          </w:tcPr>
+          <w:p>
+            <w:pPr>
+              <w:pStyle w:val="PSI-Normal"/>
+            </w:pPr>
+          </w:p>
+        </w:tc>
+        <w:tc>
+          <w:tcPr>
+            <w:tcW w:w="805" w:type="dxa"/>
+          </w:tcPr>
+          <w:p>
+            <w:pPr>
+              <w:pStyle w:val="PSI-Normal"/>
+            </w:pPr>
+            <w:r>
+              <w:t>3</w:t>
+            </w:r>
+          </w:p>
+        </w:tc>
+        <w:tc>
+          <w:tcPr>
+            <w:tcW w:w="5068" w:type="dxa"/>
+          </w:tcPr>
+          <w:p>
+            <w:pPr>
+              <w:pStyle w:val="PSI-Normal"/>
+            </w:pPr>
+            <w:r>
+              <w:t xml:space="preserve">El sistema </w:t>
+            </w:r>
+            <w:r>
+              <w:t>despliega una pantalla con un formulario para que el usuario ingrese todos los datos del nuevo graduado</w:t>
+            </w:r>
+          </w:p>
+        </w:tc>
+      </w:tr>
+      <w:tr>
+        <w:tc>
+          <w:tcPr>
+            <w:tcW w:w="2809" w:type="dxa"/>
+            <w:vMerge/>
+            <w:shd w:val="clear" w:color="auto" w:fill="9BBB59" w:themeFill="accent3"/>
+          </w:tcPr>
+          <w:p>
+            <w:pPr>
+              <w:pStyle w:val="PSI-Normal"/>
+            </w:pPr>
+          </w:p>
+        </w:tc>
+        <w:tc>
+          <w:tcPr>
+            <w:tcW w:w="805" w:type="dxa"/>
+          </w:tcPr>
+          <w:p>
+            <w:pPr>
+              <w:pStyle w:val="PSI-Normal"/>
+            </w:pPr>
+            <w:r>
+              <w:t>4</w:t>
+            </w:r>
+          </w:p>
+        </w:tc>
+        <w:tc>
+          <w:tcPr>
+            <w:tcW w:w="5068" w:type="dxa"/>
+          </w:tcPr>
+          <w:p>
+            <w:pPr>
+              <w:pStyle w:val="PSI-Normal"/>
+            </w:pPr>
+            <w:r>
+              <w:t xml:space="preserve">El usuario </w:t>
+            </w:r>
+            <w:r>
+              <w:t>completa</w:t>
+            </w:r>
+            <w:r>
+              <w:t xml:space="preserve">, al menos, los campos obligatorios y hace clic en “Registrar graduado”. </w:t>
+            </w:r>
+          </w:p>
+        </w:tc>
+      </w:tr>
+      <w:tr>
+        <w:tc>
+          <w:tcPr>
+            <w:tcW w:w="2809" w:type="dxa"/>
+            <w:vMerge/>
+            <w:shd w:val="clear" w:color="auto" w:fill="9BBB59" w:themeFill="accent3"/>
+          </w:tcPr>
+          <w:p>
+            <w:pPr>
+              <w:pStyle w:val="PSI-Normal"/>
+            </w:pPr>
+          </w:p>
+        </w:tc>
+        <w:tc>
+          <w:tcPr>
+            <w:tcW w:w="805" w:type="dxa"/>
+          </w:tcPr>
+          <w:p>
+            <w:pPr>
+              <w:pStyle w:val="PSI-Normal"/>
+            </w:pPr>
+            <w:r>
+              <w:t>5</w:t>
+            </w:r>
+          </w:p>
+        </w:tc>
+        <w:tc>
+          <w:tcPr>
+            <w:tcW w:w="5068" w:type="dxa"/>
+          </w:tcPr>
+          <w:p>
+            <w:pPr>
+              <w:pStyle w:val="PSI-Normal"/>
+            </w:pPr>
+            <w:r>
+              <w:t>Se ejecuta el CU04-Paso 1</w:t>
+            </w:r>
+          </w:p>
+        </w:tc>
+      </w:tr>
+      <w:tr>
+        <w:tc>
+          <w:tcPr>
+            <w:tcW w:w="2809" w:type="dxa"/>
+            <w:shd w:val="clear" w:color="auto" w:fill="76923C" w:themeFill="accent3" w:themeFillShade="BF"/>
+          </w:tcPr>
+          <w:p>
+            <w:pPr>
+              <w:pStyle w:val="PSI-Normal"/>
+            </w:pPr>
+          </w:p>
+        </w:tc>
+        <w:tc>
+          <w:tcPr>
+            <w:tcW w:w="805" w:type="dxa"/>
+            <w:shd w:val="clear" w:color="auto" w:fill="76923C" w:themeFill="accent3" w:themeFillShade="BF"/>
+          </w:tcPr>
+          <w:p>
+            <w:pPr>
+              <w:pStyle w:val="PSI-Normal"/>
+            </w:pPr>
+          </w:p>
+        </w:tc>
+        <w:tc>
+          <w:tcPr>
+            <w:tcW w:w="5068" w:type="dxa"/>
+            <w:shd w:val="clear" w:color="auto" w:fill="76923C" w:themeFill="accent3" w:themeFillShade="BF"/>
+          </w:tcPr>
+          <w:p>
+            <w:pPr>
+              <w:pStyle w:val="PSI-Normal"/>
+            </w:pPr>
+          </w:p>
+        </w:tc>
+      </w:tr>
+      <w:tr>
+        <w:tc>
+          <w:tcPr>
+            <w:tcW w:w="2809" w:type="dxa"/>
+            <w:vMerge w:val="restart"/>
+            <w:shd w:val="clear" w:color="auto" w:fill="9BBB59" w:themeFill="accent3"/>
+          </w:tcPr>
+          <w:p>
+            <w:pPr>
+              <w:pStyle w:val="PSI-Normal"/>
+            </w:pPr>
+            <w:r>
+              <w:t>Flujo alternativo</w:t>
+            </w:r>
+          </w:p>
+        </w:tc>
+        <w:tc>
+          <w:tcPr>
+            <w:tcW w:w="805" w:type="dxa"/>
+            <w:shd w:val="clear" w:color="auto" w:fill="FFFFFF" w:themeFill="background1"/>
+          </w:tcPr>
+          <w:p>
+            <w:pPr>
+              <w:pStyle w:val="PSI-Normal"/>
+            </w:pPr>
+            <w:r>
+              <w:t>2a</w:t>
+            </w:r>
+          </w:p>
+        </w:tc>
+        <w:tc>
+          <w:tcPr>
+            <w:tcW w:w="5068" w:type="dxa"/>
+            <w:shd w:val="clear" w:color="auto" w:fill="FFFFFF" w:themeFill="background1"/>
+          </w:tcPr>
+          <w:p>
+            <w:pPr>
+              <w:pStyle w:val="PSI-Normal"/>
+            </w:pPr>
+            <w:r>
+              <w:t>El usuario selecciona la opción modificar graduado</w:t>
+            </w:r>
+          </w:p>
+        </w:tc>
+      </w:tr>
+      <w:tr>
+        <w:tc>
+          <w:tcPr>
+            <w:tcW w:w="2809" w:type="dxa"/>
+            <w:vMerge/>
+            <w:shd w:val="clear" w:color="auto" w:fill="9BBB59" w:themeFill="accent3"/>
+          </w:tcPr>
+          <w:p>
+            <w:pPr>
+              <w:pStyle w:val="PSI-Normal"/>
+            </w:pPr>
+          </w:p>
+        </w:tc>
+        <w:tc>
+          <w:tcPr>
+            <w:tcW w:w="805" w:type="dxa"/>
+            <w:shd w:val="clear" w:color="auto" w:fill="FFFFFF" w:themeFill="background1"/>
+          </w:tcPr>
+          <w:p>
+            <w:pPr>
+              <w:pStyle w:val="PSI-Normal"/>
+            </w:pPr>
+            <w:r>
+              <w:t>2a1</w:t>
+            </w:r>
+          </w:p>
+        </w:tc>
+        <w:tc>
+          <w:tcPr>
+            <w:tcW w:w="5068" w:type="dxa"/>
+            <w:shd w:val="clear" w:color="auto" w:fill="FFFFFF" w:themeFill="background1"/>
+          </w:tcPr>
+          <w:p>
+            <w:pPr>
+              <w:pStyle w:val="PSI-Normal"/>
+            </w:pPr>
+            <w:r>
+              <w:t>El flujo sigue en el CU-06 Paso 1</w:t>
+            </w:r>
+          </w:p>
+        </w:tc>
+      </w:tr>
+      <w:tr>
+        <w:tc>
+          <w:tcPr>
+            <w:tcW w:w="2809" w:type="dxa"/>
+            <w:vMerge/>
+            <w:shd w:val="clear" w:color="auto" w:fill="9BBB59" w:themeFill="accent3"/>
+          </w:tcPr>
+          <w:p>
+            <w:pPr>
+              <w:pStyle w:val="PSI-Normal"/>
+            </w:pPr>
+          </w:p>
+        </w:tc>
+        <w:tc>
+          <w:tcPr>
+            <w:tcW w:w="805" w:type="dxa"/>
+            <w:shd w:val="clear" w:color="auto" w:fill="FFFFFF" w:themeFill="background1"/>
+          </w:tcPr>
+          <w:p>
+            <w:pPr>
+              <w:pStyle w:val="PSI-Normal"/>
+            </w:pPr>
+          </w:p>
+        </w:tc>
+        <w:tc>
+          <w:tcPr>
+            <w:tcW w:w="5068" w:type="dxa"/>
+            <w:shd w:val="clear" w:color="auto" w:fill="FFFFFF" w:themeFill="background1"/>
+          </w:tcPr>
+          <w:p>
+            <w:pPr>
+              <w:pStyle w:val="PSI-Normal"/>
+            </w:pPr>
+          </w:p>
+        </w:tc>
+      </w:tr>
+      <w:tr>
+        <w:tc>
+          <w:tcPr>
+            <w:tcW w:w="2809" w:type="dxa"/>
+            <w:vMerge/>
+            <w:shd w:val="clear" w:color="auto" w:fill="9BBB59" w:themeFill="accent3"/>
+          </w:tcPr>
+          <w:p>
+            <w:pPr>
+              <w:pStyle w:val="PSI-Normal"/>
+            </w:pPr>
+          </w:p>
+        </w:tc>
+        <w:tc>
+          <w:tcPr>
+            <w:tcW w:w="805" w:type="dxa"/>
+            <w:shd w:val="clear" w:color="auto" w:fill="FFFFFF" w:themeFill="background1"/>
+          </w:tcPr>
+          <w:p>
+            <w:pPr>
+              <w:pStyle w:val="PSI-Normal"/>
+            </w:pPr>
+            <w:r>
+              <w:t>2b</w:t>
+            </w:r>
+          </w:p>
+        </w:tc>
+        <w:tc>
+          <w:tcPr>
+            <w:tcW w:w="5068" w:type="dxa"/>
+            <w:shd w:val="clear" w:color="auto" w:fill="FFFFFF" w:themeFill="background1"/>
+          </w:tcPr>
+          <w:p>
+            <w:pPr>
+              <w:pStyle w:val="PSI-Normal"/>
+            </w:pPr>
+            <w:r>
+              <w:t>El usuario selecciona dar de baja al graduado</w:t>
+            </w:r>
+          </w:p>
+        </w:tc>
+      </w:tr>
+      <w:tr>
+        <w:tc>
+          <w:tcPr>
+            <w:tcW w:w="2809" w:type="dxa"/>
+            <w:vMerge/>
+            <w:shd w:val="clear" w:color="auto" w:fill="9BBB59" w:themeFill="accent3"/>
+          </w:tcPr>
+          <w:p>
+            <w:pPr>
+              <w:pStyle w:val="PSI-Normal"/>
+            </w:pPr>
+          </w:p>
+        </w:tc>
+        <w:tc>
+          <w:tcPr>
+            <w:tcW w:w="805" w:type="dxa"/>
+            <w:shd w:val="clear" w:color="auto" w:fill="FFFFFF" w:themeFill="background1"/>
+          </w:tcPr>
+          <w:p>
+            <w:pPr>
+              <w:pStyle w:val="PSI-Normal"/>
+            </w:pPr>
+            <w:r>
+              <w:t>2b1</w:t>
+            </w:r>
+          </w:p>
+        </w:tc>
+        <w:tc>
+          <w:tcPr>
+            <w:tcW w:w="5068" w:type="dxa"/>
+            <w:shd w:val="clear" w:color="auto" w:fill="FFFFFF" w:themeFill="background1"/>
+          </w:tcPr>
+          <w:p>
+            <w:pPr>
+              <w:pStyle w:val="PSI-Normal"/>
+            </w:pPr>
+            <w:r>
+              <w:t>El sistema muestra una ventana emergente con un mensaje de advertencia y las opciones “Volver/Dar de baja”</w:t>
+            </w:r>
+          </w:p>
+        </w:tc>
+      </w:tr>
+      <w:tr>
+        <w:tc>
+          <w:tcPr>
+            <w:tcW w:w="2809" w:type="dxa"/>
+            <w:vMerge/>
+            <w:shd w:val="clear" w:color="auto" w:fill="9BBB59" w:themeFill="accent3"/>
+          </w:tcPr>
+          <w:p>
+            <w:pPr>
+              <w:pStyle w:val="PSI-Normal"/>
+            </w:pPr>
+          </w:p>
+        </w:tc>
+        <w:tc>
+          <w:tcPr>
+            <w:tcW w:w="805" w:type="dxa"/>
+            <w:shd w:val="clear" w:color="auto" w:fill="FFFFFF" w:themeFill="background1"/>
+          </w:tcPr>
+          <w:p>
+            <w:pPr>
+              <w:pStyle w:val="PSI-Normal"/>
+            </w:pPr>
+            <w:r>
+              <w:t>2b2</w:t>
+            </w:r>
+          </w:p>
+        </w:tc>
+        <w:tc>
+          <w:tcPr>
+            <w:tcW w:w="5068" w:type="dxa"/>
+            <w:shd w:val="clear" w:color="auto" w:fill="FFFFFF" w:themeFill="background1"/>
+          </w:tcPr>
+          <w:p>
+            <w:pPr>
+              <w:pStyle w:val="PSI-Normal"/>
+            </w:pPr>
+            <w:r>
+              <w:t>El usuario da clic en la opción “Dar de baja”.</w:t>
+            </w:r>
+          </w:p>
+        </w:tc>
+      </w:tr>
+      <w:tr>
+        <w:tc>
+          <w:tcPr>
+            <w:tcW w:w="2809" w:type="dxa"/>
+            <w:vMerge/>
+            <w:shd w:val="clear" w:color="auto" w:fill="9BBB59" w:themeFill="accent3"/>
+          </w:tcPr>
+          <w:p>
+            <w:pPr>
+              <w:pStyle w:val="PSI-Normal"/>
+            </w:pPr>
+          </w:p>
+        </w:tc>
+        <w:tc>
+          <w:tcPr>
+            <w:tcW w:w="805" w:type="dxa"/>
+            <w:shd w:val="clear" w:color="auto" w:fill="FFFFFF" w:themeFill="background1"/>
+          </w:tcPr>
+          <w:p>
+            <w:pPr>
+              <w:pStyle w:val="PSI-Normal"/>
+            </w:pPr>
+            <w:r>
+              <w:t>2b3</w:t>
+            </w:r>
+          </w:p>
+        </w:tc>
+        <w:tc>
+          <w:tcPr>
+            <w:tcW w:w="5068" w:type="dxa"/>
+            <w:shd w:val="clear" w:color="auto" w:fill="FFFFFF" w:themeFill="background1"/>
+          </w:tcPr>
+          <w:p>
+            <w:pPr>
+              <w:pStyle w:val="PSI-Normal"/>
+            </w:pPr>
+            <w:r>
+              <w:t>El sistema ejecuta el CU-07 Paso 1</w:t>
+            </w:r>
+          </w:p>
+        </w:tc>
+      </w:tr>
+    </w:tbl>
+    <w:p>
+      <w:pPr>
+        <w:pStyle w:val="PSI-Normal"/>
+      </w:pPr>
+    </w:p>
+    <w:tbl>
+      <w:tblPr>
+        <w:tblStyle w:val="Tablaconcuadrcula"/>
+        <w:tblW w:w="0" w:type="auto"/>
+        <w:tblInd w:w="38" w:type="dxa"/>
+        <w:tblLook w:val="04A0" w:firstRow="1" w:lastRow="0" w:firstColumn="1" w:lastColumn="0" w:noHBand="0" w:noVBand="1"/>
+      </w:tblPr>
+      <w:tblGrid>
+        <w:gridCol w:w="2809"/>
+        <w:gridCol w:w="805"/>
+        <w:gridCol w:w="5068"/>
+      </w:tblGrid>
+      <w:tr>
+        <w:tc>
+          <w:tcPr>
+            <w:tcW w:w="2809" w:type="dxa"/>
+            <w:shd w:val="clear" w:color="auto" w:fill="9BBB59" w:themeFill="accent3"/>
+          </w:tcPr>
+          <w:p>
+            <w:pPr>
+              <w:pStyle w:val="PSI-Normal"/>
+            </w:pPr>
+            <w:r>
+              <w:t>CU-0</w:t>
+            </w:r>
+            <w:r>
+              <w:t>9</w:t>
+            </w:r>
+          </w:p>
+        </w:tc>
+        <w:tc>
+          <w:tcPr>
+            <w:tcW w:w="5873" w:type="dxa"/>
+            <w:gridSpan w:val="2"/>
+          </w:tcPr>
+          <w:p>
+            <w:pPr>
+              <w:pStyle w:val="PSI-Normal"/>
+            </w:pPr>
+            <w:r>
+              <w:t>Consultar tablero de estadística</w:t>
+            </w:r>
+          </w:p>
+        </w:tc>
+      </w:tr>
+      <w:tr>
+        <w:trPr>
+          <w:trHeight w:val="186"/>
+        </w:trPr>
+        <w:tc>
+          <w:tcPr>
+            <w:tcW w:w="2809" w:type="dxa"/>
+            <w:shd w:val="clear" w:color="auto" w:fill="9BBB59" w:themeFill="accent3"/>
+          </w:tcPr>
+          <w:p>
+            <w:pPr>
+              <w:pStyle w:val="PSI-Normal"/>
+            </w:pPr>
+            <w:r>
+              <w:t>Actores</w:t>
+            </w:r>
+          </w:p>
+        </w:tc>
+        <w:tc>
+          <w:tcPr>
+            <w:tcW w:w="5873" w:type="dxa"/>
+            <w:gridSpan w:val="2"/>
+          </w:tcPr>
+          <w:p>
+            <w:pPr>
+              <w:pStyle w:val="PSI-Normal"/>
+            </w:pPr>
+            <w:r>
+              <w:t>Usuario, BBDD</w:t>
+            </w:r>
+          </w:p>
+        </w:tc>
+      </w:tr>
+      <w:tr>
+        <w:tc>
+          <w:tcPr>
+            <w:tcW w:w="2809" w:type="dxa"/>
+            <w:shd w:val="clear" w:color="auto" w:fill="9BBB59" w:themeFill="accent3"/>
+          </w:tcPr>
+          <w:p>
+            <w:pPr>
+              <w:pStyle w:val="PSI-Normal"/>
+            </w:pPr>
+            <w:r>
+              <w:t>Precondiciones</w:t>
+            </w:r>
+          </w:p>
+        </w:tc>
+        <w:tc>
+          <w:tcPr>
+            <w:tcW w:w="5873" w:type="dxa"/>
+            <w:gridSpan w:val="2"/>
+          </w:tcPr>
+          <w:p>
+            <w:pPr>
+              <w:pStyle w:val="PSI-Normal"/>
+            </w:pPr>
+            <w:r>
+              <w:t xml:space="preserve">El usuario ha ingresado al panel </w:t>
+            </w:r>
+            <w:r>
+              <w:t>de estadística</w:t>
+            </w:r>
+          </w:p>
+        </w:tc>
+      </w:tr>
+      <w:tr>
+        <w:tc>
+          <w:tcPr>
+            <w:tcW w:w="2809" w:type="dxa"/>
+            <w:shd w:val="clear" w:color="auto" w:fill="9BBB59" w:themeFill="accent3"/>
+          </w:tcPr>
+          <w:p>
+            <w:pPr>
+              <w:pStyle w:val="PSI-Normal"/>
+            </w:pPr>
+            <w:r>
+              <w:t>Postcondiciones</w:t>
+            </w:r>
+          </w:p>
+        </w:tc>
+        <w:tc>
+          <w:tcPr>
+            <w:tcW w:w="5873" w:type="dxa"/>
+            <w:gridSpan w:val="2"/>
+          </w:tcPr>
+          <w:p>
+            <w:pPr>
+              <w:pStyle w:val="PSI-Normal"/>
+            </w:pPr>
+            <w:r>
+              <w:t>Se muestra la representación (tabla o gráfico) de la estadística solicitada</w:t>
+            </w:r>
+          </w:p>
+        </w:tc>
+      </w:tr>
+      <w:tr>
+        <w:tc>
+          <w:tcPr>
+            <w:tcW w:w="2809" w:type="dxa"/>
+            <w:vMerge w:val="restart"/>
+            <w:shd w:val="clear" w:color="auto" w:fill="9BBB59" w:themeFill="accent3"/>
+          </w:tcPr>
+          <w:p>
+            <w:pPr>
+              <w:pStyle w:val="PSI-Normal"/>
+            </w:pPr>
+            <w:r>
+              <w:t>Flujo normal</w:t>
+            </w:r>
+          </w:p>
+        </w:tc>
+        <w:tc>
+          <w:tcPr>
+            <w:tcW w:w="805" w:type="dxa"/>
+          </w:tcPr>
+          <w:p>
+            <w:pPr>
+              <w:pStyle w:val="PSI-Normal"/>
+            </w:pPr>
+            <w:r>
+              <w:t>Pasos</w:t>
+            </w:r>
+          </w:p>
+        </w:tc>
+        <w:tc>
+          <w:tcPr>
+            <w:tcW w:w="5068" w:type="dxa"/>
+          </w:tcPr>
+          <w:p>
+            <w:pPr>
+              <w:pStyle w:val="PSI-Normal"/>
+            </w:pPr>
+            <w:r>
+              <w:t>Acciones</w:t>
+            </w:r>
+          </w:p>
+        </w:tc>
+      </w:tr>
+      <w:tr>
+        <w:tc>
+          <w:tcPr>
+            <w:tcW w:w="2809" w:type="dxa"/>
+            <w:vMerge/>
+            <w:shd w:val="clear" w:color="auto" w:fill="9BBB59" w:themeFill="accent3"/>
+          </w:tcPr>
+          <w:p>
+            <w:pPr>
+              <w:pStyle w:val="PSI-Normal"/>
+            </w:pPr>
+          </w:p>
+        </w:tc>
+        <w:tc>
+          <w:tcPr>
+            <w:tcW w:w="805" w:type="dxa"/>
+          </w:tcPr>
+          <w:p>
+            <w:pPr>
+              <w:pStyle w:val="PSI-Normal"/>
+            </w:pPr>
+            <w:r>
+              <w:t>1</w:t>
+            </w:r>
+          </w:p>
+        </w:tc>
+        <w:tc>
+          <w:tcPr>
+            <w:tcW w:w="5068" w:type="dxa"/>
+          </w:tcPr>
+          <w:p>
+            <w:pPr>
+              <w:pStyle w:val="PSI-Normal"/>
+            </w:pPr>
+            <w:r>
+              <w:t>El usuario ingresa al panel de estadística</w:t>
+            </w:r>
+          </w:p>
+        </w:tc>
+      </w:tr>
+      <w:tr>
+        <w:tc>
+          <w:tcPr>
+            <w:tcW w:w="2809" w:type="dxa"/>
+            <w:vMerge/>
+            <w:shd w:val="clear" w:color="auto" w:fill="9BBB59" w:themeFill="accent3"/>
+          </w:tcPr>
+          <w:p>
+            <w:pPr>
+              <w:pStyle w:val="PSI-Normal"/>
+            </w:pPr>
+          </w:p>
+        </w:tc>
+        <w:tc>
+          <w:tcPr>
+            <w:tcW w:w="805" w:type="dxa"/>
+          </w:tcPr>
+          <w:p>
+            <w:pPr>
+              <w:pStyle w:val="PSI-Normal"/>
+            </w:pPr>
+            <w:r>
+              <w:t>2</w:t>
+            </w:r>
+          </w:p>
+        </w:tc>
+        <w:tc>
+          <w:tcPr>
+            <w:tcW w:w="5068" w:type="dxa"/>
+          </w:tcPr>
+          <w:p>
+            <w:pPr>
+              <w:pStyle w:val="PSI-Normal"/>
+            </w:pPr>
+            <w:r>
+              <w:t>El sistema despliega la pantalla de estadística</w:t>
+            </w:r>
+          </w:p>
+        </w:tc>
+      </w:tr>
+      <w:tr>
+        <w:tc>
+          <w:tcPr>
+            <w:tcW w:w="2809" w:type="dxa"/>
+            <w:vMerge/>
+            <w:shd w:val="clear" w:color="auto" w:fill="9BBB59" w:themeFill="accent3"/>
+          </w:tcPr>
+          <w:p>
+            <w:pPr>
+              <w:pStyle w:val="PSI-Normal"/>
+            </w:pPr>
+          </w:p>
+        </w:tc>
+        <w:tc>
+          <w:tcPr>
+            <w:tcW w:w="805" w:type="dxa"/>
+          </w:tcPr>
+          <w:p>
+            <w:pPr>
+              <w:pStyle w:val="PSI-Normal"/>
+            </w:pPr>
+            <w:r>
+              <w:t>3</w:t>
+            </w:r>
+          </w:p>
+        </w:tc>
+        <w:tc>
+          <w:tcPr>
+            <w:tcW w:w="5068" w:type="dxa"/>
+          </w:tcPr>
+          <w:p>
+            <w:pPr>
+              <w:pStyle w:val="PSI-Normal"/>
+            </w:pPr>
+            <w:r>
+              <w:t>El usuario selecciona una de las estadísticas</w:t>
+            </w:r>
+          </w:p>
+        </w:tc>
+      </w:tr>
+      <w:tr>
+        <w:tc>
+          <w:tcPr>
+            <w:tcW w:w="2809" w:type="dxa"/>
+            <w:vMerge/>
+            <w:shd w:val="clear" w:color="auto" w:fill="9BBB59" w:themeFill="accent3"/>
+          </w:tcPr>
+          <w:p>
+            <w:pPr>
+              <w:pStyle w:val="PSI-Normal"/>
+            </w:pPr>
+          </w:p>
+        </w:tc>
+        <w:tc>
+          <w:tcPr>
+            <w:tcW w:w="805" w:type="dxa"/>
+          </w:tcPr>
+          <w:p>
+            <w:pPr>
+              <w:pStyle w:val="PSI-Normal"/>
+            </w:pPr>
+            <w:r>
+              <w:t>4</w:t>
+            </w:r>
+          </w:p>
+        </w:tc>
+        <w:tc>
+          <w:tcPr>
+            <w:tcW w:w="5068" w:type="dxa"/>
+          </w:tcPr>
+          <w:p>
+            <w:pPr>
+              <w:pStyle w:val="PSI-Normal"/>
+            </w:pPr>
+            <w:r>
+              <w:t>El sistema representa esa estadística mediante un gráfico tomando todos los valores admisibles (sin restricciones)</w:t>
+            </w:r>
+          </w:p>
+        </w:tc>
+      </w:tr>
+    </w:tbl>
+    <w:p>
+      <w:pPr>
+        <w:pStyle w:val="PSI-Normal"/>
+      </w:pPr>
+    </w:p>
+    <w:tbl>
+      <w:tblPr>
+        <w:tblStyle w:val="Tablaconcuadrcula"/>
+        <w:tblW w:w="0" w:type="auto"/>
+        <w:tblInd w:w="38" w:type="dxa"/>
+        <w:tblLook w:val="04A0" w:firstRow="1" w:lastRow="0" w:firstColumn="1" w:lastColumn="0" w:noHBand="0" w:noVBand="1"/>
+      </w:tblPr>
+      <w:tblGrid>
+        <w:gridCol w:w="2809"/>
+        <w:gridCol w:w="805"/>
+        <w:gridCol w:w="5068"/>
+      </w:tblGrid>
+      <w:tr>
+        <w:tc>
+          <w:tcPr>
+            <w:tcW w:w="2809" w:type="dxa"/>
+            <w:shd w:val="clear" w:color="auto" w:fill="9BBB59" w:themeFill="accent3"/>
+          </w:tcPr>
+          <w:p>
+            <w:pPr>
+              <w:pStyle w:val="PSI-Normal"/>
+            </w:pPr>
+            <w:r>
+              <w:t>CU-</w:t>
+            </w:r>
+            <w:r>
+              <w:t>10</w:t>
+            </w:r>
+          </w:p>
+        </w:tc>
+        <w:tc>
+          <w:tcPr>
+            <w:tcW w:w="5873" w:type="dxa"/>
+            <w:gridSpan w:val="2"/>
+          </w:tcPr>
+          <w:p>
+            <w:pPr>
+              <w:pStyle w:val="PSI-Normal"/>
+            </w:pPr>
+            <w:r>
+              <w:t>Parametrizar estadística</w:t>
+            </w:r>
+          </w:p>
+        </w:tc>
+      </w:tr>
+      <w:tr>
+        <w:trPr>
+          <w:trHeight w:val="186"/>
+        </w:trPr>
+        <w:tc>
+          <w:tcPr>
+            <w:tcW w:w="2809" w:type="dxa"/>
+            <w:shd w:val="clear" w:color="auto" w:fill="9BBB59" w:themeFill="accent3"/>
+          </w:tcPr>
+          <w:p>
+            <w:pPr>
+              <w:pStyle w:val="PSI-Normal"/>
+            </w:pPr>
+            <w:r>
+              <w:t>Actores</w:t>
+            </w:r>
+          </w:p>
+        </w:tc>
+        <w:tc>
+          <w:tcPr>
+            <w:tcW w:w="5873" w:type="dxa"/>
+            <w:gridSpan w:val="2"/>
+          </w:tcPr>
+          <w:p>
+            <w:pPr>
+              <w:pStyle w:val="PSI-Normal"/>
+            </w:pPr>
+            <w:r>
+              <w:t>Usuario, BBDD</w:t>
+            </w:r>
+          </w:p>
+        </w:tc>
+      </w:tr>
+      <w:tr>
+        <w:tc>
+          <w:tcPr>
+            <w:tcW w:w="2809" w:type="dxa"/>
+            <w:shd w:val="clear" w:color="auto" w:fill="9BBB59" w:themeFill="accent3"/>
+          </w:tcPr>
+          <w:p>
+            <w:pPr>
+              <w:pStyle w:val="PSI-Normal"/>
+            </w:pPr>
+            <w:r>
+              <w:t>Precondiciones</w:t>
+            </w:r>
+          </w:p>
+        </w:tc>
+        <w:tc>
+          <w:tcPr>
+            <w:tcW w:w="5873" w:type="dxa"/>
+            <w:gridSpan w:val="2"/>
+          </w:tcPr>
+          <w:p>
+            <w:pPr>
+              <w:pStyle w:val="PSI-Normal"/>
+            </w:pPr>
+            <w:r>
+              <w:t>El usuario ha ingresado al panel de estadística</w:t>
+            </w:r>
+            <w:r>
+              <w:t xml:space="preserve"> y seleccionado una estadística</w:t>
+            </w:r>
+          </w:p>
+        </w:tc>
+      </w:tr>
+      <w:tr>
+        <w:tc>
+          <w:tcPr>
+            <w:tcW w:w="2809" w:type="dxa"/>
+            <w:shd w:val="clear" w:color="auto" w:fill="9BBB59" w:themeFill="accent3"/>
+          </w:tcPr>
+          <w:p>
+            <w:pPr>
+              <w:pStyle w:val="PSI-Normal"/>
+            </w:pPr>
+            <w:r>
+              <w:t>Postcondiciones</w:t>
+            </w:r>
+          </w:p>
+        </w:tc>
+        <w:tc>
+          <w:tcPr>
+            <w:tcW w:w="5873" w:type="dxa"/>
+            <w:gridSpan w:val="2"/>
+          </w:tcPr>
+          <w:p>
+            <w:pPr>
+              <w:pStyle w:val="PSI-Normal"/>
+            </w:pPr>
+            <w:r>
+              <w:t>Se muestra la estadística parametrizada en pantalla</w:t>
+            </w:r>
+          </w:p>
+        </w:tc>
+      </w:tr>
+      <w:tr>
+        <w:tc>
+          <w:tcPr>
+            <w:tcW w:w="2809" w:type="dxa"/>
+            <w:vMerge w:val="restart"/>
+            <w:shd w:val="clear" w:color="auto" w:fill="9BBB59" w:themeFill="accent3"/>
+          </w:tcPr>
+          <w:p>
+            <w:pPr>
+              <w:pStyle w:val="PSI-Normal"/>
+            </w:pPr>
+            <w:r>
+              <w:t>Flujo normal</w:t>
+            </w:r>
+          </w:p>
+        </w:tc>
+        <w:tc>
+          <w:tcPr>
+            <w:tcW w:w="805" w:type="dxa"/>
+          </w:tcPr>
+          <w:p>
+            <w:pPr>
+              <w:pStyle w:val="PSI-Normal"/>
+            </w:pPr>
+            <w:r>
+              <w:t>Pasos</w:t>
+            </w:r>
+          </w:p>
+        </w:tc>
+        <w:tc>
+          <w:tcPr>
+            <w:tcW w:w="5068" w:type="dxa"/>
+          </w:tcPr>
+          <w:p>
+            <w:pPr>
+              <w:pStyle w:val="PSI-Normal"/>
+            </w:pPr>
+            <w:r>
+              <w:t>Acciones</w:t>
+            </w:r>
+          </w:p>
+        </w:tc>
+      </w:tr>
+      <w:tr>
+        <w:tc>
+          <w:tcPr>
+            <w:tcW w:w="2809" w:type="dxa"/>
+            <w:vMerge/>
+            <w:shd w:val="clear" w:color="auto" w:fill="9BBB59" w:themeFill="accent3"/>
+          </w:tcPr>
+          <w:p>
+            <w:pPr>
+              <w:pStyle w:val="PSI-Normal"/>
+            </w:pPr>
+          </w:p>
+        </w:tc>
+        <w:tc>
+          <w:tcPr>
+            <w:tcW w:w="805" w:type="dxa"/>
+          </w:tcPr>
+          <w:p>
+            <w:pPr>
+              <w:pStyle w:val="PSI-Normal"/>
+            </w:pPr>
+            <w:r>
+              <w:t>1</w:t>
+            </w:r>
+          </w:p>
+        </w:tc>
+        <w:tc>
+          <w:tcPr>
+            <w:tcW w:w="5068" w:type="dxa"/>
+          </w:tcPr>
+          <w:p>
+            <w:pPr>
+              <w:pStyle w:val="PSI-Normal"/>
+            </w:pPr>
+            <w:r>
+              <w:t>El usuario selecciona una opción para ajustar su estadística elegida (lapso, fecha de ingreso, fecha de egreso, carrera, escuela)</w:t>
+            </w:r>
+          </w:p>
+        </w:tc>
+      </w:tr>
+      <w:tr>
+        <w:tc>
+          <w:tcPr>
+            <w:tcW w:w="2809" w:type="dxa"/>
+            <w:vMerge/>
+            <w:shd w:val="clear" w:color="auto" w:fill="9BBB59" w:themeFill="accent3"/>
+          </w:tcPr>
+          <w:p>
+            <w:pPr>
+              <w:pStyle w:val="PSI-Normal"/>
+            </w:pPr>
+          </w:p>
+        </w:tc>
+        <w:tc>
+          <w:tcPr>
+            <w:tcW w:w="805" w:type="dxa"/>
+          </w:tcPr>
+          <w:p>
+            <w:pPr>
+              <w:pStyle w:val="PSI-Normal"/>
+            </w:pPr>
+            <w:r>
+              <w:t>2</w:t>
+            </w:r>
+          </w:p>
+        </w:tc>
+        <w:tc>
+          <w:tcPr>
+            <w:tcW w:w="5068" w:type="dxa"/>
+          </w:tcPr>
+          <w:p>
+            <w:pPr>
+              <w:pStyle w:val="PSI-Normal"/>
+            </w:pPr>
+            <w:r>
+              <w:t>El sistema muestra la estadística seleccionada ajustada por los parámetros indicados</w:t>
+            </w:r>
+          </w:p>
+        </w:tc>
+      </w:tr>
+    </w:tbl>
+    <w:p>
+      <w:pPr>
+        <w:pStyle w:val="PSI-Normal"/>
+      </w:pPr>
+    </w:p>
+    <w:tbl>
+      <w:tblPr>
+        <w:tblStyle w:val="Tablaconcuadrcula"/>
+        <w:tblW w:w="0" w:type="auto"/>
+        <w:tblInd w:w="38" w:type="dxa"/>
+        <w:tblLook w:val="04A0" w:firstRow="1" w:lastRow="0" w:firstColumn="1" w:lastColumn="0" w:noHBand="0" w:noVBand="1"/>
+      </w:tblPr>
+      <w:tblGrid>
+        <w:gridCol w:w="2809"/>
+        <w:gridCol w:w="805"/>
+        <w:gridCol w:w="5068"/>
+      </w:tblGrid>
+      <w:tr>
+        <w:tc>
+          <w:tcPr>
+            <w:tcW w:w="2809" w:type="dxa"/>
+            <w:shd w:val="clear" w:color="auto" w:fill="9BBB59" w:themeFill="accent3"/>
+          </w:tcPr>
+          <w:p>
+            <w:pPr>
+              <w:pStyle w:val="PSI-Normal"/>
+            </w:pPr>
+            <w:r>
+              <w:t>CU-</w:t>
+            </w:r>
+            <w:r>
+              <w:t>11</w:t>
+            </w:r>
+          </w:p>
+        </w:tc>
+        <w:tc>
+          <w:tcPr>
+            <w:tcW w:w="5873" w:type="dxa"/>
+            <w:gridSpan w:val="2"/>
+          </w:tcPr>
+          <w:p>
+            <w:pPr>
+              <w:pStyle w:val="PSI-Normal"/>
+            </w:pPr>
+            <w:r>
+              <w:t>Gestionar graduado</w:t>
+            </w:r>
+            <w:r>
+              <w:t xml:space="preserve"> con baja lógica</w:t>
+            </w:r>
+          </w:p>
+        </w:tc>
+      </w:tr>
+      <w:tr>
+        <w:trPr>
+          <w:trHeight w:val="186"/>
+        </w:trPr>
+        <w:tc>
+          <w:tcPr>
+            <w:tcW w:w="2809" w:type="dxa"/>
+            <w:shd w:val="clear" w:color="auto" w:fill="9BBB59" w:themeFill="accent3"/>
+          </w:tcPr>
+          <w:p>
+            <w:pPr>
+              <w:pStyle w:val="PSI-Normal"/>
+            </w:pPr>
+            <w:r>
+              <w:t>Actores</w:t>
+            </w:r>
+          </w:p>
+        </w:tc>
+        <w:tc>
+          <w:tcPr>
+            <w:tcW w:w="5873" w:type="dxa"/>
+            <w:gridSpan w:val="2"/>
+          </w:tcPr>
+          <w:p>
+            <w:pPr>
+              <w:pStyle w:val="PSI-Normal"/>
+            </w:pPr>
+            <w:r>
+              <w:t>Usuario, BBDD</w:t>
+            </w:r>
+          </w:p>
+        </w:tc>
+      </w:tr>
+      <w:tr>
+        <w:tc>
+          <w:tcPr>
+            <w:tcW w:w="2809" w:type="dxa"/>
+            <w:shd w:val="clear" w:color="auto" w:fill="9BBB59" w:themeFill="accent3"/>
+          </w:tcPr>
+          <w:p>
+            <w:pPr>
+              <w:pStyle w:val="PSI-Normal"/>
+            </w:pPr>
+            <w:r>
+              <w:t>Precondiciones</w:t>
+            </w:r>
+          </w:p>
+        </w:tc>
+        <w:tc>
+          <w:tcPr>
+            <w:tcW w:w="5873" w:type="dxa"/>
+            <w:gridSpan w:val="2"/>
+          </w:tcPr>
+          <w:p>
+            <w:pPr>
+              <w:pStyle w:val="PSI-Normal"/>
+            </w:pPr>
+            <w:r>
+              <w:t>El usuario ha ingresado al panel de listado de graduados</w:t>
+            </w:r>
+            <w:r>
+              <w:t xml:space="preserve"> con baja lógica</w:t>
+            </w:r>
+          </w:p>
+        </w:tc>
+      </w:tr>
+      <w:tr>
+        <w:tc>
+          <w:tcPr>
+            <w:tcW w:w="2809" w:type="dxa"/>
+            <w:shd w:val="clear" w:color="auto" w:fill="9BBB59" w:themeFill="accent3"/>
+          </w:tcPr>
+          <w:p>
+            <w:pPr>
+              <w:pStyle w:val="PSI-Normal"/>
+            </w:pPr>
+            <w:r>
+              <w:t>Postcondiciones</w:t>
+            </w:r>
+          </w:p>
+        </w:tc>
+        <w:tc>
+          <w:tcPr>
+            <w:tcW w:w="5873" w:type="dxa"/>
+            <w:gridSpan w:val="2"/>
+          </w:tcPr>
+          <w:p>
+            <w:pPr>
+              <w:pStyle w:val="PSI-Normal"/>
+            </w:pPr>
+            <w:r>
+              <w:t>Se registra una operación</w:t>
+            </w:r>
+          </w:p>
+        </w:tc>
+      </w:tr>
+      <w:tr>
+        <w:tc>
+          <w:tcPr>
+            <w:tcW w:w="2809" w:type="dxa"/>
+            <w:vMerge w:val="restart"/>
+            <w:shd w:val="clear" w:color="auto" w:fill="9BBB59" w:themeFill="accent3"/>
+          </w:tcPr>
+          <w:p>
+            <w:pPr>
+              <w:pStyle w:val="PSI-Normal"/>
+            </w:pPr>
+            <w:r>
+              <w:t>Flujo normal</w:t>
+            </w:r>
+          </w:p>
+        </w:tc>
+        <w:tc>
+          <w:tcPr>
+            <w:tcW w:w="805" w:type="dxa"/>
+          </w:tcPr>
+          <w:p>
+            <w:pPr>
+              <w:pStyle w:val="PSI-Normal"/>
+            </w:pPr>
+            <w:r>
+              <w:t>Pasos</w:t>
+            </w:r>
+          </w:p>
+        </w:tc>
+        <w:tc>
+          <w:tcPr>
+            <w:tcW w:w="5068" w:type="dxa"/>
+          </w:tcPr>
+          <w:p>
+            <w:pPr>
+              <w:pStyle w:val="PSI-Normal"/>
+            </w:pPr>
+            <w:r>
+              <w:t>Acciones</w:t>
+            </w:r>
+          </w:p>
+        </w:tc>
+      </w:tr>
+      <w:tr>
+        <w:tc>
+          <w:tcPr>
+            <w:tcW w:w="2809" w:type="dxa"/>
+            <w:vMerge/>
+            <w:shd w:val="clear" w:color="auto" w:fill="9BBB59" w:themeFill="accent3"/>
+          </w:tcPr>
+          <w:p>
+            <w:pPr>
+              <w:pStyle w:val="PSI-Normal"/>
+            </w:pPr>
+          </w:p>
+        </w:tc>
+        <w:tc>
+          <w:tcPr>
+            <w:tcW w:w="805" w:type="dxa"/>
+          </w:tcPr>
+          <w:p>
+            <w:pPr>
+              <w:pStyle w:val="PSI-Normal"/>
+            </w:pPr>
+            <w:r>
+              <w:t>1</w:t>
+            </w:r>
+          </w:p>
+        </w:tc>
+        <w:tc>
+          <w:tcPr>
+            <w:tcW w:w="5068" w:type="dxa"/>
+          </w:tcPr>
+          <w:p>
+            <w:pPr>
+              <w:pStyle w:val="PSI-Normal"/>
+            </w:pPr>
+            <w:r>
+              <w:t>El sistema despliega la pantalla de listado de graduados</w:t>
+            </w:r>
+            <w:r>
+              <w:t xml:space="preserve"> con baja lógica</w:t>
+            </w:r>
+          </w:p>
+        </w:tc>
+      </w:tr>
+      <w:tr>
+        <w:tc>
+          <w:tcPr>
+            <w:tcW w:w="2809" w:type="dxa"/>
+            <w:vMerge/>
+            <w:shd w:val="clear" w:color="auto" w:fill="9BBB59" w:themeFill="accent3"/>
+          </w:tcPr>
+          <w:p>
+            <w:pPr>
+              <w:pStyle w:val="PSI-Normal"/>
+            </w:pPr>
+          </w:p>
+        </w:tc>
+        <w:tc>
+          <w:tcPr>
+            <w:tcW w:w="805" w:type="dxa"/>
+          </w:tcPr>
+          <w:p>
+            <w:pPr>
+              <w:pStyle w:val="PSI-Normal"/>
+            </w:pPr>
+            <w:r>
+              <w:t>2</w:t>
+            </w:r>
+          </w:p>
+        </w:tc>
+        <w:tc>
+          <w:tcPr>
+            <w:tcW w:w="5068" w:type="dxa"/>
+          </w:tcPr>
+          <w:p>
+            <w:pPr>
+              <w:pStyle w:val="PSI-Normal"/>
+            </w:pPr>
+            <w:r>
+              <w:t xml:space="preserve">El usuario selecciona la opción de </w:t>
+            </w:r>
+            <w:r>
+              <w:t>dar de alta a uno de los graduados</w:t>
+            </w:r>
+          </w:p>
+        </w:tc>
+      </w:tr>
+      <w:tr>
+        <w:tc>
+          <w:tcPr>
+            <w:tcW w:w="2809" w:type="dxa"/>
+            <w:vMerge/>
+            <w:shd w:val="clear" w:color="auto" w:fill="9BBB59" w:themeFill="accent3"/>
+          </w:tcPr>
+          <w:p>
+            <w:pPr>
+              <w:pStyle w:val="PSI-Normal"/>
+            </w:pPr>
+          </w:p>
+        </w:tc>
+        <w:tc>
+          <w:tcPr>
+            <w:tcW w:w="805" w:type="dxa"/>
+          </w:tcPr>
+          <w:p>
+            <w:pPr>
+              <w:pStyle w:val="PSI-Normal"/>
+            </w:pPr>
+            <w:r>
+              <w:t>3</w:t>
+            </w:r>
+          </w:p>
+        </w:tc>
+        <w:tc>
+          <w:tcPr>
+            <w:tcW w:w="5068" w:type="dxa"/>
+          </w:tcPr>
+          <w:p>
+            <w:pPr>
+              <w:pStyle w:val="PSI-Normal"/>
+            </w:pPr>
+            <w:r>
+              <w:t xml:space="preserve">El sistema despliega una </w:t>
+            </w:r>
+            <w:r>
+              <w:t>ventana</w:t>
+            </w:r>
+            <w:r>
+              <w:t xml:space="preserve"> </w:t>
+            </w:r>
+            <w:r>
+              <w:t>emergente confirmando si realmente desea dar de alta (“Dar de alta/Retroceder”)</w:t>
+            </w:r>
+          </w:p>
+        </w:tc>
+      </w:tr>
+      <w:tr>
+        <w:tc>
+          <w:tcPr>
+            <w:tcW w:w="2809" w:type="dxa"/>
+            <w:vMerge/>
+            <w:shd w:val="clear" w:color="auto" w:fill="9BBB59" w:themeFill="accent3"/>
+          </w:tcPr>
+          <w:p>
+            <w:pPr>
+              <w:pStyle w:val="PSI-Normal"/>
+            </w:pPr>
+          </w:p>
+        </w:tc>
+        <w:tc>
+          <w:tcPr>
+            <w:tcW w:w="805" w:type="dxa"/>
+          </w:tcPr>
+          <w:p>
+            <w:pPr>
+              <w:pStyle w:val="PSI-Normal"/>
+            </w:pPr>
+            <w:r>
+              <w:t>4</w:t>
+            </w:r>
+          </w:p>
+        </w:tc>
+        <w:tc>
+          <w:tcPr>
+            <w:tcW w:w="5068" w:type="dxa"/>
+          </w:tcPr>
+          <w:p>
+            <w:pPr>
+              <w:pStyle w:val="PSI-Normal"/>
+            </w:pPr>
+            <w:r>
+              <w:t xml:space="preserve">El usuario </w:t>
+            </w:r>
+            <w:r>
+              <w:t>selecciona “Dar de alta”</w:t>
+            </w:r>
+          </w:p>
+        </w:tc>
+      </w:tr>
+      <w:tr>
+        <w:tc>
+          <w:tcPr>
+            <w:tcW w:w="2809" w:type="dxa"/>
+            <w:vMerge/>
+            <w:shd w:val="clear" w:color="auto" w:fill="9BBB59" w:themeFill="accent3"/>
+          </w:tcPr>
+          <w:p>
+            <w:pPr>
+              <w:pStyle w:val="PSI-Normal"/>
+            </w:pPr>
+          </w:p>
+        </w:tc>
+        <w:tc>
+          <w:tcPr>
+            <w:tcW w:w="805" w:type="dxa"/>
+          </w:tcPr>
+          <w:p>
+            <w:pPr>
+              <w:pStyle w:val="PSI-Normal"/>
+            </w:pPr>
+            <w:r>
+              <w:t>5</w:t>
+            </w:r>
+          </w:p>
+        </w:tc>
+        <w:tc>
+          <w:tcPr>
+            <w:tcW w:w="5068" w:type="dxa"/>
+          </w:tcPr>
+          <w:p>
+            <w:pPr>
+              <w:pStyle w:val="PSI-Normal"/>
+            </w:pPr>
+            <w:r>
+              <w:t>Se ejecuta el CU04-Paso 1</w:t>
+            </w:r>
+          </w:p>
+        </w:tc>
+      </w:tr>
+      <w:tr>
+        <w:tc>
+          <w:tcPr>
+            <w:tcW w:w="2809" w:type="dxa"/>
+            <w:shd w:val="clear" w:color="auto" w:fill="76923C" w:themeFill="accent3" w:themeFillShade="BF"/>
+          </w:tcPr>
+          <w:p>
+            <w:pPr>
+              <w:pStyle w:val="PSI-Normal"/>
+            </w:pPr>
+          </w:p>
+        </w:tc>
+        <w:tc>
+          <w:tcPr>
+            <w:tcW w:w="805" w:type="dxa"/>
+            <w:shd w:val="clear" w:color="auto" w:fill="76923C" w:themeFill="accent3" w:themeFillShade="BF"/>
+          </w:tcPr>
+          <w:p>
+            <w:pPr>
+              <w:pStyle w:val="PSI-Normal"/>
+            </w:pPr>
+          </w:p>
+        </w:tc>
+        <w:tc>
+          <w:tcPr>
+            <w:tcW w:w="5068" w:type="dxa"/>
+            <w:shd w:val="clear" w:color="auto" w:fill="76923C" w:themeFill="accent3" w:themeFillShade="BF"/>
+          </w:tcPr>
+          <w:p>
+            <w:pPr>
+              <w:pStyle w:val="PSI-Normal"/>
+            </w:pPr>
+          </w:p>
+        </w:tc>
+      </w:tr>
+      <w:tr>
+        <w:tc>
+          <w:tcPr>
+            <w:tcW w:w="2809" w:type="dxa"/>
+            <w:vMerge w:val="restart"/>
+            <w:shd w:val="clear" w:color="auto" w:fill="9BBB59" w:themeFill="accent3"/>
+          </w:tcPr>
+          <w:p>
+            <w:pPr>
+              <w:pStyle w:val="PSI-Normal"/>
+            </w:pPr>
+            <w:r>
+              <w:t>Flujo alternativo</w:t>
+            </w:r>
+          </w:p>
+        </w:tc>
+        <w:tc>
+          <w:tcPr>
+            <w:tcW w:w="805" w:type="dxa"/>
+            <w:shd w:val="clear" w:color="auto" w:fill="FFFFFF" w:themeFill="background1"/>
+          </w:tcPr>
+          <w:p>
+            <w:pPr>
+              <w:pStyle w:val="PSI-Normal"/>
+            </w:pPr>
+            <w:r>
+              <w:t>2a</w:t>
+            </w:r>
+          </w:p>
+        </w:tc>
+        <w:tc>
+          <w:tcPr>
+            <w:tcW w:w="5068" w:type="dxa"/>
+            <w:shd w:val="clear" w:color="auto" w:fill="FFFFFF" w:themeFill="background1"/>
+          </w:tcPr>
+          <w:p>
+            <w:pPr>
+              <w:pStyle w:val="PSI-Normal"/>
+            </w:pPr>
+            <w:r>
+              <w:t xml:space="preserve">El usuario selecciona la opción modificar </w:t>
+            </w:r>
+            <w:r>
+              <w:t>datos de graduado con baja lógica</w:t>
+            </w:r>
+          </w:p>
+        </w:tc>
+      </w:tr>
+      <w:tr>
+        <w:tc>
+          <w:tcPr>
+            <w:tcW w:w="2809" w:type="dxa"/>
+            <w:vMerge/>
+            <w:shd w:val="clear" w:color="auto" w:fill="9BBB59" w:themeFill="accent3"/>
+          </w:tcPr>
+          <w:p>
+            <w:pPr>
+              <w:pStyle w:val="PSI-Normal"/>
+            </w:pPr>
+          </w:p>
+        </w:tc>
+        <w:tc>
+          <w:tcPr>
+            <w:tcW w:w="805" w:type="dxa"/>
+            <w:shd w:val="clear" w:color="auto" w:fill="FFFFFF" w:themeFill="background1"/>
+          </w:tcPr>
+          <w:p>
+            <w:pPr>
+              <w:pStyle w:val="PSI-Normal"/>
+            </w:pPr>
+            <w:r>
+              <w:t>2a1</w:t>
+            </w:r>
+          </w:p>
+        </w:tc>
+        <w:tc>
+          <w:tcPr>
+            <w:tcW w:w="5068" w:type="dxa"/>
+            <w:shd w:val="clear" w:color="auto" w:fill="FFFFFF" w:themeFill="background1"/>
+          </w:tcPr>
+          <w:p>
+            <w:pPr>
+              <w:pStyle w:val="PSI-Normal"/>
+            </w:pPr>
+            <w:r>
+              <w:t>El flujo sigue en el CU-06 Paso 1</w:t>
+            </w:r>
+          </w:p>
+        </w:tc>
+      </w:tr>
+      <w:tr>
+        <w:tc>
+          <w:tcPr>
+            <w:tcW w:w="2809" w:type="dxa"/>
+            <w:vMerge/>
+            <w:shd w:val="clear" w:color="auto" w:fill="9BBB59" w:themeFill="accent3"/>
+          </w:tcPr>
+          <w:p>
+            <w:pPr>
+              <w:pStyle w:val="PSI-Normal"/>
+            </w:pPr>
+          </w:p>
+        </w:tc>
+        <w:tc>
+          <w:tcPr>
+            <w:tcW w:w="805" w:type="dxa"/>
+            <w:shd w:val="clear" w:color="auto" w:fill="FFFFFF" w:themeFill="background1"/>
+          </w:tcPr>
+          <w:p>
+            <w:pPr>
+              <w:pStyle w:val="PSI-Normal"/>
+            </w:pPr>
+          </w:p>
+        </w:tc>
+        <w:tc>
+          <w:tcPr>
+            <w:tcW w:w="5068" w:type="dxa"/>
+            <w:shd w:val="clear" w:color="auto" w:fill="FFFFFF" w:themeFill="background1"/>
+          </w:tcPr>
+          <w:p>
+            <w:pPr>
+              <w:pStyle w:val="PSI-Normal"/>
+            </w:pPr>
+          </w:p>
+        </w:tc>
+      </w:tr>
+      <w:tr>
+        <w:tc>
+          <w:tcPr>
+            <w:tcW w:w="2809" w:type="dxa"/>
+            <w:vMerge/>
+            <w:shd w:val="clear" w:color="auto" w:fill="9BBB59" w:themeFill="accent3"/>
+          </w:tcPr>
+          <w:p>
+            <w:pPr>
+              <w:pStyle w:val="PSI-Normal"/>
+            </w:pPr>
+          </w:p>
+        </w:tc>
+        <w:tc>
+          <w:tcPr>
+            <w:tcW w:w="805" w:type="dxa"/>
+            <w:shd w:val="clear" w:color="auto" w:fill="FFFFFF" w:themeFill="background1"/>
+          </w:tcPr>
+          <w:p>
+            <w:pPr>
+              <w:pStyle w:val="PSI-Normal"/>
+            </w:pPr>
+            <w:r>
+              <w:t>2b</w:t>
+            </w:r>
+          </w:p>
+        </w:tc>
+        <w:tc>
+          <w:tcPr>
+            <w:tcW w:w="5068" w:type="dxa"/>
+            <w:shd w:val="clear" w:color="auto" w:fill="FFFFFF" w:themeFill="background1"/>
+          </w:tcPr>
+          <w:p>
+            <w:pPr>
+              <w:pStyle w:val="PSI-Normal"/>
+            </w:pPr>
+            <w:r>
+              <w:t xml:space="preserve">El usuario selecciona </w:t>
+            </w:r>
+            <w:r>
+              <w:t xml:space="preserve">eliminar </w:t>
+            </w:r>
+            <w:r>
+              <w:t>graduado</w:t>
+            </w:r>
+          </w:p>
+        </w:tc>
+      </w:tr>
+      <w:tr>
+        <w:tc>
+          <w:tcPr>
+            <w:tcW w:w="2809" w:type="dxa"/>
+            <w:vMerge/>
+            <w:shd w:val="clear" w:color="auto" w:fill="9BBB59" w:themeFill="accent3"/>
+          </w:tcPr>
+          <w:p>
+            <w:pPr>
+              <w:pStyle w:val="PSI-Normal"/>
+            </w:pPr>
+          </w:p>
+        </w:tc>
+        <w:tc>
+          <w:tcPr>
+            <w:tcW w:w="805" w:type="dxa"/>
+            <w:shd w:val="clear" w:color="auto" w:fill="FFFFFF" w:themeFill="background1"/>
+          </w:tcPr>
+          <w:p>
+            <w:pPr>
+              <w:pStyle w:val="PSI-Normal"/>
+            </w:pPr>
+            <w:r>
+              <w:t>2b1</w:t>
+            </w:r>
+          </w:p>
+        </w:tc>
+        <w:tc>
+          <w:tcPr>
+            <w:tcW w:w="5068" w:type="dxa"/>
+            <w:shd w:val="clear" w:color="auto" w:fill="FFFFFF" w:themeFill="background1"/>
+          </w:tcPr>
+          <w:p>
+            <w:pPr>
+              <w:pStyle w:val="PSI-Normal"/>
+            </w:pPr>
+            <w:r>
+              <w:t>El sistema muestra una ventana emergente con un mensaje de advertencia y las opciones “Volver/</w:t>
+            </w:r>
+            <w:r>
+              <w:t>Eliminar permanentemente</w:t>
+            </w:r>
+            <w:r>
+              <w:t>”</w:t>
+            </w:r>
+          </w:p>
+        </w:tc>
+      </w:tr>
+      <w:tr>
+        <w:tc>
+          <w:tcPr>
+            <w:tcW w:w="2809" w:type="dxa"/>
+            <w:vMerge/>
+            <w:shd w:val="clear" w:color="auto" w:fill="9BBB59" w:themeFill="accent3"/>
+          </w:tcPr>
+          <w:p>
+            <w:pPr>
+              <w:pStyle w:val="PSI-Normal"/>
+            </w:pPr>
+          </w:p>
+        </w:tc>
+        <w:tc>
+          <w:tcPr>
+            <w:tcW w:w="805" w:type="dxa"/>
+            <w:shd w:val="clear" w:color="auto" w:fill="FFFFFF" w:themeFill="background1"/>
+          </w:tcPr>
+          <w:p>
+            <w:pPr>
+              <w:pStyle w:val="PSI-Normal"/>
+            </w:pPr>
+            <w:r>
+              <w:t>2b2</w:t>
+            </w:r>
+          </w:p>
+        </w:tc>
+        <w:tc>
+          <w:tcPr>
+            <w:tcW w:w="5068" w:type="dxa"/>
+            <w:shd w:val="clear" w:color="auto" w:fill="FFFFFF" w:themeFill="background1"/>
+          </w:tcPr>
+          <w:p>
+            <w:pPr>
+              <w:pStyle w:val="PSI-Normal"/>
+            </w:pPr>
+            <w:r>
+              <w:t>El usuario da clic en la opción “</w:t>
+            </w:r>
+            <w:r>
+              <w:t>Eliminar permanentemente</w:t>
+            </w:r>
+            <w:r>
+              <w:t>”.</w:t>
+            </w:r>
+          </w:p>
+        </w:tc>
+      </w:tr>
+      <w:tr>
+        <w:tc>
+          <w:tcPr>
+            <w:tcW w:w="2809" w:type="dxa"/>
+            <w:vMerge/>
+            <w:shd w:val="clear" w:color="auto" w:fill="9BBB59" w:themeFill="accent3"/>
+          </w:tcPr>
+          <w:p>
+            <w:pPr>
+              <w:pStyle w:val="PSI-Normal"/>
+            </w:pPr>
+          </w:p>
+        </w:tc>
+        <w:tc>
+          <w:tcPr>
+            <w:tcW w:w="805" w:type="dxa"/>
+            <w:shd w:val="clear" w:color="auto" w:fill="FFFFFF" w:themeFill="background1"/>
+          </w:tcPr>
+          <w:p>
+            <w:pPr>
+              <w:pStyle w:val="PSI-Normal"/>
+            </w:pPr>
+            <w:r>
+              <w:t>2b3</w:t>
+            </w:r>
+          </w:p>
+        </w:tc>
+        <w:tc>
+          <w:tcPr>
+            <w:tcW w:w="5068" w:type="dxa"/>
+            <w:shd w:val="clear" w:color="auto" w:fill="FFFFFF" w:themeFill="background1"/>
+          </w:tcPr>
+          <w:p>
+            <w:pPr>
+              <w:pStyle w:val="PSI-Normal"/>
+            </w:pPr>
+            <w:r>
+              <w:t>El sistema ejecuta el CU-07 Paso 1</w:t>
+            </w:r>
+          </w:p>
+        </w:tc>
+      </w:tr>
+    </w:tbl>
+    <w:p>
+      <w:pPr>
+        <w:pStyle w:val="PSI-Normal"/>
+      </w:pPr>
+    </w:p>
     <w:p>
       <w:pPr>
         <w:pStyle w:val="PSI-Normal"/>
@@ -7948,20 +11420,26 @@
         <w:rPr>
           <w:lang w:val="es-AR"/>
         </w:rPr>
-        <w:t xml:space="preserve"> de analíticos, organizará y unificará la información de graduados, y permitirá obtener estadísticas útiles para la toma de decisiones de la Secretaría Académica. </w:t>
-      </w:r>
-    </w:p>
-    <w:p>
-      <w:pPr>
-        <w:rPr>
-          <w:lang w:val="es-AR"/>
-        </w:rPr>
-      </w:pPr>
+        <w:t xml:space="preserve"> de analíticos, organizará y </w:t>
+      </w:r>
       <w:r>
         <w:rPr>
           <w:lang w:val="es-AR"/>
         </w:rPr>
         <w:lastRenderedPageBreak/>
+        <w:t xml:space="preserve">unificará la información de graduados, y permitirá obtener estadísticas útiles para la toma de decisiones de la Secretaría Académica. </w:t>
+      </w:r>
+    </w:p>
+    <w:p>
+      <w:pPr>
+        <w:rPr>
+          <w:lang w:val="es-AR"/>
+        </w:rPr>
+      </w:pPr>
+      <w:r>
+        <w:rPr>
+          <w:lang w:val="es-AR"/>
+        </w:rPr>
         <w:t>En conjunto, la plataforma se proyecta como una solución técnicamente factible y estratégica para fortalecer el acompañamiento y el bienestar de la comunidad universitaria</w:t>
       </w:r>
     </w:p>
@@ -11216,6 +14694,155 @@
     </w:lvl>
   </w:abstractNum>
   <w:abstractNum w:abstractNumId="23" w15:restartNumberingAfterBreak="0">
+    <w:nsid w:val="7DDA5DE9"/>
+    <w:multiLevelType w:val="multilevel"/>
+    <w:tmpl w:val="52367858"/>
+    <w:lvl w:ilvl="0">
+      <w:start w:val="1"/>
+      <w:numFmt w:val="decimal"/>
+      <w:lvlText w:val="%1."/>
+      <w:lvlJc w:val="left"/>
+      <w:pPr>
+        <w:tabs>
+          <w:tab w:val="num" w:pos="720"/>
+        </w:tabs>
+        <w:ind w:left="720" w:hanging="360"/>
+      </w:pPr>
+      <w:rPr>
+        <w:rFonts w:hint="default"/>
+        <w:sz w:val="20"/>
+      </w:rPr>
+    </w:lvl>
+    <w:lvl w:ilvl="1" w:tentative="1">
+      <w:start w:val="1"/>
+      <w:numFmt w:val="bullet"/>
+      <w:lvlText w:val="o"/>
+      <w:lvlJc w:val="left"/>
+      <w:pPr>
+        <w:tabs>
+          <w:tab w:val="num" w:pos="1440"/>
+        </w:tabs>
+        <w:ind w:left="1440" w:hanging="360"/>
+      </w:pPr>
+      <w:rPr>
+        <w:rFonts w:ascii="Courier New" w:hAnsi="Courier New" w:hint="default"/>
+        <w:sz w:val="20"/>
+      </w:rPr>
+    </w:lvl>
+    <w:lvl w:ilvl="2" w:tentative="1">
+      <w:start w:val="1"/>
+      <w:numFmt w:val="bullet"/>
+      <w:lvlText w:val=""/>
+      <w:lvlJc w:val="left"/>
+      <w:pPr>
+        <w:tabs>
+          <w:tab w:val="num" w:pos="2160"/>
+        </w:tabs>
+        <w:ind w:left="2160" w:hanging="360"/>
+      </w:pPr>
+      <w:rPr>
+        <w:rFonts w:ascii="Wingdings" w:hAnsi="Wingdings" w:hint="default"/>
+        <w:sz w:val="20"/>
+      </w:rPr>
+    </w:lvl>
+    <w:lvl w:ilvl="3" w:tentative="1">
+      <w:start w:val="1"/>
+      <w:numFmt w:val="bullet"/>
+      <w:lvlText w:val=""/>
+      <w:lvlJc w:val="left"/>
+      <w:pPr>
+        <w:tabs>
+          <w:tab w:val="num" w:pos="2880"/>
+        </w:tabs>
+        <w:ind w:left="2880" w:hanging="360"/>
+      </w:pPr>
+      <w:rPr>
+        <w:rFonts w:ascii="Wingdings" w:hAnsi="Wingdings" w:hint="default"/>
+        <w:sz w:val="20"/>
+      </w:rPr>
+    </w:lvl>
+    <w:lvl w:ilvl="4" w:tentative="1">
+      <w:start w:val="1"/>
+      <w:numFmt w:val="bullet"/>
+      <w:lvlText w:val=""/>
+      <w:lvlJc w:val="left"/>
+      <w:pPr>
+        <w:tabs>
+          <w:tab w:val="num" w:pos="3600"/>
+        </w:tabs>
+        <w:ind w:left="3600" w:hanging="360"/>
+      </w:pPr>
+      <w:rPr>
+        <w:rFonts w:ascii="Wingdings" w:hAnsi="Wingdings" w:hint="default"/>
+        <w:sz w:val="20"/>
+      </w:rPr>
+    </w:lvl>
+    <w:lvl w:ilvl="5" w:tentative="1">
+      <w:start w:val="1"/>
+      <w:numFmt w:val="bullet"/>
+      <w:lvlText w:val=""/>
+      <w:lvlJc w:val="left"/>
+      <w:pPr>
+        <w:tabs>
+          <w:tab w:val="num" w:pos="4320"/>
+        </w:tabs>
+        <w:ind w:left="4320" w:hanging="360"/>
+      </w:pPr>
+      <w:rPr>
+        <w:rFonts w:ascii="Wingdings" w:hAnsi="Wingdings" w:hint="default"/>
+        <w:sz w:val="20"/>
+      </w:rPr>
+    </w:lvl>
+    <w:lvl w:ilvl="6" w:tentative="1">
+      <w:start w:val="1"/>
+      <w:numFmt w:val="bullet"/>
+      <w:lvlText w:val=""/>
+      <w:lvlJc w:val="left"/>
+      <w:pPr>
+        <w:tabs>
+          <w:tab w:val="num" w:pos="5040"/>
+        </w:tabs>
+        <w:ind w:left="5040" w:hanging="360"/>
+      </w:pPr>
+      <w:rPr>
+        <w:rFonts w:ascii="Wingdings" w:hAnsi="Wingdings" w:hint="default"/>
+        <w:sz w:val="20"/>
+      </w:rPr>
+    </w:lvl>
+    <w:lvl w:ilvl="7" w:tentative="1">
+      <w:start w:val="1"/>
+      <w:numFmt w:val="bullet"/>
+      <w:lvlText w:val=""/>
+      <w:lvlJc w:val="left"/>
+      <w:pPr>
+        <w:tabs>
+          <w:tab w:val="num" w:pos="5760"/>
+        </w:tabs>
+        <w:ind w:left="5760" w:hanging="360"/>
+      </w:pPr>
+      <w:rPr>
+        <w:rFonts w:ascii="Wingdings" w:hAnsi="Wingdings" w:hint="default"/>
+        <w:sz w:val="20"/>
+      </w:rPr>
+    </w:lvl>
+    <w:lvl w:ilvl="8" w:tentative="1">
+      <w:start w:val="1"/>
+      <w:numFmt w:val="bullet"/>
+      <w:lvlText w:val=""/>
+      <w:lvlJc w:val="left"/>
+      <w:pPr>
+        <w:tabs>
+          <w:tab w:val="num" w:pos="6480"/>
+        </w:tabs>
+        <w:ind w:left="6480" w:hanging="360"/>
+      </w:pPr>
+      <w:rPr>
+        <w:rFonts w:ascii="Wingdings" w:hAnsi="Wingdings" w:hint="default"/>
+        <w:sz w:val="20"/>
+      </w:rPr>
+    </w:lvl>
+  </w:abstractNum>
+  <w:abstractNum w:abstractNumId="24" w15:restartNumberingAfterBreak="0">
     <w:nsid w:val="7EB654FB"/>
     <w:multiLevelType w:val="hybridMultilevel"/>
     <w:tmpl w:val="88E40EEC"/>
@@ -11371,7 +14998,7 @@
     <w:abstractNumId w:val="9"/>
   </w:num>
   <w:num w:numId="23" w16cid:durableId="986395175">
-    <w:abstractNumId w:val="23"/>
+    <w:abstractNumId w:val="24"/>
   </w:num>
   <w:num w:numId="24" w16cid:durableId="1959488229">
     <w:abstractNumId w:val="19"/>
@@ -11381,6 +15008,9 @@
   </w:num>
   <w:num w:numId="26" w16cid:durableId="1645429073">
     <w:abstractNumId w:val="4"/>
+  </w:num>
+  <w:num w:numId="27" w16cid:durableId="1929999461">
+    <w:abstractNumId w:val="23"/>
   </w:num>
 </w:numbering>
 </file>

--- a/A-Documentacion/A-Inicio/Iteracion1-31_8-al-20_9/2-ListadoRequerimientos/eGradudos_Inicio_Iteracion1_RequerimientosPreliminares.docx
+++ b/A-Documentacion/A-Inicio/Iteracion1-31_8-al-20_9/2-ListadoRequerimientos/eGradudos_Inicio_Iteracion1_RequerimientosPreliminares.docx
@@ -1521,7 +1521,7 @@
         <w:pStyle w:val="PSI-Normal"/>
       </w:pPr>
       <w:r>
-        <w:t>El propósito del documento de Listado de Requerimientos Preliminares es describir el proceso de elicitación y análisis de requerimientos que se llevó a cabo para obtener el listado preliminar de requerimientos. A su vez, busca complementar al documento de Reunión de Requerimientos y ser insumo de la Especificación de Requerimientos de Software.</w:t>
+        <w:t>El propósito del documento de Listado de Requerimientos es describir el proceso de elicitación y análisis de requerimientos que se llevó a cabo para obtener el listado preliminar de requerimientos. A su vez, busca complementar al documento de Reunión de Requerimientos y ser insumo de la Especificación de Requerimientos de Software.</w:t>
       </w:r>
     </w:p>
     <w:p>
@@ -8359,10 +8359,7 @@
               <w:pStyle w:val="PSI-Normal"/>
             </w:pPr>
             <w:r>
-              <w:t>CU-0</w:t>
-            </w:r>
-            <w:r>
-              <w:t>5</w:t>
+              <w:t>CU-05</w:t>
             </w:r>
           </w:p>
         </w:tc>
@@ -8552,10 +8549,7 @@
               <w:pStyle w:val="PSI-Normal"/>
             </w:pPr>
             <w:r>
-              <w:t xml:space="preserve">El usuario </w:t>
-            </w:r>
-            <w:r>
-              <w:t>ingresa un DNI, legajo o apellido para buscar en la lista de graduados</w:t>
+              <w:t>El usuario ingresa un DNI, legajo o apellido para buscar en la lista de graduados</w:t>
             </w:r>
           </w:p>
         </w:tc>
@@ -8709,10 +8703,7 @@
               <w:pStyle w:val="PSI-Normal"/>
             </w:pPr>
             <w:r>
-              <w:t>CU-0</w:t>
-            </w:r>
-            <w:r>
-              <w:t>6</w:t>
+              <w:t>CU-06</w:t>
             </w:r>
           </w:p>
         </w:tc>
@@ -9016,10 +9007,7 @@
               <w:pStyle w:val="PSI-Normal"/>
             </w:pPr>
             <w:r>
-              <w:t>CU-0</w:t>
-            </w:r>
-            <w:r>
-              <w:t>7</w:t>
+              <w:t>CU-07</w:t>
             </w:r>
           </w:p>
         </w:tc>
@@ -9297,10 +9285,7 @@
               <w:pStyle w:val="PSI-Normal"/>
             </w:pPr>
             <w:r>
-              <w:t>CU-0</w:t>
-            </w:r>
-            <w:r>
-              <w:t>8</w:t>
+              <w:t>CU-08</w:t>
             </w:r>
           </w:p>
         </w:tc>
@@ -9490,10 +9475,7 @@
               <w:pStyle w:val="PSI-Normal"/>
             </w:pPr>
             <w:r>
-              <w:t xml:space="preserve">El sistema despliega la pantalla de </w:t>
-            </w:r>
-            <w:r>
-              <w:t>listado de graduados</w:t>
+              <w:t>El sistema despliega la pantalla de listado de graduados</w:t>
             </w:r>
           </w:p>
         </w:tc>
@@ -9573,10 +9555,7 @@
               <w:pStyle w:val="PSI-Normal"/>
             </w:pPr>
             <w:r>
-              <w:t xml:space="preserve">El sistema </w:t>
-            </w:r>
-            <w:r>
-              <w:t>despliega una pantalla con un formulario para que el usuario ingrese todos los datos del nuevo graduado</w:t>
+              <w:t>El sistema despliega una pantalla con un formulario para que el usuario ingrese todos los datos del nuevo graduado</w:t>
             </w:r>
           </w:p>
         </w:tc>
@@ -10022,10 +10001,7 @@
               <w:pStyle w:val="PSI-Normal"/>
             </w:pPr>
             <w:r>
-              <w:t>CU-0</w:t>
-            </w:r>
-            <w:r>
-              <w:t>9</w:t>
+              <w:t>CU-09</w:t>
             </w:r>
           </w:p>
         </w:tc>
@@ -10102,10 +10078,7 @@
               <w:pStyle w:val="PSI-Normal"/>
             </w:pPr>
             <w:r>
-              <w:t xml:space="preserve">El usuario ha ingresado al panel </w:t>
-            </w:r>
-            <w:r>
-              <w:t>de estadística</w:t>
+              <w:t>El usuario ha ingresado al panel de estadística</w:t>
             </w:r>
           </w:p>
         </w:tc>
@@ -10372,10 +10345,7 @@
               <w:pStyle w:val="PSI-Normal"/>
             </w:pPr>
             <w:r>
-              <w:t>CU-</w:t>
-            </w:r>
-            <w:r>
-              <w:t>10</w:t>
+              <w:t>CU-10</w:t>
             </w:r>
           </w:p>
         </w:tc>
@@ -10452,10 +10422,7 @@
               <w:pStyle w:val="PSI-Normal"/>
             </w:pPr>
             <w:r>
-              <w:t>El usuario ha ingresado al panel de estadística</w:t>
-            </w:r>
-            <w:r>
-              <w:t xml:space="preserve"> y seleccionado una estadística</w:t>
+              <w:t>El usuario ha ingresado al panel de estadística y seleccionado una estadística</w:t>
             </w:r>
           </w:p>
         </w:tc>
@@ -10642,10 +10609,7 @@
               <w:pStyle w:val="PSI-Normal"/>
             </w:pPr>
             <w:r>
-              <w:t>CU-</w:t>
-            </w:r>
-            <w:r>
-              <w:t>11</w:t>
+              <w:t>CU-11</w:t>
             </w:r>
           </w:p>
         </w:tc>
@@ -10659,10 +10623,7 @@
               <w:pStyle w:val="PSI-Normal"/>
             </w:pPr>
             <w:r>
-              <w:t>Gestionar graduado</w:t>
-            </w:r>
-            <w:r>
-              <w:t xml:space="preserve"> con baja lógica</w:t>
+              <w:t>Gestionar graduado con baja lógica</w:t>
             </w:r>
           </w:p>
         </w:tc>
@@ -10725,10 +10686,7 @@
               <w:pStyle w:val="PSI-Normal"/>
             </w:pPr>
             <w:r>
-              <w:t>El usuario ha ingresado al panel de listado de graduados</w:t>
-            </w:r>
-            <w:r>
-              <w:t xml:space="preserve"> con baja lógica</w:t>
+              <w:t>El usuario ha ingresado al panel de listado de graduados con baja lógica</w:t>
             </w:r>
           </w:p>
         </w:tc>
@@ -10841,10 +10799,7 @@
               <w:pStyle w:val="PSI-Normal"/>
             </w:pPr>
             <w:r>
-              <w:t>El sistema despliega la pantalla de listado de graduados</w:t>
-            </w:r>
-            <w:r>
-              <w:t xml:space="preserve"> con baja lógica</w:t>
+              <w:t>El sistema despliega la pantalla de listado de graduados con baja lógica</w:t>
             </w:r>
           </w:p>
         </w:tc>
@@ -10884,10 +10839,7 @@
               <w:pStyle w:val="PSI-Normal"/>
             </w:pPr>
             <w:r>
-              <w:t xml:space="preserve">El usuario selecciona la opción de </w:t>
-            </w:r>
-            <w:r>
-              <w:t>dar de alta a uno de los graduados</w:t>
+              <w:t>El usuario selecciona la opción de dar de alta a uno de los graduados</w:t>
             </w:r>
           </w:p>
         </w:tc>
@@ -10927,16 +10879,7 @@
               <w:pStyle w:val="PSI-Normal"/>
             </w:pPr>
             <w:r>
-              <w:t xml:space="preserve">El sistema despliega una </w:t>
-            </w:r>
-            <w:r>
-              <w:t>ventana</w:t>
-            </w:r>
-            <w:r>
-              <w:t xml:space="preserve"> </w:t>
-            </w:r>
-            <w:r>
-              <w:t>emergente confirmando si realmente desea dar de alta (“Dar de alta/Retroceder”)</w:t>
+              <w:t>El sistema despliega una ventana emergente confirmando si realmente desea dar de alta (“Dar de alta/Retroceder”)</w:t>
             </w:r>
           </w:p>
         </w:tc>
@@ -10976,10 +10919,7 @@
               <w:pStyle w:val="PSI-Normal"/>
             </w:pPr>
             <w:r>
-              <w:t xml:space="preserve">El usuario </w:t>
-            </w:r>
-            <w:r>
-              <w:t>selecciona “Dar de alta”</w:t>
+              <w:t>El usuario selecciona “Dar de alta”</w:t>
             </w:r>
           </w:p>
         </w:tc>
@@ -11099,10 +11039,7 @@
               <w:pStyle w:val="PSI-Normal"/>
             </w:pPr>
             <w:r>
-              <w:t xml:space="preserve">El usuario selecciona la opción modificar </w:t>
-            </w:r>
-            <w:r>
-              <w:t>datos de graduado con baja lógica</w:t>
+              <w:t>El usuario selecciona la opción modificar datos de graduado con baja lógica</w:t>
             </w:r>
           </w:p>
         </w:tc>
@@ -11368,6 +11305,707 @@
             <w:r>
               <w:t>El sistema ejecuta el CU-07 Paso 1</w:t>
             </w:r>
+          </w:p>
+        </w:tc>
+      </w:tr>
+    </w:tbl>
+    <w:p>
+      <w:pPr>
+        <w:pStyle w:val="PSI-Normal"/>
+      </w:pPr>
+    </w:p>
+    <w:tbl>
+      <w:tblPr>
+        <w:tblStyle w:val="Tablaconcuadrcula"/>
+        <w:tblW w:w="0" w:type="auto"/>
+        <w:tblInd w:w="38" w:type="dxa"/>
+        <w:tblLook w:val="04A0" w:firstRow="1" w:lastRow="0" w:firstColumn="1" w:lastColumn="0" w:noHBand="0" w:noVBand="1"/>
+      </w:tblPr>
+      <w:tblGrid>
+        <w:gridCol w:w="2809"/>
+        <w:gridCol w:w="805"/>
+        <w:gridCol w:w="5068"/>
+      </w:tblGrid>
+      <w:tr>
+        <w:tc>
+          <w:tcPr>
+            <w:tcW w:w="2809" w:type="dxa"/>
+            <w:shd w:val="clear" w:color="auto" w:fill="9BBB59" w:themeFill="accent3"/>
+          </w:tcPr>
+          <w:p>
+            <w:pPr>
+              <w:pStyle w:val="PSI-Normal"/>
+            </w:pPr>
+            <w:r>
+              <w:t>CU-1</w:t>
+            </w:r>
+            <w:r>
+              <w:t>2</w:t>
+            </w:r>
+          </w:p>
+        </w:tc>
+        <w:tc>
+          <w:tcPr>
+            <w:tcW w:w="5873" w:type="dxa"/>
+            <w:gridSpan w:val="2"/>
+          </w:tcPr>
+          <w:p>
+            <w:pPr>
+              <w:pStyle w:val="PSI-Normal"/>
+            </w:pPr>
+            <w:r>
+              <w:t>Cargar listados</w:t>
+            </w:r>
+          </w:p>
+        </w:tc>
+      </w:tr>
+      <w:tr>
+        <w:trPr>
+          <w:trHeight w:val="186"/>
+        </w:trPr>
+        <w:tc>
+          <w:tcPr>
+            <w:tcW w:w="2809" w:type="dxa"/>
+            <w:shd w:val="clear" w:color="auto" w:fill="9BBB59" w:themeFill="accent3"/>
+          </w:tcPr>
+          <w:p>
+            <w:pPr>
+              <w:pStyle w:val="PSI-Normal"/>
+            </w:pPr>
+            <w:r>
+              <w:t>Actores</w:t>
+            </w:r>
+          </w:p>
+        </w:tc>
+        <w:tc>
+          <w:tcPr>
+            <w:tcW w:w="5873" w:type="dxa"/>
+            <w:gridSpan w:val="2"/>
+          </w:tcPr>
+          <w:p>
+            <w:pPr>
+              <w:pStyle w:val="PSI-Normal"/>
+            </w:pPr>
+            <w:r>
+              <w:t>Usuario, BBDD</w:t>
+            </w:r>
+          </w:p>
+        </w:tc>
+      </w:tr>
+      <w:tr>
+        <w:tc>
+          <w:tcPr>
+            <w:tcW w:w="2809" w:type="dxa"/>
+            <w:shd w:val="clear" w:color="auto" w:fill="9BBB59" w:themeFill="accent3"/>
+          </w:tcPr>
+          <w:p>
+            <w:pPr>
+              <w:pStyle w:val="PSI-Normal"/>
+            </w:pPr>
+            <w:r>
+              <w:t>Precondiciones</w:t>
+            </w:r>
+          </w:p>
+        </w:tc>
+        <w:tc>
+          <w:tcPr>
+            <w:tcW w:w="5873" w:type="dxa"/>
+            <w:gridSpan w:val="2"/>
+          </w:tcPr>
+          <w:p>
+            <w:pPr>
+              <w:pStyle w:val="PSI-Normal"/>
+            </w:pPr>
+            <w:r>
+              <w:t xml:space="preserve">El usuario ha ingresado al panel de </w:t>
+            </w:r>
+            <w:r>
+              <w:t>carga de listados</w:t>
+            </w:r>
+          </w:p>
+        </w:tc>
+      </w:tr>
+      <w:tr>
+        <w:tc>
+          <w:tcPr>
+            <w:tcW w:w="2809" w:type="dxa"/>
+            <w:shd w:val="clear" w:color="auto" w:fill="9BBB59" w:themeFill="accent3"/>
+          </w:tcPr>
+          <w:p>
+            <w:pPr>
+              <w:pStyle w:val="PSI-Normal"/>
+            </w:pPr>
+            <w:r>
+              <w:t>Postcondiciones</w:t>
+            </w:r>
+          </w:p>
+        </w:tc>
+        <w:tc>
+          <w:tcPr>
+            <w:tcW w:w="5873" w:type="dxa"/>
+            <w:gridSpan w:val="2"/>
+          </w:tcPr>
+          <w:p>
+            <w:pPr>
+              <w:pStyle w:val="PSI-Normal"/>
+            </w:pPr>
+            <w:r>
+              <w:t>Se registra una o muchas operaciones</w:t>
+            </w:r>
+          </w:p>
+        </w:tc>
+      </w:tr>
+      <w:tr>
+        <w:tc>
+          <w:tcPr>
+            <w:tcW w:w="2809" w:type="dxa"/>
+            <w:vMerge w:val="restart"/>
+            <w:shd w:val="clear" w:color="auto" w:fill="9BBB59" w:themeFill="accent3"/>
+          </w:tcPr>
+          <w:p>
+            <w:pPr>
+              <w:pStyle w:val="PSI-Normal"/>
+            </w:pPr>
+            <w:r>
+              <w:t>Flujo normal</w:t>
+            </w:r>
+          </w:p>
+        </w:tc>
+        <w:tc>
+          <w:tcPr>
+            <w:tcW w:w="805" w:type="dxa"/>
+          </w:tcPr>
+          <w:p>
+            <w:pPr>
+              <w:pStyle w:val="PSI-Normal"/>
+            </w:pPr>
+            <w:r>
+              <w:t>Pasos</w:t>
+            </w:r>
+          </w:p>
+        </w:tc>
+        <w:tc>
+          <w:tcPr>
+            <w:tcW w:w="5068" w:type="dxa"/>
+          </w:tcPr>
+          <w:p>
+            <w:pPr>
+              <w:pStyle w:val="PSI-Normal"/>
+            </w:pPr>
+            <w:r>
+              <w:t>Acciones</w:t>
+            </w:r>
+          </w:p>
+        </w:tc>
+      </w:tr>
+      <w:tr>
+        <w:tc>
+          <w:tcPr>
+            <w:tcW w:w="2809" w:type="dxa"/>
+            <w:vMerge/>
+            <w:shd w:val="clear" w:color="auto" w:fill="9BBB59" w:themeFill="accent3"/>
+          </w:tcPr>
+          <w:p>
+            <w:pPr>
+              <w:pStyle w:val="PSI-Normal"/>
+            </w:pPr>
+          </w:p>
+        </w:tc>
+        <w:tc>
+          <w:tcPr>
+            <w:tcW w:w="805" w:type="dxa"/>
+          </w:tcPr>
+          <w:p>
+            <w:pPr>
+              <w:pStyle w:val="PSI-Normal"/>
+            </w:pPr>
+            <w:r>
+              <w:t>1</w:t>
+            </w:r>
+          </w:p>
+        </w:tc>
+        <w:tc>
+          <w:tcPr>
+            <w:tcW w:w="5068" w:type="dxa"/>
+          </w:tcPr>
+          <w:p>
+            <w:pPr>
+              <w:pStyle w:val="PSI-Normal"/>
+            </w:pPr>
+            <w:r>
+              <w:t xml:space="preserve">El usuario ingresa al panel de cargado de listados </w:t>
+            </w:r>
+            <w:r>
+              <w:t xml:space="preserve">una de las opciones de carga: “Cargar listado becas/ </w:t>
+            </w:r>
+            <w:r>
+              <w:lastRenderedPageBreak/>
+              <w:t>Cargar certificado Lincoln/Cargar listado graduados</w:t>
+            </w:r>
+            <w:r>
+              <w:t>”</w:t>
+            </w:r>
+          </w:p>
+        </w:tc>
+      </w:tr>
+      <w:tr>
+        <w:tc>
+          <w:tcPr>
+            <w:tcW w:w="2809" w:type="dxa"/>
+            <w:vMerge/>
+            <w:shd w:val="clear" w:color="auto" w:fill="9BBB59" w:themeFill="accent3"/>
+          </w:tcPr>
+          <w:p>
+            <w:pPr>
+              <w:pStyle w:val="PSI-Normal"/>
+            </w:pPr>
+          </w:p>
+        </w:tc>
+        <w:tc>
+          <w:tcPr>
+            <w:tcW w:w="805" w:type="dxa"/>
+          </w:tcPr>
+          <w:p>
+            <w:pPr>
+              <w:pStyle w:val="PSI-Normal"/>
+            </w:pPr>
+            <w:r>
+              <w:t>2</w:t>
+            </w:r>
+          </w:p>
+        </w:tc>
+        <w:tc>
+          <w:tcPr>
+            <w:tcW w:w="5068" w:type="dxa"/>
+          </w:tcPr>
+          <w:p>
+            <w:pPr>
+              <w:pStyle w:val="PSI-Normal"/>
+            </w:pPr>
+            <w:r>
+              <w:t xml:space="preserve">El sistema despliega una ventana para que cargue </w:t>
+            </w:r>
+            <w:r>
+              <w:t>el</w:t>
+            </w:r>
+            <w:r>
+              <w:t xml:space="preserve"> listado en formato de hoja de cálculo</w:t>
+            </w:r>
+          </w:p>
+        </w:tc>
+      </w:tr>
+      <w:tr>
+        <w:tc>
+          <w:tcPr>
+            <w:tcW w:w="2809" w:type="dxa"/>
+            <w:vMerge/>
+            <w:shd w:val="clear" w:color="auto" w:fill="9BBB59" w:themeFill="accent3"/>
+          </w:tcPr>
+          <w:p>
+            <w:pPr>
+              <w:pStyle w:val="PSI-Normal"/>
+            </w:pPr>
+          </w:p>
+        </w:tc>
+        <w:tc>
+          <w:tcPr>
+            <w:tcW w:w="805" w:type="dxa"/>
+          </w:tcPr>
+          <w:p>
+            <w:pPr>
+              <w:pStyle w:val="PSI-Normal"/>
+            </w:pPr>
+            <w:r>
+              <w:t>3</w:t>
+            </w:r>
+          </w:p>
+        </w:tc>
+        <w:tc>
+          <w:tcPr>
+            <w:tcW w:w="5068" w:type="dxa"/>
+          </w:tcPr>
+          <w:p>
+            <w:pPr>
+              <w:pStyle w:val="PSI-Normal"/>
+            </w:pPr>
+            <w:r>
+              <w:t>El usuario carga el archivo con el listado de las becas con un formato definido</w:t>
+            </w:r>
+          </w:p>
+        </w:tc>
+      </w:tr>
+      <w:tr>
+        <w:tc>
+          <w:tcPr>
+            <w:tcW w:w="2809" w:type="dxa"/>
+            <w:vMerge/>
+            <w:shd w:val="clear" w:color="auto" w:fill="9BBB59" w:themeFill="accent3"/>
+          </w:tcPr>
+          <w:p>
+            <w:pPr>
+              <w:pStyle w:val="PSI-Normal"/>
+            </w:pPr>
+          </w:p>
+        </w:tc>
+        <w:tc>
+          <w:tcPr>
+            <w:tcW w:w="805" w:type="dxa"/>
+          </w:tcPr>
+          <w:p>
+            <w:pPr>
+              <w:pStyle w:val="PSI-Normal"/>
+            </w:pPr>
+            <w:r>
+              <w:t>4</w:t>
+            </w:r>
+          </w:p>
+        </w:tc>
+        <w:tc>
+          <w:tcPr>
+            <w:tcW w:w="5068" w:type="dxa"/>
+          </w:tcPr>
+          <w:p>
+            <w:pPr>
+              <w:pStyle w:val="PSI-Normal"/>
+            </w:pPr>
+            <w:r>
+              <w:t xml:space="preserve">El sistema </w:t>
+            </w:r>
+            <w:r>
+              <w:t>actualiza los datos en función de los datos cargados CU07-Paso 1</w:t>
+            </w:r>
+          </w:p>
+        </w:tc>
+      </w:tr>
+    </w:tbl>
+    <w:p>
+      <w:pPr>
+        <w:pStyle w:val="PSI-Normal"/>
+      </w:pPr>
+    </w:p>
+    <w:tbl>
+      <w:tblPr>
+        <w:tblStyle w:val="Tablaconcuadrcula"/>
+        <w:tblW w:w="0" w:type="auto"/>
+        <w:tblInd w:w="38" w:type="dxa"/>
+        <w:tblLook w:val="04A0" w:firstRow="1" w:lastRow="0" w:firstColumn="1" w:lastColumn="0" w:noHBand="0" w:noVBand="1"/>
+      </w:tblPr>
+      <w:tblGrid>
+        <w:gridCol w:w="2809"/>
+        <w:gridCol w:w="805"/>
+        <w:gridCol w:w="5068"/>
+      </w:tblGrid>
+      <w:tr>
+        <w:tc>
+          <w:tcPr>
+            <w:tcW w:w="2809" w:type="dxa"/>
+            <w:shd w:val="clear" w:color="auto" w:fill="9BBB59" w:themeFill="accent3"/>
+          </w:tcPr>
+          <w:p>
+            <w:pPr>
+              <w:pStyle w:val="PSI-Normal"/>
+            </w:pPr>
+            <w:r>
+              <w:t>CU-12</w:t>
+            </w:r>
+          </w:p>
+        </w:tc>
+        <w:tc>
+          <w:tcPr>
+            <w:tcW w:w="5873" w:type="dxa"/>
+            <w:gridSpan w:val="2"/>
+          </w:tcPr>
+          <w:p>
+            <w:pPr>
+              <w:pStyle w:val="PSI-Normal"/>
+            </w:pPr>
+            <w:r>
+              <w:t>Gestionar carrera/escuela</w:t>
+            </w:r>
+          </w:p>
+        </w:tc>
+      </w:tr>
+      <w:tr>
+        <w:trPr>
+          <w:trHeight w:val="186"/>
+        </w:trPr>
+        <w:tc>
+          <w:tcPr>
+            <w:tcW w:w="2809" w:type="dxa"/>
+            <w:shd w:val="clear" w:color="auto" w:fill="9BBB59" w:themeFill="accent3"/>
+          </w:tcPr>
+          <w:p>
+            <w:pPr>
+              <w:pStyle w:val="PSI-Normal"/>
+            </w:pPr>
+            <w:r>
+              <w:t>Actores</w:t>
+            </w:r>
+          </w:p>
+        </w:tc>
+        <w:tc>
+          <w:tcPr>
+            <w:tcW w:w="5873" w:type="dxa"/>
+            <w:gridSpan w:val="2"/>
+          </w:tcPr>
+          <w:p>
+            <w:pPr>
+              <w:pStyle w:val="PSI-Normal"/>
+            </w:pPr>
+            <w:r>
+              <w:t>Usuario, BBDD</w:t>
+            </w:r>
+          </w:p>
+        </w:tc>
+      </w:tr>
+      <w:tr>
+        <w:tc>
+          <w:tcPr>
+            <w:tcW w:w="2809" w:type="dxa"/>
+            <w:shd w:val="clear" w:color="auto" w:fill="9BBB59" w:themeFill="accent3"/>
+          </w:tcPr>
+          <w:p>
+            <w:pPr>
+              <w:pStyle w:val="PSI-Normal"/>
+            </w:pPr>
+            <w:r>
+              <w:t>Precondiciones</w:t>
+            </w:r>
+          </w:p>
+        </w:tc>
+        <w:tc>
+          <w:tcPr>
+            <w:tcW w:w="5873" w:type="dxa"/>
+            <w:gridSpan w:val="2"/>
+          </w:tcPr>
+          <w:p>
+            <w:pPr>
+              <w:pStyle w:val="PSI-Normal"/>
+            </w:pPr>
+            <w:r>
+              <w:t>El usuario ha ingresado al panel de carga de listados</w:t>
+            </w:r>
+          </w:p>
+        </w:tc>
+      </w:tr>
+      <w:tr>
+        <w:tc>
+          <w:tcPr>
+            <w:tcW w:w="2809" w:type="dxa"/>
+            <w:shd w:val="clear" w:color="auto" w:fill="9BBB59" w:themeFill="accent3"/>
+          </w:tcPr>
+          <w:p>
+            <w:pPr>
+              <w:pStyle w:val="PSI-Normal"/>
+            </w:pPr>
+            <w:r>
+              <w:t>Postcondiciones</w:t>
+            </w:r>
+          </w:p>
+        </w:tc>
+        <w:tc>
+          <w:tcPr>
+            <w:tcW w:w="5873" w:type="dxa"/>
+            <w:gridSpan w:val="2"/>
+          </w:tcPr>
+          <w:p>
+            <w:pPr>
+              <w:pStyle w:val="PSI-Normal"/>
+            </w:pPr>
+            <w:r>
+              <w:t>Se registra una o muchas operaciones</w:t>
+            </w:r>
+          </w:p>
+        </w:tc>
+      </w:tr>
+      <w:tr>
+        <w:tc>
+          <w:tcPr>
+            <w:tcW w:w="2809" w:type="dxa"/>
+            <w:vMerge w:val="restart"/>
+            <w:shd w:val="clear" w:color="auto" w:fill="9BBB59" w:themeFill="accent3"/>
+          </w:tcPr>
+          <w:p>
+            <w:pPr>
+              <w:pStyle w:val="PSI-Normal"/>
+            </w:pPr>
+            <w:r>
+              <w:t>Flujo normal</w:t>
+            </w:r>
+          </w:p>
+        </w:tc>
+        <w:tc>
+          <w:tcPr>
+            <w:tcW w:w="805" w:type="dxa"/>
+          </w:tcPr>
+          <w:p>
+            <w:pPr>
+              <w:pStyle w:val="PSI-Normal"/>
+            </w:pPr>
+            <w:r>
+              <w:t>Pasos</w:t>
+            </w:r>
+          </w:p>
+        </w:tc>
+        <w:tc>
+          <w:tcPr>
+            <w:tcW w:w="5068" w:type="dxa"/>
+          </w:tcPr>
+          <w:p>
+            <w:pPr>
+              <w:pStyle w:val="PSI-Normal"/>
+            </w:pPr>
+            <w:r>
+              <w:t>Acciones</w:t>
+            </w:r>
+          </w:p>
+        </w:tc>
+      </w:tr>
+      <w:tr>
+        <w:tc>
+          <w:tcPr>
+            <w:tcW w:w="2809" w:type="dxa"/>
+            <w:vMerge/>
+            <w:shd w:val="clear" w:color="auto" w:fill="9BBB59" w:themeFill="accent3"/>
+          </w:tcPr>
+          <w:p>
+            <w:pPr>
+              <w:pStyle w:val="PSI-Normal"/>
+            </w:pPr>
+          </w:p>
+        </w:tc>
+        <w:tc>
+          <w:tcPr>
+            <w:tcW w:w="805" w:type="dxa"/>
+          </w:tcPr>
+          <w:p>
+            <w:pPr>
+              <w:pStyle w:val="PSI-Normal"/>
+            </w:pPr>
+            <w:r>
+              <w:t>1</w:t>
+            </w:r>
+          </w:p>
+        </w:tc>
+        <w:tc>
+          <w:tcPr>
+            <w:tcW w:w="5068" w:type="dxa"/>
+          </w:tcPr>
+          <w:p>
+            <w:pPr>
+              <w:pStyle w:val="PSI-Normal"/>
+            </w:pPr>
+          </w:p>
+        </w:tc>
+      </w:tr>
+      <w:tr>
+        <w:tc>
+          <w:tcPr>
+            <w:tcW w:w="2809" w:type="dxa"/>
+            <w:vMerge/>
+            <w:shd w:val="clear" w:color="auto" w:fill="9BBB59" w:themeFill="accent3"/>
+          </w:tcPr>
+          <w:p>
+            <w:pPr>
+              <w:pStyle w:val="PSI-Normal"/>
+            </w:pPr>
+          </w:p>
+        </w:tc>
+        <w:tc>
+          <w:tcPr>
+            <w:tcW w:w="805" w:type="dxa"/>
+          </w:tcPr>
+          <w:p>
+            <w:pPr>
+              <w:pStyle w:val="PSI-Normal"/>
+            </w:pPr>
+            <w:r>
+              <w:t>2</w:t>
+            </w:r>
+          </w:p>
+        </w:tc>
+        <w:tc>
+          <w:tcPr>
+            <w:tcW w:w="5068" w:type="dxa"/>
+          </w:tcPr>
+          <w:p>
+            <w:pPr>
+              <w:pStyle w:val="PSI-Normal"/>
+            </w:pPr>
+          </w:p>
+        </w:tc>
+      </w:tr>
+      <w:tr>
+        <w:tc>
+          <w:tcPr>
+            <w:tcW w:w="2809" w:type="dxa"/>
+            <w:vMerge/>
+            <w:shd w:val="clear" w:color="auto" w:fill="9BBB59" w:themeFill="accent3"/>
+          </w:tcPr>
+          <w:p>
+            <w:pPr>
+              <w:pStyle w:val="PSI-Normal"/>
+            </w:pPr>
+          </w:p>
+        </w:tc>
+        <w:tc>
+          <w:tcPr>
+            <w:tcW w:w="805" w:type="dxa"/>
+          </w:tcPr>
+          <w:p>
+            <w:pPr>
+              <w:pStyle w:val="PSI-Normal"/>
+            </w:pPr>
+            <w:r>
+              <w:t>3</w:t>
+            </w:r>
+          </w:p>
+        </w:tc>
+        <w:tc>
+          <w:tcPr>
+            <w:tcW w:w="5068" w:type="dxa"/>
+          </w:tcPr>
+          <w:p>
+            <w:pPr>
+              <w:pStyle w:val="PSI-Normal"/>
+            </w:pPr>
+          </w:p>
+        </w:tc>
+      </w:tr>
+      <w:tr>
+        <w:tc>
+          <w:tcPr>
+            <w:tcW w:w="2809" w:type="dxa"/>
+            <w:vMerge/>
+            <w:shd w:val="clear" w:color="auto" w:fill="9BBB59" w:themeFill="accent3"/>
+          </w:tcPr>
+          <w:p>
+            <w:pPr>
+              <w:pStyle w:val="PSI-Normal"/>
+            </w:pPr>
+          </w:p>
+        </w:tc>
+        <w:tc>
+          <w:tcPr>
+            <w:tcW w:w="805" w:type="dxa"/>
+          </w:tcPr>
+          <w:p>
+            <w:pPr>
+              <w:pStyle w:val="PSI-Normal"/>
+            </w:pPr>
+            <w:r>
+              <w:t>4</w:t>
+            </w:r>
+          </w:p>
+        </w:tc>
+        <w:tc>
+          <w:tcPr>
+            <w:tcW w:w="5068" w:type="dxa"/>
+          </w:tcPr>
+          <w:p>
+            <w:pPr>
+              <w:pStyle w:val="PSI-Normal"/>
+            </w:pPr>
           </w:p>
         </w:tc>
       </w:tr>
@@ -11420,14 +12058,7 @@
         <w:rPr>
           <w:lang w:val="es-AR"/>
         </w:rPr>
-        <w:t xml:space="preserve"> de analíticos, organizará y </w:t>
-      </w:r>
-      <w:r>
-        <w:rPr>
-          <w:lang w:val="es-AR"/>
-        </w:rPr>
-        <w:lastRenderedPageBreak/>
-        <w:t xml:space="preserve">unificará la información de graduados, y permitirá obtener estadísticas útiles para la toma de decisiones de la Secretaría Académica. </w:t>
+        <w:t xml:space="preserve"> de analíticos, organizará y unificará la información de graduados, y permitirá obtener estadísticas útiles para la toma de decisiones de la Secretaría Académica. </w:t>
       </w:r>
     </w:p>
     <w:p>
